--- a/backend/templates/contract_gph_individual_rid.docx
+++ b/backend/templates/contract_gph_individual_rid.docx
@@ -11,629 +11,6 @@
         <w:jc w:val="center"/>
         <w:rPr>
           <w:rFonts w:ascii="Times New Roman" w:hAnsi="Times New Roman" w:cs="Times New Roman"/>
-          <w:sz w:val="24"/>
-          <w:szCs w:val="24"/>
-        </w:rPr>
-      </w:pPr>
-      <w:r>
-        <w:rPr>
-          <w:rFonts w:ascii="Times New Roman" w:hAnsi="Times New Roman" w:cs="Times New Roman"/>
-          <w:sz w:val="24"/>
-          <w:szCs w:val="24"/>
-        </w:rPr>
-        <w:t>ДОГОВОР № {{contract_number}}</w:t>
-      </w:r>
-      <w:r>
-        <w:rPr>
-          <w:rFonts w:ascii="Times New Roman" w:hAnsi="Times New Roman" w:cs="Times New Roman"/>
-          <w:sz w:val="24"/>
-          <w:szCs w:val="24"/>
-        </w:rPr>
-      </w:r>
-      <w:r>
-        <w:rPr>
-          <w:rFonts w:ascii="Times New Roman" w:hAnsi="Times New Roman" w:cs="Times New Roman"/>
-          <w:sz w:val="24"/>
-          <w:szCs w:val="24"/>
-          <w:highlight w:val="yellow"/>
-        </w:rPr>
-      </w:r>
-    </w:p>
-    <w:p>
-      <w:pPr>
-        <w:pStyle w:val="ConsPlusNormal"/>
-        <w:spacing w:before="100" w:beforeAutospacing="1" w:after="100" w:afterAutospacing="1" w:line="276" w:lineRule="auto"/>
-        <w:ind w:firstLine="709"/>
-        <w:contextualSpacing/>
-        <w:jc w:val="center"/>
-        <w:rPr>
-          <w:rFonts w:ascii="Times New Roman" w:hAnsi="Times New Roman" w:cs="Times New Roman"/>
-          <w:sz w:val="24"/>
-          <w:szCs w:val="24"/>
-        </w:rPr>
-      </w:pPr>
-      <w:r>
-        <w:rPr>
-          <w:rFonts w:ascii="Times New Roman" w:hAnsi="Times New Roman" w:cs="Times New Roman"/>
-          <w:sz w:val="24"/>
-          <w:szCs w:val="24"/>
-        </w:rPr>
-        <w:t xml:space="preserve"> </w:t>
-      </w:r>
-      <w:r>
-        <w:rPr>
-          <w:rFonts w:ascii="Times New Roman" w:hAnsi="Times New Roman" w:cs="Times New Roman"/>
-          <w:sz w:val="24"/>
-          <w:szCs w:val="24"/>
-        </w:rPr>
-        <w:t xml:space="preserve">об </w:t>
-      </w:r>
-      <w:bookmarkStart w:id="0" w:name="_Hlk127258205"/>
-      <w:r>
-        <w:rPr>
-          <w:rFonts w:ascii="Times New Roman" w:hAnsi="Times New Roman" w:cs="Times New Roman"/>
-          <w:sz w:val="24"/>
-          <w:szCs w:val="24"/>
-        </w:rPr>
-        <w:t>оказании услуг физическими лицами</w:t>
-      </w:r>
-      <w:r>
-        <w:rPr>
-          <w:rFonts w:ascii="Times New Roman" w:hAnsi="Times New Roman" w:cs="Times New Roman"/>
-          <w:sz w:val="24"/>
-          <w:szCs w:val="24"/>
-        </w:rPr>
-        <w:t xml:space="preserve"> </w:t>
-      </w:r>
-      <w:bookmarkEnd w:id="0"/>
-    </w:p>
-    <w:p>
-      <w:pPr>
-        <w:pStyle w:val="ConsPlusNormal"/>
-        <w:spacing w:before="100" w:beforeAutospacing="1" w:after="100" w:afterAutospacing="1" w:line="276" w:lineRule="auto"/>
-        <w:ind w:firstLine="709"/>
-        <w:contextualSpacing/>
-        <w:jc w:val="center"/>
-        <w:rPr>
-          <w:rFonts w:ascii="Times New Roman" w:hAnsi="Times New Roman" w:cs="Times New Roman"/>
-          <w:sz w:val="24"/>
-          <w:szCs w:val="24"/>
-        </w:rPr>
-      </w:pPr>
-    </w:p>
-    <w:tbl>
-      <w:tblPr>
-        <w:tblW w:w="5000" w:type="pct"/>
-        <w:tblBorders>
-          <w:top w:val="single" w:sz="8" w:space="0" w:color="auto"/>
-          <w:left w:val="single" w:sz="8" w:space="0" w:color="auto"/>
-          <w:bottom w:val="single" w:sz="8" w:space="0" w:color="auto"/>
-          <w:right w:val="single" w:sz="8" w:space="0" w:color="auto"/>
-          <w:insideH w:val="single" w:sz="8" w:space="0" w:color="auto"/>
-          <w:insideV w:val="single" w:sz="8" w:space="0" w:color="auto"/>
-        </w:tblBorders>
-        <w:tblCellMar>
-          <w:left w:w="0" w:type="dxa"/>
-          <w:right w:w="0" w:type="dxa"/>
-        </w:tblCellMar>
-        <w:tblLook w:val="04A0" w:firstRow="1" w:lastRow="0" w:firstColumn="1" w:lastColumn="0" w:noHBand="0" w:noVBand="1"/>
-      </w:tblPr>
-      <w:tblGrid>
-        <w:gridCol w:w="4960"/>
-        <w:gridCol w:w="4960"/>
-      </w:tblGrid>
-      <w:tr>
-        <w:tc>
-          <w:tcPr>
-            <w:tcW w:w="4960" w:type="dxa"/>
-            <w:tcBorders>
-              <w:top w:val="nil"/>
-              <w:left w:val="nil"/>
-              <w:bottom w:val="nil"/>
-              <w:right w:val="nil"/>
-            </w:tcBorders>
-          </w:tcPr>
-          <w:p>
-            <w:pPr>
-              <w:pStyle w:val="ConsPlusNormal"/>
-              <w:spacing w:before="100" w:beforeAutospacing="1" w:after="100" w:afterAutospacing="1" w:line="276" w:lineRule="auto"/>
-              <w:contextualSpacing/>
-              <w:rPr>
-                <w:rFonts w:ascii="Times New Roman" w:hAnsi="Times New Roman" w:cs="Times New Roman"/>
-                <w:sz w:val="24"/>
-                <w:szCs w:val="24"/>
-              </w:rPr>
-            </w:pPr>
-            <w:r>
-              <w:rPr>
-                <w:rFonts w:ascii="Times New Roman" w:hAnsi="Times New Roman" w:cs="Times New Roman"/>
-                <w:sz w:val="24"/>
-                <w:szCs w:val="24"/>
-              </w:rPr>
-              <w:t>г. </w:t>
-            </w:r>
-            <w:r>
-              <w:rPr>
-                <w:rFonts w:ascii="Times New Roman" w:hAnsi="Times New Roman" w:cs="Times New Roman"/>
-                <w:sz w:val="24"/>
-                <w:szCs w:val="24"/>
-              </w:rPr>
-              <w:t>Москва</w:t>
-            </w:r>
-          </w:p>
-        </w:tc>
-        <w:tc>
-          <w:tcPr>
-            <w:tcW w:w="4960" w:type="dxa"/>
-            <w:tcBorders>
-              <w:top w:val="nil"/>
-              <w:left w:val="nil"/>
-              <w:bottom w:val="nil"/>
-              <w:right w:val="nil"/>
-            </w:tcBorders>
-          </w:tcPr>
-          <w:p>
-            <w:pPr>
-              <w:pStyle w:val="ConsPlusNormal"/>
-              <w:spacing w:before="100" w:beforeAutospacing="1" w:after="100" w:afterAutospacing="1" w:line="276" w:lineRule="auto"/>
-              <w:ind w:firstLine="709"/>
-              <w:contextualSpacing/>
-              <w:jc w:val="right"/>
-              <w:rPr>
-                <w:rFonts w:ascii="Times New Roman" w:hAnsi="Times New Roman" w:cs="Times New Roman"/>
-                <w:sz w:val="24"/>
-                <w:szCs w:val="24"/>
-              </w:rPr>
-            </w:pPr>
-            <w:r>
-              <w:rPr>
-                <w:rFonts w:ascii="Times New Roman" w:hAnsi="Times New Roman" w:cs="Times New Roman"/>
-                <w:sz w:val="24"/>
-                <w:szCs w:val="24"/>
-                <w:highlight w:val="yellow"/>
-              </w:rPr>
-              <w:t>«{{contract_date_day}}» {{contract_date_month}} {{contract_date_year}} г.</w:t>
-            </w:r>
-            <w:r>
-              <w:rPr>
-                <w:rFonts w:ascii="Times New Roman" w:hAnsi="Times New Roman" w:cs="Times New Roman"/>
-                <w:sz w:val="24"/>
-                <w:szCs w:val="24"/>
-                <w:highlight w:val="yellow"/>
-              </w:rPr>
-            </w:r>
-            <w:r>
-              <w:rPr>
-                <w:rFonts w:ascii="Times New Roman" w:hAnsi="Times New Roman" w:cs="Times New Roman"/>
-                <w:sz w:val="24"/>
-                <w:szCs w:val="24"/>
-                <w:highlight w:val="yellow"/>
-              </w:rPr>
-            </w:r>
-            <w:r>
-              <w:rPr>
-                <w:rFonts w:ascii="Times New Roman" w:hAnsi="Times New Roman" w:cs="Times New Roman"/>
-                <w:sz w:val="24"/>
-                <w:szCs w:val="24"/>
-                <w:highlight w:val="yellow"/>
-              </w:rPr>
-            </w:r>
-            <w:r>
-              <w:rPr>
-                <w:rFonts w:ascii="Times New Roman" w:hAnsi="Times New Roman" w:cs="Times New Roman"/>
-                <w:sz w:val="24"/>
-                <w:szCs w:val="24"/>
-                <w:highlight w:val="yellow"/>
-              </w:rPr>
-            </w:r>
-            <w:r>
-              <w:rPr>
-                <w:rFonts w:ascii="Times New Roman" w:hAnsi="Times New Roman" w:cs="Times New Roman"/>
-                <w:sz w:val="24"/>
-                <w:szCs w:val="24"/>
-                <w:highlight w:val="yellow"/>
-              </w:rPr>
-            </w:r>
-            <w:r>
-              <w:rPr>
-                <w:rFonts w:ascii="Times New Roman" w:hAnsi="Times New Roman" w:cs="Times New Roman"/>
-                <w:sz w:val="24"/>
-                <w:szCs w:val="24"/>
-                <w:highlight w:val="yellow"/>
-              </w:rPr>
-            </w:r>
-            <w:r>
-              <w:rPr>
-                <w:rFonts w:ascii="Times New Roman" w:hAnsi="Times New Roman" w:cs="Times New Roman"/>
-                <w:sz w:val="24"/>
-                <w:szCs w:val="24"/>
-              </w:rPr>
-            </w:r>
-            <w:r>
-              <w:rPr>
-                <w:rFonts w:ascii="Times New Roman" w:hAnsi="Times New Roman" w:cs="Times New Roman"/>
-                <w:sz w:val="24"/>
-                <w:szCs w:val="24"/>
-              </w:rPr>
-            </w:r>
-          </w:p>
-        </w:tc>
-      </w:tr>
-    </w:tbl>
-    <w:p>
-      <w:pPr>
-        <w:pStyle w:val="ConsPlusNormal"/>
-        <w:spacing w:before="100" w:beforeAutospacing="1" w:after="100" w:afterAutospacing="1" w:line="276" w:lineRule="auto"/>
-        <w:ind w:firstLine="709"/>
-        <w:contextualSpacing/>
-        <w:jc w:val="both"/>
-        <w:rPr>
-          <w:rFonts w:ascii="Times New Roman" w:hAnsi="Times New Roman" w:cs="Times New Roman"/>
-          <w:sz w:val="24"/>
-          <w:szCs w:val="24"/>
-        </w:rPr>
-      </w:pPr>
-      <w:bookmarkStart w:id="1" w:name="_Hlk93054534"/>
-      <w:r>
-        <w:rPr>
-          <w:rFonts w:ascii="Times New Roman" w:hAnsi="Times New Roman" w:cs="Times New Roman"/>
-          <w:b/>
-          <w:bCs/>
-          <w:sz w:val="24"/>
-          <w:szCs w:val="24"/>
-        </w:rPr>
-        <w:t>Всероссийская общественная молодежная организация «Всероссийский студенческий корпус спасателей» (ВСКС), именуемая в дальнейшем «Заказчик», в лице президента {{customer_signatory_name}}, действующего на основании Устава, с одной стороны, и гражданин Российской Федерации {{contractor_signatory_name}}, далее именуемый «Исполнитель», с другой стороны, далее совместно именуемые «Стороны», заключили настоящий договор (далее - Договор) о нижеследующем:</w:t>
-      </w:r>
-      <w:r>
-        <w:rPr>
-          <w:rFonts w:ascii="Times New Roman" w:hAnsi="Times New Roman" w:cs="Times New Roman"/>
-          <w:b/>
-          <w:bCs/>
-          <w:sz w:val="24"/>
-          <w:szCs w:val="24"/>
-        </w:rPr>
-      </w:r>
-      <w:r>
-        <w:rPr>
-          <w:rFonts w:ascii="Times New Roman" w:hAnsi="Times New Roman" w:cs="Times New Roman"/>
-          <w:b/>
-          <w:bCs/>
-          <w:sz w:val="24"/>
-          <w:szCs w:val="24"/>
-        </w:rPr>
-      </w:r>
-      <w:r>
-        <w:rPr>
-          <w:rFonts w:ascii="Times New Roman" w:hAnsi="Times New Roman" w:cs="Times New Roman"/>
-          <w:b/>
-          <w:bCs/>
-          <w:sz w:val="24"/>
-          <w:szCs w:val="24"/>
-        </w:rPr>
-      </w:r>
-      <w:r>
-        <w:rPr>
-          <w:rFonts w:ascii="Times New Roman" w:hAnsi="Times New Roman" w:cs="Times New Roman"/>
-          <w:b/>
-          <w:bCs/>
-          <w:sz w:val="24"/>
-          <w:szCs w:val="24"/>
-        </w:rPr>
-      </w:r>
-      <w:r>
-        <w:rPr>
-          <w:rFonts w:ascii="Times New Roman" w:hAnsi="Times New Roman" w:cs="Times New Roman"/>
-          <w:b/>
-          <w:bCs/>
-          <w:sz w:val="24"/>
-          <w:szCs w:val="24"/>
-        </w:rPr>
-      </w:r>
-      <w:r>
-        <w:rPr>
-          <w:rFonts w:ascii="Times New Roman" w:hAnsi="Times New Roman" w:cs="Times New Roman"/>
-          <w:b/>
-          <w:bCs/>
-          <w:sz w:val="24"/>
-          <w:szCs w:val="24"/>
-        </w:rPr>
-      </w:r>
-      <w:r>
-        <w:rPr>
-          <w:rFonts w:ascii="Times New Roman" w:hAnsi="Times New Roman" w:cs="Times New Roman"/>
-          <w:b/>
-          <w:bCs/>
-          <w:sz w:val="24"/>
-          <w:szCs w:val="24"/>
-        </w:rPr>
-      </w:r>
-      <w:r>
-        <w:rPr>
-          <w:rFonts w:ascii="Times New Roman" w:hAnsi="Times New Roman" w:cs="Times New Roman"/>
-          <w:b/>
-          <w:bCs/>
-          <w:sz w:val="24"/>
-          <w:szCs w:val="24"/>
-        </w:rPr>
-      </w:r>
-      <w:bookmarkEnd w:id="1"/>
-      <w:r>
-        <w:rPr>
-          <w:rFonts w:ascii="Times New Roman" w:hAnsi="Times New Roman" w:cs="Times New Roman"/>
-          <w:b/>
-          <w:bCs/>
-          <w:sz w:val="24"/>
-          <w:szCs w:val="24"/>
-        </w:rPr>
-      </w:r>
-      <w:r>
-        <w:rPr>
-          <w:rFonts w:ascii="Times New Roman" w:hAnsi="Times New Roman" w:cs="Times New Roman"/>
-          <w:b/>
-          <w:bCs/>
-          <w:sz w:val="24"/>
-          <w:szCs w:val="24"/>
-        </w:rPr>
-      </w:r>
-      <w:r>
-        <w:rPr>
-          <w:rFonts w:ascii="Times New Roman" w:hAnsi="Times New Roman" w:cs="Times New Roman"/>
-          <w:sz w:val="24"/>
-          <w:szCs w:val="24"/>
-        </w:rPr>
-      </w:r>
-      <w:r>
-        <w:rPr>
-          <w:rFonts w:ascii="Times New Roman" w:hAnsi="Times New Roman" w:cs="Times New Roman"/>
-          <w:b/>
-          <w:bCs/>
-          <w:sz w:val="24"/>
-          <w:szCs w:val="24"/>
-        </w:rPr>
-      </w:r>
-      <w:r>
-        <w:rPr>
-          <w:rFonts w:ascii="Times New Roman" w:hAnsi="Times New Roman" w:cs="Times New Roman"/>
-          <w:sz w:val="24"/>
-          <w:szCs w:val="24"/>
-        </w:rPr>
-      </w:r>
-      <w:bookmarkStart w:id="2" w:name="_Hlk93054551"/>
-      <w:r>
-        <w:rPr>
-          <w:rFonts w:ascii="Times New Roman" w:hAnsi="Times New Roman" w:cs="Times New Roman"/>
-          <w:sz w:val="24"/>
-          <w:szCs w:val="24"/>
-        </w:rPr>
-      </w:r>
-      <w:r>
-        <w:rPr>
-          <w:rFonts w:ascii="Times New Roman" w:hAnsi="Times New Roman" w:cs="Times New Roman"/>
-          <w:sz w:val="24"/>
-          <w:szCs w:val="24"/>
-        </w:rPr>
-      </w:r>
-      <w:proofErr w:type="spellStart"/>
-      <w:r>
-        <w:rPr>
-          <w:rFonts w:ascii="Times New Roman" w:hAnsi="Times New Roman" w:cs="Times New Roman"/>
-          <w:sz w:val="24"/>
-          <w:szCs w:val="24"/>
-        </w:rPr>
-      </w:r>
-      <w:proofErr w:type="spellEnd"/>
-      <w:r>
-        <w:rPr>
-          <w:rFonts w:ascii="Times New Roman" w:hAnsi="Times New Roman" w:cs="Times New Roman"/>
-          <w:sz w:val="24"/>
-          <w:szCs w:val="24"/>
-        </w:rPr>
-      </w:r>
-      <w:bookmarkEnd w:id="2"/>
-      <w:r>
-        <w:rPr>
-          <w:rFonts w:ascii="Times New Roman" w:hAnsi="Times New Roman" w:cs="Times New Roman"/>
-          <w:sz w:val="24"/>
-          <w:szCs w:val="24"/>
-        </w:rPr>
-      </w:r>
-      <w:r>
-        <w:rPr>
-          <w:rFonts w:ascii="Times New Roman" w:hAnsi="Times New Roman" w:cs="Times New Roman"/>
-          <w:sz w:val="24"/>
-          <w:szCs w:val="24"/>
-        </w:rPr>
-      </w:r>
-      <w:r>
-        <w:rPr>
-          <w:rFonts w:ascii="Times New Roman" w:hAnsi="Times New Roman" w:cs="Times New Roman"/>
-          <w:sz w:val="24"/>
-          <w:szCs w:val="24"/>
-        </w:rPr>
-      </w:r>
-      <w:r>
-        <w:rPr>
-          <w:rFonts w:ascii="Times New Roman" w:hAnsi="Times New Roman" w:cs="Times New Roman"/>
-          <w:sz w:val="24"/>
-          <w:szCs w:val="24"/>
-        </w:rPr>
-      </w:r>
-      <w:r>
-        <w:rPr>
-          <w:rFonts w:ascii="Times New Roman" w:hAnsi="Times New Roman" w:cs="Times New Roman"/>
-          <w:sz w:val="24"/>
-          <w:szCs w:val="24"/>
-        </w:rPr>
-      </w:r>
-      <w:r>
-        <w:rPr>
-          <w:rFonts w:ascii="Times New Roman" w:hAnsi="Times New Roman" w:cs="Times New Roman"/>
-          <w:sz w:val="24"/>
-          <w:szCs w:val="24"/>
-        </w:rPr>
-      </w:r>
-      <w:r>
-        <w:rPr>
-          <w:rFonts w:ascii="Times New Roman" w:hAnsi="Times New Roman" w:cs="Times New Roman"/>
-          <w:sz w:val="24"/>
-          <w:szCs w:val="24"/>
-        </w:rPr>
-      </w:r>
-      <w:r>
-        <w:rPr>
-          <w:rFonts w:ascii="Times New Roman" w:hAnsi="Times New Roman" w:cs="Times New Roman"/>
-          <w:sz w:val="24"/>
-          <w:szCs w:val="24"/>
-        </w:rPr>
-      </w:r>
-      <w:r>
-        <w:rPr>
-          <w:rFonts w:ascii="Times New Roman" w:hAnsi="Times New Roman" w:cs="Times New Roman"/>
-          <w:sz w:val="24"/>
-          <w:szCs w:val="24"/>
-        </w:rPr>
-      </w:r>
-      <w:r>
-        <w:rPr>
-          <w:rFonts w:ascii="Times New Roman" w:hAnsi="Times New Roman" w:cs="Times New Roman"/>
-          <w:sz w:val="24"/>
-          <w:szCs w:val="24"/>
-          <w:highlight w:val="yellow"/>
-        </w:rPr>
-      </w:r>
-      <w:r>
-        <w:rPr>
-          <w:rFonts w:ascii="Times New Roman" w:hAnsi="Times New Roman" w:cs="Times New Roman"/>
-          <w:sz w:val="24"/>
-          <w:szCs w:val="24"/>
-          <w:highlight w:val="yellow"/>
-        </w:rPr>
-      </w:r>
-      <w:r>
-        <w:rPr>
-          <w:rFonts w:ascii="Times New Roman" w:hAnsi="Times New Roman" w:cs="Times New Roman"/>
-          <w:sz w:val="24"/>
-          <w:szCs w:val="24"/>
-        </w:rPr>
-      </w:r>
-      <w:r>
-        <w:rPr>
-          <w:rFonts w:ascii="Times New Roman" w:hAnsi="Times New Roman" w:cs="Times New Roman"/>
-          <w:b/>
-          <w:bCs/>
-          <w:sz w:val="24"/>
-          <w:szCs w:val="24"/>
-        </w:rPr>
-      </w:r>
-      <w:r>
-        <w:rPr>
-          <w:rFonts w:ascii="Times New Roman" w:hAnsi="Times New Roman" w:cs="Times New Roman"/>
-          <w:b/>
-          <w:bCs/>
-          <w:sz w:val="24"/>
-          <w:szCs w:val="24"/>
-        </w:rPr>
-      </w:r>
-      <w:r>
-        <w:rPr>
-          <w:rFonts w:ascii="Times New Roman" w:hAnsi="Times New Roman" w:cs="Times New Roman"/>
-          <w:b/>
-          <w:bCs/>
-          <w:sz w:val="24"/>
-          <w:szCs w:val="24"/>
-        </w:rPr>
-      </w:r>
-      <w:r>
-        <w:rPr>
-          <w:rFonts w:ascii="Times New Roman" w:hAnsi="Times New Roman" w:cs="Times New Roman"/>
-          <w:sz w:val="24"/>
-          <w:szCs w:val="24"/>
-        </w:rPr>
-      </w:r>
-      <w:r>
-        <w:rPr>
-          <w:rFonts w:ascii="Times New Roman" w:hAnsi="Times New Roman" w:cs="Times New Roman"/>
-          <w:sz w:val="24"/>
-          <w:szCs w:val="24"/>
-        </w:rPr>
-      </w:r>
-      <w:r>
-        <w:rPr>
-          <w:rFonts w:ascii="Times New Roman" w:hAnsi="Times New Roman" w:cs="Times New Roman"/>
-          <w:sz w:val="24"/>
-          <w:szCs w:val="24"/>
-        </w:rPr>
-      </w:r>
-      <w:r>
-        <w:rPr>
-          <w:rFonts w:ascii="Times New Roman" w:hAnsi="Times New Roman" w:cs="Times New Roman"/>
-          <w:sz w:val="24"/>
-          <w:szCs w:val="24"/>
-        </w:rPr>
-      </w:r>
-      <w:r>
-        <w:rPr>
-          <w:rFonts w:ascii="Times New Roman" w:hAnsi="Times New Roman" w:cs="Times New Roman"/>
-          <w:sz w:val="24"/>
-          <w:szCs w:val="24"/>
-        </w:rPr>
-      </w:r>
-    </w:p>
-    <w:p>
-      <w:pPr>
-        <w:pStyle w:val="ConsPlusNormal"/>
-        <w:spacing w:before="100" w:beforeAutospacing="1" w:after="100" w:afterAutospacing="1" w:line="276" w:lineRule="auto"/>
-        <w:ind w:firstLine="709"/>
-        <w:contextualSpacing/>
-        <w:jc w:val="both"/>
-        <w:rPr>
-          <w:rFonts w:ascii="Times New Roman" w:hAnsi="Times New Roman" w:cs="Times New Roman"/>
-          <w:sz w:val="24"/>
-          <w:szCs w:val="24"/>
-        </w:rPr>
-      </w:pPr>
-    </w:p>
-    <w:p>
-      <w:pPr>
-        <w:pStyle w:val="ConsPlusNormal"/>
-        <w:numPr>
-          <w:ilvl w:val="0"/>
-          <w:numId w:val="4"/>
-        </w:numPr>
-        <w:spacing w:before="100" w:beforeAutospacing="1" w:after="100" w:afterAutospacing="1" w:line="276" w:lineRule="auto"/>
-        <w:contextualSpacing/>
-        <w:jc w:val="center"/>
-        <w:outlineLvl w:val="0"/>
-        <w:rPr>
-          <w:rFonts w:ascii="Times New Roman" w:hAnsi="Times New Roman" w:cs="Times New Roman"/>
-          <w:b/>
-          <w:bCs/>
-          <w:sz w:val="24"/>
-          <w:szCs w:val="24"/>
-        </w:rPr>
-      </w:pPr>
-      <w:r>
-        <w:rPr>
-          <w:rFonts w:ascii="Times New Roman" w:hAnsi="Times New Roman" w:cs="Times New Roman"/>
-          <w:b/>
-          <w:bCs/>
-          <w:sz w:val="24"/>
-          <w:szCs w:val="24"/>
-        </w:rPr>
-        <w:t>Предмет Договора</w:t>
-      </w:r>
-    </w:p>
-    <w:p>
-      <w:pPr>
-        <w:pStyle w:val="ConsPlusNormal"/>
-        <w:spacing w:before="100" w:beforeAutospacing="1" w:after="100" w:afterAutospacing="1" w:line="276" w:lineRule="auto"/>
-        <w:ind w:left="360"/>
-        <w:contextualSpacing/>
-        <w:outlineLvl w:val="0"/>
-        <w:rPr>
-          <w:rFonts w:ascii="Times New Roman" w:hAnsi="Times New Roman" w:cs="Times New Roman"/>
-          <w:b/>
-          <w:bCs/>
           <w:sz w:val="24"/>
           <w:szCs w:val="24"/>
         </w:rPr>
@@ -657,2272 +34,6 @@
           <w:szCs w:val="24"/>
         </w:rPr>
       </w:pPr>
-      <w:r>
-        <w:rPr>
-          <w:rFonts w:ascii="Times New Roman" w:hAnsi="Times New Roman" w:cs="Times New Roman"/>
-          <w:sz w:val="24"/>
-          <w:szCs w:val="24"/>
-        </w:rPr>
-        <w:t>Исполнитель обязуется оказать Заказчику услуги, указанные в Приложении № 1, являющемся неотъемлемой частью настоящего Договора (далее – Услуги), а Заказчик обязуется принять и оплатить их в порядке и на условиях, определенных настоящим Договором</w:t>
-      </w:r>
-      <w:r>
-        <w:rPr>
-          <w:rFonts w:ascii="Times New Roman" w:hAnsi="Times New Roman" w:cs="Times New Roman"/>
-          <w:sz w:val="24"/>
-          <w:szCs w:val="24"/>
-        </w:rPr>
-        <w:t>.</w:t>
-      </w:r>
-    </w:p>
-    <w:p>
-      <w:pPr>
-        <w:pStyle w:val="ConsPlusNormal"/>
-        <w:numPr>
-          <w:ilvl w:val="1"/>
-          <w:numId w:val="4"/>
-        </w:numPr>
-        <w:spacing w:before="100" w:beforeAutospacing="1" w:after="100" w:afterAutospacing="1" w:line="276" w:lineRule="auto"/>
-        <w:ind w:left="0" w:firstLine="567"/>
-        <w:contextualSpacing/>
-        <w:jc w:val="both"/>
-        <w:outlineLvl w:val="0"/>
-        <w:rPr>
-          <w:rFonts w:ascii="Times New Roman" w:hAnsi="Times New Roman" w:cs="Times New Roman"/>
-          <w:sz w:val="24"/>
-          <w:szCs w:val="24"/>
-        </w:rPr>
-      </w:pPr>
-      <w:r>
-        <w:rPr>
-          <w:rFonts w:ascii="Times New Roman" w:hAnsi="Times New Roman" w:cs="Times New Roman"/>
-          <w:sz w:val="24"/>
-          <w:szCs w:val="24"/>
-        </w:rPr>
-        <w:t>Исполнитель оказывает Услуги лично, без привлечения третьих лиц.</w:t>
-      </w:r>
-    </w:p>
-    <w:p>
-      <w:pPr>
-        <w:pStyle w:val="ConsPlusNormal"/>
-        <w:numPr>
-          <w:ilvl w:val="1"/>
-          <w:numId w:val="4"/>
-        </w:numPr>
-        <w:spacing w:before="100" w:beforeAutospacing="1" w:after="100" w:afterAutospacing="1" w:line="276" w:lineRule="auto"/>
-        <w:ind w:left="0" w:firstLine="567"/>
-        <w:contextualSpacing/>
-        <w:jc w:val="both"/>
-        <w:outlineLvl w:val="0"/>
-        <w:rPr>
-          <w:rFonts w:ascii="Times New Roman" w:hAnsi="Times New Roman" w:cs="Times New Roman"/>
-          <w:sz w:val="24"/>
-          <w:szCs w:val="24"/>
-        </w:rPr>
-      </w:pPr>
-      <w:r>
-        <w:rPr>
-          <w:rFonts w:ascii="Times New Roman" w:hAnsi="Times New Roman" w:cs="Times New Roman"/>
-          <w:sz w:val="24"/>
-          <w:szCs w:val="24"/>
-        </w:rPr>
-        <w:t>Место оказания Услуг: {{delivery_location}}.</w:t>
-      </w:r>
-      <w:r>
-        <w:rPr>
-          <w:rFonts w:ascii="Times New Roman" w:hAnsi="Times New Roman" w:cs="Times New Roman"/>
-          <w:sz w:val="24"/>
-          <w:szCs w:val="24"/>
-          <w:highlight w:val="yellow"/>
-        </w:rPr>
-      </w:r>
-      <w:r>
-        <w:rPr>
-          <w:rFonts w:ascii="Times New Roman" w:hAnsi="Times New Roman" w:cs="Times New Roman"/>
-          <w:sz w:val="24"/>
-          <w:szCs w:val="24"/>
-        </w:rPr>
-      </w:r>
-    </w:p>
-    <w:p>
-      <w:pPr>
-        <w:pStyle w:val="ConsPlusNormal"/>
-        <w:spacing w:before="100" w:beforeAutospacing="1" w:after="100" w:afterAutospacing="1" w:line="276" w:lineRule="auto"/>
-        <w:ind w:left="567"/>
-        <w:contextualSpacing/>
-        <w:jc w:val="both"/>
-        <w:outlineLvl w:val="0"/>
-        <w:rPr>
-          <w:rFonts w:ascii="Times New Roman" w:hAnsi="Times New Roman" w:cs="Times New Roman"/>
-          <w:sz w:val="24"/>
-          <w:szCs w:val="24"/>
-        </w:rPr>
-      </w:pPr>
-    </w:p>
-    <w:p>
-      <w:pPr>
-        <w:pStyle w:val="ConsPlusNormal"/>
-        <w:numPr>
-          <w:ilvl w:val="0"/>
-          <w:numId w:val="4"/>
-        </w:numPr>
-        <w:spacing w:before="100" w:beforeAutospacing="1" w:after="100" w:afterAutospacing="1" w:line="276" w:lineRule="auto"/>
-        <w:contextualSpacing/>
-        <w:jc w:val="center"/>
-        <w:outlineLvl w:val="0"/>
-        <w:rPr>
-          <w:rFonts w:ascii="Times New Roman" w:hAnsi="Times New Roman" w:cs="Times New Roman"/>
-          <w:b/>
-          <w:bCs/>
-          <w:sz w:val="24"/>
-          <w:szCs w:val="24"/>
-        </w:rPr>
-      </w:pPr>
-      <w:r>
-        <w:rPr>
-          <w:rFonts w:ascii="Times New Roman" w:hAnsi="Times New Roman" w:cs="Times New Roman"/>
-          <w:b/>
-          <w:bCs/>
-          <w:sz w:val="24"/>
-          <w:szCs w:val="24"/>
-        </w:rPr>
-        <w:t>Срок оказания услуг и срок действия Договора</w:t>
-      </w:r>
-    </w:p>
-    <w:p>
-      <w:pPr>
-        <w:pStyle w:val="ConsPlusNormal"/>
-        <w:spacing w:before="100" w:beforeAutospacing="1" w:after="100" w:afterAutospacing="1" w:line="276" w:lineRule="auto"/>
-        <w:ind w:left="360"/>
-        <w:contextualSpacing/>
-        <w:outlineLvl w:val="0"/>
-        <w:rPr>
-          <w:rFonts w:ascii="Times New Roman" w:hAnsi="Times New Roman" w:cs="Times New Roman"/>
-          <w:b/>
-          <w:bCs/>
-          <w:sz w:val="24"/>
-          <w:szCs w:val="24"/>
-        </w:rPr>
-      </w:pPr>
-    </w:p>
-    <w:p>
-      <w:pPr>
-        <w:pStyle w:val="ConsPlusNormal"/>
-        <w:numPr>
-          <w:ilvl w:val="1"/>
-          <w:numId w:val="4"/>
-        </w:numPr>
-        <w:spacing w:before="100" w:beforeAutospacing="1" w:after="100" w:afterAutospacing="1" w:line="276" w:lineRule="auto"/>
-        <w:contextualSpacing/>
-        <w:jc w:val="both"/>
-        <w:outlineLvl w:val="0"/>
-        <w:rPr>
-          <w:rFonts w:ascii="Times New Roman" w:hAnsi="Times New Roman" w:cs="Times New Roman"/>
-          <w:i/>
-          <w:sz w:val="24"/>
-          <w:szCs w:val="24"/>
-          <w:highlight w:val="yellow"/>
-        </w:rPr>
-      </w:pPr>
-      <w:r>
-        <w:rPr>
-          <w:rFonts w:ascii="Times New Roman" w:hAnsi="Times New Roman" w:cs="Times New Roman"/>
-          <w:sz w:val="24"/>
-          <w:szCs w:val="24"/>
-        </w:rPr>
-        <w:t>Срок оказания Услуг устанавливается с {{service_start_date}} по {{service_end_date}} (включительно) / с момента заключения настоящего Договора по {{service_end_date}} (включительно).</w:t>
-      </w:r>
-      <w:r>
-        <w:rPr>
-          <w:rFonts w:ascii="Times New Roman" w:hAnsi="Times New Roman" w:cs="Times New Roman"/>
-          <w:i/>
-          <w:sz w:val="24"/>
-          <w:szCs w:val="24"/>
-          <w:highlight w:val="yellow"/>
-        </w:rPr>
-      </w:r>
-      <w:r>
-        <w:rPr>
-          <w:rFonts w:ascii="Times New Roman" w:hAnsi="Times New Roman" w:cs="Times New Roman"/>
-          <w:i/>
-          <w:sz w:val="24"/>
-          <w:szCs w:val="24"/>
-          <w:highlight w:val="yellow"/>
-        </w:rPr>
-      </w:r>
-      <w:r>
-        <w:rPr>
-          <w:rFonts w:ascii="Times New Roman" w:hAnsi="Times New Roman" w:cs="Times New Roman"/>
-          <w:i/>
-          <w:sz w:val="24"/>
-          <w:szCs w:val="24"/>
-          <w:highlight w:val="yellow"/>
-        </w:rPr>
-      </w:r>
-      <w:r>
-        <w:rPr>
-          <w:rFonts w:ascii="Times New Roman" w:hAnsi="Times New Roman" w:cs="Times New Roman"/>
-          <w:i/>
-          <w:sz w:val="24"/>
-          <w:szCs w:val="24"/>
-          <w:highlight w:val="yellow"/>
-        </w:rPr>
-      </w:r>
-      <w:r>
-        <w:rPr>
-          <w:rFonts w:ascii="Times New Roman" w:hAnsi="Times New Roman" w:cs="Times New Roman"/>
-          <w:i/>
-          <w:sz w:val="24"/>
-          <w:szCs w:val="24"/>
-          <w:highlight w:val="yellow"/>
-        </w:rPr>
-      </w:r>
-      <w:r>
-        <w:rPr>
-          <w:rFonts w:ascii="Times New Roman" w:hAnsi="Times New Roman" w:cs="Times New Roman"/>
-          <w:i/>
-          <w:sz w:val="24"/>
-          <w:szCs w:val="24"/>
-          <w:highlight w:val="yellow"/>
-        </w:rPr>
-      </w:r>
-      <w:r>
-        <w:rPr>
-          <w:rFonts w:ascii="Times New Roman" w:hAnsi="Times New Roman" w:cs="Times New Roman"/>
-          <w:i/>
-          <w:sz w:val="24"/>
-          <w:szCs w:val="24"/>
-          <w:highlight w:val="yellow"/>
-        </w:rPr>
-      </w:r>
-      <w:r>
-        <w:rPr>
-          <w:rFonts w:ascii="Times New Roman" w:hAnsi="Times New Roman" w:cs="Times New Roman"/>
-          <w:i/>
-          <w:sz w:val="24"/>
-          <w:szCs w:val="24"/>
-          <w:highlight w:val="yellow"/>
-        </w:rPr>
-      </w:r>
-      <w:r>
-        <w:rPr>
-          <w:rFonts w:ascii="Times New Roman" w:hAnsi="Times New Roman" w:cs="Times New Roman"/>
-          <w:i/>
-          <w:sz w:val="24"/>
-          <w:szCs w:val="24"/>
-          <w:highlight w:val="yellow"/>
-        </w:rPr>
-      </w:r>
-      <w:r>
-        <w:rPr>
-          <w:rFonts w:ascii="Times New Roman" w:hAnsi="Times New Roman" w:cs="Times New Roman"/>
-          <w:i/>
-          <w:sz w:val="24"/>
-          <w:szCs w:val="24"/>
-          <w:highlight w:val="yellow"/>
-        </w:rPr>
-      </w:r>
-      <w:r>
-        <w:rPr>
-          <w:rFonts w:ascii="Times New Roman" w:hAnsi="Times New Roman" w:cs="Times New Roman"/>
-          <w:i/>
-          <w:sz w:val="24"/>
-          <w:szCs w:val="24"/>
-          <w:highlight w:val="yellow"/>
-        </w:rPr>
-      </w:r>
-      <w:proofErr w:type="gramStart"/>
-      <w:r>
-        <w:rPr>
-          <w:rFonts w:ascii="Times New Roman" w:hAnsi="Times New Roman" w:cs="Times New Roman"/>
-          <w:i/>
-          <w:sz w:val="24"/>
-          <w:szCs w:val="24"/>
-          <w:highlight w:val="yellow"/>
-        </w:rPr>
-      </w:r>
-      <w:r>
-        <w:rPr>
-          <w:rFonts w:ascii="Times New Roman" w:hAnsi="Times New Roman" w:cs="Times New Roman"/>
-          <w:i/>
-          <w:sz w:val="24"/>
-          <w:szCs w:val="24"/>
-          <w:highlight w:val="yellow"/>
-        </w:rPr>
-      </w:r>
-      <w:r>
-        <w:rPr>
-          <w:rFonts w:ascii="Times New Roman" w:hAnsi="Times New Roman" w:cs="Times New Roman"/>
-          <w:i/>
-          <w:sz w:val="24"/>
-          <w:szCs w:val="24"/>
-          <w:highlight w:val="yellow"/>
-        </w:rPr>
-      </w:r>
-      <w:proofErr w:type="gramEnd"/>
-      <w:r>
-        <w:rPr>
-          <w:rFonts w:ascii="Times New Roman" w:hAnsi="Times New Roman" w:cs="Times New Roman"/>
-          <w:i/>
-          <w:sz w:val="24"/>
-          <w:szCs w:val="24"/>
-          <w:highlight w:val="yellow"/>
-        </w:rPr>
-      </w:r>
-      <w:r>
-        <w:rPr>
-          <w:rFonts w:ascii="Times New Roman" w:hAnsi="Times New Roman" w:cs="Times New Roman"/>
-          <w:i/>
-          <w:sz w:val="24"/>
-          <w:szCs w:val="24"/>
-          <w:highlight w:val="yellow"/>
-        </w:rPr>
-      </w:r>
-      <w:r>
-        <w:rPr>
-          <w:rFonts w:ascii="Times New Roman" w:hAnsi="Times New Roman" w:cs="Times New Roman"/>
-          <w:i/>
-          <w:sz w:val="24"/>
-          <w:szCs w:val="24"/>
-          <w:highlight w:val="yellow"/>
-        </w:rPr>
-      </w:r>
-      <w:r>
-        <w:rPr>
-          <w:rFonts w:ascii="Times New Roman" w:hAnsi="Times New Roman" w:cs="Times New Roman"/>
-          <w:i/>
-          <w:sz w:val="24"/>
-          <w:szCs w:val="24"/>
-          <w:highlight w:val="yellow"/>
-        </w:rPr>
-      </w:r>
-      <w:r>
-        <w:rPr>
-          <w:rFonts w:ascii="Times New Roman" w:hAnsi="Times New Roman" w:cs="Times New Roman"/>
-          <w:i/>
-          <w:sz w:val="24"/>
-          <w:szCs w:val="24"/>
-          <w:highlight w:val="yellow"/>
-        </w:rPr>
-      </w:r>
-      <w:r>
-        <w:rPr>
-          <w:rFonts w:ascii="Times New Roman" w:hAnsi="Times New Roman" w:cs="Times New Roman"/>
-          <w:i/>
-          <w:sz w:val="24"/>
-          <w:szCs w:val="24"/>
-          <w:highlight w:val="yellow"/>
-        </w:rPr>
-      </w:r>
-      <w:r>
-        <w:rPr>
-          <w:rFonts w:ascii="Times New Roman" w:hAnsi="Times New Roman" w:cs="Times New Roman"/>
-          <w:i/>
-          <w:sz w:val="24"/>
-          <w:szCs w:val="24"/>
-          <w:highlight w:val="yellow"/>
-        </w:rPr>
-      </w:r>
-      <w:r>
-        <w:rPr>
-          <w:rFonts w:ascii="Times New Roman" w:hAnsi="Times New Roman" w:cs="Times New Roman"/>
-          <w:i/>
-          <w:sz w:val="24"/>
-          <w:szCs w:val="24"/>
-          <w:highlight w:val="yellow"/>
-        </w:rPr>
-      </w:r>
-      <w:r>
-        <w:rPr>
-          <w:rFonts w:ascii="Times New Roman" w:hAnsi="Times New Roman" w:cs="Times New Roman"/>
-          <w:i/>
-          <w:sz w:val="24"/>
-          <w:szCs w:val="24"/>
-          <w:highlight w:val="yellow"/>
-        </w:rPr>
-      </w:r>
-    </w:p>
-    <w:p>
-      <w:pPr>
-        <w:pStyle w:val="ConsPlusNormal"/>
-        <w:numPr>
-          <w:ilvl w:val="1"/>
-          <w:numId w:val="4"/>
-        </w:numPr>
-        <w:spacing w:before="100" w:beforeAutospacing="1" w:after="100" w:afterAutospacing="1" w:line="276" w:lineRule="auto"/>
-        <w:contextualSpacing/>
-        <w:jc w:val="both"/>
-        <w:outlineLvl w:val="0"/>
-        <w:rPr>
-          <w:rFonts w:ascii="Times New Roman" w:hAnsi="Times New Roman" w:cs="Times New Roman"/>
-          <w:sz w:val="24"/>
-          <w:szCs w:val="24"/>
-        </w:rPr>
-      </w:pPr>
-      <w:r>
-        <w:rPr>
-          <w:rFonts w:ascii="Times New Roman" w:hAnsi="Times New Roman" w:cs="Times New Roman"/>
-          <w:sz w:val="24"/>
-          <w:szCs w:val="24"/>
-        </w:rPr>
-        <w:t>Договор вступает в силу со дня заключения и действует до полного исполнения Сторонами своих обязательств.</w:t>
-      </w:r>
-      <w:r>
-        <w:rPr>
-          <w:rFonts w:ascii="Times New Roman" w:hAnsi="Times New Roman" w:cs="Times New Roman"/>
-          <w:sz w:val="24"/>
-          <w:szCs w:val="24"/>
-        </w:rPr>
-        <w:t xml:space="preserve"> </w:t>
-      </w:r>
-    </w:p>
-    <w:p>
-      <w:pPr>
-        <w:pStyle w:val="ConsPlusNormal"/>
-        <w:spacing w:before="100" w:beforeAutospacing="1" w:after="100" w:afterAutospacing="1" w:line="276" w:lineRule="auto"/>
-        <w:ind w:left="1000"/>
-        <w:contextualSpacing/>
-        <w:jc w:val="both"/>
-        <w:outlineLvl w:val="0"/>
-        <w:rPr>
-          <w:rFonts w:ascii="Times New Roman" w:hAnsi="Times New Roman" w:cs="Times New Roman"/>
-          <w:sz w:val="24"/>
-          <w:szCs w:val="24"/>
-        </w:rPr>
-      </w:pPr>
-    </w:p>
-    <w:p>
-      <w:pPr>
-        <w:pStyle w:val="ConsPlusNormal"/>
-        <w:numPr>
-          <w:ilvl w:val="0"/>
-          <w:numId w:val="4"/>
-        </w:numPr>
-        <w:spacing w:before="100" w:beforeAutospacing="1" w:after="100" w:afterAutospacing="1" w:line="276" w:lineRule="auto"/>
-        <w:contextualSpacing/>
-        <w:jc w:val="center"/>
-        <w:outlineLvl w:val="0"/>
-        <w:rPr>
-          <w:rFonts w:ascii="Times New Roman" w:hAnsi="Times New Roman" w:cs="Times New Roman"/>
-          <w:b/>
-          <w:bCs/>
-          <w:sz w:val="24"/>
-          <w:szCs w:val="24"/>
-        </w:rPr>
-      </w:pPr>
-      <w:r>
-        <w:rPr>
-          <w:rFonts w:ascii="Times New Roman" w:hAnsi="Times New Roman" w:cs="Times New Roman"/>
-          <w:b/>
-          <w:bCs/>
-          <w:sz w:val="24"/>
-          <w:szCs w:val="24"/>
-        </w:rPr>
-        <w:t>Права и обязанности сторон</w:t>
-      </w:r>
-    </w:p>
-    <w:p>
-      <w:pPr>
-        <w:pStyle w:val="ConsPlusNormal"/>
-        <w:spacing w:before="100" w:beforeAutospacing="1" w:after="100" w:afterAutospacing="1" w:line="276" w:lineRule="auto"/>
-        <w:ind w:left="360"/>
-        <w:contextualSpacing/>
-        <w:outlineLvl w:val="0"/>
-        <w:rPr>
-          <w:rFonts w:ascii="Times New Roman" w:hAnsi="Times New Roman" w:cs="Times New Roman"/>
-          <w:b/>
-          <w:bCs/>
-          <w:sz w:val="24"/>
-          <w:szCs w:val="24"/>
-        </w:rPr>
-      </w:pPr>
-    </w:p>
-    <w:p>
-      <w:pPr>
-        <w:pStyle w:val="ConsPlusNormal"/>
-        <w:numPr>
-          <w:ilvl w:val="1"/>
-          <w:numId w:val="4"/>
-        </w:numPr>
-        <w:spacing w:before="100" w:beforeAutospacing="1" w:after="100" w:afterAutospacing="1" w:line="276" w:lineRule="auto"/>
-        <w:ind w:left="0" w:firstLine="567"/>
-        <w:contextualSpacing/>
-        <w:jc w:val="both"/>
-        <w:outlineLvl w:val="0"/>
-        <w:rPr>
-          <w:rFonts w:ascii="Times New Roman" w:hAnsi="Times New Roman" w:cs="Times New Roman"/>
-          <w:b/>
-          <w:bCs/>
-          <w:sz w:val="24"/>
-          <w:szCs w:val="24"/>
-        </w:rPr>
-      </w:pPr>
-      <w:r>
-        <w:rPr>
-          <w:rFonts w:ascii="Times New Roman" w:hAnsi="Times New Roman" w:cs="Times New Roman"/>
-          <w:b/>
-          <w:bCs/>
-          <w:sz w:val="24"/>
-          <w:szCs w:val="24"/>
-        </w:rPr>
-        <w:t>Исполнитель обязуется:</w:t>
-      </w:r>
-    </w:p>
-    <w:p>
-      <w:pPr>
-        <w:pStyle w:val="ConsPlusNormal"/>
-        <w:spacing w:before="100" w:beforeAutospacing="1" w:after="100" w:afterAutospacing="1" w:line="276" w:lineRule="auto"/>
-        <w:ind w:left="567"/>
-        <w:contextualSpacing/>
-        <w:jc w:val="both"/>
-        <w:outlineLvl w:val="0"/>
-        <w:rPr>
-          <w:rFonts w:ascii="Times New Roman" w:hAnsi="Times New Roman" w:cs="Times New Roman"/>
-          <w:b/>
-          <w:bCs/>
-          <w:sz w:val="24"/>
-          <w:szCs w:val="24"/>
-        </w:rPr>
-      </w:pPr>
-    </w:p>
-    <w:p>
-      <w:pPr>
-        <w:pStyle w:val="ConsPlusNormal"/>
-        <w:numPr>
-          <w:ilvl w:val="2"/>
-          <w:numId w:val="4"/>
-        </w:numPr>
-        <w:spacing w:before="100" w:beforeAutospacing="1" w:after="100" w:afterAutospacing="1" w:line="276" w:lineRule="auto"/>
-        <w:ind w:left="0" w:firstLine="720"/>
-        <w:contextualSpacing/>
-        <w:jc w:val="both"/>
-        <w:outlineLvl w:val="0"/>
-        <w:rPr>
-          <w:rFonts w:ascii="Times New Roman" w:hAnsi="Times New Roman" w:cs="Times New Roman"/>
-          <w:sz w:val="24"/>
-          <w:szCs w:val="24"/>
-        </w:rPr>
-      </w:pPr>
-      <w:r>
-        <w:rPr>
-          <w:rFonts w:ascii="Times New Roman" w:hAnsi="Times New Roman" w:cs="Times New Roman"/>
-          <w:sz w:val="24"/>
-          <w:szCs w:val="24"/>
-        </w:rPr>
-        <w:t>Качественно и своевременно оказывать Услуги, указанные</w:t>
-      </w:r>
-      <w:r>
-        <w:rPr>
-          <w:rFonts w:ascii="Times New Roman" w:hAnsi="Times New Roman" w:cs="Times New Roman"/>
-          <w:sz w:val="24"/>
-          <w:szCs w:val="24"/>
-        </w:rPr>
-        <w:t xml:space="preserve"> в Приложении №1 к настоящему Договору</w:t>
-      </w:r>
-      <w:r>
-        <w:rPr>
-          <w:rFonts w:ascii="Times New Roman" w:hAnsi="Times New Roman" w:cs="Times New Roman"/>
-          <w:sz w:val="24"/>
-          <w:szCs w:val="24"/>
-        </w:rPr>
-        <w:t>.</w:t>
-      </w:r>
-    </w:p>
-    <w:p>
-      <w:pPr>
-        <w:pStyle w:val="ConsPlusNormal"/>
-        <w:numPr>
-          <w:ilvl w:val="2"/>
-          <w:numId w:val="4"/>
-        </w:numPr>
-        <w:spacing w:before="100" w:beforeAutospacing="1" w:after="100" w:afterAutospacing="1" w:line="276" w:lineRule="auto"/>
-        <w:contextualSpacing/>
-        <w:jc w:val="both"/>
-        <w:outlineLvl w:val="0"/>
-        <w:rPr>
-          <w:rFonts w:ascii="Times New Roman" w:hAnsi="Times New Roman" w:cs="Times New Roman"/>
-          <w:sz w:val="24"/>
-          <w:szCs w:val="24"/>
-        </w:rPr>
-      </w:pPr>
-      <w:r>
-        <w:rPr>
-          <w:rFonts w:ascii="Times New Roman" w:hAnsi="Times New Roman" w:cs="Times New Roman"/>
-          <w:sz w:val="24"/>
-          <w:szCs w:val="24"/>
-        </w:rPr>
-        <w:t>Обеспечивать Заказчику возможность проверки хода и качества оказания Услуг.</w:t>
-      </w:r>
-    </w:p>
-    <w:p>
-      <w:pPr>
-        <w:pStyle w:val="ConsPlusNormal"/>
-        <w:numPr>
-          <w:ilvl w:val="2"/>
-          <w:numId w:val="4"/>
-        </w:numPr>
-        <w:spacing w:before="100" w:beforeAutospacing="1" w:after="100" w:afterAutospacing="1" w:line="276" w:lineRule="auto"/>
-        <w:contextualSpacing/>
-        <w:jc w:val="both"/>
-        <w:outlineLvl w:val="0"/>
-        <w:rPr>
-          <w:rFonts w:ascii="Times New Roman" w:hAnsi="Times New Roman" w:cs="Times New Roman"/>
-          <w:sz w:val="24"/>
-          <w:szCs w:val="24"/>
-        </w:rPr>
-      </w:pPr>
-      <w:r>
-        <w:rPr>
-          <w:rFonts w:ascii="Times New Roman" w:hAnsi="Times New Roman" w:cs="Times New Roman"/>
-          <w:sz w:val="24"/>
-          <w:szCs w:val="24"/>
-        </w:rPr>
-        <w:t>Оказывать услуги лично.</w:t>
-      </w:r>
-    </w:p>
-    <w:p>
-      <w:pPr>
-        <w:pStyle w:val="ConsPlusNormal"/>
-        <w:numPr>
-          <w:ilvl w:val="2"/>
-          <w:numId w:val="4"/>
-        </w:numPr>
-        <w:spacing w:before="100" w:beforeAutospacing="1" w:after="100" w:afterAutospacing="1" w:line="276" w:lineRule="auto"/>
-        <w:ind w:left="0" w:firstLine="720"/>
-        <w:contextualSpacing/>
-        <w:jc w:val="both"/>
-        <w:outlineLvl w:val="0"/>
-        <w:rPr>
-          <w:rFonts w:ascii="Times New Roman" w:hAnsi="Times New Roman" w:cs="Times New Roman"/>
-          <w:sz w:val="24"/>
-          <w:szCs w:val="24"/>
-        </w:rPr>
-      </w:pPr>
-      <w:r>
-        <w:rPr>
-          <w:rFonts w:ascii="Times New Roman" w:hAnsi="Times New Roman" w:cs="Times New Roman"/>
-          <w:sz w:val="24"/>
-          <w:szCs w:val="24"/>
-        </w:rPr>
-        <w:t>Сохранять конфиденциальность о деятельности Заказчика и информации, полученной в ходе оказания услуг по настоящему договору. Возместить ущерб, причиненный их разглашением.</w:t>
-      </w:r>
-    </w:p>
-    <w:p>
-      <w:pPr>
-        <w:pStyle w:val="a6"/>
-        <w:numPr>
-          <w:ilvl w:val="2"/>
-          <w:numId w:val="4"/>
-        </w:numPr>
-        <w:ind w:left="0" w:firstLine="720"/>
-        <w:rPr>
-          <w:lang w:val="ru-RU" w:eastAsia="ru-RU"/>
-        </w:rPr>
-      </w:pPr>
-      <w:r>
-        <w:rPr>
-          <w:lang w:val="ru-RU" w:eastAsia="ru-RU"/>
-        </w:rPr>
-        <w:t>В случае осуществления Исполнителем при оказании Услуг по настоящему Договору обработки персональных данных, он обязуется:</w:t>
-      </w:r>
-    </w:p>
-    <w:p>
-      <w:pPr>
-        <w:jc w:val="both"/>
-        <w:rPr>
-          <w:rFonts w:ascii="Times New Roman" w:hAnsi="Times New Roman" w:cs="Times New Roman"/>
-          <w:sz w:val="24"/>
-          <w:szCs w:val="24"/>
-          <w:lang w:eastAsia="ru-RU"/>
-        </w:rPr>
-      </w:pPr>
-      <w:r>
-        <w:rPr>
-          <w:rFonts w:ascii="Times New Roman" w:hAnsi="Times New Roman" w:cs="Times New Roman"/>
-          <w:sz w:val="24"/>
-          <w:szCs w:val="24"/>
-          <w:lang w:eastAsia="ru-RU"/>
-        </w:rPr>
-        <w:t>- не передавать и не разглашать ставшую известной ему информацию, содержащую персональные данные, кроме случаев, установленных законодательством Российской Федерации;</w:t>
-      </w:r>
-    </w:p>
-    <w:p>
-      <w:pPr>
-        <w:spacing w:after="0" w:line="276" w:lineRule="auto"/>
-        <w:jc w:val="both"/>
-        <w:rPr>
-          <w:rFonts w:ascii="Times New Roman" w:hAnsi="Times New Roman" w:cs="Times New Roman"/>
-          <w:sz w:val="24"/>
-          <w:szCs w:val="24"/>
-          <w:lang w:eastAsia="ru-RU"/>
-        </w:rPr>
-      </w:pPr>
-      <w:r>
-        <w:rPr>
-          <w:rFonts w:ascii="Times New Roman" w:hAnsi="Times New Roman" w:cs="Times New Roman"/>
-          <w:sz w:val="24"/>
-          <w:szCs w:val="24"/>
-          <w:lang w:eastAsia="ru-RU"/>
-        </w:rPr>
-        <w:t>- незамедлительно сообщать Заказчику об обнаружении фактов утраты, незаконного распространения персональных данных, а также о попытке лиц, не имеющих право доступа к персональным данным, получить информацию, содержащую персональные данные;</w:t>
-      </w:r>
-    </w:p>
-    <w:p>
-      <w:pPr>
-        <w:spacing w:after="0" w:line="276" w:lineRule="auto"/>
-        <w:jc w:val="both"/>
-        <w:rPr>
-          <w:rFonts w:ascii="Times New Roman" w:hAnsi="Times New Roman" w:cs="Times New Roman"/>
-          <w:sz w:val="24"/>
-          <w:szCs w:val="24"/>
-          <w:lang w:eastAsia="ru-RU"/>
-        </w:rPr>
-      </w:pPr>
-      <w:r>
-        <w:rPr>
-          <w:rFonts w:ascii="Times New Roman" w:hAnsi="Times New Roman" w:cs="Times New Roman"/>
-          <w:sz w:val="24"/>
-          <w:szCs w:val="24"/>
-          <w:lang w:eastAsia="ru-RU"/>
-        </w:rPr>
-        <w:lastRenderedPageBreak/>
-        <w:t>- выполнять требования нормативных правовых актов Российской Федерации, а также локальных нормативных актов Заказчика, регламентирующих порядок обработки и защиты персональных данных;</w:t>
-      </w:r>
-    </w:p>
-    <w:p>
-      <w:pPr>
-        <w:spacing w:after="0" w:line="276" w:lineRule="auto"/>
-        <w:jc w:val="both"/>
-        <w:rPr>
-          <w:rFonts w:ascii="Times New Roman" w:hAnsi="Times New Roman" w:cs="Times New Roman"/>
-          <w:sz w:val="24"/>
-          <w:szCs w:val="24"/>
-          <w:lang w:eastAsia="ru-RU"/>
-        </w:rPr>
-      </w:pPr>
-      <w:r>
-        <w:rPr>
-          <w:rFonts w:ascii="Times New Roman" w:hAnsi="Times New Roman" w:cs="Times New Roman"/>
-          <w:sz w:val="24"/>
-          <w:szCs w:val="24"/>
-          <w:lang w:eastAsia="ru-RU"/>
-        </w:rPr>
-        <w:t>- после прекращения допуска Исполнителя к информации, содержащей персональные данные, в том числе в случае прекращения действия Договора, не разглашать и не передавать третьим лицам, не распространять каким-либо другим образом, ставшую известной Исполнителю информацию, содержащую персональные данные;</w:t>
-      </w:r>
-    </w:p>
-    <w:p>
-      <w:pPr>
-        <w:spacing w:after="0" w:line="276" w:lineRule="auto"/>
-        <w:jc w:val="both"/>
-        <w:rPr>
-          <w:rFonts w:ascii="Times New Roman" w:hAnsi="Times New Roman" w:cs="Times New Roman"/>
-          <w:sz w:val="24"/>
-          <w:szCs w:val="24"/>
-          <w:lang w:eastAsia="ru-RU"/>
-        </w:rPr>
-      </w:pPr>
-      <w:r>
-        <w:rPr>
-          <w:rFonts w:ascii="Times New Roman" w:hAnsi="Times New Roman" w:cs="Times New Roman"/>
-          <w:sz w:val="24"/>
-          <w:szCs w:val="24"/>
-          <w:lang w:eastAsia="ru-RU"/>
-        </w:rPr>
-        <w:t>- нести ответственность за нарушение процессов обработки и защиты персональных данных в соответствии с действующим законодательством Российской Федерации.</w:t>
-      </w:r>
-    </w:p>
-    <w:p>
-      <w:pPr>
-        <w:pStyle w:val="ConsPlusNormal"/>
-        <w:numPr>
-          <w:ilvl w:val="2"/>
-          <w:numId w:val="4"/>
-        </w:numPr>
-        <w:spacing w:line="276" w:lineRule="auto"/>
-        <w:ind w:left="0" w:firstLine="720"/>
-        <w:contextualSpacing/>
-        <w:jc w:val="both"/>
-        <w:outlineLvl w:val="0"/>
-        <w:rPr>
-          <w:rFonts w:ascii="Times New Roman" w:hAnsi="Times New Roman" w:cs="Times New Roman"/>
-          <w:sz w:val="24"/>
-          <w:szCs w:val="24"/>
-        </w:rPr>
-      </w:pPr>
-      <w:r>
-        <w:rPr>
-          <w:rFonts w:ascii="Times New Roman" w:hAnsi="Times New Roman" w:cs="Times New Roman"/>
-          <w:sz w:val="24"/>
-          <w:szCs w:val="24"/>
-        </w:rPr>
-        <w:t>Немедленно и</w:t>
-      </w:r>
-      <w:r>
-        <w:rPr>
-          <w:rFonts w:ascii="Times New Roman" w:hAnsi="Times New Roman" w:cs="Times New Roman"/>
-          <w:sz w:val="24"/>
-          <w:szCs w:val="24"/>
-        </w:rPr>
-        <w:t>нформировать Заказчика о предполагаемых изменениях и последствиях, которые могут возникнуть у Заказчика в ходе или в результате оказания услуг, если таковые изменения и последствия предвидятся Исполнителем.</w:t>
-      </w:r>
-    </w:p>
-    <w:p>
-      <w:pPr>
-        <w:pStyle w:val="ConsPlusNormal"/>
-        <w:numPr>
-          <w:ilvl w:val="2"/>
-          <w:numId w:val="4"/>
-        </w:numPr>
-        <w:spacing w:before="100" w:beforeAutospacing="1" w:after="100" w:afterAutospacing="1" w:line="276" w:lineRule="auto"/>
-        <w:ind w:left="0" w:firstLine="720"/>
-        <w:contextualSpacing/>
-        <w:jc w:val="both"/>
-        <w:outlineLvl w:val="0"/>
-        <w:rPr>
-          <w:rFonts w:ascii="Times New Roman" w:hAnsi="Times New Roman" w:cs="Times New Roman"/>
-          <w:sz w:val="24"/>
-          <w:szCs w:val="24"/>
-        </w:rPr>
-      </w:pPr>
-      <w:r>
-        <w:rPr>
-          <w:rFonts w:ascii="Times New Roman" w:hAnsi="Times New Roman" w:cs="Times New Roman"/>
-          <w:sz w:val="24"/>
-          <w:szCs w:val="24"/>
-        </w:rPr>
-        <w:t>Бережно относиться к имуществу Заказчика (собственному или полученному от третьих лиц), обеспечивать его сохранность;</w:t>
-      </w:r>
-    </w:p>
-    <w:p>
-      <w:pPr>
-        <w:pStyle w:val="ConsPlusNormal"/>
-        <w:numPr>
-          <w:ilvl w:val="2"/>
-          <w:numId w:val="4"/>
-        </w:numPr>
-        <w:spacing w:before="100" w:beforeAutospacing="1" w:after="100" w:afterAutospacing="1" w:line="276" w:lineRule="auto"/>
-        <w:ind w:left="0" w:firstLine="720"/>
-        <w:contextualSpacing/>
-        <w:jc w:val="both"/>
-        <w:outlineLvl w:val="0"/>
-        <w:rPr>
-          <w:rFonts w:ascii="Times New Roman" w:hAnsi="Times New Roman" w:cs="Times New Roman"/>
-          <w:sz w:val="24"/>
-          <w:szCs w:val="24"/>
-        </w:rPr>
-      </w:pPr>
-      <w:r>
-        <w:rPr>
-          <w:rFonts w:ascii="Times New Roman" w:hAnsi="Times New Roman" w:cs="Times New Roman"/>
-          <w:sz w:val="24"/>
-          <w:szCs w:val="24"/>
-        </w:rPr>
-        <w:t>При заключении Договора сообщать Заказчику сведения о последнем месте службы в случае, если Исполнитель замещал должности государственной или муниципальной службы, перечень которых устанавливается нормативными правовыми актами Российской Федерации, в течение двух лет до даты заключения настоящего Договора.</w:t>
-      </w:r>
-    </w:p>
-    <w:p>
-      <w:pPr>
-        <w:pStyle w:val="ConsPlusNormal"/>
-        <w:numPr>
-          <w:ilvl w:val="2"/>
-          <w:numId w:val="4"/>
-        </w:numPr>
-        <w:spacing w:before="100" w:beforeAutospacing="1" w:after="100" w:afterAutospacing="1" w:line="276" w:lineRule="auto"/>
-        <w:ind w:left="0" w:firstLine="720"/>
-        <w:contextualSpacing/>
-        <w:jc w:val="both"/>
-        <w:outlineLvl w:val="0"/>
-        <w:rPr>
-          <w:rFonts w:ascii="Times New Roman" w:hAnsi="Times New Roman" w:cs="Times New Roman"/>
-          <w:sz w:val="24"/>
-          <w:szCs w:val="24"/>
-        </w:rPr>
-      </w:pPr>
-      <w:r>
-        <w:rPr>
-          <w:rFonts w:ascii="Times New Roman" w:hAnsi="Times New Roman" w:cs="Times New Roman"/>
-          <w:sz w:val="24"/>
-          <w:szCs w:val="24"/>
-        </w:rPr>
-        <w:t>В случае изменения адреса или платежных реквизитов уведомить Заказчика об изменениях в течение 2 (двух) рабочих дней с даты изменения.</w:t>
-      </w:r>
-    </w:p>
-    <w:p>
-      <w:pPr>
-        <w:pStyle w:val="ConsPlusNormal"/>
-        <w:numPr>
-          <w:ilvl w:val="2"/>
-          <w:numId w:val="4"/>
-        </w:numPr>
-        <w:spacing w:before="100" w:beforeAutospacing="1" w:after="100" w:afterAutospacing="1" w:line="276" w:lineRule="auto"/>
-        <w:ind w:left="0" w:firstLine="720"/>
-        <w:contextualSpacing/>
-        <w:jc w:val="both"/>
-        <w:outlineLvl w:val="0"/>
-        <w:rPr>
-          <w:rFonts w:ascii="Times New Roman" w:hAnsi="Times New Roman" w:cs="Times New Roman"/>
-          <w:sz w:val="24"/>
-          <w:szCs w:val="24"/>
-        </w:rPr>
-      </w:pPr>
-      <w:r>
-        <w:rPr>
-          <w:rFonts w:ascii="Times New Roman" w:hAnsi="Times New Roman" w:cs="Times New Roman"/>
-          <w:sz w:val="24"/>
-          <w:szCs w:val="24"/>
-        </w:rPr>
-        <w:t>При заключении Договора предоставить Заказчику согласие на обработку персональных данных (в соответствии с Приложением № 2 к Договору).</w:t>
-      </w:r>
-    </w:p>
-    <w:p>
-      <w:pPr>
-        <w:pStyle w:val="ConsPlusNormal"/>
-        <w:numPr>
-          <w:ilvl w:val="2"/>
-          <w:numId w:val="4"/>
-        </w:numPr>
-        <w:spacing w:before="100" w:beforeAutospacing="1" w:after="100" w:afterAutospacing="1" w:line="276" w:lineRule="auto"/>
-        <w:ind w:left="0" w:firstLine="720"/>
-        <w:contextualSpacing/>
-        <w:jc w:val="both"/>
-        <w:outlineLvl w:val="0"/>
-        <w:rPr>
-          <w:rFonts w:ascii="Times New Roman" w:hAnsi="Times New Roman" w:cs="Times New Roman"/>
-          <w:sz w:val="24"/>
-          <w:szCs w:val="24"/>
-        </w:rPr>
-      </w:pPr>
-      <w:r>
-        <w:rPr>
-          <w:rFonts w:ascii="Times New Roman" w:hAnsi="Times New Roman" w:cs="Times New Roman"/>
-          <w:sz w:val="24"/>
-          <w:szCs w:val="24"/>
-        </w:rPr>
-        <w:t xml:space="preserve">В процессе оказания услуг по настоящему договору руководствоваться интересами Заказчика. </w:t>
-      </w:r>
-    </w:p>
-    <w:p>
-      <w:pPr>
-        <w:pStyle w:val="ConsPlusNormal"/>
-        <w:numPr>
-          <w:ilvl w:val="2"/>
-          <w:numId w:val="4"/>
-        </w:numPr>
-        <w:spacing w:before="100" w:beforeAutospacing="1" w:after="100" w:afterAutospacing="1" w:line="276" w:lineRule="auto"/>
-        <w:ind w:left="0" w:firstLine="720"/>
-        <w:contextualSpacing/>
-        <w:jc w:val="both"/>
-        <w:outlineLvl w:val="0"/>
-        <w:rPr>
-          <w:rFonts w:ascii="Times New Roman" w:hAnsi="Times New Roman" w:cs="Times New Roman"/>
-          <w:sz w:val="24"/>
-          <w:szCs w:val="24"/>
-        </w:rPr>
-      </w:pPr>
-      <w:r>
-        <w:rPr>
-          <w:rFonts w:ascii="Times New Roman" w:hAnsi="Times New Roman" w:cs="Times New Roman"/>
-          <w:sz w:val="24"/>
-          <w:szCs w:val="24"/>
-        </w:rPr>
-        <w:t xml:space="preserve">По завершении оказания Услуг </w:t>
-      </w:r>
-      <w:commentRangeStart w:id="3"/>
-      <w:r>
-        <w:rPr>
-          <w:rFonts w:ascii="Times New Roman" w:hAnsi="Times New Roman" w:cs="Times New Roman"/>
-          <w:sz w:val="24"/>
-          <w:szCs w:val="24"/>
-        </w:rPr>
-        <w:t>(или этапа оказания Услуг (при наличии))</w:t>
-      </w:r>
-      <w:commentRangeEnd w:id="3"/>
-      <w:r>
-        <w:rPr>
-          <w:rStyle w:val="af0"/>
-          <w:rFonts w:asciiTheme="minorHAnsi" w:eastAsiaTheme="minorHAnsi" w:hAnsiTheme="minorHAnsi" w:cstheme="minorBidi"/>
-          <w:lang w:eastAsia="en-US"/>
-        </w:rPr>
-        <w:commentReference w:id="3"/>
-      </w:r>
-      <w:r>
-        <w:rPr>
-          <w:rFonts w:ascii="Times New Roman" w:hAnsi="Times New Roman" w:cs="Times New Roman"/>
-          <w:sz w:val="24"/>
-          <w:szCs w:val="24"/>
-        </w:rPr>
-        <w:t xml:space="preserve"> предоставлять Заказчику подписанный со своей стороны акт </w:t>
-      </w:r>
-      <w:r>
-        <w:rPr>
-          <w:rFonts w:ascii="Times New Roman" w:hAnsi="Times New Roman" w:cs="Times New Roman"/>
-          <w:sz w:val="24"/>
-          <w:szCs w:val="24"/>
-        </w:rPr>
-        <w:t>об оказании</w:t>
-      </w:r>
-      <w:r>
-        <w:rPr>
-          <w:rFonts w:ascii="Times New Roman" w:hAnsi="Times New Roman" w:cs="Times New Roman"/>
-          <w:sz w:val="24"/>
-          <w:szCs w:val="24"/>
-        </w:rPr>
-        <w:t xml:space="preserve"> Услуг</w:t>
-      </w:r>
-      <w:r>
-        <w:rPr>
-          <w:rFonts w:ascii="Times New Roman" w:hAnsi="Times New Roman" w:cs="Times New Roman"/>
-          <w:sz w:val="24"/>
-          <w:szCs w:val="24"/>
-        </w:rPr>
-        <w:t xml:space="preserve"> в течение 3 (трех) рабочих дней.</w:t>
-      </w:r>
-    </w:p>
-    <w:p>
-      <w:pPr>
-        <w:pStyle w:val="ConsPlusNormal"/>
-        <w:numPr>
-          <w:ilvl w:val="2"/>
-          <w:numId w:val="4"/>
-        </w:numPr>
-        <w:spacing w:before="100" w:beforeAutospacing="1" w:after="100" w:afterAutospacing="1" w:line="276" w:lineRule="auto"/>
-        <w:ind w:left="0" w:firstLine="720"/>
-        <w:contextualSpacing/>
-        <w:jc w:val="both"/>
-        <w:outlineLvl w:val="0"/>
-        <w:rPr>
-          <w:rFonts w:ascii="Times New Roman" w:hAnsi="Times New Roman" w:cs="Times New Roman"/>
-          <w:sz w:val="24"/>
-          <w:szCs w:val="24"/>
-        </w:rPr>
-      </w:pPr>
-      <w:r>
-        <w:rPr>
-          <w:rFonts w:ascii="Times New Roman" w:hAnsi="Times New Roman" w:cs="Times New Roman"/>
-          <w:sz w:val="24"/>
-          <w:szCs w:val="24"/>
-        </w:rPr>
-        <w:t xml:space="preserve">Исполнитель вместе с результатами оказанных услуг и документами отчуждает в пользу Заказчика (передает Заказчику) все права на результат оказанных услуг (все права на результат интеллектуальной деятельности (в т.ч. но не ограничиваясь исключительные права, права на использование, распространение и др.)) в случае, если в результате оказания Услуг </w:t>
-      </w:r>
-      <w:proofErr w:type="spellStart"/>
-      <w:r>
-        <w:rPr>
-          <w:rFonts w:ascii="Times New Roman" w:hAnsi="Times New Roman" w:cs="Times New Roman"/>
-          <w:sz w:val="24"/>
-          <w:szCs w:val="24"/>
-        </w:rPr>
-        <w:t>Исполнитлем</w:t>
-      </w:r>
-      <w:proofErr w:type="spellEnd"/>
-      <w:r>
-        <w:rPr>
-          <w:rFonts w:ascii="Times New Roman" w:hAnsi="Times New Roman" w:cs="Times New Roman"/>
-          <w:sz w:val="24"/>
-          <w:szCs w:val="24"/>
-        </w:rPr>
-        <w:t xml:space="preserve"> будут созданы какие-либо результаты интеллектуальной деятельности.</w:t>
-      </w:r>
-    </w:p>
-    <w:p>
-      <w:pPr>
-        <w:pStyle w:val="ConsPlusNormal"/>
-        <w:spacing w:before="100" w:beforeAutospacing="1" w:after="100" w:afterAutospacing="1" w:line="276" w:lineRule="auto"/>
-        <w:ind w:left="1224"/>
-        <w:contextualSpacing/>
-        <w:jc w:val="both"/>
-        <w:outlineLvl w:val="0"/>
-        <w:rPr>
-          <w:rFonts w:ascii="Times New Roman" w:hAnsi="Times New Roman" w:cs="Times New Roman"/>
-          <w:sz w:val="24"/>
-          <w:szCs w:val="24"/>
-        </w:rPr>
-      </w:pPr>
-    </w:p>
-    <w:p>
-      <w:pPr>
-        <w:pStyle w:val="ConsPlusNormal"/>
-        <w:numPr>
-          <w:ilvl w:val="1"/>
-          <w:numId w:val="4"/>
-        </w:numPr>
-        <w:spacing w:before="100" w:beforeAutospacing="1" w:after="100" w:afterAutospacing="1" w:line="276" w:lineRule="auto"/>
-        <w:ind w:left="0" w:firstLine="567"/>
-        <w:contextualSpacing/>
-        <w:jc w:val="both"/>
-        <w:outlineLvl w:val="0"/>
-        <w:rPr>
-          <w:rFonts w:ascii="Times New Roman" w:hAnsi="Times New Roman" w:cs="Times New Roman"/>
-          <w:b/>
-          <w:bCs/>
-          <w:sz w:val="24"/>
-          <w:szCs w:val="24"/>
-        </w:rPr>
-      </w:pPr>
-      <w:r>
-        <w:rPr>
-          <w:rFonts w:ascii="Times New Roman" w:hAnsi="Times New Roman" w:cs="Times New Roman"/>
-          <w:b/>
-          <w:bCs/>
-          <w:sz w:val="24"/>
-          <w:szCs w:val="24"/>
-        </w:rPr>
-        <w:t>Заказчик обязуется:</w:t>
-      </w:r>
-    </w:p>
-    <w:p>
-      <w:pPr>
-        <w:pStyle w:val="ConsPlusNormal"/>
-        <w:numPr>
-          <w:ilvl w:val="2"/>
-          <w:numId w:val="4"/>
-        </w:numPr>
-        <w:spacing w:before="100" w:beforeAutospacing="1" w:after="100" w:afterAutospacing="1" w:line="276" w:lineRule="auto"/>
-        <w:ind w:left="0" w:firstLine="720"/>
-        <w:contextualSpacing/>
-        <w:jc w:val="both"/>
-        <w:outlineLvl w:val="0"/>
-        <w:rPr>
-          <w:rFonts w:ascii="Times New Roman" w:hAnsi="Times New Roman" w:cs="Times New Roman"/>
-          <w:sz w:val="24"/>
-          <w:szCs w:val="24"/>
-        </w:rPr>
-      </w:pPr>
-      <w:r>
-        <w:rPr>
-          <w:rFonts w:ascii="Times New Roman" w:hAnsi="Times New Roman" w:cs="Times New Roman"/>
-          <w:sz w:val="24"/>
-          <w:szCs w:val="24"/>
-        </w:rPr>
-        <w:t>Предоставить Исполнителю всю необходимую для оказания услуг информацию, документы и материалы.</w:t>
-      </w:r>
-    </w:p>
-    <w:p>
-      <w:pPr>
-        <w:pStyle w:val="ConsPlusNormal"/>
-        <w:numPr>
-          <w:ilvl w:val="2"/>
-          <w:numId w:val="4"/>
-        </w:numPr>
-        <w:spacing w:before="100" w:beforeAutospacing="1" w:after="100" w:afterAutospacing="1" w:line="276" w:lineRule="auto"/>
-        <w:ind w:left="0" w:firstLine="720"/>
-        <w:contextualSpacing/>
-        <w:jc w:val="both"/>
-        <w:outlineLvl w:val="0"/>
-        <w:rPr>
-          <w:rFonts w:ascii="Times New Roman" w:hAnsi="Times New Roman" w:cs="Times New Roman"/>
-          <w:sz w:val="24"/>
-          <w:szCs w:val="24"/>
-        </w:rPr>
-      </w:pPr>
-      <w:r>
-        <w:rPr>
-          <w:rFonts w:ascii="Times New Roman" w:hAnsi="Times New Roman" w:cs="Times New Roman"/>
-          <w:sz w:val="24"/>
-          <w:szCs w:val="24"/>
-        </w:rPr>
-        <w:t>Принять и оплатить оказанные услуги в соответствии с условиями настоящего договора.</w:t>
-      </w:r>
-    </w:p>
-    <w:p>
-      <w:pPr>
-        <w:pStyle w:val="ConsPlusNormal"/>
-        <w:spacing w:before="100" w:beforeAutospacing="1" w:after="100" w:afterAutospacing="1" w:line="276" w:lineRule="auto"/>
-        <w:ind w:left="1224"/>
-        <w:contextualSpacing/>
-        <w:jc w:val="both"/>
-        <w:outlineLvl w:val="0"/>
-        <w:rPr>
-          <w:rFonts w:ascii="Times New Roman" w:hAnsi="Times New Roman" w:cs="Times New Roman"/>
-          <w:sz w:val="24"/>
-          <w:szCs w:val="24"/>
-        </w:rPr>
-      </w:pPr>
-    </w:p>
-    <w:p>
-      <w:pPr>
-        <w:pStyle w:val="ConsPlusNormal"/>
-        <w:spacing w:before="100" w:beforeAutospacing="1" w:after="100" w:afterAutospacing="1" w:line="276" w:lineRule="auto"/>
-        <w:ind w:left="720"/>
-        <w:contextualSpacing/>
-        <w:jc w:val="both"/>
-        <w:outlineLvl w:val="0"/>
-        <w:rPr>
-          <w:rFonts w:ascii="Times New Roman" w:hAnsi="Times New Roman" w:cs="Times New Roman"/>
-          <w:b/>
-          <w:bCs/>
-          <w:sz w:val="24"/>
-          <w:szCs w:val="24"/>
-        </w:rPr>
-      </w:pPr>
-      <w:r>
-        <w:rPr>
-          <w:rFonts w:ascii="Times New Roman" w:hAnsi="Times New Roman" w:cs="Times New Roman"/>
-          <w:b/>
-          <w:bCs/>
-          <w:sz w:val="24"/>
-          <w:szCs w:val="24"/>
-        </w:rPr>
-        <w:t>3.3. Исполнитель вправе:</w:t>
-      </w:r>
-    </w:p>
-    <w:p>
-      <w:pPr>
-        <w:pStyle w:val="ConsPlusNormal"/>
-        <w:spacing w:before="100" w:beforeAutospacing="1" w:after="100" w:afterAutospacing="1" w:line="276" w:lineRule="auto"/>
-        <w:ind w:firstLine="709"/>
-        <w:contextualSpacing/>
-        <w:jc w:val="both"/>
-        <w:outlineLvl w:val="0"/>
-        <w:rPr>
-          <w:rFonts w:ascii="Times New Roman" w:hAnsi="Times New Roman" w:cs="Times New Roman"/>
-          <w:sz w:val="24"/>
-          <w:szCs w:val="24"/>
-        </w:rPr>
-      </w:pPr>
-      <w:r>
-        <w:rPr>
-          <w:rFonts w:ascii="Times New Roman" w:hAnsi="Times New Roman" w:cs="Times New Roman"/>
-          <w:sz w:val="24"/>
-          <w:szCs w:val="24"/>
-        </w:rPr>
-        <w:t>3.3.1. Запрашивать у Заказчика информацию необходимую для оказания Услуг по Договору.</w:t>
-      </w:r>
-    </w:p>
-    <w:p>
-      <w:pPr>
-        <w:pStyle w:val="ConsPlusNormal"/>
-        <w:spacing w:before="100" w:beforeAutospacing="1" w:after="100" w:afterAutospacing="1" w:line="276" w:lineRule="auto"/>
-        <w:ind w:left="720"/>
-        <w:contextualSpacing/>
-        <w:jc w:val="both"/>
-        <w:outlineLvl w:val="0"/>
-        <w:rPr>
-          <w:rFonts w:ascii="Times New Roman" w:hAnsi="Times New Roman" w:cs="Times New Roman"/>
-          <w:sz w:val="24"/>
-          <w:szCs w:val="24"/>
-        </w:rPr>
-      </w:pPr>
-      <w:r>
-        <w:rPr>
-          <w:rFonts w:ascii="Times New Roman" w:hAnsi="Times New Roman" w:cs="Times New Roman"/>
-          <w:sz w:val="24"/>
-          <w:szCs w:val="24"/>
-        </w:rPr>
-        <w:t>3.3.2. По согласованию с Заказчиком досрочно оказать Услуги.</w:t>
-      </w:r>
-    </w:p>
-    <w:p>
-      <w:pPr>
-        <w:pStyle w:val="ConsPlusNormal"/>
-        <w:spacing w:before="100" w:beforeAutospacing="1" w:after="100" w:afterAutospacing="1" w:line="276" w:lineRule="auto"/>
-        <w:contextualSpacing/>
-        <w:jc w:val="both"/>
-        <w:outlineLvl w:val="0"/>
-        <w:rPr>
-          <w:rFonts w:ascii="Times New Roman" w:hAnsi="Times New Roman" w:cs="Times New Roman"/>
-          <w:sz w:val="24"/>
-          <w:szCs w:val="24"/>
-        </w:rPr>
-      </w:pPr>
-    </w:p>
-    <w:p>
-      <w:pPr>
-        <w:pStyle w:val="ConsPlusNormal"/>
-        <w:spacing w:before="100" w:beforeAutospacing="1" w:after="100" w:afterAutospacing="1" w:line="276" w:lineRule="auto"/>
-        <w:ind w:left="720"/>
-        <w:contextualSpacing/>
-        <w:jc w:val="both"/>
-        <w:outlineLvl w:val="0"/>
-        <w:rPr>
-          <w:rFonts w:ascii="Times New Roman" w:hAnsi="Times New Roman" w:cs="Times New Roman"/>
-          <w:b/>
-          <w:bCs/>
-          <w:sz w:val="24"/>
-          <w:szCs w:val="24"/>
-        </w:rPr>
-      </w:pPr>
-      <w:r>
-        <w:rPr>
-          <w:rFonts w:ascii="Times New Roman" w:hAnsi="Times New Roman" w:cs="Times New Roman"/>
-          <w:b/>
-          <w:bCs/>
-          <w:sz w:val="24"/>
-          <w:szCs w:val="24"/>
-        </w:rPr>
-        <w:t>3.4. Заказчик вправе:</w:t>
-      </w:r>
-    </w:p>
-    <w:p>
-      <w:pPr>
-        <w:pStyle w:val="ConsPlusNormal"/>
-        <w:spacing w:before="100" w:beforeAutospacing="1" w:after="100" w:afterAutospacing="1" w:line="276" w:lineRule="auto"/>
-        <w:ind w:firstLine="720"/>
-        <w:contextualSpacing/>
-        <w:jc w:val="both"/>
-        <w:outlineLvl w:val="0"/>
-        <w:rPr>
-          <w:rFonts w:ascii="Times New Roman" w:hAnsi="Times New Roman" w:cs="Times New Roman"/>
-          <w:sz w:val="24"/>
-          <w:szCs w:val="24"/>
-        </w:rPr>
-      </w:pPr>
-      <w:r>
-        <w:rPr>
-          <w:rFonts w:ascii="Times New Roman" w:hAnsi="Times New Roman" w:cs="Times New Roman"/>
-          <w:sz w:val="24"/>
-          <w:szCs w:val="24"/>
-        </w:rPr>
-        <w:t xml:space="preserve">3.4.1. </w:t>
-      </w:r>
-      <w:r>
-        <w:rPr>
-          <w:rFonts w:ascii="Times New Roman" w:hAnsi="Times New Roman" w:cs="Times New Roman"/>
-          <w:sz w:val="24"/>
-          <w:szCs w:val="24"/>
-        </w:rPr>
-        <w:t xml:space="preserve">Требовать от Исполнителя своевременного и качественного оказания Услуг по Договору. </w:t>
-      </w:r>
-      <w:r>
-        <w:rPr>
-          <w:rFonts w:ascii="Times New Roman" w:hAnsi="Times New Roman" w:cs="Times New Roman"/>
-          <w:sz w:val="24"/>
-          <w:szCs w:val="24"/>
-        </w:rPr>
-        <w:t xml:space="preserve">Проверять ход и качество Услуг, оказываемых Исполнителем, не вмешиваясь в его </w:t>
-      </w:r>
-      <w:r>
-        <w:rPr>
-          <w:rFonts w:ascii="Times New Roman" w:hAnsi="Times New Roman" w:cs="Times New Roman"/>
-          <w:sz w:val="24"/>
-          <w:szCs w:val="24"/>
-        </w:rPr>
-        <w:lastRenderedPageBreak/>
-        <w:t>деятельность.</w:t>
-      </w:r>
-    </w:p>
-    <w:p>
-      <w:pPr>
-        <w:pStyle w:val="ConsPlusNormal"/>
-        <w:spacing w:before="100" w:beforeAutospacing="1" w:after="100" w:afterAutospacing="1" w:line="276" w:lineRule="auto"/>
-        <w:ind w:firstLine="720"/>
-        <w:contextualSpacing/>
-        <w:jc w:val="both"/>
-        <w:outlineLvl w:val="0"/>
-        <w:rPr>
-          <w:rFonts w:ascii="Times New Roman" w:hAnsi="Times New Roman" w:cs="Times New Roman"/>
-          <w:sz w:val="24"/>
-          <w:szCs w:val="24"/>
-        </w:rPr>
-      </w:pPr>
-      <w:r>
-        <w:rPr>
-          <w:rFonts w:ascii="Times New Roman" w:hAnsi="Times New Roman" w:cs="Times New Roman"/>
-          <w:sz w:val="24"/>
-          <w:szCs w:val="24"/>
-        </w:rPr>
-        <w:t>3.4.2. Отказаться от исполнения настоящего Договора в любое время до подписания акта приема - сдачи Услуг, оплатив Исполнителю часть установленной цены пропорционально части оказанных Услуг.</w:t>
-      </w:r>
-    </w:p>
-    <w:p>
-      <w:pPr>
-        <w:pStyle w:val="ConsPlusNormal"/>
-        <w:spacing w:before="100" w:beforeAutospacing="1" w:after="100" w:afterAutospacing="1" w:line="276" w:lineRule="auto"/>
-        <w:ind w:firstLine="720"/>
-        <w:contextualSpacing/>
-        <w:jc w:val="both"/>
-        <w:outlineLvl w:val="0"/>
-        <w:rPr>
-          <w:rFonts w:ascii="Times New Roman" w:hAnsi="Times New Roman" w:cs="Times New Roman"/>
-          <w:sz w:val="24"/>
-          <w:szCs w:val="24"/>
-        </w:rPr>
-      </w:pPr>
-      <w:r>
-        <w:rPr>
-          <w:rFonts w:ascii="Times New Roman" w:hAnsi="Times New Roman" w:cs="Times New Roman"/>
-          <w:sz w:val="24"/>
-          <w:szCs w:val="24"/>
-        </w:rPr>
-        <w:t>3.5. Каждая из Сторон настоящего Договора принимает на себя обязательства по организации процессов обработки и защиты персональных данных, полученных в рамках исполнения настоящего Договора, в соответствии с требованиями Федерального закона от 27.07.2006 № 152-ФЗ «О персональных данных» и несет ответственность за нарушение норм, регулирующих обработку и защиту персональных данных.</w:t>
-      </w:r>
-    </w:p>
-    <w:p>
-      <w:pPr>
-        <w:pStyle w:val="ConsPlusNormal"/>
-        <w:spacing w:before="100" w:beforeAutospacing="1" w:after="100" w:afterAutospacing="1" w:line="276" w:lineRule="auto"/>
-        <w:ind w:firstLine="720"/>
-        <w:contextualSpacing/>
-        <w:jc w:val="both"/>
-        <w:outlineLvl w:val="0"/>
-        <w:rPr>
-          <w:rFonts w:ascii="Times New Roman" w:hAnsi="Times New Roman" w:cs="Times New Roman"/>
-          <w:sz w:val="24"/>
-          <w:szCs w:val="24"/>
-        </w:rPr>
-      </w:pPr>
-      <w:r>
-        <w:rPr>
-          <w:rFonts w:ascii="Times New Roman" w:hAnsi="Times New Roman" w:cs="Times New Roman"/>
-          <w:sz w:val="24"/>
-          <w:szCs w:val="24"/>
-        </w:rPr>
-        <w:t xml:space="preserve">3.6. Стороны обязуются соблюдать конфиденциальность в отношении информации, полученной ими друг от друга, или ставшей известной им в ходе исполнения настоящего Договора, не открывать и не разглашать в общем </w:t>
-      </w:r>
-      <w:proofErr w:type="gramStart"/>
-      <w:r>
-        <w:rPr>
-          <w:rFonts w:ascii="Times New Roman" w:hAnsi="Times New Roman" w:cs="Times New Roman"/>
-          <w:sz w:val="24"/>
-          <w:szCs w:val="24"/>
-        </w:rPr>
-        <w:t>или в частности</w:t>
-      </w:r>
-      <w:proofErr w:type="gramEnd"/>
-      <w:r>
-        <w:rPr>
-          <w:rFonts w:ascii="Times New Roman" w:hAnsi="Times New Roman" w:cs="Times New Roman"/>
-          <w:sz w:val="24"/>
-          <w:szCs w:val="24"/>
-        </w:rPr>
-        <w:t xml:space="preserve"> информацию какой-либо третьей стороне без предварительного письменного согласия другой Стороны настоящего Договора.</w:t>
-      </w:r>
-    </w:p>
-    <w:p>
-      <w:pPr>
-        <w:pStyle w:val="ConsPlusNormal"/>
-        <w:spacing w:before="100" w:beforeAutospacing="1" w:after="100" w:afterAutospacing="1" w:line="276" w:lineRule="auto"/>
-        <w:ind w:firstLine="720"/>
-        <w:contextualSpacing/>
-        <w:jc w:val="both"/>
-        <w:outlineLvl w:val="0"/>
-        <w:rPr>
-          <w:rFonts w:ascii="Times New Roman" w:hAnsi="Times New Roman" w:cs="Times New Roman"/>
-          <w:sz w:val="24"/>
-          <w:szCs w:val="24"/>
-        </w:rPr>
-      </w:pPr>
-      <w:r>
-        <w:rPr>
-          <w:rFonts w:ascii="Times New Roman" w:hAnsi="Times New Roman" w:cs="Times New Roman"/>
-          <w:sz w:val="24"/>
-          <w:szCs w:val="24"/>
-        </w:rPr>
-        <w:t>3.7. Исполнитель по настоящему Договору не вправе подписывать или согласовывать какие-либо документы, в соответствии с которыми у Заказчика возникают и/или изменяются и/или прекращаются какие-либо обязательства или права в отношении третьих лиц, в том числе Исполнитель не вправе заключать какие-либо сделки от имени Заказчика, выписывать доверенности, акты и т.п. без оформления соответствующей доверенности.</w:t>
-      </w:r>
-    </w:p>
-    <w:p>
-      <w:pPr>
-        <w:pStyle w:val="ConsPlusNormal"/>
-        <w:spacing w:before="100" w:beforeAutospacing="1" w:after="100" w:afterAutospacing="1" w:line="276" w:lineRule="auto"/>
-        <w:ind w:firstLine="720"/>
-        <w:contextualSpacing/>
-        <w:jc w:val="both"/>
-        <w:outlineLvl w:val="0"/>
-        <w:rPr>
-          <w:rFonts w:ascii="Times New Roman" w:hAnsi="Times New Roman" w:cs="Times New Roman"/>
-          <w:sz w:val="24"/>
-          <w:szCs w:val="24"/>
-        </w:rPr>
-      </w:pPr>
-      <w:r>
-        <w:rPr>
-          <w:rFonts w:ascii="Times New Roman" w:hAnsi="Times New Roman" w:cs="Times New Roman"/>
-          <w:sz w:val="24"/>
-          <w:szCs w:val="24"/>
-        </w:rPr>
-        <w:t xml:space="preserve">3.8. Заказчик вправе </w:t>
-      </w:r>
-      <w:r>
-        <w:rPr>
-          <w:rFonts w:ascii="Times New Roman" w:hAnsi="Times New Roman" w:cs="Times New Roman"/>
-          <w:sz w:val="24"/>
-          <w:szCs w:val="24"/>
-        </w:rPr>
-        <w:t xml:space="preserve">использовать и </w:t>
-      </w:r>
-      <w:r>
-        <w:rPr>
-          <w:rFonts w:ascii="Times New Roman" w:hAnsi="Times New Roman" w:cs="Times New Roman"/>
-          <w:sz w:val="24"/>
-          <w:szCs w:val="24"/>
-        </w:rPr>
-        <w:t xml:space="preserve">передавать третьим лицам в части или в целом результаты оказания Услуг, полученные от Исполнителя при </w:t>
-      </w:r>
-      <w:proofErr w:type="spellStart"/>
-      <w:r>
-        <w:rPr>
-          <w:rFonts w:ascii="Times New Roman" w:hAnsi="Times New Roman" w:cs="Times New Roman"/>
-          <w:sz w:val="24"/>
-          <w:szCs w:val="24"/>
-        </w:rPr>
-        <w:t>реалиации</w:t>
-      </w:r>
-      <w:proofErr w:type="spellEnd"/>
-      <w:r>
-        <w:rPr>
-          <w:rFonts w:ascii="Times New Roman" w:hAnsi="Times New Roman" w:cs="Times New Roman"/>
-          <w:sz w:val="24"/>
-          <w:szCs w:val="24"/>
-        </w:rPr>
-        <w:t xml:space="preserve"> настоящего Договора (в т.ч. копии результата Услуг) и права на их использование (в т.ч. распространение, уничтожение и иное) (частично или в полном объеме) без разрешения Исполнителя.</w:t>
-      </w:r>
-    </w:p>
-    <w:p>
-      <w:pPr>
-        <w:pStyle w:val="ConsPlusNormal"/>
-        <w:spacing w:before="100" w:beforeAutospacing="1" w:after="100" w:afterAutospacing="1" w:line="276" w:lineRule="auto"/>
-        <w:contextualSpacing/>
-        <w:jc w:val="both"/>
-        <w:outlineLvl w:val="0"/>
-        <w:rPr>
-          <w:rFonts w:ascii="Times New Roman" w:hAnsi="Times New Roman" w:cs="Times New Roman"/>
-          <w:sz w:val="24"/>
-          <w:szCs w:val="24"/>
-        </w:rPr>
-      </w:pPr>
-    </w:p>
-    <w:p>
-      <w:pPr>
-        <w:pStyle w:val="ConsPlusNormal"/>
-        <w:numPr>
-          <w:ilvl w:val="0"/>
-          <w:numId w:val="4"/>
-        </w:numPr>
-        <w:spacing w:before="100" w:beforeAutospacing="1" w:after="100" w:afterAutospacing="1" w:line="276" w:lineRule="auto"/>
-        <w:contextualSpacing/>
-        <w:jc w:val="center"/>
-        <w:outlineLvl w:val="0"/>
-        <w:rPr>
-          <w:rFonts w:ascii="Times New Roman" w:hAnsi="Times New Roman" w:cs="Times New Roman"/>
-          <w:b/>
-          <w:bCs/>
-          <w:sz w:val="24"/>
-          <w:szCs w:val="24"/>
-        </w:rPr>
-      </w:pPr>
-      <w:r>
-        <w:rPr>
-          <w:rFonts w:ascii="Times New Roman" w:hAnsi="Times New Roman" w:cs="Times New Roman"/>
-          <w:b/>
-          <w:bCs/>
-          <w:sz w:val="24"/>
-          <w:szCs w:val="24"/>
-        </w:rPr>
-        <w:t>Цена услуг</w:t>
-      </w:r>
-      <w:r>
-        <w:rPr>
-          <w:rFonts w:ascii="Times New Roman" w:hAnsi="Times New Roman" w:cs="Times New Roman"/>
-          <w:b/>
-          <w:bCs/>
-          <w:sz w:val="24"/>
-          <w:szCs w:val="24"/>
-        </w:rPr>
-        <w:t>,</w:t>
-      </w:r>
-      <w:r>
-        <w:rPr>
-          <w:rFonts w:ascii="Times New Roman" w:hAnsi="Times New Roman" w:cs="Times New Roman"/>
-          <w:b/>
-          <w:bCs/>
-          <w:sz w:val="24"/>
-          <w:szCs w:val="24"/>
-        </w:rPr>
-        <w:t xml:space="preserve"> расчеты</w:t>
-      </w:r>
-      <w:r>
-        <w:rPr>
-          <w:rFonts w:ascii="Times New Roman" w:hAnsi="Times New Roman" w:cs="Times New Roman"/>
-          <w:b/>
-          <w:bCs/>
-          <w:sz w:val="24"/>
-          <w:szCs w:val="24"/>
-        </w:rPr>
-        <w:t xml:space="preserve"> и приемка услуг</w:t>
-      </w:r>
-      <w:r>
-        <w:rPr>
-          <w:rFonts w:ascii="Times New Roman" w:hAnsi="Times New Roman" w:cs="Times New Roman"/>
-          <w:b/>
-          <w:bCs/>
-          <w:sz w:val="24"/>
-          <w:szCs w:val="24"/>
-        </w:rPr>
-        <w:t xml:space="preserve"> по Договору</w:t>
-      </w:r>
-    </w:p>
-    <w:p>
-      <w:pPr>
-        <w:pStyle w:val="ConsPlusNormal"/>
-        <w:spacing w:before="100" w:beforeAutospacing="1" w:after="100" w:afterAutospacing="1" w:line="276" w:lineRule="auto"/>
-        <w:ind w:left="360"/>
-        <w:contextualSpacing/>
-        <w:outlineLvl w:val="0"/>
-        <w:rPr>
-          <w:rFonts w:ascii="Times New Roman" w:hAnsi="Times New Roman" w:cs="Times New Roman"/>
-          <w:b/>
-          <w:bCs/>
-          <w:sz w:val="24"/>
-          <w:szCs w:val="24"/>
-        </w:rPr>
-      </w:pPr>
-    </w:p>
-    <w:p>
-      <w:pPr>
-        <w:pStyle w:val="ConsPlusNormal"/>
-        <w:numPr>
-          <w:ilvl w:val="1"/>
-          <w:numId w:val="4"/>
-        </w:numPr>
-        <w:spacing w:before="100" w:beforeAutospacing="1" w:after="100" w:afterAutospacing="1" w:line="276" w:lineRule="auto"/>
-        <w:ind w:left="0" w:firstLine="567"/>
-        <w:contextualSpacing/>
-        <w:jc w:val="both"/>
-        <w:outlineLvl w:val="0"/>
-        <w:rPr>
-          <w:rFonts w:ascii="Times New Roman" w:hAnsi="Times New Roman" w:cs="Times New Roman"/>
-          <w:sz w:val="24"/>
-          <w:szCs w:val="24"/>
-        </w:rPr>
-      </w:pPr>
-      <w:r>
-        <w:rPr>
-          <w:rFonts w:ascii="Times New Roman" w:hAnsi="Times New Roman" w:cs="Times New Roman"/>
-          <w:sz w:val="24"/>
-          <w:szCs w:val="24"/>
-        </w:rPr>
-        <w:t>Факт оказания У</w:t>
-      </w:r>
-      <w:r>
-        <w:rPr>
-          <w:rFonts w:ascii="Times New Roman" w:hAnsi="Times New Roman" w:cs="Times New Roman"/>
-          <w:sz w:val="24"/>
-          <w:szCs w:val="24"/>
-        </w:rPr>
-        <w:t xml:space="preserve">слуг и принятия их Заказчиком подтверждается </w:t>
-      </w:r>
-      <w:hyperlink r:id="rId12" w:history="1">
-        <w:r>
-          <w:rPr>
-            <w:rFonts w:ascii="Times New Roman" w:hAnsi="Times New Roman" w:cs="Times New Roman"/>
-            <w:sz w:val="24"/>
-            <w:szCs w:val="24"/>
-          </w:rPr>
-          <w:t>актом</w:t>
-        </w:r>
-      </w:hyperlink>
-      <w:r>
-        <w:rPr>
-          <w:rFonts w:ascii="Times New Roman" w:hAnsi="Times New Roman" w:cs="Times New Roman"/>
-          <w:sz w:val="24"/>
-          <w:szCs w:val="24"/>
-        </w:rPr>
-        <w:t xml:space="preserve"> об оказании услуг.</w:t>
-      </w:r>
-    </w:p>
-    <w:p>
-      <w:pPr>
-        <w:pStyle w:val="a6"/>
-        <w:numPr>
-          <w:ilvl w:val="1"/>
-          <w:numId w:val="4"/>
-        </w:numPr>
-        <w:spacing w:before="100" w:beforeAutospacing="1" w:after="100" w:afterAutospacing="1" w:line="276" w:lineRule="auto"/>
-        <w:ind w:left="0" w:firstLine="567"/>
-        <w:outlineLvl w:val="0"/>
-      </w:pPr>
-      <w:r>
-        <w:t>Цена Услуг Исполнителя составляет  сумму {{contract_price_num}} ({{contract_price_words}}) рублей 00 копеек в т. ч. НДФЛ. Цена Услуги является твердой. Сумма, подлежащая уплате Исполнителю в соответствии с настоящим Договором, уменьшается на размер налоговых платежей, связанных с оплатой Договора.</w:t>
-      </w:r>
-      <w:r/>
-      <w:r/>
-      <w:r/>
-      <w:r/>
-      <w:r>
-        <w:rPr>
-          <w:highlight w:val="yellow"/>
-          <w:lang w:val="ru-RU"/>
-        </w:rPr>
-      </w:r>
-      <w:r>
-        <w:rPr>
-          <w:highlight w:val="yellow"/>
-        </w:rPr>
-      </w:r>
-      <w:r>
-        <w:rPr>
-          <w:highlight w:val="yellow"/>
-        </w:rPr>
-      </w:r>
-      <w:r>
-        <w:rPr>
-          <w:highlight w:val="yellow"/>
-          <w:lang w:val="ru-RU"/>
-        </w:rPr>
-      </w:r>
-      <w:r>
-        <w:rPr>
-          <w:highlight w:val="yellow"/>
-        </w:rPr>
-      </w:r>
-      <w:r>
-        <w:rPr>
-          <w:highlight w:val="yellow"/>
-        </w:rPr>
-      </w:r>
-      <w:proofErr w:type="spellStart"/>
-      <w:r>
-        <w:rPr>
-          <w:highlight w:val="yellow"/>
-        </w:rPr>
-      </w:r>
-      <w:proofErr w:type="spellEnd"/>
-      <w:r>
-        <w:rPr>
-          <w:highlight w:val="yellow"/>
-        </w:rPr>
-      </w:r>
-      <w:r/>
-      <w:r>
-        <w:rPr>
-          <w:lang w:val="ru-RU" w:eastAsia="ru-RU"/>
-        </w:rPr>
-      </w:r>
-      <w:r/>
-      <w:r/>
-      <w:r/>
-      <w:r>
-        <w:rPr>
-          <w:lang w:val="ru-RU"/>
-        </w:rPr>
-      </w:r>
-    </w:p>
-    <w:p>
-      <w:pPr>
-        <w:pStyle w:val="a6"/>
-        <w:numPr>
-          <w:ilvl w:val="1"/>
-          <w:numId w:val="4"/>
-        </w:numPr>
-        <w:ind w:left="0" w:firstLine="567"/>
-        <w:rPr>
-          <w:lang w:val="ru-RU" w:eastAsia="ru-RU"/>
-        </w:rPr>
-      </w:pPr>
-      <w:r>
-        <w:rPr>
-          <w:lang w:val="ru-RU" w:eastAsia="ru-RU"/>
-        </w:rPr>
-        <w:t>Цена Договора включает в себя все затраты, издержки и иные расходы Исполнителя, в том числе сопутствующие, связанные с исполнением настоящего Договора.</w:t>
-      </w:r>
-    </w:p>
-    <w:p>
-      <w:pPr>
-        <w:pStyle w:val="a6"/>
-        <w:ind w:left="0" w:firstLine="567"/>
-        <w:rPr>
-          <w:lang w:eastAsia="ru-RU"/>
-        </w:rPr>
-      </w:pPr>
-      <w:r>
-        <w:rPr>
-          <w:lang w:eastAsia="ru-RU"/>
-        </w:rPr>
-        <w:t>Общая сумма вознаграждения Исполнителя за оказанные Услуги по Договору включает в себя сумму вознаграждения за передачу интеллектуальных прав на результат Услуг.</w:t>
-      </w:r>
-    </w:p>
-    <w:p>
-      <w:pPr>
-        <w:pStyle w:val="ConsPlusNormal"/>
-        <w:numPr>
-          <w:ilvl w:val="1"/>
-          <w:numId w:val="4"/>
-        </w:numPr>
-        <w:spacing w:after="100" w:afterAutospacing="1" w:line="276" w:lineRule="auto"/>
-        <w:ind w:left="0" w:firstLine="567"/>
-        <w:contextualSpacing/>
-        <w:jc w:val="both"/>
-        <w:outlineLvl w:val="0"/>
-        <w:rPr>
-          <w:rFonts w:ascii="Times New Roman" w:hAnsi="Times New Roman" w:cs="Times New Roman"/>
-          <w:sz w:val="24"/>
-          <w:szCs w:val="24"/>
-        </w:rPr>
-      </w:pPr>
-      <w:r>
-        <w:rPr>
-          <w:rFonts w:ascii="Times New Roman" w:hAnsi="Times New Roman" w:cs="Times New Roman"/>
-          <w:sz w:val="24"/>
-          <w:szCs w:val="24"/>
-        </w:rPr>
-        <w:t>Заказчик как налоговый агент исчисляет</w:t>
-      </w:r>
-      <w:r>
-        <w:rPr>
-          <w:rFonts w:ascii="Times New Roman" w:hAnsi="Times New Roman" w:cs="Times New Roman"/>
-          <w:sz w:val="24"/>
-          <w:szCs w:val="24"/>
-        </w:rPr>
-        <w:t xml:space="preserve"> и удерживает налог на доходы физических лиц (13%) из цены услуги при фактической оплате Исполнителю</w:t>
-      </w:r>
-      <w:r>
-        <w:rPr>
-          <w:rFonts w:ascii="Times New Roman" w:hAnsi="Times New Roman" w:cs="Times New Roman"/>
-          <w:sz w:val="24"/>
-          <w:szCs w:val="24"/>
-        </w:rPr>
-        <w:t xml:space="preserve">, а так же уплачивает взносы во внебюджетные фонды в размере </w:t>
-      </w:r>
-      <w:r>
-        <w:rPr>
-          <w:rFonts w:ascii="Times New Roman" w:hAnsi="Times New Roman" w:cs="Times New Roman"/>
-          <w:sz w:val="24"/>
-          <w:szCs w:val="24"/>
-          <w:highlight w:val="yellow"/>
-        </w:rPr>
-        <w:t>7,6</w:t>
-      </w:r>
-      <w:r>
-        <w:rPr>
-          <w:rFonts w:ascii="Times New Roman" w:hAnsi="Times New Roman" w:cs="Times New Roman"/>
-          <w:sz w:val="24"/>
-          <w:szCs w:val="24"/>
-          <w:highlight w:val="yellow"/>
-        </w:rPr>
-        <w:t xml:space="preserve"> %</w:t>
-      </w:r>
-      <w:r>
-        <w:rPr>
-          <w:rFonts w:ascii="Times New Roman" w:hAnsi="Times New Roman" w:cs="Times New Roman"/>
-          <w:sz w:val="24"/>
-          <w:szCs w:val="24"/>
-        </w:rPr>
-        <w:t xml:space="preserve"> (</w:t>
-      </w:r>
-      <w:hyperlink r:id="rId13" w:history="1">
-        <w:r>
-          <w:rPr>
-            <w:rFonts w:ascii="Times New Roman" w:hAnsi="Times New Roman" w:cs="Times New Roman"/>
-            <w:sz w:val="24"/>
-            <w:szCs w:val="24"/>
-          </w:rPr>
-          <w:t>п. 4 ст. 226</w:t>
-        </w:r>
-      </w:hyperlink>
-      <w:r>
-        <w:rPr>
-          <w:rFonts w:ascii="Times New Roman" w:hAnsi="Times New Roman" w:cs="Times New Roman"/>
-          <w:sz w:val="24"/>
-          <w:szCs w:val="24"/>
-        </w:rPr>
-        <w:t xml:space="preserve"> НК РФ). </w:t>
-      </w:r>
-    </w:p>
-    <w:p>
-      <w:pPr>
-        <w:pStyle w:val="ConsPlusNormal"/>
-        <w:numPr>
-          <w:ilvl w:val="1"/>
-          <w:numId w:val="4"/>
-        </w:numPr>
-        <w:spacing w:before="100" w:beforeAutospacing="1" w:after="100" w:afterAutospacing="1" w:line="276" w:lineRule="auto"/>
-        <w:ind w:left="0" w:firstLine="567"/>
-        <w:contextualSpacing/>
-        <w:jc w:val="both"/>
-        <w:outlineLvl w:val="0"/>
-        <w:rPr>
-          <w:rFonts w:ascii="Times New Roman" w:hAnsi="Times New Roman" w:cs="Times New Roman"/>
-          <w:sz w:val="24"/>
-          <w:szCs w:val="24"/>
-        </w:rPr>
-      </w:pPr>
-      <w:r>
-        <w:rPr>
-          <w:rFonts w:ascii="Times New Roman" w:hAnsi="Times New Roman" w:cs="Times New Roman"/>
-          <w:sz w:val="24"/>
-          <w:szCs w:val="24"/>
-        </w:rPr>
-        <w:t xml:space="preserve">Заказчик обязуется осуществить оплату </w:t>
-      </w:r>
-      <w:r>
-        <w:rPr>
-          <w:rFonts w:ascii="Times New Roman" w:hAnsi="Times New Roman" w:cs="Times New Roman"/>
-          <w:sz w:val="24"/>
-          <w:szCs w:val="24"/>
-        </w:rPr>
-        <w:t>оказанных Исполнителем</w:t>
-      </w:r>
-      <w:r>
-        <w:rPr>
-          <w:rFonts w:ascii="Times New Roman" w:hAnsi="Times New Roman" w:cs="Times New Roman"/>
-          <w:sz w:val="24"/>
-          <w:szCs w:val="24"/>
-        </w:rPr>
-        <w:t xml:space="preserve"> и принятых Заказчиком</w:t>
-      </w:r>
-      <w:r>
-        <w:rPr>
-          <w:rFonts w:ascii="Times New Roman" w:hAnsi="Times New Roman" w:cs="Times New Roman"/>
-          <w:sz w:val="24"/>
-          <w:szCs w:val="24"/>
-        </w:rPr>
-        <w:t xml:space="preserve"> Услуг</w:t>
-      </w:r>
-      <w:r>
-        <w:rPr>
-          <w:rFonts w:ascii="Times New Roman" w:hAnsi="Times New Roman" w:cs="Times New Roman"/>
-          <w:sz w:val="24"/>
-          <w:szCs w:val="24"/>
-        </w:rPr>
-        <w:t xml:space="preserve"> в срок не позднее 30 календарных дней с момента подписания Сторонами </w:t>
-      </w:r>
-      <w:hyperlink r:id="rId14" w:history="1">
-        <w:r>
-          <w:rPr>
-            <w:rFonts w:ascii="Times New Roman" w:hAnsi="Times New Roman" w:cs="Times New Roman"/>
-            <w:sz w:val="24"/>
-            <w:szCs w:val="24"/>
-          </w:rPr>
-          <w:t>акта</w:t>
-        </w:r>
-      </w:hyperlink>
-      <w:r>
-        <w:rPr>
-          <w:rFonts w:ascii="Times New Roman" w:hAnsi="Times New Roman" w:cs="Times New Roman"/>
-          <w:sz w:val="24"/>
-          <w:szCs w:val="24"/>
-        </w:rPr>
-        <w:t xml:space="preserve"> об оказании услуг</w:t>
-      </w:r>
-      <w:r>
-        <w:rPr>
-          <w:rFonts w:ascii="Times New Roman" w:hAnsi="Times New Roman" w:cs="Times New Roman"/>
-          <w:sz w:val="24"/>
-          <w:szCs w:val="24"/>
-        </w:rPr>
-        <w:t xml:space="preserve"> (далее – Акт)</w:t>
-      </w:r>
-      <w:r>
-        <w:rPr>
-          <w:rFonts w:ascii="Times New Roman" w:hAnsi="Times New Roman" w:cs="Times New Roman"/>
-          <w:sz w:val="24"/>
-          <w:szCs w:val="24"/>
-        </w:rPr>
-        <w:t xml:space="preserve">. Проценты на сумму оплаты услуг с даты подписания </w:t>
-      </w:r>
-      <w:r>
-        <w:rPr>
-          <w:rFonts w:ascii="Times New Roman" w:hAnsi="Times New Roman" w:cs="Times New Roman"/>
-          <w:sz w:val="24"/>
-          <w:szCs w:val="24"/>
-        </w:rPr>
-        <w:t>Акта</w:t>
-      </w:r>
-      <w:r>
-        <w:rPr>
-          <w:rFonts w:ascii="Times New Roman" w:hAnsi="Times New Roman" w:cs="Times New Roman"/>
-          <w:sz w:val="24"/>
-          <w:szCs w:val="24"/>
-        </w:rPr>
-        <w:t xml:space="preserve"> (или с даты составления одностороннего акта) до момента оплаты, произведенной в соответствии с настоящим пунктом, не начисляются и не уплачиваются.</w:t>
-      </w:r>
-    </w:p>
-    <w:p>
-      <w:pPr>
-        <w:pStyle w:val="ConsPlusNormal"/>
-        <w:spacing w:before="100" w:beforeAutospacing="1" w:after="100" w:afterAutospacing="1" w:line="276" w:lineRule="auto"/>
-        <w:ind w:firstLine="567"/>
-        <w:contextualSpacing/>
-        <w:jc w:val="both"/>
-        <w:outlineLvl w:val="0"/>
-        <w:rPr>
-          <w:rFonts w:ascii="Times New Roman" w:hAnsi="Times New Roman" w:cs="Times New Roman"/>
-          <w:sz w:val="24"/>
-          <w:szCs w:val="24"/>
-        </w:rPr>
-      </w:pPr>
-      <w:commentRangeStart w:id="4"/>
-      <w:r>
-        <w:rPr>
-          <w:rFonts w:ascii="Times New Roman" w:hAnsi="Times New Roman" w:cs="Times New Roman"/>
-          <w:sz w:val="24"/>
-          <w:szCs w:val="24"/>
-        </w:rPr>
-        <w:t xml:space="preserve">4.5.1. В случае наличия этапов оказания Услуг в рамках Приложения № 1, Заказчик обязуется осуществить оплату оказанных Исполнителем </w:t>
-      </w:r>
-      <w:r>
-        <w:rPr>
-          <w:rFonts w:ascii="Times New Roman" w:hAnsi="Times New Roman" w:cs="Times New Roman"/>
-          <w:sz w:val="24"/>
-          <w:szCs w:val="24"/>
-        </w:rPr>
-        <w:t xml:space="preserve">и принятых Заказчиком </w:t>
-      </w:r>
-      <w:r>
-        <w:rPr>
-          <w:rFonts w:ascii="Times New Roman" w:hAnsi="Times New Roman" w:cs="Times New Roman"/>
-          <w:sz w:val="24"/>
-          <w:szCs w:val="24"/>
-        </w:rPr>
-        <w:t>этапов (в соответствии с Приложением № 1) в срок не позднее 30 календарных дней с момента подписания Сторонами Акт</w:t>
-      </w:r>
-      <w:r>
-        <w:rPr>
-          <w:rFonts w:ascii="Times New Roman" w:hAnsi="Times New Roman" w:cs="Times New Roman"/>
-          <w:sz w:val="24"/>
-          <w:szCs w:val="24"/>
-        </w:rPr>
-        <w:t>а</w:t>
-      </w:r>
-      <w:r>
-        <w:rPr>
-          <w:rFonts w:ascii="Times New Roman" w:hAnsi="Times New Roman" w:cs="Times New Roman"/>
-          <w:sz w:val="24"/>
-          <w:szCs w:val="24"/>
-        </w:rPr>
-        <w:t xml:space="preserve"> по соответствующему этапу</w:t>
-      </w:r>
-      <w:r>
-        <w:rPr>
-          <w:rFonts w:ascii="Times New Roman" w:hAnsi="Times New Roman" w:cs="Times New Roman"/>
-          <w:sz w:val="24"/>
-          <w:szCs w:val="24"/>
-        </w:rPr>
-        <w:t xml:space="preserve">. Проценты на сумму оплаты услуг с даты </w:t>
-      </w:r>
-      <w:r>
-        <w:rPr>
-          <w:rFonts w:ascii="Times New Roman" w:hAnsi="Times New Roman" w:cs="Times New Roman"/>
-          <w:sz w:val="24"/>
-          <w:szCs w:val="24"/>
-        </w:rPr>
-        <w:lastRenderedPageBreak/>
-        <w:t>подписания Акта (или с даты составления одностороннего акта) до момента оплаты, произведенной в соответствии с настоящим пунктом, не начисляются и не уплачиваются.</w:t>
-      </w:r>
-      <w:commentRangeEnd w:id="4"/>
-      <w:r>
-        <w:rPr>
-          <w:rStyle w:val="af0"/>
-          <w:rFonts w:asciiTheme="minorHAnsi" w:eastAsiaTheme="minorHAnsi" w:hAnsiTheme="minorHAnsi" w:cstheme="minorBidi"/>
-          <w:lang w:eastAsia="en-US"/>
-        </w:rPr>
-        <w:commentReference w:id="4"/>
-      </w:r>
-    </w:p>
-    <w:p>
-      <w:pPr>
-        <w:pStyle w:val="ConsPlusNormal"/>
-        <w:numPr>
-          <w:ilvl w:val="1"/>
-          <w:numId w:val="4"/>
-        </w:numPr>
-        <w:spacing w:before="100" w:beforeAutospacing="1" w:after="100" w:afterAutospacing="1" w:line="276" w:lineRule="auto"/>
-        <w:ind w:left="0" w:firstLine="567"/>
-        <w:contextualSpacing/>
-        <w:jc w:val="both"/>
-        <w:outlineLvl w:val="0"/>
-        <w:rPr>
-          <w:rFonts w:ascii="Times New Roman" w:hAnsi="Times New Roman" w:cs="Times New Roman"/>
-          <w:sz w:val="24"/>
-          <w:szCs w:val="24"/>
-        </w:rPr>
-      </w:pPr>
-      <w:r>
-        <w:rPr>
-          <w:rFonts w:ascii="Times New Roman" w:hAnsi="Times New Roman" w:cs="Times New Roman"/>
-          <w:sz w:val="24"/>
-          <w:szCs w:val="24"/>
-        </w:rPr>
-        <w:t xml:space="preserve">Оплата осуществляется по безналичному расчету путем перечисления Заказчиком денежных средств Исполнителю по реквизитам, указанным в разделе </w:t>
-      </w:r>
-      <w:r>
-        <w:rPr>
-          <w:rFonts w:ascii="Times New Roman" w:hAnsi="Times New Roman" w:cs="Times New Roman"/>
-          <w:sz w:val="24"/>
-          <w:szCs w:val="24"/>
-        </w:rPr>
-        <w:t>9</w:t>
-      </w:r>
-      <w:r>
-        <w:rPr>
-          <w:rFonts w:ascii="Times New Roman" w:hAnsi="Times New Roman" w:cs="Times New Roman"/>
-          <w:sz w:val="24"/>
-          <w:szCs w:val="24"/>
-        </w:rPr>
-        <w:t xml:space="preserve"> настоящего Договора</w:t>
-      </w:r>
-      <w:r>
-        <w:rPr>
-          <w:rFonts w:ascii="Times New Roman" w:hAnsi="Times New Roman" w:cs="Times New Roman"/>
-          <w:sz w:val="24"/>
-          <w:szCs w:val="24"/>
-        </w:rPr>
-        <w:t>.</w:t>
-      </w:r>
-    </w:p>
-    <w:p>
-      <w:pPr>
-        <w:pStyle w:val="ConsPlusNormal"/>
-        <w:numPr>
-          <w:ilvl w:val="1"/>
-          <w:numId w:val="4"/>
-        </w:numPr>
-        <w:spacing w:before="100" w:beforeAutospacing="1" w:after="100" w:afterAutospacing="1" w:line="276" w:lineRule="auto"/>
-        <w:ind w:left="0" w:firstLine="567"/>
-        <w:contextualSpacing/>
-        <w:jc w:val="both"/>
-        <w:outlineLvl w:val="0"/>
-        <w:rPr>
-          <w:rFonts w:ascii="Times New Roman" w:hAnsi="Times New Roman" w:cs="Times New Roman"/>
-          <w:sz w:val="24"/>
-          <w:szCs w:val="24"/>
-        </w:rPr>
-      </w:pPr>
-      <w:r>
-        <w:rPr>
-          <w:rFonts w:ascii="Times New Roman" w:hAnsi="Times New Roman" w:cs="Times New Roman"/>
-          <w:sz w:val="24"/>
-          <w:szCs w:val="24"/>
-        </w:rPr>
-        <w:t xml:space="preserve">Обязательство Заказчика по оплате услуг считается исполненным </w:t>
-      </w:r>
-      <w:r>
-        <w:rPr>
-          <w:rFonts w:ascii="Times New Roman" w:hAnsi="Times New Roman" w:cs="Times New Roman"/>
-          <w:sz w:val="24"/>
-          <w:szCs w:val="24"/>
-        </w:rPr>
-        <w:t>с момента списания</w:t>
-      </w:r>
-      <w:r>
-        <w:rPr>
-          <w:rFonts w:ascii="Times New Roman" w:hAnsi="Times New Roman" w:cs="Times New Roman"/>
-          <w:sz w:val="24"/>
-          <w:szCs w:val="24"/>
-        </w:rPr>
-        <w:t xml:space="preserve"> денежных средств </w:t>
-      </w:r>
-      <w:r>
-        <w:rPr>
-          <w:rFonts w:ascii="Times New Roman" w:hAnsi="Times New Roman" w:cs="Times New Roman"/>
-          <w:sz w:val="24"/>
-          <w:szCs w:val="24"/>
-        </w:rPr>
-        <w:t xml:space="preserve">со счета </w:t>
-      </w:r>
-      <w:r>
-        <w:rPr>
-          <w:rFonts w:ascii="Times New Roman" w:hAnsi="Times New Roman" w:cs="Times New Roman"/>
-          <w:sz w:val="24"/>
-          <w:szCs w:val="24"/>
-        </w:rPr>
-        <w:t>Заказчика</w:t>
-      </w:r>
-      <w:r>
-        <w:rPr>
-          <w:rFonts w:ascii="Times New Roman" w:hAnsi="Times New Roman" w:cs="Times New Roman"/>
-          <w:sz w:val="24"/>
-          <w:szCs w:val="24"/>
-        </w:rPr>
-        <w:t>.</w:t>
-      </w:r>
-    </w:p>
-    <w:p>
-      <w:pPr>
-        <w:pStyle w:val="a6"/>
-        <w:numPr>
-          <w:ilvl w:val="1"/>
-          <w:numId w:val="4"/>
-        </w:numPr>
-        <w:shd w:val="clear" w:color="auto" w:fill="FFFFFF"/>
-        <w:spacing w:line="276" w:lineRule="auto"/>
-        <w:ind w:left="0" w:firstLine="568"/>
-        <w:rPr>
-          <w:color w:val="000000"/>
-          <w:lang w:eastAsia="ru-RU"/>
-        </w:rPr>
-      </w:pPr>
-      <w:r>
-        <w:rPr>
-          <w:color w:val="000000"/>
-          <w:lang w:eastAsia="ru-RU"/>
-        </w:rPr>
-        <w:t xml:space="preserve">Финансирование </w:t>
-      </w:r>
-      <w:r>
-        <w:t xml:space="preserve">договора осуществляется в рамках соглашения о предоставлении </w:t>
-      </w:r>
-      <w:r>
-        <w:br/>
-      </w:r>
-      <w:r>
-        <w:t xml:space="preserve">из федерального бюджета субсидии, заключенного между ВСКС и Федеральным агентством </w:t>
-      </w:r>
-      <w:r>
-        <w:br/>
-      </w:r>
-      <w:r>
-        <w:t>по делам молодежи (Росмолодежь) № 091-10-2025-032 от 24.02.2025 г. В связи с оплатой стоимости настоящего договора за счет средств федеральной субсидии, Подрядчик (Исполнитель) дает свое согласие на осуществление главным распорядителем бюджетных средств, предоставившим субсидию (Федеральным агентством по делам молодежи), и органами государственного (муниципального) финансового контроля проверок соблюдения Заказчиком условий, целей и порядка предоставления субсидии, в том числе в части достижения результатов предоставления Субсидии, установленных Правилами предоставления субсидии и настоящим Соглашением (в соответствии с п. 3 ст. 78.1. БК РФ)</w:t>
-      </w:r>
-      <w:r>
-        <w:rPr>
-          <w:color w:val="000000"/>
-          <w:lang w:eastAsia="ru-RU"/>
-        </w:rPr>
-        <w:t>.</w:t>
-      </w:r>
-    </w:p>
-    <w:p>
-      <w:pPr>
-        <w:pStyle w:val="ConsPlusNormal"/>
-        <w:numPr>
-          <w:ilvl w:val="1"/>
-          <w:numId w:val="4"/>
-        </w:numPr>
-        <w:spacing w:before="100" w:beforeAutospacing="1" w:after="100" w:afterAutospacing="1" w:line="276" w:lineRule="auto"/>
-        <w:ind w:left="0" w:firstLine="567"/>
-        <w:contextualSpacing/>
-        <w:jc w:val="both"/>
-        <w:outlineLvl w:val="0"/>
-        <w:rPr>
-          <w:rFonts w:ascii="Times New Roman" w:hAnsi="Times New Roman" w:cs="Times New Roman"/>
-          <w:sz w:val="24"/>
-          <w:szCs w:val="24"/>
-        </w:rPr>
-      </w:pPr>
-      <w:r>
-        <w:rPr>
-          <w:rFonts w:ascii="Times New Roman" w:hAnsi="Times New Roman" w:cs="Times New Roman"/>
-          <w:sz w:val="24"/>
-          <w:szCs w:val="24"/>
-        </w:rPr>
-        <w:t>Приемка Услуг</w:t>
-      </w:r>
-      <w:r>
-        <w:rPr>
-          <w:rFonts w:ascii="Times New Roman" w:hAnsi="Times New Roman" w:cs="Times New Roman"/>
-          <w:sz w:val="24"/>
-          <w:szCs w:val="24"/>
-        </w:rPr>
-        <w:t xml:space="preserve"> </w:t>
-      </w:r>
-      <w:commentRangeStart w:id="5"/>
-      <w:r>
-        <w:rPr>
-          <w:rFonts w:ascii="Times New Roman" w:hAnsi="Times New Roman" w:cs="Times New Roman"/>
-          <w:sz w:val="24"/>
-          <w:szCs w:val="24"/>
-        </w:rPr>
-        <w:t>(в т.ч. этапа оказания Услуг (при наличии))</w:t>
-      </w:r>
-      <w:commentRangeEnd w:id="5"/>
-      <w:r>
-        <w:rPr>
-          <w:rStyle w:val="af0"/>
-          <w:rFonts w:asciiTheme="minorHAnsi" w:eastAsiaTheme="minorHAnsi" w:hAnsiTheme="minorHAnsi" w:cstheme="minorBidi"/>
-          <w:lang w:eastAsia="en-US"/>
-        </w:rPr>
-        <w:commentReference w:id="5"/>
-      </w:r>
       <w:r>
         <w:rPr>
           <w:rFonts w:ascii="Times New Roman" w:hAnsi="Times New Roman" w:cs="Times New Roman"/>
@@ -4991,7 +2102,7 @@
                 <w:sz w:val="24"/>
                 <w:szCs w:val="24"/>
               </w:rPr>
-              <w:t>Адрес местонахождения: 119454, г. Москва, пр-т Вернадского, д.78, стр.8, этаж цокольный, помещение I, комната 4.</w:t>
+              <w:t xml:space="preserve">Адрес местонахождения: {{customer_address}}78, стр.8, этаж цокольный, помещение I, комната 4.</w:t>
             </w:r>
           </w:p>
           <w:p>
@@ -5008,7 +2119,7 @@
                 <w:sz w:val="24"/>
                 <w:szCs w:val="24"/>
               </w:rPr>
-              <w:t>Почтовый адрес: 119454, г. Москва, пр-т Вернадского, д.78, стр.8, этаж цокольный, помещение I, комната 4.</w:t>
+              <w:t xml:space="preserve">Почтовый адрес: {{customer_address}}78, стр.8, этаж цокольный, помещение I, комната 4.</w:t>
             </w:r>
           </w:p>
           <w:p>
@@ -5076,7 +2187,7 @@
                 <w:sz w:val="24"/>
                 <w:szCs w:val="24"/>
               </w:rPr>
-              <w:t>УФК ПО Г. МОСКВЕ (ВСКС)</w:t>
+              <w:t>{{customer_bank_name}}</w:t>
             </w:r>
           </w:p>
           <w:p>
@@ -5093,7 +2204,7 @@
                 <w:sz w:val="24"/>
                 <w:szCs w:val="24"/>
               </w:rPr>
-              <w:t>Лицевой счет 711К0232001</w:t>
+              <w:t xml:space="preserve">Лицевой счёт: {{customer_personal_account}}</w:t>
             </w:r>
           </w:p>
           <w:p>
@@ -5110,7 +2221,7 @@
                 <w:sz w:val="24"/>
                 <w:szCs w:val="24"/>
               </w:rPr>
-              <w:t>Казначейский счет: 03215643000000017301</w:t>
+              <w:t xml:space="preserve">Казначейский счёт: {{customer_settlement_account}}</w:t>
             </w:r>
           </w:p>
           <w:p>
@@ -5127,7 +2238,7 @@
                 <w:sz w:val="24"/>
                 <w:szCs w:val="24"/>
               </w:rPr>
-              <w:t>ГУ БАНКА РОССИИ ПО ЦФО//УФК ПО Г. МОСКВЕ, г Москва</w:t>
+              <w:t>{{customer_bank_name}}</w:t>
             </w:r>
           </w:p>
           <w:p>
@@ -5144,7 +2255,7 @@
                 <w:sz w:val="24"/>
                 <w:szCs w:val="24"/>
               </w:rPr>
-              <w:t>БИК ТОФК 004525988</w:t>
+              <w:t xml:space="preserve">БИК: {{customer_bik}}</w:t>
             </w:r>
           </w:p>
           <w:p>
@@ -5195,7 +2306,7 @@
                 <w:sz w:val="24"/>
                 <w:szCs w:val="24"/>
               </w:rPr>
-              <w:t>ОКПО 17777419</w:t>
+              <w:t xml:space="preserve">ОГРН {{customer_ogrn}}</w:t>
             </w:r>
           </w:p>
           <w:p>
@@ -5294,7 +2405,7 @@
                 <w:sz w:val="24"/>
                 <w:szCs w:val="24"/>
               </w:rPr>
-              <w:t>Президент</w:t>
+              <w:t>{{customer_signatory_position}}</w:t>
             </w:r>
           </w:p>
           <w:p>
@@ -7718,7 +4829,7 @@
                 <w:szCs w:val="24"/>
                 <w:lang w:eastAsia="ru-RU"/>
               </w:rPr>
-              <w:t>ВСКС</w:t>
+              <w:t>{{customer_full_name}}</w:t>
             </w:r>
           </w:p>
           <w:p>
@@ -7755,7 +4866,7 @@
                 <w:szCs w:val="24"/>
                 <w:lang w:eastAsia="ru-RU"/>
               </w:rPr>
-              <w:t>Президент</w:t>
+              <w:t>{{customer_signatory_position}}</w:t>
             </w:r>
           </w:p>
           <w:p>
@@ -8923,7 +6034,7 @@
         <w:rPr>
           <w:rFonts w:ascii="Times New Roman" w:hAnsi="Times New Roman" w:cs="Times New Roman"/>
         </w:rPr>
-        <w:t xml:space="preserve"> Всероссийской общественной молодежной организации «Всероссийский студенческий корпус спасателей» (ВСКС), зарегистрированному по адресу: 119454, г. Москва, пр-т Вернадского, д.78, стр.8, этаж цокольный, помещение I, комната 4, на обработку соответствии со ст. 9 Федерального закона от 27.07.2006 № 152-ФЗ «О персональных данных», </w:t>
+        <w:t xml:space="preserve"> Всероссийской общественной молодежной организации «Всероссийский студенческий корпус спасателей» (ВСКС), зарегистрированному по адресу: {{customer_address}}78, стр.8, этаж цокольный, помещение I, комната 4, на обработку соответствии со ст. 9 Федерального закона от 27.07.2006 № 152-ФЗ «О персональных данных», </w:t>
       </w:r>
       <w:r>
         <w:rPr>
@@ -9412,7 +6523,7 @@
                 <w:szCs w:val="24"/>
                 <w:lang w:eastAsia="ru-RU"/>
               </w:rPr>
-              <w:t>ВСКС</w:t>
+              <w:t>{{customer_full_name}}</w:t>
             </w:r>
           </w:p>
           <w:p>
@@ -9449,7 +6560,7 @@
                 <w:szCs w:val="24"/>
                 <w:lang w:eastAsia="ru-RU"/>
               </w:rPr>
-              <w:t>Президент</w:t>
+              <w:t>{{customer_signatory_position}}</w:t>
             </w:r>
           </w:p>
           <w:p>
@@ -10203,7 +7314,7 @@
         <w:rPr>
           <w:rFonts w:ascii="Times New Roman" w:hAnsi="Times New Roman" w:cs="Times New Roman"/>
         </w:rPr>
-        <w:t xml:space="preserve"> Всероссийской общественной молодежной организации «Всероссийский студенческий корпус спасателей» (ВСКС), зарегистрированному по адресу: 119454, г. Москва, пр-т Вернадского, д.78, стр.8, этаж цокольный, помещение I, комната 4, на обработку соответствии со ст. 9 Федерального закона от 27.07.2006 № 152-ФЗ «О персональных данных», </w:t>
+        <w:t xml:space="preserve"> Всероссийской общественной молодежной организации «Всероссийский студенческий корпус спасателей» (ВСКС), зарегистрированному по адресу: {{customer_address}}78, стр.8, этаж цокольный, помещение I, комната 4, на обработку соответствии со ст. 9 Федерального закона от 27.07.2006 № 152-ФЗ «О персональных данных», </w:t>
       </w:r>
       <w:r>
         <w:rPr>
@@ -10503,83 +7614,6 @@
     </w:sectPr>
   </w:body>
 </w:document>
-</file>
-
-<file path=word/comments.xml><?xml version="1.0" encoding="utf-8"?>
-<w:comments xmlns:wpc="http://schemas.microsoft.com/office/word/2010/wordprocessingCanvas" xmlns:cx="http://schemas.microsoft.com/office/drawing/2014/chartex" xmlns:cx1="http://schemas.microsoft.com/office/drawing/2015/9/8/chartex" xmlns:cx2="http://schemas.microsoft.com/office/drawing/2015/10/21/chartex" xmlns:cx3="http://schemas.microsoft.com/office/drawing/2016/5/9/chartex" xmlns:cx4="http://schemas.microsoft.com/office/drawing/2016/5/10/chartex" xmlns:cx5="http://schemas.microsoft.com/office/drawing/2016/5/11/chartex" xmlns:cx6="http://schemas.microsoft.com/office/drawing/2016/5/12/chartex" xmlns:cx7="http://schemas.microsoft.com/office/drawing/2016/5/13/chartex" xmlns:cx8="http://schemas.microsoft.com/office/drawing/2016/5/14/chartex" xmlns:mc="http://schemas.openxmlformats.org/markup-compatibility/2006" xmlns:aink="http://schemas.microsoft.com/office/drawing/2016/ink" xmlns:am3d="http://schemas.microsoft.com/office/drawing/2017/model3d" xmlns:o="urn:schemas-microsoft-com:office:office" xmlns:r="http://schemas.openxmlformats.org/officeDocument/2006/relationships" xmlns:m="http://schemas.openxmlformats.org/officeDocument/2006/math" xmlns:v="urn:schemas-microsoft-com:vml" xmlns:wp14="http://schemas.microsoft.com/office/word/2010/wordprocessingDrawing" xmlns:wp="http://schemas.openxmlformats.org/drawingml/2006/wordprocessingDrawing" xmlns:w10="urn:schemas-microsoft-com:office:word" xmlns:w="http://schemas.openxmlformats.org/wordprocessingml/2006/main" xmlns:w14="http://schemas.microsoft.com/office/word/2010/wordml" xmlns:w15="http://schemas.microsoft.com/office/word/2012/wordml" xmlns:w16cex="http://schemas.microsoft.com/office/word/2018/wordml/cex" xmlns:w16cid="http://schemas.microsoft.com/office/word/2016/wordml/cid" xmlns:w16="http://schemas.microsoft.com/office/word/2018/wordml" xmlns:w16sdtdh="http://schemas.microsoft.com/office/word/2020/wordml/sdtdatahash" xmlns:w16se="http://schemas.microsoft.com/office/word/2015/wordml/symex" xmlns:wpg="http://schemas.microsoft.com/office/word/2010/wordprocessingGroup" xmlns:wpi="http://schemas.microsoft.com/office/word/2010/wordprocessingInk" xmlns:wne="http://schemas.microsoft.com/office/word/2006/wordml" xmlns:wps="http://schemas.microsoft.com/office/word/2010/wordprocessingShape" mc:Ignorable="w14 w15 w16se w16cid w16 w16cex w16sdtdh wp14">
-  <w:comment w:id="3" w:author="Александр А. Борисов" w:date="2025-02-04T13:37:00Z" w:initials="ААБ">
-    <w:p>
-      <w:pPr>
-        <w:pStyle w:val="af1"/>
-      </w:pPr>
-      <w:r>
-        <w:rPr>
-          <w:rStyle w:val="af0"/>
-        </w:rPr>
-        <w:annotationRef/>
-      </w:r>
-      <w:r>
-        <w:t>Исключается в случае, если в рамках Приложения № 1 нет этапности</w:t>
-      </w:r>
-    </w:p>
-  </w:comment>
-  <w:comment w:id="4" w:author="Александр А. Борисов" w:date="2024-08-21T10:27:00Z" w:initials="ААБ">
-    <w:p>
-      <w:pPr>
-        <w:pStyle w:val="af1"/>
-      </w:pPr>
-      <w:r>
-        <w:rPr>
-          <w:rStyle w:val="af0"/>
-        </w:rPr>
-        <w:annotationRef/>
-      </w:r>
-      <w:r>
-        <w:t>Исключается в случае, если в рамках Приложения № 1 нет этапности</w:t>
-      </w:r>
-    </w:p>
-  </w:comment>
-  <w:comment w:id="5" w:author="Александр А. Борисов" w:date="2025-02-04T13:38:00Z" w:initials="ААБ">
-    <w:p>
-      <w:pPr>
-        <w:pStyle w:val="af1"/>
-      </w:pPr>
-      <w:r>
-        <w:rPr>
-          <w:rStyle w:val="af0"/>
-        </w:rPr>
-        <w:annotationRef/>
-      </w:r>
-      <w:r>
-        <w:t>Исключается в случае, если в рамках Приложения № 1 нет этапности</w:t>
-      </w:r>
-    </w:p>
-  </w:comment>
-</w:comments>
-</file>
-
-<file path=word/commentsExtended.xml><?xml version="1.0" encoding="utf-8"?>
-<w15:commentsEx xmlns:wpc="http://schemas.microsoft.com/office/word/2010/wordprocessingCanvas" xmlns:cx="http://schemas.microsoft.com/office/drawing/2014/chartex" xmlns:cx1="http://schemas.microsoft.com/office/drawing/2015/9/8/chartex" xmlns:cx2="http://schemas.microsoft.com/office/drawing/2015/10/21/chartex" xmlns:cx3="http://schemas.microsoft.com/office/drawing/2016/5/9/chartex" xmlns:cx4="http://schemas.microsoft.com/office/drawing/2016/5/10/chartex" xmlns:cx5="http://schemas.microsoft.com/office/drawing/2016/5/11/chartex" xmlns:cx6="http://schemas.microsoft.com/office/drawing/2016/5/12/chartex" xmlns:cx7="http://schemas.microsoft.com/office/drawing/2016/5/13/chartex" xmlns:cx8="http://schemas.microsoft.com/office/drawing/2016/5/14/chartex" xmlns:mc="http://schemas.openxmlformats.org/markup-compatibility/2006" xmlns:aink="http://schemas.microsoft.com/office/drawing/2016/ink" xmlns:am3d="http://schemas.microsoft.com/office/drawing/2017/model3d" xmlns:o="urn:schemas-microsoft-com:office:office" xmlns:r="http://schemas.openxmlformats.org/officeDocument/2006/relationships" xmlns:m="http://schemas.openxmlformats.org/officeDocument/2006/math" xmlns:v="urn:schemas-microsoft-com:vml" xmlns:wp14="http://schemas.microsoft.com/office/word/2010/wordprocessingDrawing" xmlns:wp="http://schemas.openxmlformats.org/drawingml/2006/wordprocessingDrawing" xmlns:w10="urn:schemas-microsoft-com:office:word" xmlns:w="http://schemas.openxmlformats.org/wordprocessingml/2006/main" xmlns:w14="http://schemas.microsoft.com/office/word/2010/wordml" xmlns:w15="http://schemas.microsoft.com/office/word/2012/wordml" xmlns:w16cex="http://schemas.microsoft.com/office/word/2018/wordml/cex" xmlns:w16cid="http://schemas.microsoft.com/office/word/2016/wordml/cid" xmlns:w16="http://schemas.microsoft.com/office/word/2018/wordml" xmlns:w16sdtdh="http://schemas.microsoft.com/office/word/2020/wordml/sdtdatahash" xmlns:w16se="http://schemas.microsoft.com/office/word/2015/wordml/symex" xmlns:wpg="http://schemas.microsoft.com/office/word/2010/wordprocessingGroup" xmlns:wpi="http://schemas.microsoft.com/office/word/2010/wordprocessingInk" xmlns:wne="http://schemas.microsoft.com/office/word/2006/wordml" xmlns:wps="http://schemas.microsoft.com/office/word/2010/wordprocessingShape" mc:Ignorable="w14 w15 w16se w16cid w16 w16cex w16sdtdh wp14">
-  <w15:commentEx w15:paraId="1F1C6198" w15:done="0"/>
-  <w15:commentEx w15:paraId="4A5C93AA" w15:done="0"/>
-  <w15:commentEx w15:paraId="10CD1C27" w15:done="0"/>
-</w15:commentsEx>
-</file>
-
-<file path=word/commentsExtensible.xml><?xml version="1.0" encoding="utf-8"?>
-<w16cex:commentsExtensible xmlns:wpc="http://schemas.microsoft.com/office/word/2010/wordprocessingCanvas" xmlns:cx="http://schemas.microsoft.com/office/drawing/2014/chartex" xmlns:cx1="http://schemas.microsoft.com/office/drawing/2015/9/8/chartex" xmlns:cx2="http://schemas.microsoft.com/office/drawing/2015/10/21/chartex" xmlns:cx3="http://schemas.microsoft.com/office/drawing/2016/5/9/chartex" xmlns:cx4="http://schemas.microsoft.com/office/drawing/2016/5/10/chartex" xmlns:cx5="http://schemas.microsoft.com/office/drawing/2016/5/11/chartex" xmlns:cx6="http://schemas.microsoft.com/office/drawing/2016/5/12/chartex" xmlns:cx7="http://schemas.microsoft.com/office/drawing/2016/5/13/chartex" xmlns:cx8="http://schemas.microsoft.com/office/drawing/2016/5/14/chartex" xmlns:mc="http://schemas.openxmlformats.org/markup-compatibility/2006" xmlns:aink="http://schemas.microsoft.com/office/drawing/2016/ink" xmlns:am3d="http://schemas.microsoft.com/office/drawing/2017/model3d" xmlns:o="urn:schemas-microsoft-com:office:office" xmlns:r="http://schemas.openxmlformats.org/officeDocument/2006/relationships" xmlns:m="http://schemas.openxmlformats.org/officeDocument/2006/math" xmlns:v="urn:schemas-microsoft-com:vml" xmlns:wp14="http://schemas.microsoft.com/office/word/2010/wordprocessingDrawing" xmlns:wp="http://schemas.openxmlformats.org/drawingml/2006/wordprocessingDrawing" xmlns:w10="urn:schemas-microsoft-com:office:word" xmlns:w="http://schemas.openxmlformats.org/wordprocessingml/2006/main" xmlns:w14="http://schemas.microsoft.com/office/word/2010/wordml" xmlns:w15="http://schemas.microsoft.com/office/word/2012/wordml" xmlns:w16cex="http://schemas.microsoft.com/office/word/2018/wordml/cex" xmlns:w16cid="http://schemas.microsoft.com/office/word/2016/wordml/cid" xmlns:w16="http://schemas.microsoft.com/office/word/2018/wordml" xmlns:w16sdtdh="http://schemas.microsoft.com/office/word/2020/wordml/sdtdatahash" xmlns:w16se="http://schemas.microsoft.com/office/word/2015/wordml/symex" xmlns:wpg="http://schemas.microsoft.com/office/word/2010/wordprocessingGroup" xmlns:wpi="http://schemas.microsoft.com/office/word/2010/wordprocessingInk" xmlns:wne="http://schemas.microsoft.com/office/word/2006/wordml" xmlns:wps="http://schemas.microsoft.com/office/word/2010/wordprocessingShape" mc:Ignorable="w14 w15 w16se w16cid w16 w16cex w16sdtdh wp14">
-  <w16cex:commentExtensible w16cex:durableId="2B4C9689" w16cex:dateUtc="2025-02-04T10:37:00Z"/>
-  <w16cex:commentExtensible w16cex:durableId="2A703F8B" w16cex:dateUtc="2024-08-21T07:27:00Z"/>
-  <w16cex:commentExtensible w16cex:durableId="2B4C96F1" w16cex:dateUtc="2025-02-04T10:38:00Z"/>
-</w16cex:commentsExtensible>
-</file>
-
-<file path=word/commentsIds.xml><?xml version="1.0" encoding="utf-8"?>
-<w16cid:commentsIds xmlns:wpc="http://schemas.microsoft.com/office/word/2010/wordprocessingCanvas" xmlns:cx="http://schemas.microsoft.com/office/drawing/2014/chartex" xmlns:cx1="http://schemas.microsoft.com/office/drawing/2015/9/8/chartex" xmlns:cx2="http://schemas.microsoft.com/office/drawing/2015/10/21/chartex" xmlns:cx3="http://schemas.microsoft.com/office/drawing/2016/5/9/chartex" xmlns:cx4="http://schemas.microsoft.com/office/drawing/2016/5/10/chartex" xmlns:cx5="http://schemas.microsoft.com/office/drawing/2016/5/11/chartex" xmlns:cx6="http://schemas.microsoft.com/office/drawing/2016/5/12/chartex" xmlns:cx7="http://schemas.microsoft.com/office/drawing/2016/5/13/chartex" xmlns:cx8="http://schemas.microsoft.com/office/drawing/2016/5/14/chartex" xmlns:mc="http://schemas.openxmlformats.org/markup-compatibility/2006" xmlns:aink="http://schemas.microsoft.com/office/drawing/2016/ink" xmlns:am3d="http://schemas.microsoft.com/office/drawing/2017/model3d" xmlns:o="urn:schemas-microsoft-com:office:office" xmlns:r="http://schemas.openxmlformats.org/officeDocument/2006/relationships" xmlns:m="http://schemas.openxmlformats.org/officeDocument/2006/math" xmlns:v="urn:schemas-microsoft-com:vml" xmlns:wp14="http://schemas.microsoft.com/office/word/2010/wordprocessingDrawing" xmlns:wp="http://schemas.openxmlformats.org/drawingml/2006/wordprocessingDrawing" xmlns:w10="urn:schemas-microsoft-com:office:word" xmlns:w="http://schemas.openxmlformats.org/wordprocessingml/2006/main" xmlns:w14="http://schemas.microsoft.com/office/word/2010/wordml" xmlns:w15="http://schemas.microsoft.com/office/word/2012/wordml" xmlns:w16cex="http://schemas.microsoft.com/office/word/2018/wordml/cex" xmlns:w16cid="http://schemas.microsoft.com/office/word/2016/wordml/cid" xmlns:w16="http://schemas.microsoft.com/office/word/2018/wordml" xmlns:w16sdtdh="http://schemas.microsoft.com/office/word/2020/wordml/sdtdatahash" xmlns:w16se="http://schemas.microsoft.com/office/word/2015/wordml/symex" xmlns:wpg="http://schemas.microsoft.com/office/word/2010/wordprocessingGroup" xmlns:wpi="http://schemas.microsoft.com/office/word/2010/wordprocessingInk" xmlns:wne="http://schemas.microsoft.com/office/word/2006/wordml" xmlns:wps="http://schemas.microsoft.com/office/word/2010/wordprocessingShape" mc:Ignorable="w14 w15 w16se w16cid w16 w16cex w16sdtdh wp14">
-  <w16cid:commentId w16cid:paraId="1F1C6198" w16cid:durableId="2B4C9689"/>
-  <w16cid:commentId w16cid:paraId="4A5C93AA" w16cid:durableId="2A703F8B"/>
-  <w16cid:commentId w16cid:paraId="10CD1C27" w16cid:durableId="2B4C96F1"/>
-</w16cid:commentsIds>
 </file>
 
 <file path=word/endnotes.xml><?xml version="1.0" encoding="utf-8"?>
@@ -11522,14 +8556,6 @@
     </w:lvlOverride>
   </w:num>
 </w:numbering>
-</file>
-
-<file path=word/people.xml><?xml version="1.0" encoding="utf-8"?>
-<w15:people xmlns:wpc="http://schemas.microsoft.com/office/word/2010/wordprocessingCanvas" xmlns:cx="http://schemas.microsoft.com/office/drawing/2014/chartex" xmlns:cx1="http://schemas.microsoft.com/office/drawing/2015/9/8/chartex" xmlns:cx2="http://schemas.microsoft.com/office/drawing/2015/10/21/chartex" xmlns:cx3="http://schemas.microsoft.com/office/drawing/2016/5/9/chartex" xmlns:cx4="http://schemas.microsoft.com/office/drawing/2016/5/10/chartex" xmlns:cx5="http://schemas.microsoft.com/office/drawing/2016/5/11/chartex" xmlns:cx6="http://schemas.microsoft.com/office/drawing/2016/5/12/chartex" xmlns:cx7="http://schemas.microsoft.com/office/drawing/2016/5/13/chartex" xmlns:cx8="http://schemas.microsoft.com/office/drawing/2016/5/14/chartex" xmlns:mc="http://schemas.openxmlformats.org/markup-compatibility/2006" xmlns:aink="http://schemas.microsoft.com/office/drawing/2016/ink" xmlns:am3d="http://schemas.microsoft.com/office/drawing/2017/model3d" xmlns:o="urn:schemas-microsoft-com:office:office" xmlns:r="http://schemas.openxmlformats.org/officeDocument/2006/relationships" xmlns:m="http://schemas.openxmlformats.org/officeDocument/2006/math" xmlns:v="urn:schemas-microsoft-com:vml" xmlns:wp14="http://schemas.microsoft.com/office/word/2010/wordprocessingDrawing" xmlns:wp="http://schemas.openxmlformats.org/drawingml/2006/wordprocessingDrawing" xmlns:w10="urn:schemas-microsoft-com:office:word" xmlns:w="http://schemas.openxmlformats.org/wordprocessingml/2006/main" xmlns:w14="http://schemas.microsoft.com/office/word/2010/wordml" xmlns:w15="http://schemas.microsoft.com/office/word/2012/wordml" xmlns:w16cex="http://schemas.microsoft.com/office/word/2018/wordml/cex" xmlns:w16cid="http://schemas.microsoft.com/office/word/2016/wordml/cid" xmlns:w16="http://schemas.microsoft.com/office/word/2018/wordml" xmlns:w16sdtdh="http://schemas.microsoft.com/office/word/2020/wordml/sdtdatahash" xmlns:w16se="http://schemas.microsoft.com/office/word/2015/wordml/symex" xmlns:wpg="http://schemas.microsoft.com/office/word/2010/wordprocessingGroup" xmlns:wpi="http://schemas.microsoft.com/office/word/2010/wordprocessingInk" xmlns:wne="http://schemas.microsoft.com/office/word/2006/wordml" xmlns:wps="http://schemas.microsoft.com/office/word/2010/wordprocessingShape" mc:Ignorable="w14 w15 w16se w16cid w16 w16cex w16sdtdh wp14">
-  <w15:person w15:author="Александр А. Борисов">
-    <w15:presenceInfo w15:providerId="AD" w15:userId="S-1-5-21-2472377535-3900209669-135479564-1555"/>
-  </w15:person>
-</w15:people>
 </file>
 
 <file path=word/styles.xml><?xml version="1.0" encoding="utf-8"?>

--- a/backend/templates/contract_gph_individual_rid.docx
+++ b/backend/templates/contract_gph_individual_rid.docx
@@ -15,6 +15,301 @@
           <w:szCs w:val="24"/>
         </w:rPr>
       </w:pPr>
+      <w:r>
+        <w:rPr>
+          <w:rFonts w:ascii="Times New Roman" w:hAnsi="Times New Roman" w:cs="Times New Roman"/>
+          <w:sz w:val="24"/>
+          <w:szCs w:val="24"/>
+        </w:rPr>
+        <w:t xml:space="preserve">ДОГОВОР № {{ contract_number }}</w:t>
+      </w:r>
+      <w:r>
+        <w:rPr>
+          <w:rFonts w:ascii="Times New Roman" w:hAnsi="Times New Roman" w:cs="Times New Roman"/>
+          <w:sz w:val="24"/>
+          <w:szCs w:val="24"/>
+          <w:highlight w:val="yellow"/>
+        </w:rPr>
+        <w:t xml:space="preserve"/>
+      </w:r>
+    </w:p>
+    <w:p>
+      <w:pPr>
+        <w:pStyle w:val="ConsPlusNormal"/>
+        <w:spacing w:before="100" w:beforeAutospacing="1" w:after="100" w:afterAutospacing="1" w:line="276" w:lineRule="auto"/>
+        <w:ind w:firstLine="709"/>
+        <w:contextualSpacing/>
+        <w:jc w:val="center"/>
+        <w:rPr>
+          <w:rFonts w:ascii="Times New Roman" w:hAnsi="Times New Roman" w:cs="Times New Roman"/>
+          <w:sz w:val="24"/>
+          <w:szCs w:val="24"/>
+        </w:rPr>
+      </w:pPr>
+      <w:r>
+        <w:rPr>
+          <w:rFonts w:ascii="Times New Roman" w:hAnsi="Times New Roman" w:cs="Times New Roman"/>
+          <w:sz w:val="24"/>
+          <w:szCs w:val="24"/>
+        </w:rPr>
+        <w:t xml:space="preserve"> об оказании услуг физическими лицами </w:t>
+      </w:r>
+    </w:p>
+    <w:p>
+      <w:pPr>
+        <w:pStyle w:val="ConsPlusNormal"/>
+        <w:spacing w:before="100" w:beforeAutospacing="1" w:after="100" w:afterAutospacing="1" w:line="276" w:lineRule="auto"/>
+        <w:ind w:firstLine="709"/>
+        <w:contextualSpacing/>
+        <w:jc w:val="center"/>
+        <w:rPr>
+          <w:rFonts w:ascii="Times New Roman" w:hAnsi="Times New Roman" w:cs="Times New Roman"/>
+          <w:sz w:val="24"/>
+          <w:szCs w:val="24"/>
+        </w:rPr>
+      </w:pPr>
+    </w:p>
+    <w:tbl>
+      <w:tblPr>
+        <w:tblW w:w="5000" w:type="pct"/>
+        <w:tblBorders>
+          <w:top w:val="single" w:sz="8" w:space="0" w:color="auto"/>
+          <w:left w:val="single" w:sz="8" w:space="0" w:color="auto"/>
+          <w:bottom w:val="single" w:sz="8" w:space="0" w:color="auto"/>
+          <w:right w:val="single" w:sz="8" w:space="0" w:color="auto"/>
+          <w:insideH w:val="single" w:sz="8" w:space="0" w:color="auto"/>
+          <w:insideV w:val="single" w:sz="8" w:space="0" w:color="auto"/>
+        </w:tblBorders>
+        <w:tblCellMar>
+          <w:left w:w="0" w:type="dxa"/>
+          <w:right w:w="0" w:type="dxa"/>
+        </w:tblCellMar>
+        <w:tblLook w:val="04A0" w:firstRow="1" w:lastRow="0" w:firstColumn="1" w:lastColumn="0" w:noHBand="0" w:noVBand="1"/>
+      </w:tblPr>
+      <w:tblGrid>
+        <w:gridCol w:w="4960"/>
+        <w:gridCol w:w="4960"/>
+      </w:tblGrid>
+      <w:tr>
+        <w:tc>
+          <w:tcPr>
+            <w:tcW w:w="4960" w:type="dxa"/>
+            <w:tcBorders>
+              <w:top w:val="nil"/>
+              <w:left w:val="nil"/>
+              <w:bottom w:val="nil"/>
+              <w:right w:val="nil"/>
+            </w:tcBorders>
+          </w:tcPr>
+          <w:p>
+            <w:pPr>
+              <w:pStyle w:val="ConsPlusNormal"/>
+              <w:spacing w:before="100" w:beforeAutospacing="1" w:after="100" w:afterAutospacing="1" w:line="276" w:lineRule="auto"/>
+              <w:contextualSpacing/>
+              <w:rPr>
+                <w:rFonts w:ascii="Times New Roman" w:hAnsi="Times New Roman" w:cs="Times New Roman"/>
+                <w:sz w:val="24"/>
+                <w:szCs w:val="24"/>
+              </w:rPr>
+            </w:pPr>
+            <w:r>
+              <w:rPr>
+                <w:rFonts w:ascii="Times New Roman" w:hAnsi="Times New Roman" w:cs="Times New Roman"/>
+                <w:sz w:val="24"/>
+                <w:szCs w:val="24"/>
+              </w:rPr>
+              <w:t xml:space="preserve">г. Москва</w:t>
+            </w:r>
+          </w:p>
+        </w:tc>
+        <w:tc>
+          <w:tcPr>
+            <w:tcW w:w="4960" w:type="dxa"/>
+            <w:tcBorders>
+              <w:top w:val="nil"/>
+              <w:left w:val="nil"/>
+              <w:bottom w:val="nil"/>
+              <w:right w:val="nil"/>
+            </w:tcBorders>
+          </w:tcPr>
+          <w:p>
+            <w:pPr>
+              <w:pStyle w:val="ConsPlusNormal"/>
+              <w:spacing w:before="100" w:beforeAutospacing="1" w:after="100" w:afterAutospacing="1" w:line="276" w:lineRule="auto"/>
+              <w:ind w:firstLine="709"/>
+              <w:contextualSpacing/>
+              <w:jc w:val="right"/>
+              <w:rPr>
+                <w:rFonts w:ascii="Times New Roman" w:hAnsi="Times New Roman" w:cs="Times New Roman"/>
+                <w:sz w:val="24"/>
+                <w:szCs w:val="24"/>
+              </w:rPr>
+            </w:pPr>
+            <w:r>
+              <w:rPr>
+                <w:rFonts w:ascii="Times New Roman" w:hAnsi="Times New Roman" w:cs="Times New Roman"/>
+                <w:sz w:val="24"/>
+                <w:szCs w:val="24"/>
+                <w:highlight w:val="yellow"/>
+              </w:rPr>
+              <w:t xml:space="preserve">«{{ contract_date_day }}» {{ contract_date_month }} {{ contract_date_year }} г.</w:t>
+            </w:r>
+            <w:r>
+              <w:rPr>
+                <w:rFonts w:ascii="Times New Roman" w:hAnsi="Times New Roman" w:cs="Times New Roman"/>
+                <w:sz w:val="24"/>
+                <w:szCs w:val="24"/>
+              </w:rPr>
+              <w:t xml:space="preserve"/>
+            </w:r>
+          </w:p>
+        </w:tc>
+      </w:tr>
+    </w:tbl>
+    <w:p>
+      <w:pPr>
+        <w:pStyle w:val="ConsPlusNormal"/>
+        <w:spacing w:before="100" w:beforeAutospacing="1" w:after="100" w:afterAutospacing="1" w:line="276" w:lineRule="auto"/>
+        <w:ind w:firstLine="709"/>
+        <w:contextualSpacing/>
+        <w:jc w:val="both"/>
+        <w:rPr>
+          <w:rFonts w:ascii="Times New Roman" w:hAnsi="Times New Roman" w:cs="Times New Roman"/>
+          <w:sz w:val="24"/>
+          <w:szCs w:val="24"/>
+        </w:rPr>
+      </w:pPr>
+      <w:r>
+        <w:rPr>
+          <w:rFonts w:ascii="Times New Roman" w:hAnsi="Times New Roman" w:cs="Times New Roman"/>
+          <w:b/>
+          <w:bCs/>
+          <w:sz w:val="24"/>
+          <w:szCs w:val="24"/>
+        </w:rPr>
+        <w:t xml:space="preserve">{{ customer_full_name }} ({{ customer_short_name }}), именуемая в дальнейшем «Заказчик»</w:t>
+      </w:r>
+      <w:r>
+        <w:rPr>
+          <w:rFonts w:ascii="Times New Roman" w:hAnsi="Times New Roman" w:cs="Times New Roman"/>
+          <w:sz w:val="24"/>
+          <w:szCs w:val="24"/>
+        </w:rPr>
+        <w:t xml:space="preserve"/>
+      </w:r>
+      <w:r>
+        <w:rPr>
+          <w:rFonts w:ascii="Times New Roman" w:hAnsi="Times New Roman" w:cs="Times New Roman"/>
+          <w:b/>
+          <w:bCs/>
+          <w:sz w:val="24"/>
+          <w:szCs w:val="24"/>
+        </w:rPr>
+        <w:t xml:space="preserve">,</w:t>
+      </w:r>
+      <w:r>
+        <w:rPr>
+          <w:rFonts w:ascii="Times New Roman" w:hAnsi="Times New Roman" w:cs="Times New Roman"/>
+          <w:sz w:val="24"/>
+          <w:szCs w:val="24"/>
+        </w:rPr>
+        <w:t xml:space="preserve"> в лице {{ customer_signatory_position }} {{ customer_signatory_name }}, действующего на основании {{ customer_signatory_basis }}, с одной стороны, и гражданин Российской Федерации {{ contractor_full_name }}, далее именуемый «Исполнитель»</w:t>
+      </w:r>
+      <w:r>
+        <w:rPr>
+          <w:rFonts w:ascii="Times New Roman" w:hAnsi="Times New Roman" w:cs="Times New Roman"/>
+          <w:sz w:val="24"/>
+          <w:szCs w:val="24"/>
+          <w:highlight w:val="yellow"/>
+        </w:rPr>
+        <w:t xml:space="preserve"/>
+      </w:r>
+      <w:r>
+        <w:rPr>
+          <w:rFonts w:ascii="Times New Roman" w:hAnsi="Times New Roman" w:cs="Times New Roman"/>
+          <w:sz w:val="24"/>
+          <w:szCs w:val="24"/>
+        </w:rPr>
+        <w:t xml:space="preserve"/>
+      </w:r>
+      <w:r>
+        <w:rPr>
+          <w:rFonts w:ascii="Times New Roman" w:hAnsi="Times New Roman" w:cs="Times New Roman"/>
+          <w:b/>
+          <w:bCs/>
+          <w:sz w:val="24"/>
+          <w:szCs w:val="24"/>
+        </w:rPr>
+        <w:t xml:space="preserve"/>
+      </w:r>
+      <w:r>
+        <w:rPr>
+          <w:rFonts w:ascii="Times New Roman" w:hAnsi="Times New Roman" w:cs="Times New Roman"/>
+          <w:sz w:val="24"/>
+          <w:szCs w:val="24"/>
+        </w:rPr>
+        <w:t xml:space="preserve">, с другой стороны, далее совместно именуемые «Стороны», заключили настоящий договор (далее - Договор) о нижеследующем:</w:t>
+      </w:r>
+    </w:p>
+    <w:p>
+      <w:pPr>
+        <w:pStyle w:val="ConsPlusNormal"/>
+        <w:spacing w:before="100" w:beforeAutospacing="1" w:after="100" w:afterAutospacing="1" w:line="276" w:lineRule="auto"/>
+        <w:ind w:firstLine="709"/>
+        <w:contextualSpacing/>
+        <w:jc w:val="both"/>
+        <w:rPr>
+          <w:rFonts w:ascii="Times New Roman" w:hAnsi="Times New Roman" w:cs="Times New Roman"/>
+          <w:sz w:val="24"/>
+          <w:szCs w:val="24"/>
+        </w:rPr>
+      </w:pPr>
+    </w:p>
+    <w:p>
+      <w:pPr>
+        <w:pStyle w:val="ConsPlusNormal"/>
+        <w:numPr>
+          <w:ilvl w:val="0"/>
+          <w:numId w:val="4"/>
+        </w:numPr>
+        <w:spacing w:before="100" w:beforeAutospacing="1" w:after="100" w:afterAutospacing="1" w:line="276" w:lineRule="auto"/>
+        <w:contextualSpacing/>
+        <w:jc w:val="center"/>
+        <w:outlineLvl w:val="0"/>
+        <w:rPr>
+          <w:rFonts w:ascii="Times New Roman" w:hAnsi="Times New Roman" w:cs="Times New Roman"/>
+          <w:b/>
+          <w:bCs/>
+          <w:sz w:val="24"/>
+          <w:szCs w:val="24"/>
+        </w:rPr>
+      </w:pPr>
+      <w:r>
+        <w:rPr>
+          <w:rFonts w:ascii="Times New Roman" w:hAnsi="Times New Roman" w:cs="Times New Roman"/>
+          <w:b/>
+          <w:bCs/>
+          <w:sz w:val="24"/>
+          <w:szCs w:val="24"/>
+        </w:rPr>
+        <w:t>Предмет Договора</w:t>
+      </w:r>
+    </w:p>
+    <w:p>
+      <w:pPr>
+        <w:pStyle w:val="ConsPlusNormal"/>
+        <w:spacing w:before="100" w:beforeAutospacing="1" w:after="100" w:afterAutospacing="1" w:line="276" w:lineRule="auto"/>
+        <w:ind w:left="360"/>
+        <w:contextualSpacing/>
+        <w:outlineLvl w:val="0"/>
+        <w:rPr>
+          <w:rFonts w:ascii="Times New Roman" w:hAnsi="Times New Roman" w:cs="Times New Roman"/>
+          <w:b/>
+          <w:bCs/>
+          <w:sz w:val="24"/>
+          <w:szCs w:val="24"/>
+        </w:rPr>
+      </w:pPr>
     </w:p>
     <w:p>
       <w:pPr>
@@ -40,23 +335,7 @@
           <w:sz w:val="24"/>
           <w:szCs w:val="24"/>
         </w:rPr>
-        <w:t xml:space="preserve"> осуществляется Заказчиком в течение 15 </w:t>
-      </w:r>
-      <w:r>
-        <w:rPr>
-          <w:rFonts w:ascii="Times New Roman" w:hAnsi="Times New Roman" w:cs="Times New Roman"/>
-          <w:sz w:val="24"/>
-          <w:szCs w:val="24"/>
-        </w:rPr>
-        <w:t xml:space="preserve">календарных </w:t>
-      </w:r>
-      <w:r>
-        <w:rPr>
-          <w:rFonts w:ascii="Times New Roman" w:hAnsi="Times New Roman" w:cs="Times New Roman"/>
-          <w:sz w:val="24"/>
-          <w:szCs w:val="24"/>
-        </w:rPr>
-        <w:t>дней после получения им Акта. В течение указанного срока Заказчик подписывает Акт или направляет мотивированный отказ. Оплате подлежат только фактически оказанные Исполнителем и принятые по Акту Заказчиком Услуги.</w:t>
+        <w:t xml:space="preserve">Исполнитель обязуется оказать Заказчику услуги, указанные в Приложении № 1, являющемся неотъемлемой частью настоящего Договора (далее – Услуги), а Заказчик обязуется принять и оплатить их в порядке и на условиях, определенных настоящим Договором.</w:t>
       </w:r>
     </w:p>
     <w:p>
@@ -83,15 +362,7 @@
           <w:sz w:val="24"/>
           <w:szCs w:val="24"/>
         </w:rPr>
-        <w:t>Вместе с результатом оказания Услуг Исполнитель передает Заказчику (отчуждает в пользу Заказчика) все возможные права на результат оказания услуг (результаты интеллектуальной деятельности), если такие результаты интеллектуальной деятельности были разработаны и (или) использованы Исполнителем при оказании Услуг. После получения прав, установленных настоящим пунктом, Заказчик вправе распоряжаться результатом оказания Услуг (результатом интеллектуальной деятельности) по своему усмотрению (без каких-либо ограничений)</w:t>
-      </w:r>
-      <w:r>
-        <w:rPr>
-          <w:rFonts w:ascii="Times New Roman" w:hAnsi="Times New Roman" w:cs="Times New Roman"/>
-          <w:sz w:val="24"/>
-          <w:szCs w:val="24"/>
-        </w:rPr>
-        <w:t>.</w:t>
+        <w:t>Исполнитель оказывает Услуги лично, без привлечения третьих лиц.</w:t>
       </w:r>
     </w:p>
     <w:p>
@@ -118,7 +389,24 @@
           <w:sz w:val="24"/>
           <w:szCs w:val="24"/>
         </w:rPr>
-        <w:t>Исполнитель не вправе использовать результаты оказанных Услуг по Договору без письменного разрешения Заказчика.</w:t>
+        <w:t xml:space="preserve">Место оказания Услуг: {{ delivery_location }}</w:t>
+      </w:r>
+      <w:r>
+        <w:rPr>
+          <w:rFonts w:ascii="Times New Roman" w:hAnsi="Times New Roman" w:cs="Times New Roman"/>
+          <w:sz w:val="24"/>
+          <w:szCs w:val="24"/>
+          <w:highlight w:val="yellow"/>
+        </w:rPr>
+        <w:t xml:space="preserve"/>
+      </w:r>
+      <w:r>
+        <w:rPr>
+          <w:rFonts w:ascii="Times New Roman" w:hAnsi="Times New Roman" w:cs="Times New Roman"/>
+          <w:sz w:val="24"/>
+          <w:szCs w:val="24"/>
+        </w:rPr>
+        <w:t>.</w:t>
       </w:r>
     </w:p>
     <w:p>
@@ -163,7 +451,7 @@
           <w:sz w:val="24"/>
           <w:szCs w:val="24"/>
         </w:rPr>
-        <w:t>Ответственность Сторон</w:t>
+        <w:t>Срок оказания услуг и срок действия Договора</w:t>
       </w:r>
     </w:p>
     <w:p>
@@ -190,23 +478,34 @@
           <w:numId w:val="4"/>
         </w:numPr>
         <w:spacing w:before="100" w:beforeAutospacing="1" w:after="100" w:afterAutospacing="1" w:line="276" w:lineRule="auto"/>
-        <w:ind w:left="0" w:firstLine="709"/>
-        <w:contextualSpacing/>
-        <w:jc w:val="both"/>
-        <w:outlineLvl w:val="0"/>
-        <w:rPr>
-          <w:rFonts w:ascii="Times New Roman" w:hAnsi="Times New Roman" w:cs="Times New Roman"/>
-          <w:sz w:val="24"/>
-          <w:szCs w:val="24"/>
-        </w:rPr>
-      </w:pPr>
-      <w:r>
-        <w:rPr>
-          <w:rFonts w:ascii="Times New Roman" w:hAnsi="Times New Roman" w:cs="Times New Roman"/>
-          <w:sz w:val="24"/>
-          <w:szCs w:val="24"/>
-        </w:rPr>
-        <w:t>Стороны несут ответственность за невыполнение взятых на себя обязательств в соответствии с действующим законодательством Российской Федерации и Договором.</w:t>
+        <w:contextualSpacing/>
+        <w:jc w:val="both"/>
+        <w:outlineLvl w:val="0"/>
+        <w:rPr>
+          <w:rFonts w:ascii="Times New Roman" w:hAnsi="Times New Roman" w:cs="Times New Roman"/>
+          <w:i/>
+          <w:sz w:val="24"/>
+          <w:szCs w:val="24"/>
+          <w:highlight w:val="yellow"/>
+        </w:rPr>
+      </w:pPr>
+      <w:r>
+        <w:rPr>
+          <w:rFonts w:ascii="Times New Roman" w:hAnsi="Times New Roman" w:cs="Times New Roman"/>
+          <w:sz w:val="24"/>
+          <w:szCs w:val="24"/>
+        </w:rPr>
+        <w:t xml:space="preserve">Срок оказания Услуг устанавливается с «{{ contract_date_day }}» {{ contract_date_month }} {{ contract_date_year }} г. по {{ service_end_date }} г. (включительно){%- if service_start_date %} / с момента заключения настоящего Договора по {{ service_end_date }} г. (включительно){%- endif %}.</w:t>
+      </w:r>
+      <w:r>
+        <w:rPr>
+          <w:rFonts w:ascii="Times New Roman" w:hAnsi="Times New Roman" w:cs="Times New Roman"/>
+          <w:i/>
+          <w:sz w:val="24"/>
+          <w:szCs w:val="24"/>
+          <w:highlight w:val="yellow"/>
+        </w:rPr>
+        <w:t xml:space="preserve"/>
       </w:r>
     </w:p>
     <w:p>
@@ -217,56 +516,84 @@
           <w:numId w:val="4"/>
         </w:numPr>
         <w:spacing w:before="100" w:beforeAutospacing="1" w:after="100" w:afterAutospacing="1" w:line="276" w:lineRule="auto"/>
-        <w:ind w:left="0" w:firstLine="709"/>
-        <w:contextualSpacing/>
-        <w:jc w:val="both"/>
-        <w:outlineLvl w:val="0"/>
-        <w:rPr>
-          <w:rFonts w:ascii="Times New Roman" w:hAnsi="Times New Roman" w:cs="Times New Roman"/>
-          <w:sz w:val="24"/>
-          <w:szCs w:val="24"/>
-        </w:rPr>
-      </w:pPr>
-      <w:r>
-        <w:rPr>
-          <w:rFonts w:ascii="Times New Roman" w:hAnsi="Times New Roman" w:cs="Times New Roman"/>
-          <w:sz w:val="24"/>
-          <w:szCs w:val="24"/>
-        </w:rPr>
-        <w:t xml:space="preserve">За нарушение сроков оказания услуг Заказчик вправе требовать с Исполнителя уплаты пени в размере </w:t>
-      </w:r>
-      <w:r>
-        <w:rPr>
-          <w:rFonts w:ascii="Times New Roman" w:hAnsi="Times New Roman" w:cs="Times New Roman"/>
-          <w:sz w:val="24"/>
-          <w:szCs w:val="24"/>
-        </w:rPr>
-        <w:t xml:space="preserve">1/300 </w:t>
-      </w:r>
-      <w:r>
-        <w:rPr>
-          <w:rFonts w:ascii="Times New Roman" w:hAnsi="Times New Roman" w:cs="Times New Roman"/>
-          <w:sz w:val="24"/>
-          <w:szCs w:val="24"/>
-        </w:rPr>
-        <w:t>ключевой ставки</w:t>
-      </w:r>
-      <w:r>
-        <w:rPr>
-          <w:rFonts w:ascii="Times New Roman" w:hAnsi="Times New Roman" w:cs="Times New Roman"/>
-          <w:sz w:val="24"/>
-          <w:szCs w:val="24"/>
-        </w:rPr>
-        <w:t>, установленной Банком России,</w:t>
-      </w:r>
-      <w:r>
-        <w:rPr>
-          <w:rFonts w:ascii="Times New Roman" w:hAnsi="Times New Roman" w:cs="Times New Roman"/>
-          <w:sz w:val="24"/>
-          <w:szCs w:val="24"/>
-        </w:rPr>
-        <w:t xml:space="preserve"> от цены услуг за каждый день просрочки.</w:t>
-      </w:r>
+        <w:contextualSpacing/>
+        <w:jc w:val="both"/>
+        <w:outlineLvl w:val="0"/>
+        <w:rPr>
+          <w:rFonts w:ascii="Times New Roman" w:hAnsi="Times New Roman" w:cs="Times New Roman"/>
+          <w:sz w:val="24"/>
+          <w:szCs w:val="24"/>
+        </w:rPr>
+      </w:pPr>
+      <w:r>
+        <w:rPr>
+          <w:rFonts w:ascii="Times New Roman" w:hAnsi="Times New Roman" w:cs="Times New Roman"/>
+          <w:sz w:val="24"/>
+          <w:szCs w:val="24"/>
+        </w:rPr>
+        <w:t xml:space="preserve">Договор вступает в силу со дня заключения и действует до полного исполнения Сторонами своих обязательств. </w:t>
+      </w:r>
+    </w:p>
+    <w:p>
+      <w:pPr>
+        <w:pStyle w:val="ConsPlusNormal"/>
+        <w:spacing w:before="100" w:beforeAutospacing="1" w:after="100" w:afterAutospacing="1" w:line="276" w:lineRule="auto"/>
+        <w:ind w:left="1000"/>
+        <w:contextualSpacing/>
+        <w:jc w:val="both"/>
+        <w:outlineLvl w:val="0"/>
+        <w:rPr>
+          <w:rFonts w:ascii="Times New Roman" w:hAnsi="Times New Roman" w:cs="Times New Roman"/>
+          <w:sz w:val="24"/>
+          <w:szCs w:val="24"/>
+        </w:rPr>
+      </w:pPr>
+    </w:p>
+    <w:p>
+      <w:pPr>
+        <w:pStyle w:val="ConsPlusNormal"/>
+        <w:numPr>
+          <w:ilvl w:val="0"/>
+          <w:numId w:val="4"/>
+        </w:numPr>
+        <w:spacing w:before="100" w:beforeAutospacing="1" w:after="100" w:afterAutospacing="1" w:line="276" w:lineRule="auto"/>
+        <w:contextualSpacing/>
+        <w:jc w:val="center"/>
+        <w:outlineLvl w:val="0"/>
+        <w:rPr>
+          <w:rFonts w:ascii="Times New Roman" w:hAnsi="Times New Roman" w:cs="Times New Roman"/>
+          <w:b/>
+          <w:bCs/>
+          <w:sz w:val="24"/>
+          <w:szCs w:val="24"/>
+        </w:rPr>
+      </w:pPr>
+      <w:r>
+        <w:rPr>
+          <w:rFonts w:ascii="Times New Roman" w:hAnsi="Times New Roman" w:cs="Times New Roman"/>
+          <w:b/>
+          <w:bCs/>
+          <w:sz w:val="24"/>
+          <w:szCs w:val="24"/>
+        </w:rPr>
+        <w:t>Права и обязанности сторон</w:t>
+      </w:r>
+    </w:p>
+    <w:p>
+      <w:pPr>
+        <w:pStyle w:val="ConsPlusNormal"/>
+        <w:spacing w:before="100" w:beforeAutospacing="1" w:after="100" w:afterAutospacing="1" w:line="276" w:lineRule="auto"/>
+        <w:ind w:left="360"/>
+        <w:contextualSpacing/>
+        <w:outlineLvl w:val="0"/>
+        <w:rPr>
+          <w:rFonts w:ascii="Times New Roman" w:hAnsi="Times New Roman" w:cs="Times New Roman"/>
+          <w:b/>
+          <w:bCs/>
+          <w:sz w:val="24"/>
+          <w:szCs w:val="24"/>
+        </w:rPr>
+      </w:pPr>
     </w:p>
     <w:p>
       <w:pPr>
@@ -276,40 +603,492 @@
           <w:numId w:val="4"/>
         </w:numPr>
         <w:spacing w:before="100" w:beforeAutospacing="1" w:after="100" w:afterAutospacing="1" w:line="276" w:lineRule="auto"/>
-        <w:ind w:left="0" w:firstLine="709"/>
-        <w:contextualSpacing/>
-        <w:jc w:val="both"/>
-        <w:outlineLvl w:val="0"/>
-        <w:rPr>
-          <w:rFonts w:ascii="Times New Roman" w:hAnsi="Times New Roman" w:cs="Times New Roman"/>
-          <w:sz w:val="24"/>
-          <w:szCs w:val="24"/>
-        </w:rPr>
-      </w:pPr>
-      <w:r>
-        <w:rPr>
-          <w:rFonts w:ascii="Times New Roman" w:hAnsi="Times New Roman" w:cs="Times New Roman"/>
-          <w:sz w:val="24"/>
-          <w:szCs w:val="24"/>
-        </w:rPr>
-        <w:t xml:space="preserve">В случае неисполнения или ненадлежащего исполнения Исполнителем обязательств, предусмотренных настоящим Договором, Заказчик вправе направить Исполнителю требование об уплате штрафа в размере </w:t>
-      </w:r>
-      <w:r>
-        <w:rPr>
-          <w:rFonts w:ascii="Times New Roman" w:hAnsi="Times New Roman" w:cs="Times New Roman"/>
-          <w:sz w:val="24"/>
-          <w:szCs w:val="24"/>
-        </w:rPr>
-        <w:t>1</w:t>
-      </w:r>
-      <w:r>
-        <w:rPr>
-          <w:rFonts w:ascii="Times New Roman" w:hAnsi="Times New Roman" w:cs="Times New Roman"/>
-          <w:sz w:val="24"/>
-          <w:szCs w:val="24"/>
-        </w:rPr>
-        <w:t>% от цены Услуг, указанной в п.4.2. Договора.</w:t>
-      </w:r>
+        <w:ind w:left="0" w:firstLine="567"/>
+        <w:contextualSpacing/>
+        <w:jc w:val="both"/>
+        <w:outlineLvl w:val="0"/>
+        <w:rPr>
+          <w:rFonts w:ascii="Times New Roman" w:hAnsi="Times New Roman" w:cs="Times New Roman"/>
+          <w:b/>
+          <w:bCs/>
+          <w:sz w:val="24"/>
+          <w:szCs w:val="24"/>
+        </w:rPr>
+      </w:pPr>
+      <w:r>
+        <w:rPr>
+          <w:rFonts w:ascii="Times New Roman" w:hAnsi="Times New Roman" w:cs="Times New Roman"/>
+          <w:b/>
+          <w:bCs/>
+          <w:sz w:val="24"/>
+          <w:szCs w:val="24"/>
+        </w:rPr>
+        <w:t>Исполнитель обязуется:</w:t>
+      </w:r>
+    </w:p>
+    <w:p>
+      <w:pPr>
+        <w:pStyle w:val="ConsPlusNormal"/>
+        <w:spacing w:before="100" w:beforeAutospacing="1" w:after="100" w:afterAutospacing="1" w:line="276" w:lineRule="auto"/>
+        <w:ind w:left="567"/>
+        <w:contextualSpacing/>
+        <w:jc w:val="both"/>
+        <w:outlineLvl w:val="0"/>
+        <w:rPr>
+          <w:rFonts w:ascii="Times New Roman" w:hAnsi="Times New Roman" w:cs="Times New Roman"/>
+          <w:b/>
+          <w:bCs/>
+          <w:sz w:val="24"/>
+          <w:szCs w:val="24"/>
+        </w:rPr>
+      </w:pPr>
+    </w:p>
+    <w:p>
+      <w:pPr>
+        <w:pStyle w:val="ConsPlusNormal"/>
+        <w:numPr>
+          <w:ilvl w:val="2"/>
+          <w:numId w:val="4"/>
+        </w:numPr>
+        <w:spacing w:before="100" w:beforeAutospacing="1" w:after="100" w:afterAutospacing="1" w:line="276" w:lineRule="auto"/>
+        <w:ind w:left="0" w:firstLine="720"/>
+        <w:contextualSpacing/>
+        <w:jc w:val="both"/>
+        <w:outlineLvl w:val="0"/>
+        <w:rPr>
+          <w:rFonts w:ascii="Times New Roman" w:hAnsi="Times New Roman" w:cs="Times New Roman"/>
+          <w:sz w:val="24"/>
+          <w:szCs w:val="24"/>
+        </w:rPr>
+      </w:pPr>
+      <w:r>
+        <w:rPr>
+          <w:rFonts w:ascii="Times New Roman" w:hAnsi="Times New Roman" w:cs="Times New Roman"/>
+          <w:sz w:val="24"/>
+          <w:szCs w:val="24"/>
+        </w:rPr>
+        <w:t xml:space="preserve">Качественно и своевременно оказывать Услуги, указанные в Приложении №1 к настоящему Договору.</w:t>
+      </w:r>
+    </w:p>
+    <w:p>
+      <w:pPr>
+        <w:pStyle w:val="ConsPlusNormal"/>
+        <w:numPr>
+          <w:ilvl w:val="2"/>
+          <w:numId w:val="4"/>
+        </w:numPr>
+        <w:spacing w:before="100" w:beforeAutospacing="1" w:after="100" w:afterAutospacing="1" w:line="276" w:lineRule="auto"/>
+        <w:contextualSpacing/>
+        <w:jc w:val="both"/>
+        <w:outlineLvl w:val="0"/>
+        <w:rPr>
+          <w:rFonts w:ascii="Times New Roman" w:hAnsi="Times New Roman" w:cs="Times New Roman"/>
+          <w:sz w:val="24"/>
+          <w:szCs w:val="24"/>
+        </w:rPr>
+      </w:pPr>
+      <w:r>
+        <w:rPr>
+          <w:rFonts w:ascii="Times New Roman" w:hAnsi="Times New Roman" w:cs="Times New Roman"/>
+          <w:sz w:val="24"/>
+          <w:szCs w:val="24"/>
+        </w:rPr>
+        <w:t>Обеспечивать Заказчику возможность проверки хода и качества оказания Услуг.</w:t>
+      </w:r>
+    </w:p>
+    <w:p>
+      <w:pPr>
+        <w:pStyle w:val="ConsPlusNormal"/>
+        <w:numPr>
+          <w:ilvl w:val="2"/>
+          <w:numId w:val="4"/>
+        </w:numPr>
+        <w:spacing w:before="100" w:beforeAutospacing="1" w:after="100" w:afterAutospacing="1" w:line="276" w:lineRule="auto"/>
+        <w:contextualSpacing/>
+        <w:jc w:val="both"/>
+        <w:outlineLvl w:val="0"/>
+        <w:rPr>
+          <w:rFonts w:ascii="Times New Roman" w:hAnsi="Times New Roman" w:cs="Times New Roman"/>
+          <w:sz w:val="24"/>
+          <w:szCs w:val="24"/>
+        </w:rPr>
+      </w:pPr>
+      <w:r>
+        <w:rPr>
+          <w:rFonts w:ascii="Times New Roman" w:hAnsi="Times New Roman" w:cs="Times New Roman"/>
+          <w:sz w:val="24"/>
+          <w:szCs w:val="24"/>
+        </w:rPr>
+        <w:t>Оказывать услуги лично.</w:t>
+      </w:r>
+    </w:p>
+    <w:p>
+      <w:pPr>
+        <w:pStyle w:val="ConsPlusNormal"/>
+        <w:numPr>
+          <w:ilvl w:val="2"/>
+          <w:numId w:val="4"/>
+        </w:numPr>
+        <w:spacing w:before="100" w:beforeAutospacing="1" w:after="100" w:afterAutospacing="1" w:line="276" w:lineRule="auto"/>
+        <w:ind w:left="0" w:firstLine="720"/>
+        <w:contextualSpacing/>
+        <w:jc w:val="both"/>
+        <w:outlineLvl w:val="0"/>
+        <w:rPr>
+          <w:rFonts w:ascii="Times New Roman" w:hAnsi="Times New Roman" w:cs="Times New Roman"/>
+          <w:sz w:val="24"/>
+          <w:szCs w:val="24"/>
+        </w:rPr>
+      </w:pPr>
+      <w:r>
+        <w:rPr>
+          <w:rFonts w:ascii="Times New Roman" w:hAnsi="Times New Roman" w:cs="Times New Roman"/>
+          <w:sz w:val="24"/>
+          <w:szCs w:val="24"/>
+        </w:rPr>
+        <w:t>Сохранять конфиденциальность о деятельности Заказчика и информации, полученной в ходе оказания услуг по настоящему договору. Возместить ущерб, причиненный их разглашением.</w:t>
+      </w:r>
+    </w:p>
+    <w:p>
+      <w:pPr>
+        <w:pStyle w:val="a6"/>
+        <w:numPr>
+          <w:ilvl w:val="2"/>
+          <w:numId w:val="4"/>
+        </w:numPr>
+        <w:ind w:left="0" w:firstLine="720"/>
+        <w:rPr/>
+      </w:pPr>
+      <w:r>
+        <w:rPr/>
+        <w:t>В случае осуществления Исполнителем при оказании Услуг по настоящему Договору обработки персональных данных, он обязуется:</w:t>
+      </w:r>
+    </w:p>
+    <w:p>
+      <w:pPr>
+        <w:jc w:val="both"/>
+        <w:rPr>
+          <w:rFonts w:ascii="Times New Roman" w:hAnsi="Times New Roman" w:cs="Times New Roman"/>
+          <w:sz w:val="24"/>
+          <w:szCs w:val="24"/>
+        </w:rPr>
+      </w:pPr>
+      <w:r>
+        <w:rPr>
+          <w:rFonts w:ascii="Times New Roman" w:hAnsi="Times New Roman" w:cs="Times New Roman"/>
+          <w:sz w:val="24"/>
+          <w:szCs w:val="24"/>
+        </w:rPr>
+        <w:t>- не передавать и не разглашать ставшую известной ему информацию, содержащую персональные данные, кроме случаев, установленных законодательством Российской Федерации;</w:t>
+      </w:r>
+    </w:p>
+    <w:p>
+      <w:pPr>
+        <w:spacing w:after="0" w:line="276" w:lineRule="auto"/>
+        <w:jc w:val="both"/>
+        <w:rPr>
+          <w:rFonts w:ascii="Times New Roman" w:hAnsi="Times New Roman" w:cs="Times New Roman"/>
+          <w:sz w:val="24"/>
+          <w:szCs w:val="24"/>
+        </w:rPr>
+      </w:pPr>
+      <w:r>
+        <w:rPr>
+          <w:rFonts w:ascii="Times New Roman" w:hAnsi="Times New Roman" w:cs="Times New Roman"/>
+          <w:sz w:val="24"/>
+          <w:szCs w:val="24"/>
+        </w:rPr>
+        <w:t>- незамедлительно сообщать Заказчику об обнаружении фактов утраты, незаконного распространения персональных данных, а также о попытке лиц, не имеющих право доступа к персональным данным, получить информацию, содержащую персональные данные;</w:t>
+      </w:r>
+    </w:p>
+    <w:p>
+      <w:pPr>
+        <w:spacing w:after="0" w:line="276" w:lineRule="auto"/>
+        <w:jc w:val="both"/>
+        <w:rPr>
+          <w:rFonts w:ascii="Times New Roman" w:hAnsi="Times New Roman" w:cs="Times New Roman"/>
+          <w:sz w:val="24"/>
+          <w:szCs w:val="24"/>
+        </w:rPr>
+      </w:pPr>
+      <w:r>
+        <w:rPr>
+          <w:rFonts w:ascii="Times New Roman" w:hAnsi="Times New Roman" w:cs="Times New Roman"/>
+          <w:sz w:val="24"/>
+          <w:szCs w:val="24"/>
+        </w:rPr>
+        <w:lastRenderedPageBreak/>
+        <w:t>- выполнять требования нормативных правовых актов Российской Федерации, а также локальных нормативных актов Заказчика, регламентирующих порядок обработки и защиты персональных данных;</w:t>
+      </w:r>
+    </w:p>
+    <w:p>
+      <w:pPr>
+        <w:spacing w:after="0" w:line="276" w:lineRule="auto"/>
+        <w:jc w:val="both"/>
+        <w:rPr>
+          <w:rFonts w:ascii="Times New Roman" w:hAnsi="Times New Roman" w:cs="Times New Roman"/>
+          <w:sz w:val="24"/>
+          <w:szCs w:val="24"/>
+        </w:rPr>
+      </w:pPr>
+      <w:r>
+        <w:rPr>
+          <w:rFonts w:ascii="Times New Roman" w:hAnsi="Times New Roman" w:cs="Times New Roman"/>
+          <w:sz w:val="24"/>
+          <w:szCs w:val="24"/>
+        </w:rPr>
+        <w:t>- после прекращения допуска Исполнителя к информации, содержащей персональные данные, в том числе в случае прекращения действия Договора, не разглашать и не передавать третьим лицам, не распространять каким-либо другим образом, ставшую известной Исполнителю информацию, содержащую персональные данные;</w:t>
+      </w:r>
+    </w:p>
+    <w:p>
+      <w:pPr>
+        <w:spacing w:after="0" w:line="276" w:lineRule="auto"/>
+        <w:jc w:val="both"/>
+        <w:rPr>
+          <w:rFonts w:ascii="Times New Roman" w:hAnsi="Times New Roman" w:cs="Times New Roman"/>
+          <w:sz w:val="24"/>
+          <w:szCs w:val="24"/>
+        </w:rPr>
+      </w:pPr>
+      <w:r>
+        <w:rPr>
+          <w:rFonts w:ascii="Times New Roman" w:hAnsi="Times New Roman" w:cs="Times New Roman"/>
+          <w:sz w:val="24"/>
+          <w:szCs w:val="24"/>
+        </w:rPr>
+        <w:t>- нести ответственность за нарушение процессов обработки и защиты персональных данных в соответствии с действующим законодательством Российской Федерации.</w:t>
+      </w:r>
+    </w:p>
+    <w:p>
+      <w:pPr>
+        <w:pStyle w:val="ConsPlusNormal"/>
+        <w:numPr>
+          <w:ilvl w:val="2"/>
+          <w:numId w:val="4"/>
+        </w:numPr>
+        <w:spacing w:line="276" w:lineRule="auto"/>
+        <w:ind w:left="0" w:firstLine="720"/>
+        <w:contextualSpacing/>
+        <w:jc w:val="both"/>
+        <w:outlineLvl w:val="0"/>
+        <w:rPr>
+          <w:rFonts w:ascii="Times New Roman" w:hAnsi="Times New Roman" w:cs="Times New Roman"/>
+          <w:sz w:val="24"/>
+          <w:szCs w:val="24"/>
+        </w:rPr>
+      </w:pPr>
+      <w:r>
+        <w:rPr>
+          <w:rFonts w:ascii="Times New Roman" w:hAnsi="Times New Roman" w:cs="Times New Roman"/>
+          <w:sz w:val="24"/>
+          <w:szCs w:val="24"/>
+        </w:rPr>
+        <w:t xml:space="preserve">Немедленно информировать Заказчика о предполагаемых изменениях и последствиях, которые могут возникнуть у Заказчика в ходе или в результате оказания услуг, если таковые изменения и последствия предвидятся Исполнителем.</w:t>
+      </w:r>
+    </w:p>
+    <w:p>
+      <w:pPr>
+        <w:pStyle w:val="ConsPlusNormal"/>
+        <w:numPr>
+          <w:ilvl w:val="2"/>
+          <w:numId w:val="4"/>
+        </w:numPr>
+        <w:spacing w:before="100" w:beforeAutospacing="1" w:after="100" w:afterAutospacing="1" w:line="276" w:lineRule="auto"/>
+        <w:ind w:left="0" w:firstLine="720"/>
+        <w:contextualSpacing/>
+        <w:jc w:val="both"/>
+        <w:outlineLvl w:val="0"/>
+        <w:rPr>
+          <w:rFonts w:ascii="Times New Roman" w:hAnsi="Times New Roman" w:cs="Times New Roman"/>
+          <w:sz w:val="24"/>
+          <w:szCs w:val="24"/>
+        </w:rPr>
+      </w:pPr>
+      <w:r>
+        <w:rPr>
+          <w:rFonts w:ascii="Times New Roman" w:hAnsi="Times New Roman" w:cs="Times New Roman"/>
+          <w:sz w:val="24"/>
+          <w:szCs w:val="24"/>
+        </w:rPr>
+        <w:t>Бережно относиться к имуществу Заказчика (собственному или полученному от третьих лиц), обеспечивать его сохранность;</w:t>
+      </w:r>
+    </w:p>
+    <w:p>
+      <w:pPr>
+        <w:pStyle w:val="ConsPlusNormal"/>
+        <w:numPr>
+          <w:ilvl w:val="2"/>
+          <w:numId w:val="4"/>
+        </w:numPr>
+        <w:spacing w:before="100" w:beforeAutospacing="1" w:after="100" w:afterAutospacing="1" w:line="276" w:lineRule="auto"/>
+        <w:ind w:left="0" w:firstLine="720"/>
+        <w:contextualSpacing/>
+        <w:jc w:val="both"/>
+        <w:outlineLvl w:val="0"/>
+        <w:rPr>
+          <w:rFonts w:ascii="Times New Roman" w:hAnsi="Times New Roman" w:cs="Times New Roman"/>
+          <w:sz w:val="24"/>
+          <w:szCs w:val="24"/>
+        </w:rPr>
+      </w:pPr>
+      <w:r>
+        <w:rPr>
+          <w:rFonts w:ascii="Times New Roman" w:hAnsi="Times New Roman" w:cs="Times New Roman"/>
+          <w:sz w:val="24"/>
+          <w:szCs w:val="24"/>
+        </w:rPr>
+        <w:t>При заключении Договора сообщать Заказчику сведения о последнем месте службы в случае, если Исполнитель замещал должности государственной или муниципальной службы, перечень которых устанавливается нормативными правовыми актами Российской Федерации, в течение двух лет до даты заключения настоящего Договора.</w:t>
+      </w:r>
+    </w:p>
+    <w:p>
+      <w:pPr>
+        <w:pStyle w:val="ConsPlusNormal"/>
+        <w:numPr>
+          <w:ilvl w:val="2"/>
+          <w:numId w:val="4"/>
+        </w:numPr>
+        <w:spacing w:before="100" w:beforeAutospacing="1" w:after="100" w:afterAutospacing="1" w:line="276" w:lineRule="auto"/>
+        <w:ind w:left="0" w:firstLine="720"/>
+        <w:contextualSpacing/>
+        <w:jc w:val="both"/>
+        <w:outlineLvl w:val="0"/>
+        <w:rPr>
+          <w:rFonts w:ascii="Times New Roman" w:hAnsi="Times New Roman" w:cs="Times New Roman"/>
+          <w:sz w:val="24"/>
+          <w:szCs w:val="24"/>
+        </w:rPr>
+      </w:pPr>
+      <w:r>
+        <w:rPr>
+          <w:rFonts w:ascii="Times New Roman" w:hAnsi="Times New Roman" w:cs="Times New Roman"/>
+          <w:sz w:val="24"/>
+          <w:szCs w:val="24"/>
+        </w:rPr>
+        <w:t>В случае изменения адреса или платежных реквизитов уведомить Заказчика об изменениях в течение 2 (двух) рабочих дней с даты изменения.</w:t>
+      </w:r>
+    </w:p>
+    <w:p>
+      <w:pPr>
+        <w:pStyle w:val="ConsPlusNormal"/>
+        <w:numPr>
+          <w:ilvl w:val="2"/>
+          <w:numId w:val="4"/>
+        </w:numPr>
+        <w:spacing w:before="100" w:beforeAutospacing="1" w:after="100" w:afterAutospacing="1" w:line="276" w:lineRule="auto"/>
+        <w:ind w:left="0" w:firstLine="720"/>
+        <w:contextualSpacing/>
+        <w:jc w:val="both"/>
+        <w:outlineLvl w:val="0"/>
+        <w:rPr>
+          <w:rFonts w:ascii="Times New Roman" w:hAnsi="Times New Roman" w:cs="Times New Roman"/>
+          <w:sz w:val="24"/>
+          <w:szCs w:val="24"/>
+        </w:rPr>
+      </w:pPr>
+      <w:r>
+        <w:rPr>
+          <w:rFonts w:ascii="Times New Roman" w:hAnsi="Times New Roman" w:cs="Times New Roman"/>
+          <w:sz w:val="24"/>
+          <w:szCs w:val="24"/>
+        </w:rPr>
+        <w:t>При заключении Договора предоставить Заказчику согласие на обработку персональных данных (в соответствии с Приложением № 2 к Договору).</w:t>
+      </w:r>
+    </w:p>
+    <w:p>
+      <w:pPr>
+        <w:pStyle w:val="ConsPlusNormal"/>
+        <w:numPr>
+          <w:ilvl w:val="2"/>
+          <w:numId w:val="4"/>
+        </w:numPr>
+        <w:spacing w:before="100" w:beforeAutospacing="1" w:after="100" w:afterAutospacing="1" w:line="276" w:lineRule="auto"/>
+        <w:ind w:left="0" w:firstLine="720"/>
+        <w:contextualSpacing/>
+        <w:jc w:val="both"/>
+        <w:outlineLvl w:val="0"/>
+        <w:rPr>
+          <w:rFonts w:ascii="Times New Roman" w:hAnsi="Times New Roman" w:cs="Times New Roman"/>
+          <w:sz w:val="24"/>
+          <w:szCs w:val="24"/>
+        </w:rPr>
+      </w:pPr>
+      <w:r>
+        <w:rPr>
+          <w:rFonts w:ascii="Times New Roman" w:hAnsi="Times New Roman" w:cs="Times New Roman"/>
+          <w:sz w:val="24"/>
+          <w:szCs w:val="24"/>
+        </w:rPr>
+        <w:t xml:space="preserve">В процессе оказания услуг по настоящему договору руководствоваться интересами Заказчика. </w:t>
+      </w:r>
+    </w:p>
+    <w:p>
+      <w:pPr>
+        <w:pStyle w:val="ConsPlusNormal"/>
+        <w:numPr>
+          <w:ilvl w:val="2"/>
+          <w:numId w:val="4"/>
+        </w:numPr>
+        <w:spacing w:before="100" w:beforeAutospacing="1" w:after="100" w:afterAutospacing="1" w:line="276" w:lineRule="auto"/>
+        <w:ind w:left="0" w:firstLine="720"/>
+        <w:contextualSpacing/>
+        <w:jc w:val="both"/>
+        <w:outlineLvl w:val="0"/>
+        <w:rPr>
+          <w:rFonts w:ascii="Times New Roman" w:hAnsi="Times New Roman" w:cs="Times New Roman"/>
+          <w:sz w:val="24"/>
+          <w:szCs w:val="24"/>
+        </w:rPr>
+      </w:pPr>
+      <w:r>
+        <w:rPr>
+          <w:rFonts w:ascii="Times New Roman" w:hAnsi="Times New Roman" w:cs="Times New Roman"/>
+          <w:sz w:val="24"/>
+          <w:szCs w:val="24"/>
+        </w:rPr>
+        <w:t xml:space="preserve">По завершении оказания Услуг{% if has_stages %} (или этапа оказания Услуг){% endif %} предоставлять Заказчику подписанный со своей стороны акт об оказании Услуг в течение 3 (трех) рабочих дней.</w:t>
+      </w:r>
+    </w:p>
+    <w:p>
+      <w:pPr>
+        <w:pStyle w:val="ConsPlusNormal"/>
+        <w:numPr>
+          <w:ilvl w:val="2"/>
+          <w:numId w:val="4"/>
+        </w:numPr>
+        <w:spacing w:before="100" w:beforeAutospacing="1" w:after="100" w:afterAutospacing="1" w:line="276" w:lineRule="auto"/>
+        <w:ind w:left="0" w:firstLine="720"/>
+        <w:contextualSpacing/>
+        <w:jc w:val="both"/>
+        <w:outlineLvl w:val="0"/>
+        <w:rPr>
+          <w:rFonts w:ascii="Times New Roman" w:hAnsi="Times New Roman" w:cs="Times New Roman"/>
+          <w:sz w:val="24"/>
+          <w:szCs w:val="24"/>
+        </w:rPr>
+      </w:pPr>
+      <w:r>
+        <w:rPr>
+          <w:rFonts w:ascii="Times New Roman" w:hAnsi="Times New Roman" w:cs="Times New Roman"/>
+          <w:sz w:val="24"/>
+          <w:szCs w:val="24"/>
+        </w:rPr>
+        <w:t xml:space="preserve">Исполнитель вместе с результатами оказанных услуг и документами отчуждает в пользу Заказчика (передает Заказчику) все права на результат оказанных услуг (все права на результат интеллектуальной деятельности (в т.ч. но не ограничиваясь исключительные права, права на использование, распространение и др.)) в случае, если в результате оказания Услуг Исполнитлем будут созданы какие-либо результаты интеллектуальной деятельности.</w:t>
+      </w:r>
+    </w:p>
+    <w:p>
+      <w:pPr>
+        <w:pStyle w:val="ConsPlusNormal"/>
+        <w:spacing w:before="100" w:beforeAutospacing="1" w:after="100" w:afterAutospacing="1" w:line="276" w:lineRule="auto"/>
+        <w:ind w:left="1224"/>
+        <w:contextualSpacing/>
+        <w:jc w:val="both"/>
+        <w:outlineLvl w:val="0"/>
+        <w:rPr>
+          <w:rFonts w:ascii="Times New Roman" w:hAnsi="Times New Roman" w:cs="Times New Roman"/>
+          <w:sz w:val="24"/>
+          <w:szCs w:val="24"/>
+        </w:rPr>
+      </w:pPr>
     </w:p>
     <w:p>
       <w:pPr>
@@ -319,104 +1098,418 @@
           <w:numId w:val="4"/>
         </w:numPr>
         <w:spacing w:before="100" w:beforeAutospacing="1" w:after="100" w:afterAutospacing="1" w:line="276" w:lineRule="auto"/>
-        <w:ind w:left="0" w:firstLine="709"/>
-        <w:contextualSpacing/>
-        <w:jc w:val="both"/>
-        <w:outlineLvl w:val="0"/>
-        <w:rPr>
-          <w:rFonts w:ascii="Times New Roman" w:hAnsi="Times New Roman" w:cs="Times New Roman"/>
-          <w:sz w:val="24"/>
-          <w:szCs w:val="24"/>
-        </w:rPr>
-      </w:pPr>
-      <w:r>
-        <w:rPr>
-          <w:rFonts w:ascii="Times New Roman" w:hAnsi="Times New Roman" w:cs="Times New Roman"/>
-          <w:sz w:val="24"/>
-          <w:szCs w:val="24"/>
-        </w:rPr>
-        <w:t xml:space="preserve">За нарушение сроков оплаты услуг Исполнитель вправе потребовать с Заказчика уплаты пени в размере </w:t>
-      </w:r>
-      <w:r>
-        <w:rPr>
-          <w:rFonts w:ascii="Times New Roman" w:hAnsi="Times New Roman" w:cs="Times New Roman"/>
-          <w:sz w:val="24"/>
-          <w:szCs w:val="24"/>
-        </w:rPr>
-        <w:t xml:space="preserve">1/300 </w:t>
-      </w:r>
-      <w:r>
-        <w:rPr>
-          <w:rFonts w:ascii="Times New Roman" w:hAnsi="Times New Roman" w:cs="Times New Roman"/>
-          <w:sz w:val="24"/>
-          <w:szCs w:val="24"/>
-        </w:rPr>
-        <w:t>ключевой ставки</w:t>
-      </w:r>
-      <w:r>
-        <w:rPr>
-          <w:rFonts w:ascii="Times New Roman" w:hAnsi="Times New Roman" w:cs="Times New Roman"/>
-          <w:sz w:val="24"/>
-          <w:szCs w:val="24"/>
-        </w:rPr>
-        <w:t xml:space="preserve">, установленной Банком России, </w:t>
-      </w:r>
-      <w:r>
-        <w:rPr>
-          <w:rFonts w:ascii="Times New Roman" w:hAnsi="Times New Roman" w:cs="Times New Roman"/>
-          <w:sz w:val="24"/>
-          <w:szCs w:val="24"/>
-        </w:rPr>
-        <w:t xml:space="preserve">от неуплаченной </w:t>
-      </w:r>
-      <w:r>
-        <w:rPr>
-          <w:rFonts w:ascii="Times New Roman" w:hAnsi="Times New Roman" w:cs="Times New Roman"/>
-          <w:sz w:val="24"/>
-          <w:szCs w:val="24"/>
-        </w:rPr>
-        <w:t xml:space="preserve">в срок </w:t>
-      </w:r>
-      <w:r>
-        <w:rPr>
-          <w:rFonts w:ascii="Times New Roman" w:hAnsi="Times New Roman" w:cs="Times New Roman"/>
-          <w:sz w:val="24"/>
-          <w:szCs w:val="24"/>
-        </w:rPr>
-        <w:t>суммы за каждый день просрочки</w:t>
-      </w:r>
-      <w:r>
-        <w:rPr>
-          <w:rFonts w:ascii="Times New Roman" w:hAnsi="Times New Roman" w:cs="Times New Roman"/>
-          <w:sz w:val="24"/>
-          <w:szCs w:val="24"/>
-        </w:rPr>
-        <w:t xml:space="preserve">, но не более </w:t>
-      </w:r>
-      <w:r>
-        <w:rPr>
-          <w:rFonts w:ascii="Times New Roman" w:hAnsi="Times New Roman" w:cs="Times New Roman"/>
-          <w:sz w:val="24"/>
-          <w:szCs w:val="24"/>
-        </w:rPr>
-        <w:t>1</w:t>
-      </w:r>
-      <w:r>
-        <w:rPr>
-          <w:rFonts w:ascii="Times New Roman" w:hAnsi="Times New Roman" w:cs="Times New Roman"/>
-          <w:sz w:val="24"/>
-          <w:szCs w:val="24"/>
-        </w:rPr>
-        <w:t>% от неуплаченной в срок суммы</w:t>
-      </w:r>
-      <w:r>
-        <w:rPr>
-          <w:rFonts w:ascii="Times New Roman" w:hAnsi="Times New Roman" w:cs="Times New Roman"/>
-          <w:sz w:val="24"/>
-          <w:szCs w:val="24"/>
-        </w:rPr>
-        <w:t>.</w:t>
-      </w:r>
+        <w:ind w:left="0" w:firstLine="567"/>
+        <w:contextualSpacing/>
+        <w:jc w:val="both"/>
+        <w:outlineLvl w:val="0"/>
+        <w:rPr>
+          <w:rFonts w:ascii="Times New Roman" w:hAnsi="Times New Roman" w:cs="Times New Roman"/>
+          <w:b/>
+          <w:bCs/>
+          <w:sz w:val="24"/>
+          <w:szCs w:val="24"/>
+        </w:rPr>
+      </w:pPr>
+      <w:r>
+        <w:rPr>
+          <w:rFonts w:ascii="Times New Roman" w:hAnsi="Times New Roman" w:cs="Times New Roman"/>
+          <w:b/>
+          <w:bCs/>
+          <w:sz w:val="24"/>
+          <w:szCs w:val="24"/>
+        </w:rPr>
+        <w:t>Заказчик обязуется:</w:t>
+      </w:r>
+    </w:p>
+    <w:p>
+      <w:pPr>
+        <w:pStyle w:val="ConsPlusNormal"/>
+        <w:numPr>
+          <w:ilvl w:val="2"/>
+          <w:numId w:val="4"/>
+        </w:numPr>
+        <w:spacing w:before="100" w:beforeAutospacing="1" w:after="100" w:afterAutospacing="1" w:line="276" w:lineRule="auto"/>
+        <w:ind w:left="0" w:firstLine="720"/>
+        <w:contextualSpacing/>
+        <w:jc w:val="both"/>
+        <w:outlineLvl w:val="0"/>
+        <w:rPr>
+          <w:rFonts w:ascii="Times New Roman" w:hAnsi="Times New Roman" w:cs="Times New Roman"/>
+          <w:sz w:val="24"/>
+          <w:szCs w:val="24"/>
+        </w:rPr>
+      </w:pPr>
+      <w:r>
+        <w:rPr>
+          <w:rFonts w:ascii="Times New Roman" w:hAnsi="Times New Roman" w:cs="Times New Roman"/>
+          <w:sz w:val="24"/>
+          <w:szCs w:val="24"/>
+        </w:rPr>
+        <w:t>Предоставить Исполнителю всю необходимую для оказания услуг информацию, документы и материалы.</w:t>
+      </w:r>
+    </w:p>
+    <w:p>
+      <w:pPr>
+        <w:pStyle w:val="ConsPlusNormal"/>
+        <w:numPr>
+          <w:ilvl w:val="2"/>
+          <w:numId w:val="4"/>
+        </w:numPr>
+        <w:spacing w:before="100" w:beforeAutospacing="1" w:after="100" w:afterAutospacing="1" w:line="276" w:lineRule="auto"/>
+        <w:ind w:left="0" w:firstLine="720"/>
+        <w:contextualSpacing/>
+        <w:jc w:val="both"/>
+        <w:outlineLvl w:val="0"/>
+        <w:rPr>
+          <w:rFonts w:ascii="Times New Roman" w:hAnsi="Times New Roman" w:cs="Times New Roman"/>
+          <w:sz w:val="24"/>
+          <w:szCs w:val="24"/>
+        </w:rPr>
+      </w:pPr>
+      <w:r>
+        <w:rPr>
+          <w:rFonts w:ascii="Times New Roman" w:hAnsi="Times New Roman" w:cs="Times New Roman"/>
+          <w:sz w:val="24"/>
+          <w:szCs w:val="24"/>
+        </w:rPr>
+        <w:t>Принять и оплатить оказанные услуги в соответствии с условиями настоящего договора.</w:t>
+      </w:r>
+    </w:p>
+    <w:p>
+      <w:pPr>
+        <w:pStyle w:val="ConsPlusNormal"/>
+        <w:spacing w:before="100" w:beforeAutospacing="1" w:after="100" w:afterAutospacing="1" w:line="276" w:lineRule="auto"/>
+        <w:ind w:left="1224"/>
+        <w:contextualSpacing/>
+        <w:jc w:val="both"/>
+        <w:outlineLvl w:val="0"/>
+        <w:rPr>
+          <w:rFonts w:ascii="Times New Roman" w:hAnsi="Times New Roman" w:cs="Times New Roman"/>
+          <w:sz w:val="24"/>
+          <w:szCs w:val="24"/>
+        </w:rPr>
+      </w:pPr>
+    </w:p>
+    <w:p>
+      <w:pPr>
+        <w:pStyle w:val="ConsPlusNormal"/>
+        <w:spacing w:before="100" w:beforeAutospacing="1" w:after="100" w:afterAutospacing="1" w:line="276" w:lineRule="auto"/>
+        <w:ind w:left="720"/>
+        <w:contextualSpacing/>
+        <w:jc w:val="both"/>
+        <w:outlineLvl w:val="0"/>
+        <w:rPr>
+          <w:rFonts w:ascii="Times New Roman" w:hAnsi="Times New Roman" w:cs="Times New Roman"/>
+          <w:b/>
+          <w:bCs/>
+          <w:sz w:val="24"/>
+          <w:szCs w:val="24"/>
+        </w:rPr>
+      </w:pPr>
+      <w:r>
+        <w:rPr>
+          <w:rFonts w:ascii="Times New Roman" w:hAnsi="Times New Roman" w:cs="Times New Roman"/>
+          <w:b/>
+          <w:bCs/>
+          <w:sz w:val="24"/>
+          <w:szCs w:val="24"/>
+        </w:rPr>
+        <w:t>3.3. Исполнитель вправе:</w:t>
+      </w:r>
+    </w:p>
+    <w:p>
+      <w:pPr>
+        <w:pStyle w:val="ConsPlusNormal"/>
+        <w:spacing w:before="100" w:beforeAutospacing="1" w:after="100" w:afterAutospacing="1" w:line="276" w:lineRule="auto"/>
+        <w:ind w:firstLine="709"/>
+        <w:contextualSpacing/>
+        <w:jc w:val="both"/>
+        <w:outlineLvl w:val="0"/>
+        <w:rPr>
+          <w:rFonts w:ascii="Times New Roman" w:hAnsi="Times New Roman" w:cs="Times New Roman"/>
+          <w:sz w:val="24"/>
+          <w:szCs w:val="24"/>
+        </w:rPr>
+      </w:pPr>
+      <w:r>
+        <w:rPr>
+          <w:rFonts w:ascii="Times New Roman" w:hAnsi="Times New Roman" w:cs="Times New Roman"/>
+          <w:sz w:val="24"/>
+          <w:szCs w:val="24"/>
+        </w:rPr>
+        <w:t>3.3.1. Запрашивать у Заказчика информацию необходимую для оказания Услуг по Договору.</w:t>
+      </w:r>
+    </w:p>
+    <w:p>
+      <w:pPr>
+        <w:pStyle w:val="ConsPlusNormal"/>
+        <w:spacing w:before="100" w:beforeAutospacing="1" w:after="100" w:afterAutospacing="1" w:line="276" w:lineRule="auto"/>
+        <w:ind w:left="720"/>
+        <w:contextualSpacing/>
+        <w:jc w:val="both"/>
+        <w:outlineLvl w:val="0"/>
+        <w:rPr>
+          <w:rFonts w:ascii="Times New Roman" w:hAnsi="Times New Roman" w:cs="Times New Roman"/>
+          <w:sz w:val="24"/>
+          <w:szCs w:val="24"/>
+        </w:rPr>
+      </w:pPr>
+      <w:r>
+        <w:rPr>
+          <w:rFonts w:ascii="Times New Roman" w:hAnsi="Times New Roman" w:cs="Times New Roman"/>
+          <w:sz w:val="24"/>
+          <w:szCs w:val="24"/>
+        </w:rPr>
+        <w:t>3.3.2. По согласованию с Заказчиком досрочно оказать Услуги.</w:t>
+      </w:r>
+    </w:p>
+    <w:p>
+      <w:pPr>
+        <w:pStyle w:val="ConsPlusNormal"/>
+        <w:spacing w:before="100" w:beforeAutospacing="1" w:after="100" w:afterAutospacing="1" w:line="276" w:lineRule="auto"/>
+        <w:contextualSpacing/>
+        <w:jc w:val="both"/>
+        <w:outlineLvl w:val="0"/>
+        <w:rPr>
+          <w:rFonts w:ascii="Times New Roman" w:hAnsi="Times New Roman" w:cs="Times New Roman"/>
+          <w:sz w:val="24"/>
+          <w:szCs w:val="24"/>
+        </w:rPr>
+      </w:pPr>
+    </w:p>
+    <w:p>
+      <w:pPr>
+        <w:pStyle w:val="ConsPlusNormal"/>
+        <w:spacing w:before="100" w:beforeAutospacing="1" w:after="100" w:afterAutospacing="1" w:line="276" w:lineRule="auto"/>
+        <w:ind w:left="720"/>
+        <w:contextualSpacing/>
+        <w:jc w:val="both"/>
+        <w:outlineLvl w:val="0"/>
+        <w:rPr>
+          <w:rFonts w:ascii="Times New Roman" w:hAnsi="Times New Roman" w:cs="Times New Roman"/>
+          <w:b/>
+          <w:bCs/>
+          <w:sz w:val="24"/>
+          <w:szCs w:val="24"/>
+        </w:rPr>
+      </w:pPr>
+      <w:r>
+        <w:rPr>
+          <w:rFonts w:ascii="Times New Roman" w:hAnsi="Times New Roman" w:cs="Times New Roman"/>
+          <w:b/>
+          <w:bCs/>
+          <w:sz w:val="24"/>
+          <w:szCs w:val="24"/>
+        </w:rPr>
+        <w:t>3.4. Заказчик вправе:</w:t>
+      </w:r>
+    </w:p>
+    <w:p>
+      <w:pPr>
+        <w:pStyle w:val="ConsPlusNormal"/>
+        <w:spacing w:before="100" w:beforeAutospacing="1" w:after="100" w:afterAutospacing="1" w:line="276" w:lineRule="auto"/>
+        <w:ind w:firstLine="720"/>
+        <w:contextualSpacing/>
+        <w:jc w:val="both"/>
+        <w:outlineLvl w:val="0"/>
+        <w:rPr>
+          <w:rFonts w:ascii="Times New Roman" w:hAnsi="Times New Roman" w:cs="Times New Roman"/>
+          <w:sz w:val="24"/>
+          <w:szCs w:val="24"/>
+        </w:rPr>
+      </w:pPr>
+      <w:r>
+        <w:rPr>
+          <w:rFonts w:ascii="Times New Roman" w:hAnsi="Times New Roman" w:cs="Times New Roman"/>
+          <w:sz w:val="24"/>
+          <w:szCs w:val="24"/>
+        </w:rPr>
+        <w:t xml:space="preserve">3.4.1. Требовать от Исполнителя своевременного и качественного оказания Услуг по Договору. Проверять ход и качество Услуг, оказываемых Исполнителем, не вмешиваясь в его </w:t>
+      </w:r>
+      <w:r>
+        <w:rPr>
+          <w:rFonts w:ascii="Times New Roman" w:hAnsi="Times New Roman" w:cs="Times New Roman"/>
+          <w:sz w:val="24"/>
+          <w:szCs w:val="24"/>
+        </w:rPr>
+        <w:lastRenderedPageBreak/>
+        <w:t>деятельность.</w:t>
+      </w:r>
+    </w:p>
+    <w:p>
+      <w:pPr>
+        <w:pStyle w:val="ConsPlusNormal"/>
+        <w:spacing w:before="100" w:beforeAutospacing="1" w:after="100" w:afterAutospacing="1" w:line="276" w:lineRule="auto"/>
+        <w:ind w:firstLine="720"/>
+        <w:contextualSpacing/>
+        <w:jc w:val="both"/>
+        <w:outlineLvl w:val="0"/>
+        <w:rPr>
+          <w:rFonts w:ascii="Times New Roman" w:hAnsi="Times New Roman" w:cs="Times New Roman"/>
+          <w:sz w:val="24"/>
+          <w:szCs w:val="24"/>
+        </w:rPr>
+      </w:pPr>
+      <w:r>
+        <w:rPr>
+          <w:rFonts w:ascii="Times New Roman" w:hAnsi="Times New Roman" w:cs="Times New Roman"/>
+          <w:sz w:val="24"/>
+          <w:szCs w:val="24"/>
+        </w:rPr>
+        <w:t>3.4.2. Отказаться от исполнения настоящего Договора в любое время до подписания акта приема - сдачи Услуг, оплатив Исполнителю часть установленной цены пропорционально части оказанных Услуг.</w:t>
+      </w:r>
+    </w:p>
+    <w:p>
+      <w:pPr>
+        <w:pStyle w:val="ConsPlusNormal"/>
+        <w:spacing w:before="100" w:beforeAutospacing="1" w:after="100" w:afterAutospacing="1" w:line="276" w:lineRule="auto"/>
+        <w:ind w:firstLine="720"/>
+        <w:contextualSpacing/>
+        <w:jc w:val="both"/>
+        <w:outlineLvl w:val="0"/>
+        <w:rPr>
+          <w:rFonts w:ascii="Times New Roman" w:hAnsi="Times New Roman" w:cs="Times New Roman"/>
+          <w:sz w:val="24"/>
+          <w:szCs w:val="24"/>
+        </w:rPr>
+      </w:pPr>
+      <w:r>
+        <w:rPr>
+          <w:rFonts w:ascii="Times New Roman" w:hAnsi="Times New Roman" w:cs="Times New Roman"/>
+          <w:sz w:val="24"/>
+          <w:szCs w:val="24"/>
+        </w:rPr>
+        <w:t>3.5. Каждая из Сторон настоящего Договора принимает на себя обязательства по организации процессов обработки и защиты персональных данных, полученных в рамках исполнения настоящего Договора, в соответствии с требованиями Федерального закона от 27.07.2006 № 152-ФЗ «О персональных данных» и несет ответственность за нарушение норм, регулирующих обработку и защиту персональных данных.</w:t>
+      </w:r>
+    </w:p>
+    <w:p>
+      <w:pPr>
+        <w:pStyle w:val="ConsPlusNormal"/>
+        <w:spacing w:before="100" w:beforeAutospacing="1" w:after="100" w:afterAutospacing="1" w:line="276" w:lineRule="auto"/>
+        <w:ind w:firstLine="720"/>
+        <w:contextualSpacing/>
+        <w:jc w:val="both"/>
+        <w:outlineLvl w:val="0"/>
+        <w:rPr>
+          <w:rFonts w:ascii="Times New Roman" w:hAnsi="Times New Roman" w:cs="Times New Roman"/>
+          <w:sz w:val="24"/>
+          <w:szCs w:val="24"/>
+        </w:rPr>
+      </w:pPr>
+      <w:r>
+        <w:rPr>
+          <w:rFonts w:ascii="Times New Roman" w:hAnsi="Times New Roman" w:cs="Times New Roman"/>
+          <w:sz w:val="24"/>
+          <w:szCs w:val="24"/>
+        </w:rPr>
+        <w:t xml:space="preserve">3.6. Стороны обязуются соблюдать конфиденциальность в отношении информации, полученной ими друг от друга, или ставшей известной им в ходе исполнения настоящего Договора, не открывать и не разглашать в общем или в частности информацию какой-либо третьей стороне без предварительного письменного согласия другой Стороны настоящего Договора.</w:t>
+      </w:r>
+    </w:p>
+    <w:p>
+      <w:pPr>
+        <w:pStyle w:val="ConsPlusNormal"/>
+        <w:spacing w:before="100" w:beforeAutospacing="1" w:after="100" w:afterAutospacing="1" w:line="276" w:lineRule="auto"/>
+        <w:ind w:firstLine="720"/>
+        <w:contextualSpacing/>
+        <w:jc w:val="both"/>
+        <w:outlineLvl w:val="0"/>
+        <w:rPr>
+          <w:rFonts w:ascii="Times New Roman" w:hAnsi="Times New Roman" w:cs="Times New Roman"/>
+          <w:sz w:val="24"/>
+          <w:szCs w:val="24"/>
+        </w:rPr>
+      </w:pPr>
+      <w:r>
+        <w:rPr>
+          <w:rFonts w:ascii="Times New Roman" w:hAnsi="Times New Roman" w:cs="Times New Roman"/>
+          <w:sz w:val="24"/>
+          <w:szCs w:val="24"/>
+        </w:rPr>
+        <w:t>3.7. Исполнитель по настоящему Договору не вправе подписывать или согласовывать какие-либо документы, в соответствии с которыми у Заказчика возникают и/или изменяются и/или прекращаются какие-либо обязательства или права в отношении третьих лиц, в том числе Исполнитель не вправе заключать какие-либо сделки от имени Заказчика, выписывать доверенности, акты и т.п. без оформления соответствующей доверенности.</w:t>
+      </w:r>
+    </w:p>
+    <w:p>
+      <w:pPr>
+        <w:pStyle w:val="ConsPlusNormal"/>
+        <w:spacing w:before="100" w:beforeAutospacing="1" w:after="100" w:afterAutospacing="1" w:line="276" w:lineRule="auto"/>
+        <w:ind w:firstLine="720"/>
+        <w:contextualSpacing/>
+        <w:jc w:val="both"/>
+        <w:outlineLvl w:val="0"/>
+        <w:rPr>
+          <w:rFonts w:ascii="Times New Roman" w:hAnsi="Times New Roman" w:cs="Times New Roman"/>
+          <w:sz w:val="24"/>
+          <w:szCs w:val="24"/>
+        </w:rPr>
+      </w:pPr>
+      <w:r>
+        <w:rPr>
+          <w:rFonts w:ascii="Times New Roman" w:hAnsi="Times New Roman" w:cs="Times New Roman"/>
+          <w:sz w:val="24"/>
+          <w:szCs w:val="24"/>
+        </w:rPr>
+        <w:t xml:space="preserve">3.8. Заказчик вправе использовать и передавать третьим лицам в части или в целом результаты оказания Услуг, полученные от Исполнителя при реалиации настоящего Договора (в т.ч. копии результата Услуг) и права на их использование (в т.ч. распространение, уничтожение и иное) (частично или в полном объеме) без разрешения Исполнителя.</w:t>
+      </w:r>
+    </w:p>
+    <w:p>
+      <w:pPr>
+        <w:pStyle w:val="ConsPlusNormal"/>
+        <w:spacing w:before="100" w:beforeAutospacing="1" w:after="100" w:afterAutospacing="1" w:line="276" w:lineRule="auto"/>
+        <w:contextualSpacing/>
+        <w:jc w:val="both"/>
+        <w:outlineLvl w:val="0"/>
+        <w:rPr>
+          <w:rFonts w:ascii="Times New Roman" w:hAnsi="Times New Roman" w:cs="Times New Roman"/>
+          <w:sz w:val="24"/>
+          <w:szCs w:val="24"/>
+        </w:rPr>
+      </w:pPr>
+    </w:p>
+    <w:p>
+      <w:pPr>
+        <w:pStyle w:val="ConsPlusNormal"/>
+        <w:numPr>
+          <w:ilvl w:val="0"/>
+          <w:numId w:val="4"/>
+        </w:numPr>
+        <w:spacing w:before="100" w:beforeAutospacing="1" w:after="100" w:afterAutospacing="1" w:line="276" w:lineRule="auto"/>
+        <w:contextualSpacing/>
+        <w:jc w:val="center"/>
+        <w:outlineLvl w:val="0"/>
+        <w:rPr>
+          <w:rFonts w:ascii="Times New Roman" w:hAnsi="Times New Roman" w:cs="Times New Roman"/>
+          <w:b/>
+          <w:bCs/>
+          <w:sz w:val="24"/>
+          <w:szCs w:val="24"/>
+        </w:rPr>
+      </w:pPr>
+      <w:r>
+        <w:rPr>
+          <w:rFonts w:ascii="Times New Roman" w:hAnsi="Times New Roman" w:cs="Times New Roman"/>
+          <w:b/>
+          <w:bCs/>
+          <w:sz w:val="24"/>
+          <w:szCs w:val="24"/>
+        </w:rPr>
+        <w:t xml:space="preserve">Цена услуг, расчеты и приемка услуг по Договору</w:t>
+      </w:r>
+    </w:p>
+    <w:p>
+      <w:pPr>
+        <w:pStyle w:val="ConsPlusNormal"/>
+        <w:spacing w:before="100" w:beforeAutospacing="1" w:after="100" w:afterAutospacing="1" w:line="276" w:lineRule="auto"/>
+        <w:ind w:left="360"/>
+        <w:contextualSpacing/>
+        <w:outlineLvl w:val="0"/>
+        <w:rPr>
+          <w:rFonts w:ascii="Times New Roman" w:hAnsi="Times New Roman" w:cs="Times New Roman"/>
+          <w:b/>
+          <w:bCs/>
+          <w:sz w:val="24"/>
+          <w:szCs w:val="24"/>
+        </w:rPr>
+      </w:pPr>
     </w:p>
     <w:p>
       <w:pPr>
@@ -426,195 +1519,347 @@
           <w:numId w:val="4"/>
         </w:numPr>
         <w:spacing w:before="100" w:beforeAutospacing="1" w:after="100" w:afterAutospacing="1" w:line="276" w:lineRule="auto"/>
-        <w:ind w:left="0" w:firstLine="709"/>
-        <w:contextualSpacing/>
-        <w:jc w:val="both"/>
-        <w:outlineLvl w:val="0"/>
-        <w:rPr>
-          <w:rFonts w:ascii="Times New Roman" w:hAnsi="Times New Roman" w:cs="Times New Roman"/>
-          <w:sz w:val="24"/>
-          <w:szCs w:val="24"/>
-        </w:rPr>
-      </w:pPr>
-      <w:r>
-        <w:rPr>
-          <w:rFonts w:ascii="Times New Roman" w:hAnsi="Times New Roman" w:cs="Times New Roman"/>
-          <w:sz w:val="24"/>
-          <w:szCs w:val="24"/>
-        </w:rPr>
-        <w:t xml:space="preserve">В случае нарушения </w:t>
-      </w:r>
-      <w:r>
-        <w:rPr>
-          <w:rFonts w:ascii="Times New Roman" w:hAnsi="Times New Roman" w:cs="Times New Roman"/>
-          <w:sz w:val="24"/>
-          <w:szCs w:val="24"/>
-        </w:rPr>
-        <w:t xml:space="preserve">условий </w:t>
-      </w:r>
-      <w:r>
-        <w:rPr>
-          <w:rFonts w:ascii="Times New Roman" w:hAnsi="Times New Roman" w:cs="Times New Roman"/>
-          <w:sz w:val="24"/>
-          <w:szCs w:val="24"/>
-        </w:rPr>
-        <w:t>Договора</w:t>
-      </w:r>
-      <w:r>
-        <w:rPr>
-          <w:rFonts w:ascii="Times New Roman" w:hAnsi="Times New Roman" w:cs="Times New Roman"/>
-          <w:sz w:val="24"/>
-          <w:szCs w:val="24"/>
-        </w:rPr>
-        <w:t xml:space="preserve"> Исполнителем</w:t>
-      </w:r>
-      <w:r>
-        <w:rPr>
-          <w:rFonts w:ascii="Times New Roman" w:hAnsi="Times New Roman" w:cs="Times New Roman"/>
-          <w:sz w:val="24"/>
-          <w:szCs w:val="24"/>
-        </w:rPr>
-        <w:t xml:space="preserve">, повлекшего его досрочное прекращение и заключение замещающего договора (договоров), </w:t>
-      </w:r>
-      <w:r>
-        <w:rPr>
-          <w:rFonts w:ascii="Times New Roman" w:hAnsi="Times New Roman" w:cs="Times New Roman"/>
-          <w:sz w:val="24"/>
-          <w:szCs w:val="24"/>
-        </w:rPr>
-        <w:t>Заказчик</w:t>
-      </w:r>
-      <w:r>
-        <w:rPr>
-          <w:rFonts w:ascii="Times New Roman" w:hAnsi="Times New Roman" w:cs="Times New Roman"/>
-          <w:sz w:val="24"/>
-          <w:szCs w:val="24"/>
-        </w:rPr>
-        <w:t xml:space="preserve"> вправе потребовать </w:t>
-      </w:r>
-      <w:r>
-        <w:rPr>
-          <w:rFonts w:ascii="Times New Roman" w:hAnsi="Times New Roman" w:cs="Times New Roman"/>
-          <w:sz w:val="24"/>
-          <w:szCs w:val="24"/>
-        </w:rPr>
-        <w:t xml:space="preserve">от Исполнителя </w:t>
-      </w:r>
-      <w:r>
-        <w:rPr>
-          <w:rFonts w:ascii="Times New Roman" w:hAnsi="Times New Roman" w:cs="Times New Roman"/>
-          <w:sz w:val="24"/>
-          <w:szCs w:val="24"/>
-        </w:rPr>
-        <w:t xml:space="preserve">возместить убытки в виде разницы между стоимостью услуг, установленной в </w:t>
-      </w:r>
-      <w:r>
-        <w:rPr>
-          <w:rFonts w:ascii="Times New Roman" w:hAnsi="Times New Roman" w:cs="Times New Roman"/>
-          <w:sz w:val="24"/>
-          <w:szCs w:val="24"/>
-        </w:rPr>
-        <w:lastRenderedPageBreak/>
-        <w:t>Договоре, и стоимостью услуг по замещающему договору. Если замещающий договор заключен до прекращения Договора, право на возмещение убытков возникает</w:t>
-      </w:r>
-      <w:r>
-        <w:rPr>
-          <w:rFonts w:ascii="Times New Roman" w:hAnsi="Times New Roman" w:cs="Times New Roman"/>
-          <w:sz w:val="24"/>
-          <w:szCs w:val="24"/>
-        </w:rPr>
-        <w:t xml:space="preserve"> у Заказчика</w:t>
-      </w:r>
-      <w:r>
-        <w:rPr>
-          <w:rFonts w:ascii="Times New Roman" w:hAnsi="Times New Roman" w:cs="Times New Roman"/>
-          <w:sz w:val="24"/>
-          <w:szCs w:val="24"/>
-        </w:rPr>
-        <w:t xml:space="preserve"> при условии, что впоследствии Договор прекращен из-за нарушения, которое привело к необходимости заключить замещающий договор.</w:t>
-      </w:r>
-    </w:p>
-    <w:p>
-      <w:pPr>
-        <w:pStyle w:val="ConsPlusNormal"/>
+        <w:ind w:left="0" w:firstLine="567"/>
+        <w:contextualSpacing/>
+        <w:jc w:val="both"/>
+        <w:outlineLvl w:val="0"/>
+        <w:rPr>
+          <w:rFonts w:ascii="Times New Roman" w:hAnsi="Times New Roman" w:cs="Times New Roman"/>
+          <w:sz w:val="24"/>
+          <w:szCs w:val="24"/>
+        </w:rPr>
+      </w:pPr>
+      <w:r>
+        <w:rPr>
+          <w:rFonts w:ascii="Times New Roman" w:hAnsi="Times New Roman" w:cs="Times New Roman"/>
+          <w:sz w:val="24"/>
+          <w:szCs w:val="24"/>
+        </w:rPr>
+        <w:t xml:space="preserve">Факт оказания Услуг и принятия их Заказчиком подтверждается  об оказании услуг.</w:t>
+      </w:r>
+      <w:hyperlink r:id="rId12" w:history="1">
+        <w:r>
+          <w:rPr>
+            <w:rFonts w:ascii="Times New Roman" w:hAnsi="Times New Roman" w:cs="Times New Roman"/>
+            <w:sz w:val="24"/>
+            <w:szCs w:val="24"/>
+          </w:rPr>
+          <w:t>актом</w:t>
+        </w:r>
+      </w:hyperlink>
+    </w:p>
+    <w:p>
+      <w:pPr>
+        <w:pStyle w:val="a6"/>
         <w:numPr>
           <w:ilvl w:val="1"/>
           <w:numId w:val="4"/>
         </w:numPr>
         <w:spacing w:before="100" w:beforeAutospacing="1" w:after="100" w:afterAutospacing="1" w:line="276" w:lineRule="auto"/>
-        <w:ind w:left="0" w:firstLine="709"/>
-        <w:contextualSpacing/>
-        <w:jc w:val="both"/>
-        <w:outlineLvl w:val="0"/>
-        <w:rPr>
-          <w:rFonts w:ascii="Times New Roman" w:hAnsi="Times New Roman" w:cs="Times New Roman"/>
-          <w:sz w:val="24"/>
-          <w:szCs w:val="24"/>
-        </w:rPr>
-      </w:pPr>
-      <w:r>
-        <w:rPr>
-          <w:rFonts w:ascii="Times New Roman" w:hAnsi="Times New Roman" w:cs="Times New Roman"/>
-          <w:sz w:val="24"/>
-          <w:szCs w:val="24"/>
-        </w:rPr>
-        <w:t>В случае если в результате (в т.ч. некачественного и/или несвоевременного) оказания Исполнителем Услуг по настоящему Договору к Заказчику будут предъявлены обоснованные претензии третьими лицами, Исполнитель обязуется самостоятельно и за свой счет урегулировать данные претензии, а в случае возникновения у Заказчика в связи с предъявлением таких претензий каких-либо убытков - возместить все понесенные последним убытки в полном объеме.</w:t>
-      </w:r>
-    </w:p>
-    <w:p>
-      <w:pPr>
-        <w:pStyle w:val="ConsPlusNormal"/>
+        <w:ind w:left="0" w:firstLine="567"/>
+        <w:outlineLvl w:val="0"/>
+      </w:pPr>
+      <w:r>
+        <w:t xml:space="preserve">Цена Услуг Исполнителя составляет сумму {{ contract_price_num }} ({{ contract_price_words }}) рублей 00 копеек</w:t>
+      </w:r>
+      <w:r>
+        <w:rPr>
+          <w:highlight w:val="yellow"/>
+        </w:rPr>
+        <w:t xml:space="preserve"/>
+      </w:r>
+      <w:r>
+        <w:t xml:space="preserve"/>
+      </w:r>
+      <w:r>
+        <w:rPr/>
+        <w:t xml:space="preserve"> в т. ч. НДФЛ. </w:t>
+      </w:r>
+      <w:r>
+        <w:t xml:space="preserve">Цена Услуги является твердой.</w:t>
+      </w:r>
+      <w:r>
+        <w:rPr/>
+        <w:t xml:space="preserve"> Сумма, подлежащая уплате Исполнителю в соответствии с настоящим Договором, уменьшается на размер налоговых платежей, связанных с оплатой Договора.</w:t>
+      </w:r>
+    </w:p>
+    <w:p>
+      <w:pPr>
+        <w:pStyle w:val="a6"/>
         <w:numPr>
           <w:ilvl w:val="1"/>
           <w:numId w:val="4"/>
         </w:numPr>
-        <w:spacing w:before="100" w:beforeAutospacing="1" w:after="100" w:afterAutospacing="1" w:line="276" w:lineRule="auto"/>
-        <w:ind w:left="0" w:firstLine="709"/>
-        <w:contextualSpacing/>
-        <w:jc w:val="both"/>
-        <w:outlineLvl w:val="0"/>
-        <w:rPr>
-          <w:rFonts w:ascii="Times New Roman" w:hAnsi="Times New Roman" w:cs="Times New Roman"/>
-          <w:sz w:val="24"/>
-          <w:szCs w:val="24"/>
-        </w:rPr>
-      </w:pPr>
-      <w:r>
-        <w:rPr>
-          <w:rFonts w:ascii="Times New Roman" w:hAnsi="Times New Roman" w:cs="Times New Roman"/>
-          <w:sz w:val="24"/>
-          <w:szCs w:val="24"/>
-        </w:rPr>
-        <w:t>Стороны освобождаются от ответственности за неисполнение или ненадлежащее исполнение обязательств по настоящему Договору при возникновении обстоятельств непреодолимой силы, то есть чрезвычайных и непредотвратимых при данных условиях обстоятельств, под которыми понимаются: запретные действия властей, гражданские волнения, эпидемии, блокада, эмбарго, землетрясения, наводнения, пожары или другие стихийные бедствия, которые влияют на исполнение обязательств по настоящему Договору.</w:t>
-      </w:r>
-    </w:p>
-    <w:p>
-      <w:pPr>
-        <w:pStyle w:val="ConsPlusNormal"/>
-        <w:spacing w:before="100" w:beforeAutospacing="1" w:after="100" w:afterAutospacing="1" w:line="276" w:lineRule="auto"/>
-        <w:ind w:firstLine="708"/>
-        <w:contextualSpacing/>
-        <w:jc w:val="both"/>
-        <w:outlineLvl w:val="0"/>
-        <w:rPr>
-          <w:rFonts w:ascii="Times New Roman" w:hAnsi="Times New Roman" w:cs="Times New Roman"/>
-          <w:sz w:val="24"/>
-          <w:szCs w:val="24"/>
-        </w:rPr>
-      </w:pPr>
-      <w:r>
-        <w:rPr>
-          <w:rFonts w:ascii="Times New Roman" w:hAnsi="Times New Roman" w:cs="Times New Roman"/>
-          <w:sz w:val="24"/>
-          <w:szCs w:val="24"/>
-        </w:rPr>
-        <w:t>Сторона, которая не в состоянии исполнить свои обязательства по Договору в силу наступления обстоятельств непреодолимой силы, незамедлительно письменно информирует другую Сторону о начале и прекращении указанных выше обстоятельств, но в любом случае не позднее 5 (пяти) рабочих дней после начала их действия</w:t>
-      </w:r>
-      <w:r>
-        <w:rPr>
-          <w:rFonts w:ascii="Times New Roman" w:hAnsi="Times New Roman" w:cs="Times New Roman"/>
-          <w:sz w:val="24"/>
-          <w:szCs w:val="24"/>
+        <w:ind w:left="0" w:firstLine="567"/>
+        <w:rPr/>
+      </w:pPr>
+      <w:r>
+        <w:rPr/>
+        <w:t>Цена Договора включает в себя все затраты, издержки и иные расходы Исполнителя, в том числе сопутствующие, связанные с исполнением настоящего Договора.</w:t>
+      </w:r>
+    </w:p>
+    <w:p>
+      <w:pPr>
+        <w:pStyle w:val="a6"/>
+        <w:ind w:left="0" w:firstLine="567"/>
+        <w:rPr/>
+      </w:pPr>
+      <w:r>
+        <w:rPr/>
+        <w:t>Общая сумма вознаграждения Исполнителя за оказанные Услуги по Договору включает в себя сумму вознаграждения за передачу интеллектуальных прав на результат Услуг.</w:t>
+      </w:r>
+    </w:p>
+    <w:p>
+      <w:pPr>
+        <w:pStyle w:val="ConsPlusNormal"/>
+        <w:numPr>
+          <w:ilvl w:val="1"/>
+          <w:numId w:val="4"/>
+        </w:numPr>
+        <w:spacing w:after="100" w:afterAutospacing="1" w:line="276" w:lineRule="auto"/>
+        <w:ind w:left="0" w:firstLine="567"/>
+        <w:contextualSpacing/>
+        <w:jc w:val="both"/>
+        <w:outlineLvl w:val="0"/>
+        <w:rPr>
+          <w:rFonts w:ascii="Times New Roman" w:hAnsi="Times New Roman" w:cs="Times New Roman"/>
+          <w:sz w:val="24"/>
+          <w:szCs w:val="24"/>
+        </w:rPr>
+      </w:pPr>
+      <w:r>
+        <w:rPr>
+          <w:rFonts w:ascii="Times New Roman" w:hAnsi="Times New Roman" w:cs="Times New Roman"/>
+          <w:sz w:val="24"/>
+          <w:szCs w:val="24"/>
+        </w:rPr>
+        <w:t xml:space="preserve">Заказчик как налоговый агент исчисляет и удерживает налог на доходы физических лиц (13%) из цены услуги при фактической оплате Исполнителю, а так же уплачивает взносы во внебюджетные фонды в размере </w:t>
+      </w:r>
+      <w:r>
+        <w:rPr>
+          <w:rFonts w:ascii="Times New Roman" w:hAnsi="Times New Roman" w:cs="Times New Roman"/>
+          <w:sz w:val="24"/>
+          <w:szCs w:val="24"/>
+          <w:highlight w:val="yellow"/>
+        </w:rPr>
+        <w:t xml:space="preserve">7,6 %</w:t>
+      </w:r>
+      <w:r>
+        <w:rPr>
+          <w:rFonts w:ascii="Times New Roman" w:hAnsi="Times New Roman" w:cs="Times New Roman"/>
+          <w:sz w:val="24"/>
+          <w:szCs w:val="24"/>
+        </w:rPr>
+        <w:t xml:space="preserve"> ( НК РФ). </w:t>
+      </w:r>
+      <w:hyperlink r:id="rId13" w:history="1">
+        <w:r>
+          <w:rPr>
+            <w:rFonts w:ascii="Times New Roman" w:hAnsi="Times New Roman" w:cs="Times New Roman"/>
+            <w:sz w:val="24"/>
+            <w:szCs w:val="24"/>
+          </w:rPr>
+          <w:t>п. 4 ст. 226</w:t>
+        </w:r>
+      </w:hyperlink>
+    </w:p>
+    <w:p>
+      <w:pPr>
+        <w:pStyle w:val="ConsPlusNormal"/>
+        <w:numPr>
+          <w:ilvl w:val="1"/>
+          <w:numId w:val="4"/>
+        </w:numPr>
+        <w:spacing w:before="100" w:beforeAutospacing="1" w:after="100" w:afterAutospacing="1" w:line="276" w:lineRule="auto"/>
+        <w:ind w:left="0" w:firstLine="567"/>
+        <w:contextualSpacing/>
+        <w:jc w:val="both"/>
+        <w:outlineLvl w:val="0"/>
+        <w:rPr>
+          <w:rFonts w:ascii="Times New Roman" w:hAnsi="Times New Roman" w:cs="Times New Roman"/>
+          <w:sz w:val="24"/>
+          <w:szCs w:val="24"/>
+        </w:rPr>
+      </w:pPr>
+      <w:r>
+        <w:rPr>
+          <w:rFonts w:ascii="Times New Roman" w:hAnsi="Times New Roman" w:cs="Times New Roman"/>
+          <w:sz w:val="24"/>
+          <w:szCs w:val="24"/>
+        </w:rPr>
+        <w:t xml:space="preserve">Заказчик обязуется осуществить оплату оказанных Исполнителем и принятых Заказчиком Услуг в срок не позднее 30 календарных дней с момента подписания Сторонами  об оказании услуг (далее – Акт). Проценты на сумму оплаты услуг с даты подписания Акта (или с даты составления одностороннего акта) до момента оплаты, произведенной в соответствии с настоящим пунктом, не начисляются и не уплачиваются.</w:t>
+      </w:r>
+      <w:hyperlink r:id="rId14" w:history="1">
+        <w:r>
+          <w:rPr>
+            <w:rFonts w:ascii="Times New Roman" w:hAnsi="Times New Roman" w:cs="Times New Roman"/>
+            <w:sz w:val="24"/>
+            <w:szCs w:val="24"/>
+          </w:rPr>
+          <w:t>акта</w:t>
+        </w:r>
+      </w:hyperlink>
+    </w:p>
+    <w:p>
+      <w:pPr>
+        <w:pStyle w:val="ConsPlusNormal"/>
+        <w:spacing w:before="100" w:beforeAutospacing="1" w:after="100" w:afterAutospacing="1" w:line="276" w:lineRule="auto"/>
+        <w:ind w:firstLine="567"/>
+        <w:contextualSpacing/>
+        <w:jc w:val="both"/>
+        <w:outlineLvl w:val="0"/>
+        <w:rPr>
+          <w:rFonts w:ascii="Times New Roman" w:hAnsi="Times New Roman" w:cs="Times New Roman"/>
+          <w:sz w:val="24"/>
+          <w:szCs w:val="24"/>
+        </w:rPr>
+      </w:pPr>
+      <w:r>
+        <w:t>{%p if has_stages %}</w:t>
+      </w:r>
+    </w:p>
+    <w:p>
+      <w:pPr>
+        <w:pStyle w:val="ConsPlusNormal"/>
+        <w:spacing w:before="100" w:beforeAutospacing="1" w:after="100" w:afterAutospacing="1" w:line="276" w:lineRule="auto"/>
+        <w:ind w:firstLine="567"/>
+        <w:contextualSpacing/>
+        <w:jc w:val="both"/>
+        <w:outlineLvl w:val="0"/>
+        <w:rPr>
+          <w:rFonts w:ascii="Times New Roman" w:hAnsi="Times New Roman" w:cs="Times New Roman"/>
+          <w:sz w:val="24"/>
+          <w:szCs w:val="24"/>
+        </w:rPr>
+      </w:pPr>
+      <w:r>
+        <w:rPr>
+          <w:rFonts w:ascii="Times New Roman" w:hAnsi="Times New Roman" w:cs="Times New Roman"/>
+          <w:sz w:val="24"/>
+          <w:szCs w:val="24"/>
+        </w:rPr>
+        <w:t xml:space="preserve">4.5.1. В случае наличия этапов оказания Услуг в рамках Приложения № 1, Заказчик обязуется осуществить оплату оказанных Исполнителем и принятых Заказчиком этапов (в соответствии с Приложением № 1) в срок не позднее 30 календарных дней с момента подписания Сторонами Акта по соответствующему этапу. Проценты на сумму оплаты услуг с даты </w:t>
+      </w:r>
+      <w:r>
+        <w:rPr>
+          <w:rFonts w:ascii="Times New Roman" w:hAnsi="Times New Roman" w:cs="Times New Roman"/>
+          <w:sz w:val="24"/>
+          <w:szCs w:val="24"/>
+        </w:rPr>
+        <w:lastRenderedPageBreak/>
+        <w:t>подписания Акта (или с даты составления одностороннего акта) до момента оплаты, произведенной в соответствии с настоящим пунктом, не начисляются и не уплачиваются.</w:t>
+      </w:r>
+    </w:p>
+    <w:p>
+      <w:pPr>
+        <w:pStyle w:val="ConsPlusNormal"/>
+        <w:spacing w:before="100" w:beforeAutospacing="1" w:after="100" w:afterAutospacing="1" w:line="276" w:lineRule="auto"/>
+        <w:ind w:firstLine="567"/>
+        <w:contextualSpacing/>
+        <w:jc w:val="both"/>
+        <w:outlineLvl w:val="0"/>
+        <w:rPr>
+          <w:rFonts w:ascii="Times New Roman" w:hAnsi="Times New Roman" w:cs="Times New Roman"/>
+          <w:sz w:val="24"/>
+          <w:szCs w:val="24"/>
+        </w:rPr>
+      </w:pPr>
+      <w:r>
+        <w:t>{%p endif %}</w:t>
+      </w:r>
+    </w:p>
+    <w:p>
+      <w:pPr>
+        <w:pStyle w:val="ConsPlusNormal"/>
+        <w:numPr>
+          <w:ilvl w:val="1"/>
+          <w:numId w:val="4"/>
+        </w:numPr>
+        <w:spacing w:before="100" w:beforeAutospacing="1" w:after="100" w:afterAutospacing="1" w:line="276" w:lineRule="auto"/>
+        <w:ind w:left="0" w:firstLine="567"/>
+        <w:contextualSpacing/>
+        <w:jc w:val="both"/>
+        <w:outlineLvl w:val="0"/>
+        <w:rPr>
+          <w:rFonts w:ascii="Times New Roman" w:hAnsi="Times New Roman" w:cs="Times New Roman"/>
+          <w:sz w:val="24"/>
+          <w:szCs w:val="24"/>
+        </w:rPr>
+      </w:pPr>
+      <w:r>
+        <w:rPr>
+          <w:rFonts w:ascii="Times New Roman" w:hAnsi="Times New Roman" w:cs="Times New Roman"/>
+          <w:sz w:val="24"/>
+          <w:szCs w:val="24"/>
+        </w:rPr>
+        <w:t xml:space="preserve">Оплата осуществляется по безналичному расчету путем перечисления Заказчиком денежных средств Исполнителю по реквизитам, указанным в разделе 9 настоящего Договора.</w:t>
+      </w:r>
+    </w:p>
+    <w:p>
+      <w:pPr>
+        <w:pStyle w:val="ConsPlusNormal"/>
+        <w:numPr>
+          <w:ilvl w:val="1"/>
+          <w:numId w:val="4"/>
+        </w:numPr>
+        <w:spacing w:before="100" w:beforeAutospacing="1" w:after="100" w:afterAutospacing="1" w:line="276" w:lineRule="auto"/>
+        <w:ind w:left="0" w:firstLine="567"/>
+        <w:contextualSpacing/>
+        <w:jc w:val="both"/>
+        <w:outlineLvl w:val="0"/>
+        <w:rPr>
+          <w:rFonts w:ascii="Times New Roman" w:hAnsi="Times New Roman" w:cs="Times New Roman"/>
+          <w:sz w:val="24"/>
+          <w:szCs w:val="24"/>
+        </w:rPr>
+      </w:pPr>
+      <w:r>
+        <w:rPr>
+          <w:rFonts w:ascii="Times New Roman" w:hAnsi="Times New Roman" w:cs="Times New Roman"/>
+          <w:sz w:val="24"/>
+          <w:szCs w:val="24"/>
+        </w:rPr>
+        <w:t xml:space="preserve">Обязательство Заказчика по оплате услуг считается исполненным с момента списания денежных средств со счета Заказчика.</w:t>
+      </w:r>
+    </w:p>
+    <w:p>
+      <w:pPr>
+        <w:pStyle w:val="a6"/>
+        <w:numPr>
+          <w:ilvl w:val="1"/>
+          <w:numId w:val="4"/>
+        </w:numPr>
+        <w:shd w:val="clear" w:color="auto" w:fill="FFFFFF"/>
+        <w:spacing w:line="276" w:lineRule="auto"/>
+        <w:ind w:left="0" w:firstLine="568"/>
+        <w:rPr>
+          <w:color w:val="000000"/>
+        </w:rPr>
+      </w:pPr>
+      <w:r>
+        <w:rPr>
+          <w:color w:val="000000"/>
+        </w:rPr>
+        <w:t xml:space="preserve">Финансирование </w:t>
+      </w:r>
+      <w:r>
+        <w:t xml:space="preserve">договора осуществляется в рамках соглашения о предоставлении </w:t>
+      </w:r>
+      <w:r>
+        <w:br/>
+      </w:r>
+      <w:r>
+        <w:t xml:space="preserve">из федерального бюджета субсидии, заключенного между ВСКС и {{ subsidy_grantor_name }} № {{ subsidy_agreement_number }} от {{ subsidy_agreement_date }} г.</w:t>
+      </w:r>
+      <w:r>
+        <w:br/>
+      </w:r>
+      <w:r>
+        <w:t xml:space="preserve"> В связи с оплатой стоимости настоящего договора за счет средств федеральной субсидии, Подрядчик (Исполнитель) дает свое согласие на осуществление главным распорядителем бюджетных средств, предоставившим субсидию ({{ subsidy_grantor_name }}), и органами государственного (муниципального) финансового контроля проверок соблюдения Заказчиком условий, целей и порядка предоставления субсидии, в том числе в части достижения результатов предоставления Субсидии, установленных Правилами предоставления субсидии и настоящим Соглашением (в соответствии с п. 3 ст. 78.1. БК РФ)</w:t>
+      </w:r>
+      <w:r>
+        <w:rPr>
+          <w:color w:val="000000"/>
         </w:rPr>
         <w:t>.</w:t>
       </w:r>
@@ -622,85 +1867,89 @@
     <w:p>
       <w:pPr>
         <w:pStyle w:val="ConsPlusNormal"/>
-        <w:spacing w:before="100" w:beforeAutospacing="1" w:after="100" w:afterAutospacing="1" w:line="276" w:lineRule="auto"/>
-        <w:ind w:firstLine="708"/>
-        <w:contextualSpacing/>
-        <w:jc w:val="both"/>
-        <w:outlineLvl w:val="0"/>
-        <w:rPr>
-          <w:rFonts w:ascii="Times New Roman" w:hAnsi="Times New Roman" w:cs="Times New Roman"/>
-          <w:sz w:val="24"/>
-          <w:szCs w:val="24"/>
-        </w:rPr>
-      </w:pPr>
-      <w:r>
-        <w:rPr>
-          <w:rFonts w:ascii="Times New Roman" w:hAnsi="Times New Roman" w:cs="Times New Roman"/>
-          <w:sz w:val="24"/>
-          <w:szCs w:val="24"/>
-        </w:rPr>
-        <w:t>Документ, выданный уполномоченным государственным органом, является достаточным подтверждением наличия и продолжительности действия непреодолимой силы.</w:t>
-      </w:r>
-    </w:p>
-    <w:p>
-      <w:pPr>
-        <w:pStyle w:val="ConsPlusNormal"/>
-        <w:spacing w:before="100" w:beforeAutospacing="1" w:after="100" w:afterAutospacing="1" w:line="276" w:lineRule="auto"/>
-        <w:ind w:firstLine="708"/>
-        <w:contextualSpacing/>
-        <w:jc w:val="both"/>
-        <w:outlineLvl w:val="0"/>
-        <w:rPr>
-          <w:rFonts w:ascii="Times New Roman" w:hAnsi="Times New Roman" w:cs="Times New Roman"/>
-          <w:sz w:val="24"/>
-          <w:szCs w:val="24"/>
-        </w:rPr>
-      </w:pPr>
-      <w:r>
-        <w:rPr>
-          <w:rFonts w:ascii="Times New Roman" w:hAnsi="Times New Roman" w:cs="Times New Roman"/>
-          <w:sz w:val="24"/>
-          <w:szCs w:val="24"/>
-        </w:rPr>
-        <w:t xml:space="preserve">Если обстоятельства непреодолимой силы продолжают действовать более </w:t>
-      </w:r>
-      <w:r>
-        <w:rPr>
-          <w:rFonts w:ascii="Times New Roman" w:hAnsi="Times New Roman" w:cs="Times New Roman"/>
-          <w:sz w:val="24"/>
-          <w:szCs w:val="24"/>
-        </w:rPr>
-        <w:t>30</w:t>
-      </w:r>
-      <w:r>
-        <w:rPr>
-          <w:rFonts w:ascii="Times New Roman" w:hAnsi="Times New Roman" w:cs="Times New Roman"/>
-          <w:sz w:val="24"/>
-          <w:szCs w:val="24"/>
-        </w:rPr>
-        <w:t xml:space="preserve"> (</w:t>
-      </w:r>
-      <w:r>
-        <w:rPr>
-          <w:rFonts w:ascii="Times New Roman" w:hAnsi="Times New Roman" w:cs="Times New Roman"/>
-          <w:sz w:val="24"/>
-          <w:szCs w:val="24"/>
-        </w:rPr>
-        <w:t>тридцати</w:t>
-      </w:r>
-      <w:r>
-        <w:rPr>
-          <w:rFonts w:ascii="Times New Roman" w:hAnsi="Times New Roman" w:cs="Times New Roman"/>
-          <w:sz w:val="24"/>
-          <w:szCs w:val="24"/>
-        </w:rPr>
-        <w:t>) календарных дней, то каждая Сторона вправе расторгнуть настоящий Договор в одностороннем порядке.</w:t>
-      </w:r>
-    </w:p>
-    <w:p>
-      <w:pPr>
-        <w:pStyle w:val="ConsPlusNormal"/>
-        <w:spacing w:before="100" w:beforeAutospacing="1" w:after="100" w:afterAutospacing="1" w:line="276" w:lineRule="auto"/>
+        <w:numPr>
+          <w:ilvl w:val="1"/>
+          <w:numId w:val="4"/>
+        </w:numPr>
+        <w:spacing w:before="100" w:beforeAutospacing="1" w:after="100" w:afterAutospacing="1" w:line="276" w:lineRule="auto"/>
+        <w:ind w:left="0" w:firstLine="567"/>
+        <w:contextualSpacing/>
+        <w:jc w:val="both"/>
+        <w:outlineLvl w:val="0"/>
+        <w:rPr>
+          <w:rFonts w:ascii="Times New Roman" w:hAnsi="Times New Roman" w:cs="Times New Roman"/>
+          <w:sz w:val="24"/>
+          <w:szCs w:val="24"/>
+        </w:rPr>
+      </w:pPr>
+      <w:r>
+        <w:rPr>
+          <w:rFonts w:ascii="Times New Roman" w:hAnsi="Times New Roman" w:cs="Times New Roman"/>
+          <w:sz w:val="24"/>
+          <w:szCs w:val="24"/>
+        </w:rPr>
+        <w:t xml:space="preserve">Приемка Услуг{% if has_stages %} (в т.ч. этапа оказания Услуг){% endif %} осуществляется Заказчиком в течение 15 календарных дней после получения им Акта. В течение указанного срока Заказчик подписывает Акт или направляет мотивированный отказ. Оплате подлежат только фактически оказанные Исполнителем и принятые по Акту Заказчиком Услуги.</w:t>
+      </w:r>
+    </w:p>
+    <w:p>
+      <w:pPr>
+        <w:pStyle w:val="ConsPlusNormal"/>
+        <w:numPr>
+          <w:ilvl w:val="1"/>
+          <w:numId w:val="4"/>
+        </w:numPr>
+        <w:spacing w:before="100" w:beforeAutospacing="1" w:after="100" w:afterAutospacing="1" w:line="276" w:lineRule="auto"/>
+        <w:ind w:left="0" w:firstLine="567"/>
+        <w:contextualSpacing/>
+        <w:jc w:val="both"/>
+        <w:outlineLvl w:val="0"/>
+        <w:rPr>
+          <w:rFonts w:ascii="Times New Roman" w:hAnsi="Times New Roman" w:cs="Times New Roman"/>
+          <w:sz w:val="24"/>
+          <w:szCs w:val="24"/>
+        </w:rPr>
+      </w:pPr>
+      <w:r>
+        <w:rPr>
+          <w:rFonts w:ascii="Times New Roman" w:hAnsi="Times New Roman" w:cs="Times New Roman"/>
+          <w:sz w:val="24"/>
+          <w:szCs w:val="24"/>
+        </w:rPr>
+        <w:t xml:space="preserve">Вместе с результатом оказания Услуг Исполнитель передает Заказчику (отчуждает в пользу Заказчика) все возможные права на результат оказания услуг (результаты интеллектуальной деятельности), если такие результаты интеллектуальной деятельности были разработаны и (или) использованы Исполнителем при оказании Услуг. После получения прав, установленных настоящим пунктом, Заказчик вправе распоряжаться результатом оказания Услуг (результатом интеллектуальной деятельности) по своему усмотрению (без каких-либо ограничений).</w:t>
+      </w:r>
+    </w:p>
+    <w:p>
+      <w:pPr>
+        <w:pStyle w:val="ConsPlusNormal"/>
+        <w:numPr>
+          <w:ilvl w:val="1"/>
+          <w:numId w:val="4"/>
+        </w:numPr>
+        <w:spacing w:before="100" w:beforeAutospacing="1" w:after="100" w:afterAutospacing="1" w:line="276" w:lineRule="auto"/>
+        <w:ind w:left="0" w:firstLine="567"/>
+        <w:contextualSpacing/>
+        <w:jc w:val="both"/>
+        <w:outlineLvl w:val="0"/>
+        <w:rPr>
+          <w:rFonts w:ascii="Times New Roman" w:hAnsi="Times New Roman" w:cs="Times New Roman"/>
+          <w:sz w:val="24"/>
+          <w:szCs w:val="24"/>
+        </w:rPr>
+      </w:pPr>
+      <w:r>
+        <w:rPr>
+          <w:rFonts w:ascii="Times New Roman" w:hAnsi="Times New Roman" w:cs="Times New Roman"/>
+          <w:sz w:val="24"/>
+          <w:szCs w:val="24"/>
+        </w:rPr>
+        <w:t>Исполнитель не вправе использовать результаты оказанных Услуг по Договору без письменного разрешения Заказчика.</w:t>
+      </w:r>
+    </w:p>
+    <w:p>
+      <w:pPr>
+        <w:pStyle w:val="ConsPlusNormal"/>
+        <w:spacing w:before="100" w:beforeAutospacing="1" w:after="100" w:afterAutospacing="1" w:line="276" w:lineRule="auto"/>
+        <w:ind w:left="567"/>
         <w:contextualSpacing/>
         <w:jc w:val="both"/>
         <w:outlineLvl w:val="0"/>
@@ -738,7 +1987,7 @@
           <w:sz w:val="24"/>
           <w:szCs w:val="24"/>
         </w:rPr>
-        <w:t>Изменение и прекращение действия Договора</w:t>
+        <w:t>Ответственность Сторон</w:t>
       </w:r>
     </w:p>
     <w:p>
@@ -760,6 +2009,212 @@
     <w:p>
       <w:pPr>
         <w:pStyle w:val="ConsPlusNormal"/>
+        <w:numPr>
+          <w:ilvl w:val="1"/>
+          <w:numId w:val="4"/>
+        </w:numPr>
+        <w:spacing w:before="100" w:beforeAutospacing="1" w:after="100" w:afterAutospacing="1" w:line="276" w:lineRule="auto"/>
+        <w:ind w:left="0" w:firstLine="709"/>
+        <w:contextualSpacing/>
+        <w:jc w:val="both"/>
+        <w:outlineLvl w:val="0"/>
+        <w:rPr>
+          <w:rFonts w:ascii="Times New Roman" w:hAnsi="Times New Roman" w:cs="Times New Roman"/>
+          <w:sz w:val="24"/>
+          <w:szCs w:val="24"/>
+        </w:rPr>
+      </w:pPr>
+      <w:r>
+        <w:rPr>
+          <w:rFonts w:ascii="Times New Roman" w:hAnsi="Times New Roman" w:cs="Times New Roman"/>
+          <w:sz w:val="24"/>
+          <w:szCs w:val="24"/>
+        </w:rPr>
+        <w:t>Стороны несут ответственность за невыполнение взятых на себя обязательств в соответствии с действующим законодательством Российской Федерации и Договором.</w:t>
+      </w:r>
+    </w:p>
+    <w:p>
+      <w:pPr>
+        <w:pStyle w:val="ConsPlusNormal"/>
+        <w:numPr>
+          <w:ilvl w:val="1"/>
+          <w:numId w:val="4"/>
+        </w:numPr>
+        <w:spacing w:before="100" w:beforeAutospacing="1" w:after="100" w:afterAutospacing="1" w:line="276" w:lineRule="auto"/>
+        <w:ind w:left="0" w:firstLine="709"/>
+        <w:contextualSpacing/>
+        <w:jc w:val="both"/>
+        <w:outlineLvl w:val="0"/>
+        <w:rPr>
+          <w:rFonts w:ascii="Times New Roman" w:hAnsi="Times New Roman" w:cs="Times New Roman"/>
+          <w:sz w:val="24"/>
+          <w:szCs w:val="24"/>
+        </w:rPr>
+      </w:pPr>
+      <w:r>
+        <w:rPr>
+          <w:rFonts w:ascii="Times New Roman" w:hAnsi="Times New Roman" w:cs="Times New Roman"/>
+          <w:sz w:val="24"/>
+          <w:szCs w:val="24"/>
+        </w:rPr>
+        <w:t xml:space="preserve">За нарушение сроков оказания услуг Заказчик вправе требовать с Исполнителя уплаты пени в размере 1/300 ключевой ставки, установленной Банком России, от цены услуг за каждый день просрочки.</w:t>
+      </w:r>
+    </w:p>
+    <w:p>
+      <w:pPr>
+        <w:pStyle w:val="ConsPlusNormal"/>
+        <w:numPr>
+          <w:ilvl w:val="1"/>
+          <w:numId w:val="4"/>
+        </w:numPr>
+        <w:spacing w:before="100" w:beforeAutospacing="1" w:after="100" w:afterAutospacing="1" w:line="276" w:lineRule="auto"/>
+        <w:ind w:left="0" w:firstLine="709"/>
+        <w:contextualSpacing/>
+        <w:jc w:val="both"/>
+        <w:outlineLvl w:val="0"/>
+        <w:rPr>
+          <w:rFonts w:ascii="Times New Roman" w:hAnsi="Times New Roman" w:cs="Times New Roman"/>
+          <w:sz w:val="24"/>
+          <w:szCs w:val="24"/>
+        </w:rPr>
+      </w:pPr>
+      <w:r>
+        <w:rPr>
+          <w:rFonts w:ascii="Times New Roman" w:hAnsi="Times New Roman" w:cs="Times New Roman"/>
+          <w:sz w:val="24"/>
+          <w:szCs w:val="24"/>
+        </w:rPr>
+        <w:t xml:space="preserve">В случае неисполнения или ненадлежащего исполнения Исполнителем обязательств, предусмотренных настоящим Договором, Заказчик вправе направить Исполнителю требование об уплате штрафа в размере 1% от цены Услуг, указанной в п.4.2. Договора.</w:t>
+      </w:r>
+    </w:p>
+    <w:p>
+      <w:pPr>
+        <w:pStyle w:val="ConsPlusNormal"/>
+        <w:numPr>
+          <w:ilvl w:val="1"/>
+          <w:numId w:val="4"/>
+        </w:numPr>
+        <w:spacing w:before="100" w:beforeAutospacing="1" w:after="100" w:afterAutospacing="1" w:line="276" w:lineRule="auto"/>
+        <w:ind w:left="0" w:firstLine="709"/>
+        <w:contextualSpacing/>
+        <w:jc w:val="both"/>
+        <w:outlineLvl w:val="0"/>
+        <w:rPr>
+          <w:rFonts w:ascii="Times New Roman" w:hAnsi="Times New Roman" w:cs="Times New Roman"/>
+          <w:sz w:val="24"/>
+          <w:szCs w:val="24"/>
+        </w:rPr>
+      </w:pPr>
+      <w:r>
+        <w:rPr>
+          <w:rFonts w:ascii="Times New Roman" w:hAnsi="Times New Roman" w:cs="Times New Roman"/>
+          <w:sz w:val="24"/>
+          <w:szCs w:val="24"/>
+        </w:rPr>
+        <w:t xml:space="preserve">За нарушение сроков оплаты услуг Исполнитель вправе потребовать с Заказчика уплаты пени в размере 1/300 ключевой ставки, установленной Банком России, от неуплаченной в срок суммы за каждый день просрочки, но не более 1% от неуплаченной в срок суммы.</w:t>
+      </w:r>
+    </w:p>
+    <w:p>
+      <w:pPr>
+        <w:pStyle w:val="ConsPlusNormal"/>
+        <w:numPr>
+          <w:ilvl w:val="1"/>
+          <w:numId w:val="4"/>
+        </w:numPr>
+        <w:spacing w:before="100" w:beforeAutospacing="1" w:after="100" w:afterAutospacing="1" w:line="276" w:lineRule="auto"/>
+        <w:ind w:left="0" w:firstLine="709"/>
+        <w:contextualSpacing/>
+        <w:jc w:val="both"/>
+        <w:outlineLvl w:val="0"/>
+        <w:rPr>
+          <w:rFonts w:ascii="Times New Roman" w:hAnsi="Times New Roman" w:cs="Times New Roman"/>
+          <w:sz w:val="24"/>
+          <w:szCs w:val="24"/>
+        </w:rPr>
+      </w:pPr>
+      <w:r>
+        <w:rPr>
+          <w:rFonts w:ascii="Times New Roman" w:hAnsi="Times New Roman" w:cs="Times New Roman"/>
+          <w:sz w:val="24"/>
+          <w:szCs w:val="24"/>
+        </w:rPr>
+        <w:t xml:space="preserve">В случае нарушения условий Договора Исполнителем, повлекшего его досрочное прекращение и заключение замещающего договора (договоров), Заказчик вправе потребовать от Исполнителя возместить убытки в виде разницы между стоимостью услуг, установленной в </w:t>
+      </w:r>
+      <w:r>
+        <w:rPr>
+          <w:rFonts w:ascii="Times New Roman" w:hAnsi="Times New Roman" w:cs="Times New Roman"/>
+          <w:sz w:val="24"/>
+          <w:szCs w:val="24"/>
+        </w:rPr>
+        <w:lastRenderedPageBreak/>
+        <w:t>Договоре, и стоимостью услуг по замещающему договору. Если замещающий договор заключен до прекращения Договора, право на возмещение убытков возникает</w:t>
+      </w:r>
+      <w:r>
+        <w:rPr>
+          <w:rFonts w:ascii="Times New Roman" w:hAnsi="Times New Roman" w:cs="Times New Roman"/>
+          <w:sz w:val="24"/>
+          <w:szCs w:val="24"/>
+        </w:rPr>
+        <w:t xml:space="preserve"> у Заказчика при условии, что впоследствии Договор прекращен из-за нарушения, которое привело к необходимости заключить замещающий договор.</w:t>
+      </w:r>
+    </w:p>
+    <w:p>
+      <w:pPr>
+        <w:pStyle w:val="ConsPlusNormal"/>
+        <w:numPr>
+          <w:ilvl w:val="1"/>
+          <w:numId w:val="4"/>
+        </w:numPr>
+        <w:spacing w:before="100" w:beforeAutospacing="1" w:after="100" w:afterAutospacing="1" w:line="276" w:lineRule="auto"/>
+        <w:ind w:left="0" w:firstLine="709"/>
+        <w:contextualSpacing/>
+        <w:jc w:val="both"/>
+        <w:outlineLvl w:val="0"/>
+        <w:rPr>
+          <w:rFonts w:ascii="Times New Roman" w:hAnsi="Times New Roman" w:cs="Times New Roman"/>
+          <w:sz w:val="24"/>
+          <w:szCs w:val="24"/>
+        </w:rPr>
+      </w:pPr>
+      <w:r>
+        <w:rPr>
+          <w:rFonts w:ascii="Times New Roman" w:hAnsi="Times New Roman" w:cs="Times New Roman"/>
+          <w:sz w:val="24"/>
+          <w:szCs w:val="24"/>
+        </w:rPr>
+        <w:t>В случае если в результате (в т.ч. некачественного и/или несвоевременного) оказания Исполнителем Услуг по настоящему Договору к Заказчику будут предъявлены обоснованные претензии третьими лицами, Исполнитель обязуется самостоятельно и за свой счет урегулировать данные претензии, а в случае возникновения у Заказчика в связи с предъявлением таких претензий каких-либо убытков - возместить все понесенные последним убытки в полном объеме.</w:t>
+      </w:r>
+    </w:p>
+    <w:p>
+      <w:pPr>
+        <w:pStyle w:val="ConsPlusNormal"/>
+        <w:numPr>
+          <w:ilvl w:val="1"/>
+          <w:numId w:val="4"/>
+        </w:numPr>
+        <w:spacing w:before="100" w:beforeAutospacing="1" w:after="100" w:afterAutospacing="1" w:line="276" w:lineRule="auto"/>
+        <w:ind w:left="0" w:firstLine="709"/>
+        <w:contextualSpacing/>
+        <w:jc w:val="both"/>
+        <w:outlineLvl w:val="0"/>
+        <w:rPr>
+          <w:rFonts w:ascii="Times New Roman" w:hAnsi="Times New Roman" w:cs="Times New Roman"/>
+          <w:sz w:val="24"/>
+          <w:szCs w:val="24"/>
+        </w:rPr>
+      </w:pPr>
+      <w:r>
+        <w:rPr>
+          <w:rFonts w:ascii="Times New Roman" w:hAnsi="Times New Roman" w:cs="Times New Roman"/>
+          <w:sz w:val="24"/>
+          <w:szCs w:val="24"/>
+        </w:rPr>
+        <w:t>Стороны освобождаются от ответственности за неисполнение или ненадлежащее исполнение обязательств по настоящему Договору при возникновении обстоятельств непреодолимой силы, то есть чрезвычайных и непредотвратимых при данных условиях обстоятельств, под которыми понимаются: запретные действия властей, гражданские волнения, эпидемии, блокада, эмбарго, землетрясения, наводнения, пожары или другие стихийные бедствия, которые влияют на исполнение обязательств по настоящему Договору.</w:t>
+      </w:r>
+    </w:p>
+    <w:p>
+      <w:pPr>
+        <w:pStyle w:val="ConsPlusNormal"/>
         <w:spacing w:before="100" w:beforeAutospacing="1" w:after="100" w:afterAutospacing="1" w:line="276" w:lineRule="auto"/>
         <w:ind w:firstLine="708"/>
         <w:contextualSpacing/>
@@ -777,15 +2232,7 @@
           <w:sz w:val="24"/>
           <w:szCs w:val="24"/>
         </w:rPr>
-        <w:t xml:space="preserve">6.1. </w:t>
-      </w:r>
-      <w:r>
-        <w:rPr>
-          <w:rFonts w:ascii="Times New Roman" w:hAnsi="Times New Roman" w:cs="Times New Roman"/>
-          <w:sz w:val="24"/>
-          <w:szCs w:val="24"/>
-        </w:rPr>
-        <w:t>По согласованию Сторон условия Договора (в т.ч. объем, цена, сроки оказания услуг) могут быть изменены в случаях, действующим законодательством РФ. Все изменения по Договору оформляются в письменном виде, подписываются обеими Сторонами и являются неотъемлемой частью Договора.</w:t>
+        <w:t xml:space="preserve">Сторона, которая не в состоянии исполнить свои обязательства по Договору в силу наступления обстоятельств непреодолимой силы, незамедлительно письменно информирует другую Сторону о начале и прекращении указанных выше обстоятельств, но в любом случае не позднее 5 (пяти) рабочих дней после начала их действия.</w:t>
       </w:r>
     </w:p>
     <w:p>
@@ -808,15 +2255,7 @@
           <w:sz w:val="24"/>
           <w:szCs w:val="24"/>
         </w:rPr>
-        <w:t xml:space="preserve">6.2. </w:t>
-      </w:r>
-      <w:r>
-        <w:rPr>
-          <w:rFonts w:ascii="Times New Roman" w:hAnsi="Times New Roman" w:cs="Times New Roman"/>
-          <w:sz w:val="24"/>
-          <w:szCs w:val="24"/>
-        </w:rPr>
-        <w:t>Расторжение настоящего Договора допускается по соглашению Сторон, по решению суда, в случае одностороннего отказа Стороны Договора от исполнения Договора в соответствии с законодательством и настоящим Договором.</w:t>
+        <w:t>Документ, выданный уполномоченным государственным органом, является достаточным подтверждением наличия и продолжительности действия непреодолимой силы.</w:t>
       </w:r>
     </w:p>
     <w:p>
@@ -839,177 +2278,7 @@
           <w:sz w:val="24"/>
           <w:szCs w:val="24"/>
         </w:rPr>
-        <w:t>6.3. Заказчик вправе в одностороннем порядке отказаться от исполнения обязательств по настоящему Договору силами Исполнителя, в случаях:</w:t>
-      </w:r>
-    </w:p>
-    <w:p>
-      <w:pPr>
-        <w:pStyle w:val="ConsPlusNormal"/>
-        <w:spacing w:before="100" w:beforeAutospacing="1" w:after="100" w:afterAutospacing="1" w:line="276" w:lineRule="auto"/>
-        <w:ind w:firstLine="708"/>
-        <w:contextualSpacing/>
-        <w:jc w:val="both"/>
-        <w:outlineLvl w:val="0"/>
-        <w:rPr>
-          <w:rFonts w:ascii="Times New Roman" w:hAnsi="Times New Roman" w:cs="Times New Roman"/>
-          <w:sz w:val="24"/>
-          <w:szCs w:val="24"/>
-        </w:rPr>
-      </w:pPr>
-      <w:r>
-        <w:rPr>
-          <w:rFonts w:ascii="Times New Roman" w:hAnsi="Times New Roman" w:cs="Times New Roman"/>
-          <w:sz w:val="24"/>
-          <w:szCs w:val="24"/>
-        </w:rPr>
-        <w:t>- если Исполнитель не может оказать услуги в объеме и сроки, предусмотренные настоящим Договором;</w:t>
-      </w:r>
-    </w:p>
-    <w:p>
-      <w:pPr>
-        <w:pStyle w:val="ConsPlusNormal"/>
-        <w:spacing w:before="100" w:beforeAutospacing="1" w:after="100" w:afterAutospacing="1" w:line="276" w:lineRule="auto"/>
-        <w:ind w:firstLine="708"/>
-        <w:contextualSpacing/>
-        <w:jc w:val="both"/>
-        <w:outlineLvl w:val="0"/>
-        <w:rPr>
-          <w:rFonts w:ascii="Times New Roman" w:hAnsi="Times New Roman" w:cs="Times New Roman"/>
-          <w:sz w:val="24"/>
-          <w:szCs w:val="24"/>
-        </w:rPr>
-      </w:pPr>
-      <w:r>
-        <w:rPr>
-          <w:rFonts w:ascii="Times New Roman" w:hAnsi="Times New Roman" w:cs="Times New Roman"/>
-          <w:sz w:val="24"/>
-          <w:szCs w:val="24"/>
-        </w:rPr>
-        <w:t>- существенного нарушения Исполнителем своих обязательств по Договору;</w:t>
-      </w:r>
-    </w:p>
-    <w:p>
-      <w:pPr>
-        <w:pStyle w:val="ConsPlusNormal"/>
-        <w:spacing w:before="100" w:beforeAutospacing="1" w:after="100" w:afterAutospacing="1" w:line="276" w:lineRule="auto"/>
-        <w:ind w:firstLine="708"/>
-        <w:contextualSpacing/>
-        <w:jc w:val="both"/>
-        <w:outlineLvl w:val="0"/>
-        <w:rPr>
-          <w:rFonts w:ascii="Times New Roman" w:hAnsi="Times New Roman" w:cs="Times New Roman"/>
-          <w:sz w:val="24"/>
-          <w:szCs w:val="24"/>
-        </w:rPr>
-      </w:pPr>
-      <w:r>
-        <w:rPr>
-          <w:rFonts w:ascii="Times New Roman" w:hAnsi="Times New Roman" w:cs="Times New Roman"/>
-          <w:sz w:val="24"/>
-          <w:szCs w:val="24"/>
-        </w:rPr>
-        <w:t>- если в ходе исполнения Договора будет установлено, что Исполнитель и (или) оказываемые Услуги не соответствуют требованиям законодательства и (или) условиям настоящего Договора (в т.ч. п.7.2);</w:t>
-      </w:r>
-    </w:p>
-    <w:p>
-      <w:pPr>
-        <w:pStyle w:val="ConsPlusNormal"/>
-        <w:spacing w:before="100" w:beforeAutospacing="1" w:after="100" w:afterAutospacing="1" w:line="276" w:lineRule="auto"/>
-        <w:ind w:firstLine="708"/>
-        <w:contextualSpacing/>
-        <w:jc w:val="both"/>
-        <w:outlineLvl w:val="0"/>
-        <w:rPr>
-          <w:rFonts w:ascii="Times New Roman" w:hAnsi="Times New Roman" w:cs="Times New Roman"/>
-          <w:sz w:val="24"/>
-          <w:szCs w:val="24"/>
-        </w:rPr>
-      </w:pPr>
-      <w:r>
-        <w:rPr>
-          <w:rFonts w:ascii="Times New Roman" w:hAnsi="Times New Roman" w:cs="Times New Roman"/>
-          <w:sz w:val="24"/>
-          <w:szCs w:val="24"/>
-        </w:rPr>
-        <w:t>- в иных случаях, предусмотренных действующим законодательством и настоящим Договором.</w:t>
-      </w:r>
-    </w:p>
-    <w:p>
-      <w:pPr>
-        <w:pStyle w:val="ConsPlusNormal"/>
-        <w:spacing w:before="100" w:beforeAutospacing="1" w:after="100" w:afterAutospacing="1" w:line="276" w:lineRule="auto"/>
-        <w:ind w:firstLine="708"/>
-        <w:contextualSpacing/>
-        <w:jc w:val="both"/>
-        <w:outlineLvl w:val="0"/>
-        <w:rPr>
-          <w:rFonts w:ascii="Times New Roman" w:hAnsi="Times New Roman" w:cs="Times New Roman"/>
-          <w:sz w:val="24"/>
-          <w:szCs w:val="24"/>
-        </w:rPr>
-      </w:pPr>
-      <w:r>
-        <w:rPr>
-          <w:rFonts w:ascii="Times New Roman" w:hAnsi="Times New Roman" w:cs="Times New Roman"/>
-          <w:sz w:val="24"/>
-          <w:szCs w:val="24"/>
-        </w:rPr>
-        <w:t xml:space="preserve">6.4. Решение Заказчика об одностороннем отказе от исполнения Договора направляется Исполнителю по почте заказным письмом с уведомлением о вручении по адресу Исполнителя, </w:t>
-      </w:r>
-      <w:r>
-        <w:rPr>
-          <w:rFonts w:ascii="Times New Roman" w:hAnsi="Times New Roman" w:cs="Times New Roman"/>
-          <w:sz w:val="24"/>
-          <w:szCs w:val="24"/>
-        </w:rPr>
-        <w:lastRenderedPageBreak/>
-        <w:t>указанному в Договоре, либо с использованием иных средств связи и доставки, обеспечивающих фиксирование такого уведомления и получение Заказчиком подтверждения о его вручении Исполнителю. Датой надлежащего уведомления Исполнителя признается дата получения Заказчиком подтверждения о вручении Исполнителю указанного уведомления либо дата получения Заказчиком информации об отсутствии Исполнителя по его адресу, указанному в Договоре. При невозможности получения указанных подтверждения либо информации датой такого надлежащего уведомления признается дата по истечении тридцати дней с даты направления Заказчиком уведомления Исполнителю.</w:t>
-      </w:r>
-    </w:p>
-    <w:p>
-      <w:pPr>
-        <w:pStyle w:val="ConsPlusNormal"/>
-        <w:spacing w:before="100" w:beforeAutospacing="1" w:after="100" w:afterAutospacing="1" w:line="276" w:lineRule="auto"/>
-        <w:ind w:firstLine="708"/>
-        <w:contextualSpacing/>
-        <w:jc w:val="both"/>
-        <w:outlineLvl w:val="0"/>
-        <w:rPr>
-          <w:rFonts w:ascii="Times New Roman" w:hAnsi="Times New Roman" w:cs="Times New Roman"/>
-          <w:sz w:val="24"/>
-          <w:szCs w:val="24"/>
-        </w:rPr>
-      </w:pPr>
-      <w:r>
-        <w:rPr>
-          <w:rFonts w:ascii="Times New Roman" w:hAnsi="Times New Roman" w:cs="Times New Roman"/>
-          <w:sz w:val="24"/>
-          <w:szCs w:val="24"/>
-        </w:rPr>
-        <w:t>6.5. Договор будет считаться расторгнутым через 10 дней с даты надлежащего уведомления Заказчиком Исполнителя об одностороннем отказе от исполнения Договора. В этом случае оплате подлежат только уже оказанные Исполнителем и принятые Заказчиком услуги, за вычетом причиненных Заказчику убытков (если таковые имели место) и дополнительных расходов (в том числе на устранение недостатков, возникших по вине Исполнителя).</w:t>
-      </w:r>
-    </w:p>
-    <w:p>
-      <w:pPr>
-        <w:pStyle w:val="ConsPlusNormal"/>
-        <w:spacing w:before="100" w:beforeAutospacing="1" w:after="100" w:afterAutospacing="1" w:line="276" w:lineRule="auto"/>
-        <w:ind w:firstLine="708"/>
-        <w:contextualSpacing/>
-        <w:jc w:val="both"/>
-        <w:outlineLvl w:val="0"/>
-        <w:rPr>
-          <w:rFonts w:ascii="Times New Roman" w:hAnsi="Times New Roman" w:cs="Times New Roman"/>
-          <w:sz w:val="24"/>
-          <w:szCs w:val="24"/>
-        </w:rPr>
-      </w:pPr>
-      <w:r>
-        <w:rPr>
-          <w:rFonts w:ascii="Times New Roman" w:hAnsi="Times New Roman" w:cs="Times New Roman"/>
-          <w:sz w:val="24"/>
-          <w:szCs w:val="24"/>
-        </w:rPr>
-        <w:t>6.6. При досрочном расторжении Договора Стороны производят взаиморасчеты за услуги только в той части, в какой они фактически оказаны Исполнителем и приняты в установленном порядке Заказчиком на момент такого расторжения.</w:t>
+        <w:t xml:space="preserve">Если обстоятельства непреодолимой силы продолжают действовать более 30 (тридцати) календарных дней, то каждая Сторона вправе расторгнуть настоящий Договор в одностороннем порядке.</w:t>
       </w:r>
     </w:p>
     <w:p>
@@ -1053,7 +2322,7 @@
           <w:sz w:val="24"/>
           <w:szCs w:val="24"/>
         </w:rPr>
-        <w:t>Заверения об обстоятельствах</w:t>
+        <w:t>Изменение и прекращение действия Договора</w:t>
       </w:r>
     </w:p>
     <w:p>
@@ -1092,7 +2361,7 @@
           <w:sz w:val="24"/>
           <w:szCs w:val="24"/>
         </w:rPr>
-        <w:t>7.1. Каждая из Сторон заверяет, что заключение и исполнение Договора не противоречат законодательству Российской Федерации и решениям органов власти, обязательствам Сторон перед третьими лицами, не нарушают права и интересы третьих лиц.</w:t>
+        <w:t xml:space="preserve">6.1. По согласованию Сторон условия Договора (в т.ч. объем, цена, сроки оказания услуг) могут быть изменены в случаях, действующим законодательством РФ. Все изменения по Договору оформляются в письменном виде, подписываются обеими Сторонами и являются неотъемлемой частью Договора.</w:t>
       </w:r>
     </w:p>
     <w:p>
@@ -1115,31 +2384,7 @@
           <w:sz w:val="24"/>
           <w:szCs w:val="24"/>
         </w:rPr>
-        <w:t xml:space="preserve">7.2. </w:t>
-      </w:r>
-      <w:r>
-        <w:rPr>
-          <w:rFonts w:ascii="Times New Roman" w:hAnsi="Times New Roman" w:cs="Times New Roman"/>
-          <w:sz w:val="24"/>
-          <w:szCs w:val="24"/>
-        </w:rPr>
-        <w:t xml:space="preserve">В целях обеспечения безопасных условий при оказании Услуг Исполнитель в порядке статьи 431.2 Гражданского кодекса Российской Федерации заверяет Заказчика и подтверждает, что Исполнитель не имеет ограничений к осуществлению деятельности </w:t>
-      </w:r>
-      <w:r>
-        <w:rPr>
-          <w:rFonts w:ascii="Times New Roman" w:hAnsi="Times New Roman" w:cs="Times New Roman"/>
-          <w:sz w:val="24"/>
-          <w:szCs w:val="24"/>
-        </w:rPr>
-        <w:t>в рамках Договора</w:t>
-      </w:r>
-      <w:r>
-        <w:rPr>
-          <w:rFonts w:ascii="Times New Roman" w:hAnsi="Times New Roman" w:cs="Times New Roman"/>
-          <w:sz w:val="24"/>
-          <w:szCs w:val="24"/>
-        </w:rPr>
-        <w:t>, а именно:</w:t>
+        <w:t xml:space="preserve">6.2. Расторжение настоящего Договора допускается по соглашению Сторон, по решению суда, в случае одностороннего отказа Стороны Договора от исполнения Договора в соответствии с законодательством и настоящим Договором.</w:t>
       </w:r>
     </w:p>
     <w:p>
@@ -1162,24 +2407,7 @@
           <w:sz w:val="24"/>
           <w:szCs w:val="24"/>
         </w:rPr>
-        <w:t>1</w:t>
-      </w:r>
-      <w:r>
-        <w:rPr>
-          <w:rFonts w:ascii="Times New Roman" w:hAnsi="Times New Roman" w:cs="Times New Roman"/>
-          <w:sz w:val="24"/>
-          <w:szCs w:val="24"/>
-        </w:rPr>
-        <w:t>)</w:t>
-      </w:r>
-      <w:r>
-        <w:rPr>
-          <w:rFonts w:ascii="Times New Roman" w:hAnsi="Times New Roman" w:cs="Times New Roman"/>
-          <w:sz w:val="24"/>
-          <w:szCs w:val="24"/>
-        </w:rPr>
-        <w:tab/>
-        <w:t>не признан недееспособным в установленном федеральным законом порядке;</w:t>
+        <w:t>6.3. Заказчик вправе в одностороннем порядке отказаться от исполнения обязательств по настоящему Договору силами Исполнителя, в случаях:</w:t>
       </w:r>
     </w:p>
     <w:p>
@@ -1202,24 +2430,7 @@
           <w:sz w:val="24"/>
           <w:szCs w:val="24"/>
         </w:rPr>
-        <w:t>2</w:t>
-      </w:r>
-      <w:r>
-        <w:rPr>
-          <w:rFonts w:ascii="Times New Roman" w:hAnsi="Times New Roman" w:cs="Times New Roman"/>
-          <w:sz w:val="24"/>
-          <w:szCs w:val="24"/>
-        </w:rPr>
-        <w:t>)</w:t>
-      </w:r>
-      <w:r>
-        <w:rPr>
-          <w:rFonts w:ascii="Times New Roman" w:hAnsi="Times New Roman" w:cs="Times New Roman"/>
-          <w:sz w:val="24"/>
-          <w:szCs w:val="24"/>
-        </w:rPr>
-        <w:tab/>
-        <w:t>не имеет и не имел судимости, не подвергался уголовному преследованию (за исключением прекращения уголовного преследования по реабилитирующим основаниям) за преступления против жизни и здоровья, свободы, чести и достоинства личности, половой неприкосновенности и половой свободы личности, против семьи и несовершеннолетних, здоровья населения и общественной нравственности, основ конституционного строя и безопасности государства, мира и безопасности человечества, а также против общественной безопасности;</w:t>
+        <w:t>- если Исполнитель не может оказать услуги в объеме и сроки, предусмотренные настоящим Договором;</w:t>
       </w:r>
     </w:p>
     <w:p>
@@ -1242,24 +2453,7 @@
           <w:sz w:val="24"/>
           <w:szCs w:val="24"/>
         </w:rPr>
-        <w:t>3</w:t>
-      </w:r>
-      <w:r>
-        <w:rPr>
-          <w:rFonts w:ascii="Times New Roman" w:hAnsi="Times New Roman" w:cs="Times New Roman"/>
-          <w:sz w:val="24"/>
-          <w:szCs w:val="24"/>
-        </w:rPr>
-        <w:t>)</w:t>
-      </w:r>
-      <w:r>
-        <w:rPr>
-          <w:rFonts w:ascii="Times New Roman" w:hAnsi="Times New Roman" w:cs="Times New Roman"/>
-          <w:sz w:val="24"/>
-          <w:szCs w:val="24"/>
-        </w:rPr>
-        <w:tab/>
-        <w:t>не имеет неснятую или непогашенную судимость за иные умышленные тяжкие и особо тяжкие преступления;</w:t>
+        <w:t>- существенного нарушения Исполнителем своих обязательств по Договору;</w:t>
       </w:r>
     </w:p>
     <w:p>
@@ -1282,24 +2476,7 @@
           <w:sz w:val="24"/>
           <w:szCs w:val="24"/>
         </w:rPr>
-        <w:t>4</w:t>
-      </w:r>
-      <w:r>
-        <w:rPr>
-          <w:rFonts w:ascii="Times New Roman" w:hAnsi="Times New Roman" w:cs="Times New Roman"/>
-          <w:sz w:val="24"/>
-          <w:szCs w:val="24"/>
-        </w:rPr>
-        <w:t>)</w:t>
-      </w:r>
-      <w:r>
-        <w:rPr>
-          <w:rFonts w:ascii="Times New Roman" w:hAnsi="Times New Roman" w:cs="Times New Roman"/>
-          <w:sz w:val="24"/>
-          <w:szCs w:val="24"/>
-        </w:rPr>
-        <w:tab/>
-        <w:t>не имеет заболеваний, предусмотренных перечнем, утвержденным федеральным органом исполнительной власти, осуществляющим функции по выработке государственной политики и нормативно-правовому регулированию в области здравоохранения.</w:t>
+        <w:t>- если в ходе исполнения Договора будет установлено, что Исполнитель и (или) оказываемые Услуги не соответствуют требованиям законодательства и (или) условиям настоящего Договора (в т.ч. п.7.2);</w:t>
       </w:r>
     </w:p>
     <w:p>
@@ -1322,15 +2499,7 @@
           <w:sz w:val="24"/>
           <w:szCs w:val="24"/>
         </w:rPr>
-        <w:t>7.3. Исполнитель, при заключении Договора, также заверяет Заказчика о наличии у него всех необходимых документов</w:t>
-      </w:r>
-      <w:r>
-        <w:rPr>
-          <w:rFonts w:ascii="Times New Roman" w:hAnsi="Times New Roman" w:cs="Times New Roman"/>
-          <w:sz w:val="24"/>
-          <w:szCs w:val="24"/>
-        </w:rPr>
-        <w:t xml:space="preserve"> в соответствии с требованиями законодательства для оказания Услуг по настоящему Договору (при наличии).</w:t>
+        <w:t>- в иных случаях, предусмотренных действующим законодательством и настоящим Договором.</w:t>
       </w:r>
     </w:p>
     <w:p>
@@ -1353,39 +2522,16 @@
           <w:sz w:val="24"/>
           <w:szCs w:val="24"/>
         </w:rPr>
-        <w:t>7.</w:t>
-      </w:r>
-      <w:r>
-        <w:rPr>
-          <w:rFonts w:ascii="Times New Roman" w:hAnsi="Times New Roman" w:cs="Times New Roman"/>
-          <w:sz w:val="24"/>
-          <w:szCs w:val="24"/>
-        </w:rPr>
-        <w:t>4</w:t>
-      </w:r>
-      <w:r>
-        <w:rPr>
-          <w:rFonts w:ascii="Times New Roman" w:hAnsi="Times New Roman" w:cs="Times New Roman"/>
-          <w:sz w:val="24"/>
-          <w:szCs w:val="24"/>
-        </w:rPr>
-        <w:t xml:space="preserve">. </w:t>
-      </w:r>
-      <w:r>
-        <w:rPr>
-          <w:rFonts w:ascii="Times New Roman" w:hAnsi="Times New Roman" w:cs="Times New Roman"/>
-          <w:sz w:val="24"/>
-          <w:szCs w:val="24"/>
-        </w:rPr>
-        <w:t xml:space="preserve">В </w:t>
-      </w:r>
-      <w:r>
-        <w:rPr>
-          <w:rFonts w:ascii="Times New Roman" w:hAnsi="Times New Roman" w:cs="Times New Roman"/>
-          <w:sz w:val="24"/>
-          <w:szCs w:val="24"/>
-        </w:rPr>
-        <w:t>случае если Исполнитель является государственным или муниципальным служащим, то он дополнительно дает следующие заверения:</w:t>
+        <w:t xml:space="preserve">6.4. Решение Заказчика об одностороннем отказе от исполнения Договора направляется Исполнителю по почте заказным письмом с уведомлением о вручении по адресу Исполнителя, </w:t>
+      </w:r>
+      <w:r>
+        <w:rPr>
+          <w:rFonts w:ascii="Times New Roman" w:hAnsi="Times New Roman" w:cs="Times New Roman"/>
+          <w:sz w:val="24"/>
+          <w:szCs w:val="24"/>
+        </w:rPr>
+        <w:lastRenderedPageBreak/>
+        <w:t>указанному в Договоре, либо с использованием иных средств связи и доставки, обеспечивающих фиксирование такого уведомления и получение Заказчиком подтверждения о его вручении Исполнителю. Датой надлежащего уведомления Исполнителя признается дата получения Заказчиком подтверждения о вручении Исполнителю указанного уведомления либо дата получения Заказчиком информации об отсутствии Исполнителя по его адресу, указанному в Договоре. При невозможности получения указанных подтверждения либо информации датой такого надлежащего уведомления признается дата по истечении тридцати дней с даты направления Заказчиком уведомления Исполнителю.</w:t>
       </w:r>
     </w:p>
     <w:p>
@@ -1408,7 +2554,7 @@
           <w:sz w:val="24"/>
           <w:szCs w:val="24"/>
         </w:rPr>
-        <w:t>- в соответствии с частью 2 статьи 14 Федерального закона от 27 июля 2004 г. № 79-ФЗ «О государственной гражданской службе Российской Федерации» Исполнитель уведомил представителя нанимателя о заключении настоящего Договора;</w:t>
+        <w:t>6.5. Договор будет считаться расторгнутым через 10 дней с даты надлежащего уведомления Заказчиком Исполнителя об одностороннем отказе от исполнения Договора. В этом случае оплате подлежат только уже оказанные Исполнителем и принятые Заказчиком услуги, за вычетом причиненных Заказчику убытков (если таковые имели место) и дополнительных расходов (в том числе на устранение недостатков, возникших по вине Исполнителя).</w:t>
       </w:r>
     </w:p>
     <w:p>
@@ -1431,96 +2577,22 @@
           <w:sz w:val="24"/>
           <w:szCs w:val="24"/>
         </w:rPr>
-        <w:lastRenderedPageBreak/>
-        <w:t>- заключение настоящего договора не повлечет за собой конфликт интересов</w:t>
-      </w:r>
-      <w:r>
-        <w:rPr>
-          <w:rStyle w:val="ae"/>
-          <w:rFonts w:ascii="Times New Roman" w:hAnsi="Times New Roman" w:cs="Times New Roman"/>
-          <w:sz w:val="24"/>
-          <w:szCs w:val="24"/>
-        </w:rPr>
-        <w:footnoteReference w:id="1"/>
-      </w:r>
-      <w:r>
-        <w:rPr>
-          <w:rFonts w:ascii="Times New Roman" w:hAnsi="Times New Roman" w:cs="Times New Roman"/>
-          <w:sz w:val="24"/>
-          <w:szCs w:val="24"/>
-        </w:rPr>
-        <w:t>.</w:t>
-      </w:r>
-    </w:p>
-    <w:p>
-      <w:pPr>
-        <w:pStyle w:val="ConsPlusNormal"/>
-        <w:spacing w:before="100" w:beforeAutospacing="1" w:after="100" w:afterAutospacing="1" w:line="276" w:lineRule="auto"/>
-        <w:ind w:firstLine="708"/>
-        <w:contextualSpacing/>
-        <w:jc w:val="both"/>
-        <w:outlineLvl w:val="0"/>
-        <w:rPr>
-          <w:rFonts w:ascii="Times New Roman" w:hAnsi="Times New Roman" w:cs="Times New Roman"/>
-          <w:sz w:val="24"/>
-          <w:szCs w:val="24"/>
-        </w:rPr>
-      </w:pPr>
-      <w:r>
-        <w:rPr>
-          <w:rFonts w:ascii="Times New Roman" w:hAnsi="Times New Roman" w:cs="Times New Roman"/>
-          <w:sz w:val="24"/>
-          <w:szCs w:val="24"/>
-        </w:rPr>
-        <w:t xml:space="preserve">7.5. </w:t>
-      </w:r>
-      <w:r>
-        <w:rPr>
-          <w:rFonts w:ascii="Times New Roman" w:hAnsi="Times New Roman" w:cs="Times New Roman"/>
-          <w:sz w:val="24"/>
-          <w:szCs w:val="24"/>
-        </w:rPr>
-        <w:t>Заказчик при заключении настоящего Договора полагается на вышеуказанные заверения Исполнителя, которые рассматриваются как имеющие существенное значение для заключения, исполнения или прекращения Договора.</w:t>
-      </w:r>
-    </w:p>
-    <w:p>
-      <w:pPr>
-        <w:pStyle w:val="ConsPlusNormal"/>
-        <w:spacing w:before="100" w:beforeAutospacing="1" w:after="100" w:afterAutospacing="1" w:line="276" w:lineRule="auto"/>
-        <w:ind w:firstLine="708"/>
-        <w:contextualSpacing/>
-        <w:jc w:val="both"/>
-        <w:outlineLvl w:val="0"/>
-        <w:rPr>
-          <w:rFonts w:ascii="Times New Roman" w:hAnsi="Times New Roman" w:cs="Times New Roman"/>
-          <w:sz w:val="24"/>
-          <w:szCs w:val="24"/>
-        </w:rPr>
-      </w:pPr>
-      <w:r>
-        <w:rPr>
-          <w:rFonts w:ascii="Times New Roman" w:hAnsi="Times New Roman" w:cs="Times New Roman"/>
-          <w:sz w:val="24"/>
-          <w:szCs w:val="24"/>
-        </w:rPr>
-        <w:t>7.</w:t>
-      </w:r>
-      <w:r>
-        <w:rPr>
-          <w:rFonts w:ascii="Times New Roman" w:hAnsi="Times New Roman" w:cs="Times New Roman"/>
-          <w:sz w:val="24"/>
-          <w:szCs w:val="24"/>
-        </w:rPr>
-        <w:t>6</w:t>
-      </w:r>
-      <w:r>
-        <w:rPr>
-          <w:rFonts w:ascii="Times New Roman" w:hAnsi="Times New Roman" w:cs="Times New Roman"/>
-          <w:sz w:val="24"/>
-          <w:szCs w:val="24"/>
-        </w:rPr>
-        <w:t>. При недостоверности сведений, указанных в настоящем Договоре, Исполнитель обязан в полном объеме возместить Заказчику убытки, причинённые недостоверностью, в течение 10 (десяти) рабочих дней со дня предъявления Заказчиком соответствующего письменного требования.</w:t>
-      </w:r>
+        <w:t>6.6. При досрочном расторжении Договора Стороны производят взаиморасчеты за услуги только в той части, в какой они фактически оказаны Исполнителем и приняты в установленном порядке Заказчиком на момент такого расторжения.</w:t>
+      </w:r>
+    </w:p>
+    <w:p>
+      <w:pPr>
+        <w:pStyle w:val="ConsPlusNormal"/>
+        <w:spacing w:before="100" w:beforeAutospacing="1" w:after="100" w:afterAutospacing="1" w:line="276" w:lineRule="auto"/>
+        <w:contextualSpacing/>
+        <w:jc w:val="both"/>
+        <w:outlineLvl w:val="0"/>
+        <w:rPr>
+          <w:rFonts w:ascii="Times New Roman" w:hAnsi="Times New Roman" w:cs="Times New Roman"/>
+          <w:sz w:val="24"/>
+          <w:szCs w:val="24"/>
+        </w:rPr>
+      </w:pPr>
     </w:p>
     <w:p>
       <w:pPr>
@@ -1549,6 +2621,382 @@
           <w:sz w:val="24"/>
           <w:szCs w:val="24"/>
         </w:rPr>
+        <w:t>Заверения об обстоятельствах</w:t>
+      </w:r>
+    </w:p>
+    <w:p>
+      <w:pPr>
+        <w:pStyle w:val="ConsPlusNormal"/>
+        <w:spacing w:before="100" w:beforeAutospacing="1" w:after="100" w:afterAutospacing="1" w:line="276" w:lineRule="auto"/>
+        <w:ind w:left="360"/>
+        <w:contextualSpacing/>
+        <w:outlineLvl w:val="0"/>
+        <w:rPr>
+          <w:rFonts w:ascii="Times New Roman" w:hAnsi="Times New Roman" w:cs="Times New Roman"/>
+          <w:b/>
+          <w:bCs/>
+          <w:sz w:val="24"/>
+          <w:szCs w:val="24"/>
+        </w:rPr>
+      </w:pPr>
+    </w:p>
+    <w:p>
+      <w:pPr>
+        <w:pStyle w:val="ConsPlusNormal"/>
+        <w:spacing w:before="100" w:beforeAutospacing="1" w:after="100" w:afterAutospacing="1" w:line="276" w:lineRule="auto"/>
+        <w:ind w:firstLine="708"/>
+        <w:contextualSpacing/>
+        <w:jc w:val="both"/>
+        <w:outlineLvl w:val="0"/>
+        <w:rPr>
+          <w:rFonts w:ascii="Times New Roman" w:hAnsi="Times New Roman" w:cs="Times New Roman"/>
+          <w:sz w:val="24"/>
+          <w:szCs w:val="24"/>
+        </w:rPr>
+      </w:pPr>
+      <w:r>
+        <w:rPr>
+          <w:rFonts w:ascii="Times New Roman" w:hAnsi="Times New Roman" w:cs="Times New Roman"/>
+          <w:sz w:val="24"/>
+          <w:szCs w:val="24"/>
+        </w:rPr>
+        <w:t>7.1. Каждая из Сторон заверяет, что заключение и исполнение Договора не противоречат законодательству Российской Федерации и решениям органов власти, обязательствам Сторон перед третьими лицами, не нарушают права и интересы третьих лиц.</w:t>
+      </w:r>
+    </w:p>
+    <w:p>
+      <w:pPr>
+        <w:pStyle w:val="ConsPlusNormal"/>
+        <w:spacing w:before="100" w:beforeAutospacing="1" w:after="100" w:afterAutospacing="1" w:line="276" w:lineRule="auto"/>
+        <w:ind w:firstLine="708"/>
+        <w:contextualSpacing/>
+        <w:jc w:val="both"/>
+        <w:outlineLvl w:val="0"/>
+        <w:rPr>
+          <w:rFonts w:ascii="Times New Roman" w:hAnsi="Times New Roman" w:cs="Times New Roman"/>
+          <w:sz w:val="24"/>
+          <w:szCs w:val="24"/>
+        </w:rPr>
+      </w:pPr>
+      <w:r>
+        <w:rPr>
+          <w:rFonts w:ascii="Times New Roman" w:hAnsi="Times New Roman" w:cs="Times New Roman"/>
+          <w:sz w:val="24"/>
+          <w:szCs w:val="24"/>
+        </w:rPr>
+        <w:t xml:space="preserve">7.2. В целях обеспечения безопасных условий при оказании Услуг Исполнитель в порядке статьи 431.2 Гражданского кодекса Российской Федерации заверяет Заказчика и подтверждает, что Исполнитель не имеет ограничений к осуществлению деятельности в рамках Договора, а именно:</w:t>
+      </w:r>
+    </w:p>
+    <w:p>
+      <w:pPr>
+        <w:pStyle w:val="ConsPlusNormal"/>
+        <w:spacing w:before="100" w:beforeAutospacing="1" w:after="100" w:afterAutospacing="1" w:line="276" w:lineRule="auto"/>
+        <w:ind w:firstLine="708"/>
+        <w:contextualSpacing/>
+        <w:jc w:val="both"/>
+        <w:outlineLvl w:val="0"/>
+        <w:rPr>
+          <w:rFonts w:ascii="Times New Roman" w:hAnsi="Times New Roman" w:cs="Times New Roman"/>
+          <w:sz w:val="24"/>
+          <w:szCs w:val="24"/>
+        </w:rPr>
+      </w:pPr>
+      <w:r>
+        <w:rPr>
+          <w:rFonts w:ascii="Times New Roman" w:hAnsi="Times New Roman" w:cs="Times New Roman"/>
+          <w:sz w:val="24"/>
+          <w:szCs w:val="24"/>
+        </w:rPr>
+        <w:t xml:space="preserve">1)</w:t>
+      </w:r>
+      <w:r>
+        <w:rPr>
+          <w:rFonts w:ascii="Times New Roman" w:hAnsi="Times New Roman" w:cs="Times New Roman"/>
+          <w:sz w:val="24"/>
+          <w:szCs w:val="24"/>
+        </w:rPr>
+        <w:tab/>
+        <w:t>не признан недееспособным в установленном федеральным законом порядке;</w:t>
+      </w:r>
+    </w:p>
+    <w:p>
+      <w:pPr>
+        <w:pStyle w:val="ConsPlusNormal"/>
+        <w:spacing w:before="100" w:beforeAutospacing="1" w:after="100" w:afterAutospacing="1" w:line="276" w:lineRule="auto"/>
+        <w:ind w:firstLine="708"/>
+        <w:contextualSpacing/>
+        <w:jc w:val="both"/>
+        <w:outlineLvl w:val="0"/>
+        <w:rPr>
+          <w:rFonts w:ascii="Times New Roman" w:hAnsi="Times New Roman" w:cs="Times New Roman"/>
+          <w:sz w:val="24"/>
+          <w:szCs w:val="24"/>
+        </w:rPr>
+      </w:pPr>
+      <w:r>
+        <w:rPr>
+          <w:rFonts w:ascii="Times New Roman" w:hAnsi="Times New Roman" w:cs="Times New Roman"/>
+          <w:sz w:val="24"/>
+          <w:szCs w:val="24"/>
+        </w:rPr>
+        <w:t xml:space="preserve">2)</w:t>
+      </w:r>
+      <w:r>
+        <w:rPr>
+          <w:rFonts w:ascii="Times New Roman" w:hAnsi="Times New Roman" w:cs="Times New Roman"/>
+          <w:sz w:val="24"/>
+          <w:szCs w:val="24"/>
+        </w:rPr>
+        <w:tab/>
+        <w:t>не имеет и не имел судимости, не подвергался уголовному преследованию (за исключением прекращения уголовного преследования по реабилитирующим основаниям) за преступления против жизни и здоровья, свободы, чести и достоинства личности, половой неприкосновенности и половой свободы личности, против семьи и несовершеннолетних, здоровья населения и общественной нравственности, основ конституционного строя и безопасности государства, мира и безопасности человечества, а также против общественной безопасности;</w:t>
+      </w:r>
+    </w:p>
+    <w:p>
+      <w:pPr>
+        <w:pStyle w:val="ConsPlusNormal"/>
+        <w:spacing w:before="100" w:beforeAutospacing="1" w:after="100" w:afterAutospacing="1" w:line="276" w:lineRule="auto"/>
+        <w:ind w:firstLine="708"/>
+        <w:contextualSpacing/>
+        <w:jc w:val="both"/>
+        <w:outlineLvl w:val="0"/>
+        <w:rPr>
+          <w:rFonts w:ascii="Times New Roman" w:hAnsi="Times New Roman" w:cs="Times New Roman"/>
+          <w:sz w:val="24"/>
+          <w:szCs w:val="24"/>
+        </w:rPr>
+      </w:pPr>
+      <w:r>
+        <w:rPr>
+          <w:rFonts w:ascii="Times New Roman" w:hAnsi="Times New Roman" w:cs="Times New Roman"/>
+          <w:sz w:val="24"/>
+          <w:szCs w:val="24"/>
+        </w:rPr>
+        <w:t xml:space="preserve">3)</w:t>
+      </w:r>
+      <w:r>
+        <w:rPr>
+          <w:rFonts w:ascii="Times New Roman" w:hAnsi="Times New Roman" w:cs="Times New Roman"/>
+          <w:sz w:val="24"/>
+          <w:szCs w:val="24"/>
+        </w:rPr>
+        <w:tab/>
+        <w:t>не имеет неснятую или непогашенную судимость за иные умышленные тяжкие и особо тяжкие преступления;</w:t>
+      </w:r>
+    </w:p>
+    <w:p>
+      <w:pPr>
+        <w:pStyle w:val="ConsPlusNormal"/>
+        <w:spacing w:before="100" w:beforeAutospacing="1" w:after="100" w:afterAutospacing="1" w:line="276" w:lineRule="auto"/>
+        <w:ind w:firstLine="708"/>
+        <w:contextualSpacing/>
+        <w:jc w:val="both"/>
+        <w:outlineLvl w:val="0"/>
+        <w:rPr>
+          <w:rFonts w:ascii="Times New Roman" w:hAnsi="Times New Roman" w:cs="Times New Roman"/>
+          <w:sz w:val="24"/>
+          <w:szCs w:val="24"/>
+        </w:rPr>
+      </w:pPr>
+      <w:r>
+        <w:rPr>
+          <w:rFonts w:ascii="Times New Roman" w:hAnsi="Times New Roman" w:cs="Times New Roman"/>
+          <w:sz w:val="24"/>
+          <w:szCs w:val="24"/>
+        </w:rPr>
+        <w:t xml:space="preserve">4)</w:t>
+      </w:r>
+      <w:r>
+        <w:rPr>
+          <w:rFonts w:ascii="Times New Roman" w:hAnsi="Times New Roman" w:cs="Times New Roman"/>
+          <w:sz w:val="24"/>
+          <w:szCs w:val="24"/>
+        </w:rPr>
+        <w:tab/>
+        <w:t>не имеет заболеваний, предусмотренных перечнем, утвержденным федеральным органом исполнительной власти, осуществляющим функции по выработке государственной политики и нормативно-правовому регулированию в области здравоохранения.</w:t>
+      </w:r>
+    </w:p>
+    <w:p>
+      <w:pPr>
+        <w:pStyle w:val="ConsPlusNormal"/>
+        <w:spacing w:before="100" w:beforeAutospacing="1" w:after="100" w:afterAutospacing="1" w:line="276" w:lineRule="auto"/>
+        <w:ind w:firstLine="708"/>
+        <w:contextualSpacing/>
+        <w:jc w:val="both"/>
+        <w:outlineLvl w:val="0"/>
+        <w:rPr>
+          <w:rFonts w:ascii="Times New Roman" w:hAnsi="Times New Roman" w:cs="Times New Roman"/>
+          <w:sz w:val="24"/>
+          <w:szCs w:val="24"/>
+        </w:rPr>
+      </w:pPr>
+      <w:r>
+        <w:rPr>
+          <w:rFonts w:ascii="Times New Roman" w:hAnsi="Times New Roman" w:cs="Times New Roman"/>
+          <w:sz w:val="24"/>
+          <w:szCs w:val="24"/>
+        </w:rPr>
+        <w:t xml:space="preserve">7.3. Исполнитель, при заключении Договора, также заверяет Заказчика о наличии у него всех необходимых документов в соответствии с требованиями законодательства для оказания Услуг по настоящему Договору (при наличии).</w:t>
+      </w:r>
+    </w:p>
+    <w:p>
+      <w:pPr>
+        <w:pStyle w:val="ConsPlusNormal"/>
+        <w:spacing w:before="100" w:beforeAutospacing="1" w:after="100" w:afterAutospacing="1" w:line="276" w:lineRule="auto"/>
+        <w:ind w:firstLine="708"/>
+        <w:contextualSpacing/>
+        <w:jc w:val="both"/>
+        <w:outlineLvl w:val="0"/>
+        <w:rPr>
+          <w:rFonts w:ascii="Times New Roman" w:hAnsi="Times New Roman" w:cs="Times New Roman"/>
+          <w:sz w:val="24"/>
+          <w:szCs w:val="24"/>
+        </w:rPr>
+      </w:pPr>
+      <w:r>
+        <w:rPr>
+          <w:rFonts w:ascii="Times New Roman" w:hAnsi="Times New Roman" w:cs="Times New Roman"/>
+          <w:sz w:val="24"/>
+          <w:szCs w:val="24"/>
+        </w:rPr>
+        <w:t xml:space="preserve">7.4. В случае если Исполнитель является государственным или муниципальным служащим, то он дополнительно дает следующие заверения:</w:t>
+      </w:r>
+    </w:p>
+    <w:p>
+      <w:pPr>
+        <w:pStyle w:val="ConsPlusNormal"/>
+        <w:spacing w:before="100" w:beforeAutospacing="1" w:after="100" w:afterAutospacing="1" w:line="276" w:lineRule="auto"/>
+        <w:ind w:firstLine="708"/>
+        <w:contextualSpacing/>
+        <w:jc w:val="both"/>
+        <w:outlineLvl w:val="0"/>
+        <w:rPr>
+          <w:rFonts w:ascii="Times New Roman" w:hAnsi="Times New Roman" w:cs="Times New Roman"/>
+          <w:sz w:val="24"/>
+          <w:szCs w:val="24"/>
+        </w:rPr>
+      </w:pPr>
+      <w:r>
+        <w:rPr>
+          <w:rFonts w:ascii="Times New Roman" w:hAnsi="Times New Roman" w:cs="Times New Roman"/>
+          <w:sz w:val="24"/>
+          <w:szCs w:val="24"/>
+        </w:rPr>
+        <w:t>- в соответствии с частью 2 статьи 14 Федерального закона от 27 июля 2004 г. № 79-ФЗ «О государственной гражданской службе Российской Федерации» Исполнитель уведомил представителя нанимателя о заключении настоящего Договора;</w:t>
+      </w:r>
+    </w:p>
+    <w:p>
+      <w:pPr>
+        <w:pStyle w:val="ConsPlusNormal"/>
+        <w:spacing w:before="100" w:beforeAutospacing="1" w:after="100" w:afterAutospacing="1" w:line="276" w:lineRule="auto"/>
+        <w:ind w:firstLine="708"/>
+        <w:contextualSpacing/>
+        <w:jc w:val="both"/>
+        <w:outlineLvl w:val="0"/>
+        <w:rPr>
+          <w:rFonts w:ascii="Times New Roman" w:hAnsi="Times New Roman" w:cs="Times New Roman"/>
+          <w:sz w:val="24"/>
+          <w:szCs w:val="24"/>
+        </w:rPr>
+      </w:pPr>
+      <w:r>
+        <w:rPr>
+          <w:rFonts w:ascii="Times New Roman" w:hAnsi="Times New Roman" w:cs="Times New Roman"/>
+          <w:sz w:val="24"/>
+          <w:szCs w:val="24"/>
+        </w:rPr>
+        <w:lastRenderedPageBreak/>
+        <w:t>- заключение настоящего договора не повлечет за собой конфликт интересов</w:t>
+      </w:r>
+      <w:r>
+        <w:rPr>
+          <w:rStyle w:val="ae"/>
+          <w:rFonts w:ascii="Times New Roman" w:hAnsi="Times New Roman" w:cs="Times New Roman"/>
+          <w:sz w:val="24"/>
+          <w:szCs w:val="24"/>
+        </w:rPr>
+        <w:footnoteReference w:id="1"/>
+      </w:r>
+      <w:r>
+        <w:rPr>
+          <w:rFonts w:ascii="Times New Roman" w:hAnsi="Times New Roman" w:cs="Times New Roman"/>
+          <w:sz w:val="24"/>
+          <w:szCs w:val="24"/>
+        </w:rPr>
+        <w:t>.</w:t>
+      </w:r>
+    </w:p>
+    <w:p>
+      <w:pPr>
+        <w:pStyle w:val="ConsPlusNormal"/>
+        <w:spacing w:before="100" w:beforeAutospacing="1" w:after="100" w:afterAutospacing="1" w:line="276" w:lineRule="auto"/>
+        <w:ind w:firstLine="708"/>
+        <w:contextualSpacing/>
+        <w:jc w:val="both"/>
+        <w:outlineLvl w:val="0"/>
+        <w:rPr>
+          <w:rFonts w:ascii="Times New Roman" w:hAnsi="Times New Roman" w:cs="Times New Roman"/>
+          <w:sz w:val="24"/>
+          <w:szCs w:val="24"/>
+        </w:rPr>
+      </w:pPr>
+      <w:r>
+        <w:rPr>
+          <w:rFonts w:ascii="Times New Roman" w:hAnsi="Times New Roman" w:cs="Times New Roman"/>
+          <w:sz w:val="24"/>
+          <w:szCs w:val="24"/>
+        </w:rPr>
+        <w:t xml:space="preserve">7.5. Заказчик при заключении настоящего Договора полагается на вышеуказанные заверения Исполнителя, которые рассматриваются как имеющие существенное значение для заключения, исполнения или прекращения Договора.</w:t>
+      </w:r>
+    </w:p>
+    <w:p>
+      <w:pPr>
+        <w:pStyle w:val="ConsPlusNormal"/>
+        <w:spacing w:before="100" w:beforeAutospacing="1" w:after="100" w:afterAutospacing="1" w:line="276" w:lineRule="auto"/>
+        <w:ind w:firstLine="708"/>
+        <w:contextualSpacing/>
+        <w:jc w:val="both"/>
+        <w:outlineLvl w:val="0"/>
+        <w:rPr>
+          <w:rFonts w:ascii="Times New Roman" w:hAnsi="Times New Roman" w:cs="Times New Roman"/>
+          <w:sz w:val="24"/>
+          <w:szCs w:val="24"/>
+        </w:rPr>
+      </w:pPr>
+      <w:r>
+        <w:rPr>
+          <w:rFonts w:ascii="Times New Roman" w:hAnsi="Times New Roman" w:cs="Times New Roman"/>
+          <w:sz w:val="24"/>
+          <w:szCs w:val="24"/>
+        </w:rPr>
+        <w:t xml:space="preserve">7.6. При недостоверности сведений, указанных в настоящем Договоре, Исполнитель обязан в полном объеме возместить Заказчику убытки, причинённые недостоверностью, в течение 10 (десяти) рабочих дней со дня предъявления Заказчиком соответствующего письменного требования.</w:t>
+      </w:r>
+    </w:p>
+    <w:p>
+      <w:pPr>
+        <w:pStyle w:val="ConsPlusNormal"/>
+        <w:numPr>
+          <w:ilvl w:val="0"/>
+          <w:numId w:val="4"/>
+        </w:numPr>
+        <w:spacing w:before="100" w:beforeAutospacing="1" w:after="100" w:afterAutospacing="1" w:line="276" w:lineRule="auto"/>
+        <w:contextualSpacing/>
+        <w:jc w:val="center"/>
+        <w:outlineLvl w:val="0"/>
+        <w:rPr>
+          <w:rFonts w:ascii="Times New Roman" w:hAnsi="Times New Roman" w:cs="Times New Roman"/>
+          <w:b/>
+          <w:bCs/>
+          <w:sz w:val="24"/>
+          <w:szCs w:val="24"/>
+        </w:rPr>
+      </w:pPr>
+      <w:r>
+        <w:rPr>
+          <w:rFonts w:ascii="Times New Roman" w:hAnsi="Times New Roman" w:cs="Times New Roman"/>
+          <w:b/>
+          <w:bCs/>
+          <w:sz w:val="24"/>
+          <w:szCs w:val="24"/>
+        </w:rPr>
         <w:t>Прочие условия договора</w:t>
       </w:r>
     </w:p>
@@ -1592,15 +3040,7 @@
           <w:sz w:val="24"/>
           <w:szCs w:val="24"/>
         </w:rPr>
-        <w:t>При исполнении своих обязательств по настоящему Договору Стороны, их аффилированные лица, работники или посредники не выплачивают, не предлагают выплатить и не разрешают выплату каких-либо денежных средств или ценностей, прямо или косвенно, любым лицам для оказания влияния на действия или решения этих лиц с целью получить какие-либо неправомерные преимущества</w:t>
-      </w:r>
-      <w:r>
-        <w:rPr>
-          <w:rFonts w:ascii="Times New Roman" w:hAnsi="Times New Roman" w:cs="Times New Roman"/>
-          <w:sz w:val="24"/>
-          <w:szCs w:val="24"/>
-        </w:rPr>
-        <w:t>.</w:t>
+        <w:t xml:space="preserve">При исполнении своих обязательств по настоящему Договору Стороны, их аффилированные лица, работники или посредники не выплачивают, не предлагают выплатить и не разрешают выплату каких-либо денежных средств или ценностей, прямо или косвенно, любым лицам для оказания влияния на действия или решения этих лиц с целью получить какие-либо неправомерные преимущества.</w:t>
       </w:r>
     </w:p>
     <w:p>
@@ -1825,25 +3265,7 @@
           <w:sz w:val="24"/>
           <w:szCs w:val="24"/>
         </w:rPr>
-        <w:t>Стороны признают действительность сканированных копий документов, сообщений, направляемых сторонами друг другу с использованием адресов электронной почты (</w:t>
-      </w:r>
-      <w:proofErr w:type="spellStart"/>
-      <w:r>
-        <w:rPr>
-          <w:rFonts w:ascii="Times New Roman" w:hAnsi="Times New Roman" w:cs="Times New Roman"/>
-          <w:sz w:val="24"/>
-          <w:szCs w:val="24"/>
-        </w:rPr>
-        <w:t>e-mail</w:t>
-      </w:r>
-      <w:proofErr w:type="spellEnd"/>
-      <w:r>
-        <w:rPr>
-          <w:rFonts w:ascii="Times New Roman" w:hAnsi="Times New Roman" w:cs="Times New Roman"/>
-          <w:sz w:val="24"/>
-          <w:szCs w:val="24"/>
-        </w:rPr>
-        <w:t>) сторон, указанных в разделе 9 настоящего Договора. Такие копии документов сохраняют свою силу до получения второй стороной подлинника соответствующего документа. Стороны обязуются обмениваться подлинниками документов в течение 10 (десяти) рабочих дней с момента получения сканированных копий таких документов.</w:t>
+        <w:t xml:space="preserve">Стороны признают действительность сканированных копий документов, сообщений, направляемых сторонами друг другу с использованием адресов электронной почты (e-mail) сторон, указанных в разделе 9 настоящего Договора. Такие копии документов сохраняют свою силу до получения второй стороной подлинника соответствующего документа. Стороны обязуются обмениваться подлинниками документов в течение 10 (десяти) рабочих дней с момента получения сканированных копий таких документов.</w:t>
       </w:r>
     </w:p>
     <w:p>
@@ -1870,39 +3292,7 @@
           <w:sz w:val="24"/>
           <w:szCs w:val="24"/>
         </w:rPr>
-        <w:t xml:space="preserve">Приложение № 1 – Наименование, перечень, </w:t>
-      </w:r>
-      <w:r>
-        <w:rPr>
-          <w:rFonts w:ascii="Times New Roman" w:hAnsi="Times New Roman" w:cs="Times New Roman"/>
-          <w:sz w:val="24"/>
-          <w:szCs w:val="24"/>
-        </w:rPr>
-        <w:t xml:space="preserve">специфика, </w:t>
-      </w:r>
-      <w:r>
-        <w:rPr>
-          <w:rFonts w:ascii="Times New Roman" w:hAnsi="Times New Roman" w:cs="Times New Roman"/>
-          <w:sz w:val="24"/>
-          <w:szCs w:val="24"/>
-        </w:rPr>
-        <w:t>объем</w:t>
-      </w:r>
-      <w:r>
-        <w:rPr>
-          <w:rFonts w:ascii="Times New Roman" w:hAnsi="Times New Roman" w:cs="Times New Roman"/>
-          <w:sz w:val="24"/>
-          <w:szCs w:val="24"/>
-        </w:rPr>
-        <w:t xml:space="preserve"> </w:t>
-      </w:r>
-      <w:r>
-        <w:rPr>
-          <w:rFonts w:ascii="Times New Roman" w:hAnsi="Times New Roman" w:cs="Times New Roman"/>
-          <w:sz w:val="24"/>
-          <w:szCs w:val="24"/>
-        </w:rPr>
-        <w:t>оказываемых услуг по Договору.</w:t>
+        <w:t xml:space="preserve">Приложение № 1 – Наименование, перечень, специфика, объем оказываемых услуг по Договору.</w:t>
       </w:r>
     </w:p>
     <w:p>
@@ -2102,7 +3492,7 @@
                 <w:sz w:val="24"/>
                 <w:szCs w:val="24"/>
               </w:rPr>
-              <w:t xml:space="preserve">Адрес местонахождения: {{customer_address}}78, стр.8, этаж цокольный, помещение I, комната 4.</w:t>
+              <w:t xml:space="preserve">Адрес местонахождения: {{ customer_address }}</w:t>
             </w:r>
           </w:p>
           <w:p>
@@ -2119,7 +3509,7 @@
                 <w:sz w:val="24"/>
                 <w:szCs w:val="24"/>
               </w:rPr>
-              <w:t xml:space="preserve">Почтовый адрес: {{customer_address}}78, стр.8, этаж цокольный, помещение I, комната 4.</w:t>
+              <w:t xml:space="preserve">Почтовый адрес: {{ customer_address }}</w:t>
             </w:r>
           </w:p>
           <w:p>
@@ -2136,7 +3526,7 @@
                 <w:sz w:val="24"/>
                 <w:szCs w:val="24"/>
               </w:rPr>
-              <w:t>ИНН/КПП {{customer_inn}}/{{customer_kpp}}</w:t>
+              <w:t xml:space="preserve">ИНН/КПП {{ customer_inn }}/{{ customer_kpp }}</w:t>
             </w:r>
           </w:p>
           <w:p>
@@ -2153,7 +3543,7 @@
                 <w:sz w:val="24"/>
                 <w:szCs w:val="24"/>
               </w:rPr>
-              <w:t>ОГРН {{customer_ogrn}}</w:t>
+              <w:t xml:space="preserve">ОГРН {{ customer_ogrn }}</w:t>
             </w:r>
           </w:p>
           <w:p>
@@ -2187,7 +3577,7 @@
                 <w:sz w:val="24"/>
                 <w:szCs w:val="24"/>
               </w:rPr>
-              <w:t>{{customer_bank_name}}</w:t>
+              <w:t xml:space="preserve">{{ customer_bank_name }}</w:t>
             </w:r>
           </w:p>
           <w:p>
@@ -2204,7 +3594,7 @@
                 <w:sz w:val="24"/>
                 <w:szCs w:val="24"/>
               </w:rPr>
-              <w:t xml:space="preserve">Лицевой счёт: {{customer_personal_account}}</w:t>
+              <w:t xml:space="preserve">Лицевой счет {{ customer_personal_account }}</w:t>
             </w:r>
           </w:p>
           <w:p>
@@ -2221,7 +3611,7 @@
                 <w:sz w:val="24"/>
                 <w:szCs w:val="24"/>
               </w:rPr>
-              <w:t xml:space="preserve">Казначейский счёт: {{customer_settlement_account}}</w:t>
+              <w:t xml:space="preserve">Казначейский счет: {{ customer_settlement_account }}</w:t>
             </w:r>
           </w:p>
           <w:p>
@@ -2238,7 +3628,7 @@
                 <w:sz w:val="24"/>
                 <w:szCs w:val="24"/>
               </w:rPr>
-              <w:t>{{customer_bank_name}}</w:t>
+              <w:t xml:space="preserve">{{ customer_bank_name }}</w:t>
             </w:r>
           </w:p>
           <w:p>
@@ -2255,7 +3645,7 @@
                 <w:sz w:val="24"/>
                 <w:szCs w:val="24"/>
               </w:rPr>
-              <w:t xml:space="preserve">БИК: {{customer_bik}}</w:t>
+              <w:t xml:space="preserve">БИК ТОФК: {{ customer_bik }}</w:t>
             </w:r>
           </w:p>
           <w:p>
@@ -2306,7 +3696,7 @@
                 <w:sz w:val="24"/>
                 <w:szCs w:val="24"/>
               </w:rPr>
-              <w:t xml:space="preserve">ОГРН {{customer_ogrn}}</w:t>
+              <w:t>ОКПО 17777419</w:t>
             </w:r>
           </w:p>
           <w:p>
@@ -2332,10 +3722,10 @@
                 <w:sz w:val="24"/>
                 <w:szCs w:val="24"/>
               </w:rPr>
-              <w:t>Тел.:</w:t>
+              <w:t xml:space="preserve">Тел.: {{ customer_phone }}</w:t>
             </w:r>
             <w:r>
-              <w:t xml:space="preserve"> </w:t>
+              <w:t xml:space="preserve"/>
             </w:r>
             <w:r>
               <w:rPr>
@@ -2343,7 +3733,7 @@
                 <w:sz w:val="24"/>
                 <w:szCs w:val="24"/>
               </w:rPr>
-              <w:t>+7(495) 568-00-11</w:t>
+              <w:t xml:space="preserve"/>
             </w:r>
           </w:p>
           <w:p>
@@ -2354,24 +3744,13 @@
                 <w:szCs w:val="24"/>
               </w:rPr>
             </w:pPr>
-            <w:proofErr w:type="spellStart"/>
-            <w:proofErr w:type="gramStart"/>
             <w:r>
               <w:rPr>
                 <w:rFonts w:ascii="Times New Roman" w:hAnsi="Times New Roman" w:cs="Times New Roman"/>
                 <w:sz w:val="24"/>
                 <w:szCs w:val="24"/>
               </w:rPr>
-              <w:t>Эл.почта: {{customer_email}}</w:t>
-            </w:r>
-            <w:proofErr w:type="spellEnd"/>
-            <w:proofErr w:type="gramEnd"/>
-            <w:r>
-              <w:rPr>
-                <w:rFonts w:ascii="Times New Roman" w:hAnsi="Times New Roman" w:cs="Times New Roman"/>
-                <w:sz w:val="24"/>
-                <w:szCs w:val="24"/>
-              </w:rPr>
+              <w:t xml:space="preserve">Эл.почта: {{ customer_email }}</w:t>
             </w:r>
             <w:r>
               <w:rPr>
@@ -2380,6 +3759,7 @@
                 <w:szCs w:val="24"/>
                 <w:highlight w:val="yellow"/>
               </w:rPr>
+              <w:t xml:space="preserve"/>
             </w:r>
           </w:p>
           <w:p>
@@ -2405,7 +3785,7 @@
                 <w:sz w:val="24"/>
                 <w:szCs w:val="24"/>
               </w:rPr>
-              <w:t>{{customer_signatory_position}}</w:t>
+              <w:t xml:space="preserve">{{ customer_signatory_position }}</w:t>
             </w:r>
           </w:p>
           <w:p>
@@ -2422,17 +3802,8 @@
                 <w:sz w:val="24"/>
                 <w:szCs w:val="24"/>
               </w:rPr>
-              <w:t>{{customer_signatory_position}} _____________ / {{customer_signatory_name_initials}}</w:t>
+              <w:t xml:space="preserve">_________________ / {{ customer_signatory_name_initials }}</w:t>
             </w:r>
-            <w:proofErr w:type="spellStart"/>
-            <w:r>
-              <w:rPr>
-                <w:rFonts w:ascii="Times New Roman" w:hAnsi="Times New Roman" w:cs="Times New Roman"/>
-                <w:sz w:val="24"/>
-                <w:szCs w:val="24"/>
-              </w:rPr>
-            </w:r>
-            <w:proofErr w:type="spellEnd"/>
           </w:p>
           <w:p>
             <w:pPr>
@@ -2543,39 +3914,7 @@
                 <w:szCs w:val="24"/>
                 <w:highlight w:val="yellow"/>
               </w:rPr>
-              <w:t xml:space="preserve">Паспорт гражданина РФ (серия {{contractor_passport_series}} № {{contractor_passport_number}}, </w:t>
-            </w:r>
-            <w:r>
-              <w:rPr>
-                <w:rFonts w:ascii="Times New Roman" w:hAnsi="Times New Roman" w:cs="Times New Roman"/>
-                <w:sz w:val="24"/>
-                <w:szCs w:val="24"/>
-                <w:highlight w:val="yellow"/>
-              </w:rPr>
-            </w:r>
-            <w:r>
-              <w:rPr>
-                <w:rFonts w:ascii="Times New Roman" w:hAnsi="Times New Roman" w:cs="Times New Roman"/>
-                <w:sz w:val="24"/>
-                <w:szCs w:val="24"/>
-                <w:highlight w:val="yellow"/>
-              </w:rPr>
-            </w:r>
-            <w:r>
-              <w:rPr>
-                <w:rFonts w:ascii="Times New Roman" w:hAnsi="Times New Roman" w:cs="Times New Roman"/>
-                <w:sz w:val="24"/>
-                <w:szCs w:val="24"/>
-                <w:highlight w:val="yellow"/>
-              </w:rPr>
-            </w:r>
-            <w:r>
-              <w:rPr>
-                <w:rFonts w:ascii="Times New Roman" w:hAnsi="Times New Roman" w:cs="Times New Roman"/>
-                <w:sz w:val="24"/>
-                <w:szCs w:val="24"/>
-                <w:highlight w:val="yellow"/>
-              </w:rPr>
+              <w:t xml:space="preserve">Паспорт гражданина РФ (серия {{ contractor_passport_series }} № {{ contractor_passport_number }}, </w:t>
             </w:r>
           </w:p>
           <w:p>
@@ -2597,73 +3936,7 @@
                 <w:szCs w:val="24"/>
                 <w:highlight w:val="yellow"/>
               </w:rPr>
-              <w:t>выдан {{contractor_passport_issuer}}, дата выдачи: {{contractor_passport_issued_date}}, код подразделения: {{contractor_passport_dept_code}})</w:t>
-            </w:r>
-            <w:r>
-              <w:rPr>
-                <w:rFonts w:ascii="Times New Roman" w:hAnsi="Times New Roman" w:cs="Times New Roman"/>
-                <w:sz w:val="24"/>
-                <w:szCs w:val="24"/>
-                <w:highlight w:val="yellow"/>
-              </w:rPr>
-            </w:r>
-            <w:r>
-              <w:rPr>
-                <w:rFonts w:ascii="Times New Roman" w:hAnsi="Times New Roman" w:cs="Times New Roman"/>
-                <w:sz w:val="24"/>
-                <w:szCs w:val="24"/>
-                <w:highlight w:val="yellow"/>
-              </w:rPr>
-            </w:r>
-            <w:r>
-              <w:rPr>
-                <w:rFonts w:ascii="Times New Roman" w:hAnsi="Times New Roman" w:cs="Times New Roman"/>
-                <w:sz w:val="24"/>
-                <w:szCs w:val="24"/>
-                <w:highlight w:val="yellow"/>
-              </w:rPr>
-            </w:r>
-            <w:proofErr w:type="gramStart"/>
-            <w:r>
-              <w:rPr>
-                <w:rFonts w:ascii="Times New Roman" w:hAnsi="Times New Roman" w:cs="Times New Roman"/>
-                <w:sz w:val="24"/>
-                <w:szCs w:val="24"/>
-                <w:highlight w:val="yellow"/>
-              </w:rPr>
-            </w:r>
-            <w:r>
-              <w:rPr>
-                <w:rFonts w:ascii="Times New Roman" w:hAnsi="Times New Roman" w:cs="Times New Roman"/>
-                <w:sz w:val="24"/>
-                <w:szCs w:val="24"/>
-                <w:highlight w:val="yellow"/>
-              </w:rPr>
-            </w:r>
-            <w:proofErr w:type="gramEnd"/>
-            <w:r>
-              <w:rPr>
-                <w:rFonts w:ascii="Times New Roman" w:hAnsi="Times New Roman" w:cs="Times New Roman"/>
-                <w:sz w:val="24"/>
-                <w:szCs w:val="24"/>
-                <w:highlight w:val="yellow"/>
-              </w:rPr>
-            </w:r>
-            <w:r>
-              <w:rPr>
-                <w:rFonts w:ascii="Times New Roman" w:hAnsi="Times New Roman" w:cs="Times New Roman"/>
-                <w:sz w:val="24"/>
-                <w:szCs w:val="24"/>
-                <w:highlight w:val="yellow"/>
-              </w:rPr>
-            </w:r>
-            <w:r>
-              <w:rPr>
-                <w:rFonts w:ascii="Times New Roman" w:hAnsi="Times New Roman" w:cs="Times New Roman"/>
-                <w:sz w:val="24"/>
-                <w:szCs w:val="24"/>
-                <w:highlight w:val="yellow"/>
-              </w:rPr>
+              <w:t xml:space="preserve">выдан {{ contractor_passport_issuer }}, дата выдачи: {{ contractor_passport_issued_date }} г., код подразделения: ____-____)</w:t>
             </w:r>
           </w:p>
         </w:tc>
@@ -2719,15 +3992,7 @@
                 <w:szCs w:val="24"/>
                 <w:highlight w:val="yellow"/>
               </w:rPr>
-              <w:t>Адрес регистрации: {{contractor_postal_address}}</w:t>
-            </w:r>
-            <w:r>
-              <w:rPr>
-                <w:rFonts w:ascii="Times New Roman" w:hAnsi="Times New Roman" w:cs="Times New Roman"/>
-                <w:sz w:val="24"/>
-                <w:szCs w:val="24"/>
-                <w:highlight w:val="yellow"/>
-              </w:rPr>
+              <w:t xml:space="preserve">Адрес регистрации: {{ contractor_address }}</w:t>
             </w:r>
           </w:p>
           <w:p>
@@ -2749,15 +4014,7 @@
                 <w:szCs w:val="24"/>
                 <w:highlight w:val="yellow"/>
               </w:rPr>
-              <w:t>Фактический адрес проживания: {{contractor_address}}</w:t>
-            </w:r>
-            <w:r>
-              <w:rPr>
-                <w:rFonts w:ascii="Times New Roman" w:hAnsi="Times New Roman" w:cs="Times New Roman"/>
-                <w:sz w:val="24"/>
-                <w:szCs w:val="24"/>
-                <w:highlight w:val="yellow"/>
-              </w:rPr>
+              <w:t xml:space="preserve">Фактический адрес проживания: {{ contractor_postal_address }}</w:t>
             </w:r>
           </w:p>
         </w:tc>
@@ -2813,15 +4070,7 @@
                 <w:szCs w:val="24"/>
                 <w:highlight w:val="yellow"/>
               </w:rPr>
-              <w:t>ИНН: {{contractor_inn}}</w:t>
-            </w:r>
-            <w:r>
-              <w:rPr>
-                <w:rFonts w:ascii="Times New Roman" w:hAnsi="Times New Roman" w:cs="Times New Roman"/>
-                <w:sz w:val="24"/>
-                <w:szCs w:val="24"/>
-                <w:highlight w:val="yellow"/>
-              </w:rPr>
+              <w:t xml:space="preserve">ИНН: {{ contractor_inn }}</w:t>
             </w:r>
           </w:p>
           <w:p>
@@ -2843,15 +4092,7 @@
                 <w:szCs w:val="24"/>
                 <w:highlight w:val="yellow"/>
               </w:rPr>
-              <w:t>СНИЛС: {{contractor_snils}}</w:t>
-            </w:r>
-            <w:r>
-              <w:rPr>
-                <w:rFonts w:ascii="Times New Roman" w:hAnsi="Times New Roman" w:cs="Times New Roman"/>
-                <w:sz w:val="24"/>
-                <w:szCs w:val="24"/>
-                <w:highlight w:val="yellow"/>
-              </w:rPr>
+              <w:t xml:space="preserve">СНИЛС: {{ contractor_snils }}</w:t>
             </w:r>
           </w:p>
         </w:tc>
@@ -2869,7 +4110,6 @@
             <w:pPr>
               <w:rPr>
                 <w:rFonts w:ascii="Times New Roman" w:hAnsi="Times New Roman" w:cs="Times New Roman"/>
-                <w:lang w:val="en-US" w:eastAsia="ru-RU"/>
               </w:rPr>
             </w:pPr>
           </w:p>
@@ -2925,15 +4165,7 @@
                 <w:szCs w:val="24"/>
                 <w:highlight w:val="yellow"/>
               </w:rPr>
-              <w:t>р/с {{contractor_settlement_account}}</w:t>
-            </w:r>
-            <w:r>
-              <w:rPr>
-                <w:rFonts w:ascii="Times New Roman" w:hAnsi="Times New Roman" w:cs="Times New Roman"/>
-                <w:sz w:val="24"/>
-                <w:szCs w:val="24"/>
-                <w:highlight w:val="yellow"/>
-              </w:rPr>
+              <w:t xml:space="preserve">р/с {{ contractor_settlement_account }}</w:t>
             </w:r>
           </w:p>
           <w:p>
@@ -2955,15 +4187,7 @@
                 <w:szCs w:val="24"/>
                 <w:highlight w:val="yellow"/>
               </w:rPr>
-              <w:t>в {{contractor_bank_name}}</w:t>
-            </w:r>
-            <w:r>
-              <w:rPr>
-                <w:rFonts w:ascii="Times New Roman" w:hAnsi="Times New Roman" w:cs="Times New Roman"/>
-                <w:sz w:val="24"/>
-                <w:szCs w:val="24"/>
-                <w:highlight w:val="yellow"/>
-              </w:rPr>
+              <w:t xml:space="preserve">в {{ contractor_bank_name }}</w:t>
             </w:r>
           </w:p>
           <w:p>
@@ -2985,15 +4209,7 @@
                 <w:szCs w:val="24"/>
                 <w:highlight w:val="yellow"/>
               </w:rPr>
-              <w:t>БИК {{contractor_bik}}</w:t>
-            </w:r>
-            <w:r>
-              <w:rPr>
-                <w:rFonts w:ascii="Times New Roman" w:hAnsi="Times New Roman" w:cs="Times New Roman"/>
-                <w:sz w:val="24"/>
-                <w:szCs w:val="24"/>
-                <w:highlight w:val="yellow"/>
-              </w:rPr>
+              <w:t xml:space="preserve">БИК {{ contractor_bik }}</w:t>
             </w:r>
           </w:p>
           <w:p>
@@ -3015,15 +4231,7 @@
                 <w:szCs w:val="24"/>
                 <w:highlight w:val="yellow"/>
               </w:rPr>
-              <w:t>к/с {{contractor_correspondent_account}}</w:t>
-            </w:r>
-            <w:r>
-              <w:rPr>
-                <w:rFonts w:ascii="Times New Roman" w:hAnsi="Times New Roman" w:cs="Times New Roman"/>
-                <w:sz w:val="24"/>
-                <w:szCs w:val="24"/>
-                <w:highlight w:val="yellow"/>
-              </w:rPr>
+              <w:t xml:space="preserve">к/{{ contractor_correspondent_account }}</w:t>
             </w:r>
           </w:p>
           <w:p>
@@ -3058,15 +4266,7 @@
                 <w:szCs w:val="24"/>
                 <w:highlight w:val="yellow"/>
               </w:rPr>
-              <w:t>Телефон: {{contractor_phone}}</w:t>
-            </w:r>
-            <w:r>
-              <w:rPr>
-                <w:rFonts w:ascii="Times New Roman" w:hAnsi="Times New Roman" w:cs="Times New Roman"/>
-                <w:sz w:val="24"/>
-                <w:szCs w:val="24"/>
-                <w:highlight w:val="yellow"/>
-              </w:rPr>
+              <w:t xml:space="preserve">Телефон: {{ contractor_phone }}</w:t>
             </w:r>
           </w:p>
           <w:p>
@@ -3087,42 +4287,8 @@
                 <w:sz w:val="24"/>
                 <w:szCs w:val="24"/>
                 <w:highlight w:val="yellow"/>
-                <w:lang w:val="en-US"/>
-              </w:rPr>
-              <w:t>e-mail: {{contractor_email}}</w:t>
-            </w:r>
-            <w:r>
-              <w:rPr>
-                <w:rFonts w:ascii="Times New Roman" w:hAnsi="Times New Roman" w:cs="Times New Roman"/>
-                <w:sz w:val="24"/>
-                <w:szCs w:val="24"/>
-                <w:highlight w:val="yellow"/>
-              </w:rPr>
-            </w:r>
-            <w:r>
-              <w:rPr>
-                <w:rFonts w:ascii="Times New Roman" w:hAnsi="Times New Roman" w:cs="Times New Roman"/>
-                <w:sz w:val="24"/>
-                <w:szCs w:val="24"/>
-                <w:highlight w:val="yellow"/>
-                <w:lang w:val="en-US"/>
-              </w:rPr>
-            </w:r>
-            <w:r>
-              <w:rPr>
-                <w:rFonts w:ascii="Times New Roman" w:hAnsi="Times New Roman" w:cs="Times New Roman"/>
-                <w:sz w:val="24"/>
-                <w:szCs w:val="24"/>
-                <w:highlight w:val="yellow"/>
-              </w:rPr>
-            </w:r>
-            <w:r>
-              <w:rPr>
-                <w:rFonts w:ascii="Times New Roman" w:hAnsi="Times New Roman" w:cs="Times New Roman"/>
-                <w:sz w:val="24"/>
-                <w:szCs w:val="24"/>
-                <w:highlight w:val="yellow"/>
-              </w:rPr>
+              </w:rPr>
+              <w:t xml:space="preserve">e-mail: {{ contractor_email }}</w:t>
             </w:r>
           </w:p>
           <w:p>
@@ -3249,15 +4415,7 @@
                 <w:szCs w:val="24"/>
                 <w:highlight w:val="yellow"/>
               </w:rPr>
-              <w:t>_____________ / {{contractor_signatory_name_initials}}</w:t>
-            </w:r>
-            <w:r>
-              <w:rPr>
-                <w:rFonts w:ascii="Times New Roman" w:hAnsi="Times New Roman" w:cs="Times New Roman"/>
-                <w:sz w:val="24"/>
-                <w:szCs w:val="24"/>
-                <w:highlight w:val="yellow"/>
-              </w:rPr>
+              <w:t xml:space="preserve">_________________ / ________________</w:t>
             </w:r>
           </w:p>
           <w:p>
@@ -3288,7 +4446,6 @@
           <w:rFonts w:ascii="Times New Roman" w:hAnsi="Times New Roman" w:cs="Times New Roman"/>
           <w:sz w:val="24"/>
           <w:szCs w:val="24"/>
-          <w:lang w:eastAsia="ru-RU"/>
         </w:rPr>
       </w:pPr>
     </w:p>
@@ -3303,7 +4460,6 @@
           <w:rFonts w:ascii="Times New Roman" w:hAnsi="Times New Roman" w:cs="Times New Roman"/>
           <w:sz w:val="24"/>
           <w:szCs w:val="24"/>
-          <w:lang w:eastAsia="ru-RU"/>
         </w:rPr>
       </w:pPr>
     </w:p>
@@ -3318,7 +4474,6 @@
           <w:rFonts w:ascii="Times New Roman" w:hAnsi="Times New Roman" w:cs="Times New Roman"/>
           <w:sz w:val="24"/>
           <w:szCs w:val="24"/>
-          <w:lang w:eastAsia="ru-RU"/>
         </w:rPr>
       </w:pPr>
     </w:p>
@@ -3333,7 +4488,6 @@
           <w:rFonts w:ascii="Times New Roman" w:hAnsi="Times New Roman" w:cs="Times New Roman"/>
           <w:sz w:val="24"/>
           <w:szCs w:val="24"/>
-          <w:lang w:eastAsia="ru-RU"/>
         </w:rPr>
       </w:pPr>
     </w:p>
@@ -3348,7 +4502,6 @@
           <w:rFonts w:ascii="Times New Roman" w:hAnsi="Times New Roman" w:cs="Times New Roman"/>
           <w:sz w:val="24"/>
           <w:szCs w:val="24"/>
-          <w:lang w:eastAsia="ru-RU"/>
         </w:rPr>
       </w:pPr>
     </w:p>
@@ -3363,7 +4516,6 @@
           <w:rFonts w:ascii="Times New Roman" w:hAnsi="Times New Roman" w:cs="Times New Roman"/>
           <w:sz w:val="24"/>
           <w:szCs w:val="24"/>
-          <w:lang w:eastAsia="ru-RU"/>
         </w:rPr>
       </w:pPr>
     </w:p>
@@ -3378,7 +4530,6 @@
           <w:rFonts w:ascii="Times New Roman" w:hAnsi="Times New Roman" w:cs="Times New Roman"/>
           <w:sz w:val="24"/>
           <w:szCs w:val="24"/>
-          <w:lang w:eastAsia="ru-RU"/>
         </w:rPr>
       </w:pPr>
     </w:p>
@@ -3393,7 +4544,6 @@
           <w:rFonts w:ascii="Times New Roman" w:hAnsi="Times New Roman" w:cs="Times New Roman"/>
           <w:sz w:val="24"/>
           <w:szCs w:val="24"/>
-          <w:lang w:eastAsia="ru-RU"/>
         </w:rPr>
       </w:pPr>
     </w:p>
@@ -3408,7 +4558,6 @@
           <w:rFonts w:ascii="Times New Roman" w:hAnsi="Times New Roman" w:cs="Times New Roman"/>
           <w:sz w:val="24"/>
           <w:szCs w:val="24"/>
-          <w:lang w:eastAsia="ru-RU"/>
         </w:rPr>
       </w:pPr>
     </w:p>
@@ -3423,7 +4572,6 @@
           <w:rFonts w:ascii="Times New Roman" w:hAnsi="Times New Roman" w:cs="Times New Roman"/>
           <w:sz w:val="24"/>
           <w:szCs w:val="24"/>
-          <w:lang w:eastAsia="ru-RU"/>
         </w:rPr>
       </w:pPr>
     </w:p>
@@ -3438,7 +4586,6 @@
           <w:rFonts w:ascii="Times New Roman" w:hAnsi="Times New Roman" w:cs="Times New Roman"/>
           <w:sz w:val="24"/>
           <w:szCs w:val="24"/>
-          <w:lang w:eastAsia="ru-RU"/>
         </w:rPr>
       </w:pPr>
     </w:p>
@@ -3453,15 +4600,13 @@
           <w:rFonts w:ascii="Times New Roman" w:hAnsi="Times New Roman" w:cs="Times New Roman"/>
           <w:sz w:val="24"/>
           <w:szCs w:val="24"/>
-          <w:lang w:eastAsia="ru-RU"/>
-        </w:rPr>
-      </w:pPr>
-      <w:r>
-        <w:rPr>
-          <w:rFonts w:ascii="Times New Roman" w:hAnsi="Times New Roman" w:cs="Times New Roman"/>
-          <w:sz w:val="24"/>
-          <w:szCs w:val="24"/>
-          <w:lang w:eastAsia="ru-RU"/>
+        </w:rPr>
+      </w:pPr>
+      <w:r>
+        <w:rPr>
+          <w:rFonts w:ascii="Times New Roman" w:hAnsi="Times New Roman" w:cs="Times New Roman"/>
+          <w:sz w:val="24"/>
+          <w:szCs w:val="24"/>
         </w:rPr>
         <w:lastRenderedPageBreak/>
         <w:t>Приложение № 1</w:t>
@@ -3478,25 +4623,15 @@
           <w:rFonts w:ascii="Times New Roman" w:hAnsi="Times New Roman" w:cs="Times New Roman"/>
           <w:sz w:val="24"/>
           <w:szCs w:val="24"/>
-          <w:lang w:eastAsia="ru-RU"/>
-        </w:rPr>
-      </w:pPr>
-      <w:r>
-        <w:rPr>
-          <w:rFonts w:ascii="Times New Roman" w:hAnsi="Times New Roman" w:cs="Times New Roman"/>
-          <w:sz w:val="24"/>
-          <w:szCs w:val="24"/>
-          <w:lang w:eastAsia="ru-RU"/>
-        </w:rPr>
-        <w:t>к Договору № {{contract_number}} от «{{contract_date_day}}» {{contract_date_month}} {{contract_date_year}} г.</w:t>
-      </w:r>
-      <w:r>
-        <w:rPr>
-          <w:rFonts w:ascii="Times New Roman" w:hAnsi="Times New Roman" w:cs="Times New Roman"/>
-          <w:sz w:val="24"/>
-          <w:szCs w:val="24"/>
-          <w:lang w:eastAsia="ru-RU"/>
-        </w:rPr>
+        </w:rPr>
+      </w:pPr>
+      <w:r>
+        <w:rPr>
+          <w:rFonts w:ascii="Times New Roman" w:hAnsi="Times New Roman" w:cs="Times New Roman"/>
+          <w:sz w:val="24"/>
+          <w:szCs w:val="24"/>
+        </w:rPr>
+        <w:t xml:space="preserve">к Договору № {{ contract_number }} от «{{ contract_date_day }}» {{ contract_date_month }} {{ contract_date_year }} г.</w:t>
       </w:r>
       <w:r>
         <w:rPr>
@@ -3504,98 +4639,8 @@
           <w:sz w:val="24"/>
           <w:szCs w:val="24"/>
           <w:highlight w:val="yellow"/>
-          <w:lang w:eastAsia="ru-RU"/>
-        </w:rPr>
-      </w:r>
-      <w:r>
-        <w:rPr>
-          <w:rFonts w:ascii="Times New Roman" w:hAnsi="Times New Roman" w:cs="Times New Roman"/>
-          <w:sz w:val="24"/>
-          <w:szCs w:val="24"/>
-          <w:highlight w:val="yellow"/>
-          <w:lang w:eastAsia="ru-RU"/>
-        </w:rPr>
-      </w:r>
-      <w:r>
-        <w:rPr>
-          <w:rFonts w:ascii="Times New Roman" w:hAnsi="Times New Roman" w:cs="Times New Roman"/>
-          <w:sz w:val="24"/>
-          <w:szCs w:val="24"/>
-          <w:highlight w:val="yellow"/>
-          <w:lang w:eastAsia="ru-RU"/>
-        </w:rPr>
-      </w:r>
-      <w:r>
-        <w:rPr>
-          <w:rFonts w:ascii="Times New Roman" w:hAnsi="Times New Roman" w:cs="Times New Roman"/>
-          <w:sz w:val="24"/>
-          <w:szCs w:val="24"/>
-          <w:highlight w:val="yellow"/>
-          <w:lang w:eastAsia="ru-RU"/>
-        </w:rPr>
-      </w:r>
-      <w:r>
-        <w:rPr>
-          <w:rFonts w:ascii="Times New Roman" w:hAnsi="Times New Roman" w:cs="Times New Roman"/>
-          <w:sz w:val="24"/>
-          <w:szCs w:val="24"/>
-          <w:highlight w:val="yellow"/>
-          <w:lang w:eastAsia="ru-RU"/>
-        </w:rPr>
-      </w:r>
-      <w:r>
-        <w:rPr>
-          <w:rFonts w:ascii="Times New Roman" w:hAnsi="Times New Roman" w:cs="Times New Roman"/>
-          <w:sz w:val="24"/>
-          <w:szCs w:val="24"/>
-          <w:highlight w:val="yellow"/>
-          <w:lang w:eastAsia="ru-RU"/>
-        </w:rPr>
-      </w:r>
-      <w:r>
-        <w:rPr>
-          <w:rFonts w:ascii="Times New Roman" w:hAnsi="Times New Roman" w:cs="Times New Roman"/>
-          <w:sz w:val="24"/>
-          <w:szCs w:val="24"/>
-          <w:highlight w:val="yellow"/>
-          <w:lang w:eastAsia="ru-RU"/>
-        </w:rPr>
-      </w:r>
-      <w:r>
-        <w:rPr>
-          <w:rFonts w:ascii="Times New Roman" w:hAnsi="Times New Roman" w:cs="Times New Roman"/>
-          <w:sz w:val="24"/>
-          <w:szCs w:val="24"/>
-          <w:highlight w:val="yellow"/>
-          <w:lang w:eastAsia="ru-RU"/>
-        </w:rPr>
-      </w:r>
-      <w:r>
-        <w:rPr>
-          <w:rFonts w:ascii="Times New Roman" w:hAnsi="Times New Roman" w:cs="Times New Roman"/>
-          <w:sz w:val="24"/>
-          <w:szCs w:val="24"/>
-          <w:highlight w:val="yellow"/>
-          <w:lang w:eastAsia="ru-RU"/>
-        </w:rPr>
-      </w:r>
-      <w:r>
-        <w:rPr>
-          <w:rFonts w:ascii="Times New Roman" w:hAnsi="Times New Roman" w:cs="Times New Roman"/>
-          <w:sz w:val="24"/>
-          <w:szCs w:val="24"/>
-          <w:highlight w:val="yellow"/>
-          <w:lang w:eastAsia="ru-RU"/>
-        </w:rPr>
-      </w:r>
-      <w:r>
-        <w:rPr>
-          <w:rFonts w:ascii="Times New Roman" w:hAnsi="Times New Roman" w:cs="Times New Roman"/>
-          <w:sz w:val="24"/>
-          <w:szCs w:val="24"/>
-          <w:highlight w:val="yellow"/>
-          <w:lang w:eastAsia="ru-RU"/>
-        </w:rPr>
+        </w:rPr>
+        <w:t xml:space="preserve"/>
       </w:r>
     </w:p>
     <w:p>
@@ -3609,15 +4654,13 @@
           <w:rFonts w:ascii="Times New Roman" w:hAnsi="Times New Roman" w:cs="Times New Roman"/>
           <w:sz w:val="24"/>
           <w:szCs w:val="24"/>
-          <w:lang w:eastAsia="ru-RU"/>
-        </w:rPr>
-      </w:pPr>
-      <w:r>
-        <w:rPr>
-          <w:rFonts w:ascii="Times New Roman" w:hAnsi="Times New Roman" w:cs="Times New Roman"/>
-          <w:sz w:val="24"/>
-          <w:szCs w:val="24"/>
-          <w:lang w:eastAsia="ru-RU"/>
+        </w:rPr>
+      </w:pPr>
+      <w:r>
+        <w:rPr>
+          <w:rFonts w:ascii="Times New Roman" w:hAnsi="Times New Roman" w:cs="Times New Roman"/>
+          <w:sz w:val="24"/>
+          <w:szCs w:val="24"/>
         </w:rPr>
         <w:t>об оказании услуг физическими лицами</w:t>
       </w:r>
@@ -3659,7 +4702,7 @@
           <w:sz w:val="24"/>
           <w:szCs w:val="24"/>
         </w:rPr>
-        <w:t>Наименование, перечень, специфика, объем</w:t>
+        <w:t xml:space="preserve">Наименование, перечень, специфика, объем оказываемых услуг </w:t>
       </w:r>
       <w:r>
         <w:rPr>
@@ -3669,7 +4712,7 @@
           <w:sz w:val="24"/>
           <w:szCs w:val="24"/>
         </w:rPr>
-        <w:t xml:space="preserve"> </w:t>
+        <w:br/>
       </w:r>
       <w:r>
         <w:rPr>
@@ -3679,37 +4722,7 @@
           <w:sz w:val="24"/>
           <w:szCs w:val="24"/>
         </w:rPr>
-        <w:t xml:space="preserve">оказываемых услуг </w:t>
-      </w:r>
-      <w:r>
-        <w:rPr>
-          <w:rFonts w:ascii="Times New Roman" w:hAnsi="Times New Roman" w:cs="Times New Roman"/>
-          <w:b/>
-          <w:bCs/>
-          <w:sz w:val="24"/>
-          <w:szCs w:val="24"/>
-        </w:rPr>
-        <w:br/>
-      </w:r>
-      <w:r>
-        <w:rPr>
-          <w:rFonts w:ascii="Times New Roman" w:hAnsi="Times New Roman" w:cs="Times New Roman"/>
-          <w:b/>
-          <w:bCs/>
-          <w:sz w:val="24"/>
-          <w:szCs w:val="24"/>
-        </w:rPr>
-        <w:t>по Договору</w:t>
-      </w:r>
-      <w:r>
-        <w:rPr>
-          <w:rFonts w:ascii="Times New Roman" w:hAnsi="Times New Roman" w:cs="Times New Roman"/>
-          <w:b/>
-          <w:bCs/>
-          <w:sz w:val="24"/>
-          <w:szCs w:val="24"/>
-        </w:rPr>
-        <w:t>.</w:t>
+        <w:t xml:space="preserve">по Договору.</w:t>
       </w:r>
     </w:p>
     <w:p>
@@ -3891,27 +4904,7 @@
           <w:szCs w:val="24"/>
           <w:highlight w:val="yellow"/>
         </w:rPr>
-        <w:t xml:space="preserve">И </w:t>
-      </w:r>
-      <w:proofErr w:type="spellStart"/>
-      <w:r>
-        <w:rPr>
-          <w:rFonts w:ascii="Times New Roman" w:hAnsi="Times New Roman" w:cs="Times New Roman"/>
-          <w:sz w:val="24"/>
-          <w:szCs w:val="24"/>
-          <w:highlight w:val="yellow"/>
-        </w:rPr>
-        <w:t>тд</w:t>
-      </w:r>
-      <w:proofErr w:type="spellEnd"/>
-      <w:r>
-        <w:rPr>
-          <w:rFonts w:ascii="Times New Roman" w:hAnsi="Times New Roman" w:cs="Times New Roman"/>
-          <w:sz w:val="24"/>
-          <w:szCs w:val="24"/>
-          <w:highlight w:val="yellow"/>
-        </w:rPr>
-        <w:t>.</w:t>
+        <w:t xml:space="preserve">И тд.</w:t>
       </w:r>
     </w:p>
     <w:p>
@@ -3925,7 +4918,6 @@
           <w:color w:val="000000" w:themeColor="text1"/>
           <w:sz w:val="24"/>
           <w:szCs w:val="24"/>
-          <w:lang w:eastAsia="ru-RU"/>
         </w:rPr>
       </w:pPr>
     </w:p>
@@ -3940,7 +4932,6 @@
           <w:color w:val="000000" w:themeColor="text1"/>
           <w:sz w:val="24"/>
           <w:szCs w:val="24"/>
-          <w:lang w:eastAsia="ru-RU"/>
         </w:rPr>
       </w:pPr>
       <w:r>
@@ -3950,9 +4941,8 @@
           <w:color w:val="000000" w:themeColor="text1"/>
           <w:sz w:val="24"/>
           <w:szCs w:val="24"/>
-          <w:lang w:eastAsia="ru-RU"/>
-        </w:rPr>
-        <w:t xml:space="preserve">В случае, если представленная Исполнителем </w:t>
+        </w:rPr>
+        <w:t xml:space="preserve">В случае, если представленная Исполнителем Заказчику (в т.ч. на согласование) информация (материал) не удовлетворяет требованиям Заказчика (в т.ч. условиям Договора), Заказчик направляет Исполнителю требования о предоставлении иного варината нформации (материала). Исполнитель, в случае получения от Заказчика требований о предоставлении иного варианта информации (материала), </w:t>
       </w:r>
       <w:r>
         <w:rPr>
@@ -3961,9 +4951,9 @@
           <w:color w:val="000000" w:themeColor="text1"/>
           <w:sz w:val="24"/>
           <w:szCs w:val="24"/>
-          <w:lang w:eastAsia="ru-RU"/>
-        </w:rPr>
-        <w:t xml:space="preserve">Заказчику (в т.ч. на согласование) </w:t>
+          <w:highlight w:val="yellow"/>
+        </w:rPr>
+        <w:t>в течение 1 (одного) рабочего дня</w:t>
       </w:r>
       <w:r>
         <w:rPr>
@@ -3972,11 +4962,9 @@
           <w:color w:val="000000" w:themeColor="text1"/>
           <w:sz w:val="24"/>
           <w:szCs w:val="24"/>
-          <w:lang w:eastAsia="ru-RU"/>
-        </w:rPr>
-        <w:t xml:space="preserve">информация (материал) не удовлетворяет требованиям Заказчика (в т.ч. условиям Договора), Заказчик направляет Исполнителю требования о предоставлении иного </w:t>
-      </w:r>
-      <w:proofErr w:type="spellStart"/>
+        </w:rPr>
+        <w:t xml:space="preserve"> обязуется доработать/создать новую информацию (материал) в соответствии с замечаниями Заказчика </w:t>
+      </w:r>
       <w:r>
         <w:rPr>
           <w:rFonts w:ascii="Times New Roman" w:eastAsia="Times New Roman" w:hAnsi="Times New Roman" w:cs="Times New Roman"/>
@@ -3984,11 +4972,9 @@
           <w:color w:val="000000" w:themeColor="text1"/>
           <w:sz w:val="24"/>
           <w:szCs w:val="24"/>
-          <w:lang w:eastAsia="ru-RU"/>
-        </w:rPr>
-        <w:t>варината</w:t>
-      </w:r>
-      <w:proofErr w:type="spellEnd"/>
+        </w:rPr>
+        <w:br/>
+      </w:r>
       <w:r>
         <w:rPr>
           <w:rFonts w:ascii="Times New Roman" w:eastAsia="Times New Roman" w:hAnsi="Times New Roman" w:cs="Times New Roman"/>
@@ -3996,34 +4982,37 @@
           <w:color w:val="000000" w:themeColor="text1"/>
           <w:sz w:val="24"/>
           <w:szCs w:val="24"/>
-          <w:lang w:eastAsia="ru-RU"/>
-        </w:rPr>
-        <w:t xml:space="preserve"> </w:t>
-      </w:r>
-      <w:proofErr w:type="spellStart"/>
-      <w:r>
+        </w:rPr>
+        <w:t xml:space="preserve">и направить через месенджеры или эл.почту ВСКС.</w:t>
+      </w:r>
+    </w:p>
+    <w:p>
+      <w:pPr>
+        <w:spacing w:after="0" w:line="276" w:lineRule="auto"/>
+        <w:ind w:firstLine="708"/>
+        <w:jc w:val="both"/>
         <w:rPr>
           <w:rFonts w:ascii="Times New Roman" w:eastAsia="Times New Roman" w:hAnsi="Times New Roman" w:cs="Times New Roman"/>
           <w:iCs/>
           <w:color w:val="000000" w:themeColor="text1"/>
           <w:sz w:val="24"/>
           <w:szCs w:val="24"/>
-          <w:lang w:eastAsia="ru-RU"/>
-        </w:rPr>
-        <w:t>нформации</w:t>
-      </w:r>
-      <w:proofErr w:type="spellEnd"/>
-      <w:r>
+        </w:rPr>
+      </w:pPr>
+    </w:p>
+    <w:p>
+      <w:pPr>
+        <w:spacing w:after="0" w:line="276" w:lineRule="auto"/>
+        <w:ind w:firstLine="708"/>
+        <w:jc w:val="both"/>
         <w:rPr>
           <w:rFonts w:ascii="Times New Roman" w:eastAsia="Times New Roman" w:hAnsi="Times New Roman" w:cs="Times New Roman"/>
           <w:iCs/>
           <w:color w:val="000000" w:themeColor="text1"/>
           <w:sz w:val="24"/>
           <w:szCs w:val="24"/>
-          <w:lang w:eastAsia="ru-RU"/>
-        </w:rPr>
-        <w:t xml:space="preserve"> (материала). Исполнитель, в случае получения от Заказчика требований о предоставлении иного варианта информации (материала), </w:t>
-      </w:r>
+        </w:rPr>
+      </w:pPr>
       <w:r>
         <w:rPr>
           <w:rFonts w:ascii="Times New Roman" w:eastAsia="Times New Roman" w:hAnsi="Times New Roman" w:cs="Times New Roman"/>
@@ -4031,33 +5020,37 @@
           <w:color w:val="000000" w:themeColor="text1"/>
           <w:sz w:val="24"/>
           <w:szCs w:val="24"/>
-          <w:highlight w:val="yellow"/>
-          <w:lang w:eastAsia="ru-RU"/>
-        </w:rPr>
-        <w:t>в течение 1 (одного) рабочего дня</w:t>
-      </w:r>
-      <w:r>
+        </w:rPr>
+        <w:t>При подготовке и оформлении в рамках настоящего Договора любых материалов, содержащих текст, необходимо придерживаться правил русского языка, обеспечить отсутствие орфографических, стилистических, речевых и пунктуационных ошибок, а также достоверности фактов, излагаемых в материалах.</w:t>
+      </w:r>
+    </w:p>
+    <w:p>
+      <w:pPr>
+        <w:spacing w:after="0" w:line="276" w:lineRule="auto"/>
+        <w:ind w:firstLine="708"/>
+        <w:jc w:val="both"/>
         <w:rPr>
           <w:rFonts w:ascii="Times New Roman" w:eastAsia="Times New Roman" w:hAnsi="Times New Roman" w:cs="Times New Roman"/>
           <w:iCs/>
           <w:color w:val="000000" w:themeColor="text1"/>
           <w:sz w:val="24"/>
           <w:szCs w:val="24"/>
-          <w:lang w:eastAsia="ru-RU"/>
-        </w:rPr>
-        <w:t xml:space="preserve"> обязуется доработать/создать новую информацию (материал) в соответствии с замечаниями Заказчика </w:t>
-      </w:r>
-      <w:r>
+        </w:rPr>
+      </w:pPr>
+    </w:p>
+    <w:p>
+      <w:pPr>
+        <w:spacing w:after="0" w:line="276" w:lineRule="auto"/>
+        <w:ind w:firstLine="708"/>
+        <w:jc w:val="both"/>
         <w:rPr>
           <w:rFonts w:ascii="Times New Roman" w:eastAsia="Times New Roman" w:hAnsi="Times New Roman" w:cs="Times New Roman"/>
           <w:iCs/>
           <w:color w:val="000000" w:themeColor="text1"/>
           <w:sz w:val="24"/>
           <w:szCs w:val="24"/>
-          <w:lang w:eastAsia="ru-RU"/>
-        </w:rPr>
-        <w:br/>
-      </w:r>
+        </w:rPr>
+      </w:pPr>
       <w:r>
         <w:rPr>
           <w:rFonts w:ascii="Times New Roman" w:eastAsia="Times New Roman" w:hAnsi="Times New Roman" w:cs="Times New Roman"/>
@@ -4065,11 +5058,9 @@
           <w:color w:val="000000" w:themeColor="text1"/>
           <w:sz w:val="24"/>
           <w:szCs w:val="24"/>
-          <w:lang w:eastAsia="ru-RU"/>
-        </w:rPr>
-        <w:t xml:space="preserve">и направить через </w:t>
-      </w:r>
-      <w:proofErr w:type="spellStart"/>
+        </w:rPr>
+        <w:t xml:space="preserve">Исполнитель передает (отчуждает) Заказчику все исключительные права на созданные </w:t>
+      </w:r>
       <w:r>
         <w:rPr>
           <w:rFonts w:ascii="Times New Roman" w:eastAsia="Times New Roman" w:hAnsi="Times New Roman" w:cs="Times New Roman"/>
@@ -4077,11 +5068,9 @@
           <w:color w:val="000000" w:themeColor="text1"/>
           <w:sz w:val="24"/>
           <w:szCs w:val="24"/>
-          <w:lang w:eastAsia="ru-RU"/>
-        </w:rPr>
-        <w:t>месенджеры</w:t>
-      </w:r>
-      <w:proofErr w:type="spellEnd"/>
+        </w:rPr>
+        <w:br/>
+      </w:r>
       <w:r>
         <w:rPr>
           <w:rFonts w:ascii="Times New Roman" w:eastAsia="Times New Roman" w:hAnsi="Times New Roman" w:cs="Times New Roman"/>
@@ -4089,12 +5078,9 @@
           <w:color w:val="000000" w:themeColor="text1"/>
           <w:sz w:val="24"/>
           <w:szCs w:val="24"/>
-          <w:lang w:eastAsia="ru-RU"/>
-        </w:rPr>
-        <w:t xml:space="preserve"> или </w:t>
-      </w:r>
-      <w:proofErr w:type="spellStart"/>
-      <w:proofErr w:type="gramStart"/>
+        </w:rPr>
+        <w:t xml:space="preserve">в процессе исполнения обязательств по Договору объекты интеллектуальной собственности (авторского и/или смежных прав) (далее – объекты) в полном объеме, без ограничения </w:t>
+      </w:r>
       <w:r>
         <w:rPr>
           <w:rFonts w:ascii="Times New Roman" w:eastAsia="Times New Roman" w:hAnsi="Times New Roman" w:cs="Times New Roman"/>
@@ -4102,12 +5088,9 @@
           <w:color w:val="000000" w:themeColor="text1"/>
           <w:sz w:val="24"/>
           <w:szCs w:val="24"/>
-          <w:lang w:eastAsia="ru-RU"/>
-        </w:rPr>
-        <w:t>эл.почту</w:t>
-      </w:r>
-      <w:proofErr w:type="spellEnd"/>
-      <w:proofErr w:type="gramEnd"/>
+        </w:rPr>
+        <w:br/>
+      </w:r>
       <w:r>
         <w:rPr>
           <w:rFonts w:ascii="Times New Roman" w:eastAsia="Times New Roman" w:hAnsi="Times New Roman" w:cs="Times New Roman"/>
@@ -4115,51 +5098,43 @@
           <w:color w:val="000000" w:themeColor="text1"/>
           <w:sz w:val="24"/>
           <w:szCs w:val="24"/>
-          <w:lang w:eastAsia="ru-RU"/>
-        </w:rPr>
-        <w:t xml:space="preserve"> ВСКС</w:t>
-      </w:r>
-      <w:r>
+        </w:rPr>
+        <w:t xml:space="preserve">по территории использования, на весь срок, в течение которого охраняется соответствующий объект интеллектуальной собственности. Вознаграждение Исполнителя за передачу исключительных прав на объекты включается в общую стоимость услуг по Договору.</w:t>
+      </w:r>
+    </w:p>
+    <w:p>
+      <w:pPr>
+        <w:spacing w:after="0" w:line="276" w:lineRule="auto"/>
+        <w:ind w:firstLine="708"/>
+        <w:jc w:val="both"/>
         <w:rPr>
           <w:rFonts w:ascii="Times New Roman" w:eastAsia="Times New Roman" w:hAnsi="Times New Roman" w:cs="Times New Roman"/>
           <w:iCs/>
           <w:color w:val="000000" w:themeColor="text1"/>
           <w:sz w:val="24"/>
           <w:szCs w:val="24"/>
-          <w:lang w:eastAsia="ru-RU"/>
-        </w:rPr>
-        <w:t>.</w:t>
-      </w:r>
-    </w:p>
-    <w:p>
-      <w:pPr>
-        <w:spacing w:after="0" w:line="276" w:lineRule="auto"/>
-        <w:ind w:firstLine="708"/>
-        <w:jc w:val="both"/>
+        </w:rPr>
+      </w:pPr>
+      <w:r>
         <w:rPr>
           <w:rFonts w:ascii="Times New Roman" w:eastAsia="Times New Roman" w:hAnsi="Times New Roman" w:cs="Times New Roman"/>
           <w:iCs/>
           <w:color w:val="000000" w:themeColor="text1"/>
           <w:sz w:val="24"/>
           <w:szCs w:val="24"/>
-          <w:lang w:eastAsia="ru-RU"/>
-        </w:rPr>
-      </w:pPr>
-    </w:p>
-    <w:p>
-      <w:pPr>
-        <w:spacing w:after="0" w:line="276" w:lineRule="auto"/>
-        <w:ind w:firstLine="708"/>
-        <w:jc w:val="both"/>
+        </w:rPr>
+        <w:t xml:space="preserve">Заказчик вправе использовать переданные ему объекты интеллектуальной собственности в соответствии со статьей 1229 Гражданского кодекса Российской Федерации в любой форме </w:t>
+      </w:r>
+      <w:r>
         <w:rPr>
           <w:rFonts w:ascii="Times New Roman" w:eastAsia="Times New Roman" w:hAnsi="Times New Roman" w:cs="Times New Roman"/>
           <w:iCs/>
           <w:color w:val="000000" w:themeColor="text1"/>
           <w:sz w:val="24"/>
           <w:szCs w:val="24"/>
-          <w:lang w:eastAsia="ru-RU"/>
-        </w:rPr>
-      </w:pPr>
+        </w:rPr>
+        <w:br/>
+      </w:r>
       <w:r>
         <w:rPr>
           <w:rFonts w:ascii="Times New Roman" w:eastAsia="Times New Roman" w:hAnsi="Times New Roman" w:cs="Times New Roman"/>
@@ -4167,51 +5142,43 @@
           <w:color w:val="000000" w:themeColor="text1"/>
           <w:sz w:val="24"/>
           <w:szCs w:val="24"/>
-          <w:lang w:eastAsia="ru-RU"/>
-        </w:rPr>
-        <w:t>При подготовке и оформлении в рамках настоящего Договора любых материалов, содержащих текст, необходимо придерживаться правил русского языка, обеспечить отсутствие орфографических, стилистических, речевых и пунктуационных ошибок, а также достоверности фактов, излагаемых в материалах.</w:t>
-      </w:r>
-    </w:p>
-    <w:p>
-      <w:pPr>
-        <w:spacing w:after="0" w:line="276" w:lineRule="auto"/>
-        <w:ind w:firstLine="708"/>
-        <w:jc w:val="both"/>
+        </w:rPr>
+        <w:t xml:space="preserve">и любым не противоречащим закону способом, в том числе способами, указанными в пункте 2 статьи 1270 Гражданского кодекса Российской Федерации, по собственному усмотрению, </w:t>
+      </w:r>
+      <w:r>
         <w:rPr>
           <w:rFonts w:ascii="Times New Roman" w:eastAsia="Times New Roman" w:hAnsi="Times New Roman" w:cs="Times New Roman"/>
           <w:iCs/>
           <w:color w:val="000000" w:themeColor="text1"/>
           <w:sz w:val="24"/>
           <w:szCs w:val="24"/>
-          <w:lang w:eastAsia="ru-RU"/>
-        </w:rPr>
-      </w:pPr>
-    </w:p>
-    <w:p>
-      <w:pPr>
-        <w:spacing w:after="0" w:line="276" w:lineRule="auto"/>
-        <w:ind w:firstLine="708"/>
-        <w:jc w:val="both"/>
+        </w:rPr>
+        <w:br/>
+      </w:r>
+      <w:r>
         <w:rPr>
           <w:rFonts w:ascii="Times New Roman" w:eastAsia="Times New Roman" w:hAnsi="Times New Roman" w:cs="Times New Roman"/>
           <w:iCs/>
           <w:color w:val="000000" w:themeColor="text1"/>
           <w:sz w:val="24"/>
           <w:szCs w:val="24"/>
-          <w:lang w:eastAsia="ru-RU"/>
-        </w:rPr>
-      </w:pPr>
-      <w:r>
+        </w:rPr>
+        <w:t xml:space="preserve">без указания имени их автора и без необходимости уплаты вознаграждения авторам таких объектов. </w:t>
+      </w:r>
+    </w:p>
+    <w:p>
+      <w:pPr>
+        <w:spacing w:after="0" w:line="276" w:lineRule="auto"/>
+        <w:ind w:firstLine="708"/>
+        <w:jc w:val="both"/>
         <w:rPr>
           <w:rFonts w:ascii="Times New Roman" w:eastAsia="Times New Roman" w:hAnsi="Times New Roman" w:cs="Times New Roman"/>
           <w:iCs/>
           <w:color w:val="000000" w:themeColor="text1"/>
           <w:sz w:val="24"/>
           <w:szCs w:val="24"/>
-          <w:lang w:eastAsia="ru-RU"/>
-        </w:rPr>
-        <w:t xml:space="preserve">Исполнитель передает (отчуждает) Заказчику все исключительные права на созданные </w:t>
-      </w:r>
+        </w:rPr>
+      </w:pPr>
       <w:r>
         <w:rPr>
           <w:rFonts w:ascii="Times New Roman" w:eastAsia="Times New Roman" w:hAnsi="Times New Roman" w:cs="Times New Roman"/>
@@ -4219,9 +5186,8 @@
           <w:color w:val="000000" w:themeColor="text1"/>
           <w:sz w:val="24"/>
           <w:szCs w:val="24"/>
-          <w:lang w:eastAsia="ru-RU"/>
-        </w:rPr>
-        <w:br/>
+        </w:rPr>
+        <w:t xml:space="preserve">Исполнитель обязан строго соблюдать сроки согласования любых материалов в рамках Договора. В случае несогласования Заказчиком представленных материалов Исполнитель устраняет все замечания и представляет Заказчику скорректированные материалы </w:t>
       </w:r>
       <w:r>
         <w:rPr>
@@ -4230,9 +5196,8 @@
           <w:color w:val="000000" w:themeColor="text1"/>
           <w:sz w:val="24"/>
           <w:szCs w:val="24"/>
-          <w:lang w:eastAsia="ru-RU"/>
-        </w:rPr>
-        <w:t xml:space="preserve">в процессе исполнения обязательств по </w:t>
+        </w:rPr>
+        <w:br/>
       </w:r>
       <w:r>
         <w:rPr>
@@ -4241,9 +5206,8 @@
           <w:color w:val="000000" w:themeColor="text1"/>
           <w:sz w:val="24"/>
           <w:szCs w:val="24"/>
-          <w:lang w:eastAsia="ru-RU"/>
-        </w:rPr>
-        <w:t>Договору</w:t>
+        </w:rPr>
+        <w:t xml:space="preserve">в установленные Заказчиком, Договором сроки. В случае повторного неустранения </w:t>
       </w:r>
       <w:r>
         <w:rPr>
@@ -4252,9 +5216,8 @@
           <w:color w:val="000000" w:themeColor="text1"/>
           <w:sz w:val="24"/>
           <w:szCs w:val="24"/>
-          <w:lang w:eastAsia="ru-RU"/>
-        </w:rPr>
-        <w:t xml:space="preserve"> объекты интеллектуальной собственности (авторского и/или смежных прав) (далее – объекты) в полном объеме, без ограничения </w:t>
+        </w:rPr>
+        <w:br/>
       </w:r>
       <w:r>
         <w:rPr>
@@ -4263,9 +5226,8 @@
           <w:color w:val="000000" w:themeColor="text1"/>
           <w:sz w:val="24"/>
           <w:szCs w:val="24"/>
-          <w:lang w:eastAsia="ru-RU"/>
-        </w:rPr>
-        <w:br/>
+        </w:rPr>
+        <w:t xml:space="preserve">тех же замечаний Заказчика в указанные сроки будет иметь место риск злоупотребления правом </w:t>
       </w:r>
       <w:r>
         <w:rPr>
@@ -4274,9 +5236,9 @@
           <w:color w:val="000000" w:themeColor="text1"/>
           <w:sz w:val="24"/>
           <w:szCs w:val="24"/>
-          <w:lang w:eastAsia="ru-RU"/>
-        </w:rPr>
-        <w:t xml:space="preserve">по территории использования, на весь срок, в течение которого охраняется соответствующий объект интеллектуальной собственности. Вознаграждение Исполнителя за передачу исключительных прав на объекты включается в общую стоимость услуг по </w:t>
+        </w:rPr>
+        <w:lastRenderedPageBreak/>
+        <w:t xml:space="preserve">со стороны Исполнителя в виде затягивания сроков оказания услуг по </w:t>
       </w:r>
       <w:r>
         <w:rPr>
@@ -4285,9 +5247,8 @@
           <w:color w:val="000000" w:themeColor="text1"/>
           <w:sz w:val="24"/>
           <w:szCs w:val="24"/>
-          <w:lang w:eastAsia="ru-RU"/>
-        </w:rPr>
-        <w:t>Договору.</w:t>
+        </w:rPr>
+        <w:t xml:space="preserve">Договору, что может являться основанием для последующего применения мер ответственности.</w:t>
       </w:r>
     </w:p>
     <w:p>
@@ -4301,20 +5262,22 @@
           <w:color w:val="000000" w:themeColor="text1"/>
           <w:sz w:val="24"/>
           <w:szCs w:val="24"/>
-          <w:lang w:eastAsia="ru-RU"/>
-        </w:rPr>
-      </w:pPr>
-      <w:r>
+        </w:rPr>
+      </w:pPr>
+    </w:p>
+    <w:p>
+      <w:pPr>
+        <w:spacing w:after="0" w:line="276" w:lineRule="auto"/>
+        <w:ind w:firstLine="708"/>
+        <w:jc w:val="both"/>
         <w:rPr>
           <w:rFonts w:ascii="Times New Roman" w:eastAsia="Times New Roman" w:hAnsi="Times New Roman" w:cs="Times New Roman"/>
           <w:iCs/>
           <w:color w:val="000000" w:themeColor="text1"/>
           <w:sz w:val="24"/>
           <w:szCs w:val="24"/>
-          <w:lang w:eastAsia="ru-RU"/>
-        </w:rPr>
-        <w:t xml:space="preserve">Заказчик вправе использовать переданные ему объекты интеллектуальной собственности в соответствии со статьей 1229 Гражданского кодекса Российской Федерации в любой форме </w:t>
-      </w:r>
+        </w:rPr>
+      </w:pPr>
       <w:r>
         <w:rPr>
           <w:rFonts w:ascii="Times New Roman" w:eastAsia="Times New Roman" w:hAnsi="Times New Roman" w:cs="Times New Roman"/>
@@ -4322,9 +5285,8 @@
           <w:color w:val="000000" w:themeColor="text1"/>
           <w:sz w:val="24"/>
           <w:szCs w:val="24"/>
-          <w:lang w:eastAsia="ru-RU"/>
-        </w:rPr>
-        <w:br/>
+        </w:rPr>
+        <w:t xml:space="preserve">При взаимодествии в рамках настоящего Договора Стороны могут использовать как телефонную связь, так и обмен информацией через месенджеры и эл.почту. Запросы, в рамках настоящего Договора, возникающие у Заказчика, могут быть направлены одним </w:t>
       </w:r>
       <w:r>
         <w:rPr>
@@ -4333,9 +5295,8 @@
           <w:color w:val="000000" w:themeColor="text1"/>
           <w:sz w:val="24"/>
           <w:szCs w:val="24"/>
-          <w:lang w:eastAsia="ru-RU"/>
-        </w:rPr>
-        <w:t xml:space="preserve">и любым не противоречащим закону способом, в том числе способами, указанными в пункте 2 статьи 1270 Гражданского кодекса Российской Федерации, по собственному усмотрению, </w:t>
+        </w:rPr>
+        <w:br/>
       </w:r>
       <w:r>
         <w:rPr>
@@ -4344,21 +5305,23 @@
           <w:color w:val="000000" w:themeColor="text1"/>
           <w:sz w:val="24"/>
           <w:szCs w:val="24"/>
-          <w:lang w:eastAsia="ru-RU"/>
-        </w:rPr>
-        <w:br/>
-      </w:r>
-      <w:r>
+        </w:rPr>
+        <w:t>из вышеперечисленных способов.</w:t>
+      </w:r>
+    </w:p>
+    <w:p>
+      <w:pPr>
+        <w:spacing w:after="0" w:line="276" w:lineRule="auto"/>
+        <w:ind w:firstLine="708"/>
+        <w:jc w:val="both"/>
         <w:rPr>
           <w:rFonts w:ascii="Times New Roman" w:eastAsia="Times New Roman" w:hAnsi="Times New Roman" w:cs="Times New Roman"/>
           <w:iCs/>
           <w:color w:val="000000" w:themeColor="text1"/>
           <w:sz w:val="24"/>
           <w:szCs w:val="24"/>
-          <w:lang w:eastAsia="ru-RU"/>
-        </w:rPr>
-        <w:t xml:space="preserve">без указания имени их автора и без необходимости уплаты вознаграждения авторам таких объектов. </w:t>
-      </w:r>
+        </w:rPr>
+      </w:pPr>
     </w:p>
     <w:p>
       <w:pPr>
@@ -4371,7 +5334,6 @@
           <w:color w:val="000000" w:themeColor="text1"/>
           <w:sz w:val="24"/>
           <w:szCs w:val="24"/>
-          <w:lang w:eastAsia="ru-RU"/>
         </w:rPr>
       </w:pPr>
       <w:r>
@@ -4381,9 +5343,8 @@
           <w:color w:val="000000" w:themeColor="text1"/>
           <w:sz w:val="24"/>
           <w:szCs w:val="24"/>
-          <w:lang w:eastAsia="ru-RU"/>
-        </w:rPr>
-        <w:t xml:space="preserve">Исполнитель обязан строго соблюдать сроки согласования любых материалов в рамках </w:t>
+        </w:rPr>
+        <w:t xml:space="preserve">При оказании Услуг Исполнитель обязан соблюдать условия и требования законодательства Российской Федерации, в т.ч. требования, регламентированные </w:t>
       </w:r>
       <w:r>
         <w:rPr>
@@ -4392,329 +5353,6 @@
           <w:color w:val="000000" w:themeColor="text1"/>
           <w:sz w:val="24"/>
           <w:szCs w:val="24"/>
-          <w:lang w:eastAsia="ru-RU"/>
-        </w:rPr>
-        <w:t>Договора</w:t>
-      </w:r>
-      <w:r>
-        <w:rPr>
-          <w:rFonts w:ascii="Times New Roman" w:eastAsia="Times New Roman" w:hAnsi="Times New Roman" w:cs="Times New Roman"/>
-          <w:iCs/>
-          <w:color w:val="000000" w:themeColor="text1"/>
-          <w:sz w:val="24"/>
-          <w:szCs w:val="24"/>
-          <w:lang w:eastAsia="ru-RU"/>
-        </w:rPr>
-        <w:t xml:space="preserve">. В случае несогласования Заказчиком представленных материалов Исполнитель устраняет все замечания и представляет Заказчику скорректированные материалы </w:t>
-      </w:r>
-      <w:r>
-        <w:rPr>
-          <w:rFonts w:ascii="Times New Roman" w:eastAsia="Times New Roman" w:hAnsi="Times New Roman" w:cs="Times New Roman"/>
-          <w:iCs/>
-          <w:color w:val="000000" w:themeColor="text1"/>
-          <w:sz w:val="24"/>
-          <w:szCs w:val="24"/>
-          <w:lang w:eastAsia="ru-RU"/>
-        </w:rPr>
-        <w:br/>
-      </w:r>
-      <w:r>
-        <w:rPr>
-          <w:rFonts w:ascii="Times New Roman" w:eastAsia="Times New Roman" w:hAnsi="Times New Roman" w:cs="Times New Roman"/>
-          <w:iCs/>
-          <w:color w:val="000000" w:themeColor="text1"/>
-          <w:sz w:val="24"/>
-          <w:szCs w:val="24"/>
-          <w:lang w:eastAsia="ru-RU"/>
-        </w:rPr>
-        <w:t xml:space="preserve">в установленные Заказчиком, </w:t>
-      </w:r>
-      <w:r>
-        <w:rPr>
-          <w:rFonts w:ascii="Times New Roman" w:eastAsia="Times New Roman" w:hAnsi="Times New Roman" w:cs="Times New Roman"/>
-          <w:iCs/>
-          <w:color w:val="000000" w:themeColor="text1"/>
-          <w:sz w:val="24"/>
-          <w:szCs w:val="24"/>
-          <w:lang w:eastAsia="ru-RU"/>
-        </w:rPr>
-        <w:t>Договором</w:t>
-      </w:r>
-      <w:r>
-        <w:rPr>
-          <w:rFonts w:ascii="Times New Roman" w:eastAsia="Times New Roman" w:hAnsi="Times New Roman" w:cs="Times New Roman"/>
-          <w:iCs/>
-          <w:color w:val="000000" w:themeColor="text1"/>
-          <w:sz w:val="24"/>
-          <w:szCs w:val="24"/>
-          <w:lang w:eastAsia="ru-RU"/>
-        </w:rPr>
-        <w:t xml:space="preserve"> сроки. В случае повторного </w:t>
-      </w:r>
-      <w:proofErr w:type="spellStart"/>
-      <w:r>
-        <w:rPr>
-          <w:rFonts w:ascii="Times New Roman" w:eastAsia="Times New Roman" w:hAnsi="Times New Roman" w:cs="Times New Roman"/>
-          <w:iCs/>
-          <w:color w:val="000000" w:themeColor="text1"/>
-          <w:sz w:val="24"/>
-          <w:szCs w:val="24"/>
-          <w:lang w:eastAsia="ru-RU"/>
-        </w:rPr>
-        <w:t>неустранения</w:t>
-      </w:r>
-      <w:proofErr w:type="spellEnd"/>
-      <w:r>
-        <w:rPr>
-          <w:rFonts w:ascii="Times New Roman" w:eastAsia="Times New Roman" w:hAnsi="Times New Roman" w:cs="Times New Roman"/>
-          <w:iCs/>
-          <w:color w:val="000000" w:themeColor="text1"/>
-          <w:sz w:val="24"/>
-          <w:szCs w:val="24"/>
-          <w:lang w:eastAsia="ru-RU"/>
-        </w:rPr>
-        <w:t xml:space="preserve"> </w:t>
-      </w:r>
-      <w:r>
-        <w:rPr>
-          <w:rFonts w:ascii="Times New Roman" w:eastAsia="Times New Roman" w:hAnsi="Times New Roman" w:cs="Times New Roman"/>
-          <w:iCs/>
-          <w:color w:val="000000" w:themeColor="text1"/>
-          <w:sz w:val="24"/>
-          <w:szCs w:val="24"/>
-          <w:lang w:eastAsia="ru-RU"/>
-        </w:rPr>
-        <w:br/>
-      </w:r>
-      <w:r>
-        <w:rPr>
-          <w:rFonts w:ascii="Times New Roman" w:eastAsia="Times New Roman" w:hAnsi="Times New Roman" w:cs="Times New Roman"/>
-          <w:iCs/>
-          <w:color w:val="000000" w:themeColor="text1"/>
-          <w:sz w:val="24"/>
-          <w:szCs w:val="24"/>
-          <w:lang w:eastAsia="ru-RU"/>
-        </w:rPr>
-        <w:t xml:space="preserve">тех же замечаний Заказчика в указанные сроки будет иметь место риск злоупотребления правом </w:t>
-      </w:r>
-      <w:r>
-        <w:rPr>
-          <w:rFonts w:ascii="Times New Roman" w:eastAsia="Times New Roman" w:hAnsi="Times New Roman" w:cs="Times New Roman"/>
-          <w:iCs/>
-          <w:color w:val="000000" w:themeColor="text1"/>
-          <w:sz w:val="24"/>
-          <w:szCs w:val="24"/>
-          <w:lang w:eastAsia="ru-RU"/>
-        </w:rPr>
-        <w:lastRenderedPageBreak/>
-        <w:t xml:space="preserve">со стороны Исполнителя в виде затягивания сроков оказания услуг по </w:t>
-      </w:r>
-      <w:r>
-        <w:rPr>
-          <w:rFonts w:ascii="Times New Roman" w:eastAsia="Times New Roman" w:hAnsi="Times New Roman" w:cs="Times New Roman"/>
-          <w:iCs/>
-          <w:color w:val="000000" w:themeColor="text1"/>
-          <w:sz w:val="24"/>
-          <w:szCs w:val="24"/>
-          <w:lang w:eastAsia="ru-RU"/>
-        </w:rPr>
-        <w:t>Договору</w:t>
-      </w:r>
-      <w:r>
-        <w:rPr>
-          <w:rFonts w:ascii="Times New Roman" w:eastAsia="Times New Roman" w:hAnsi="Times New Roman" w:cs="Times New Roman"/>
-          <w:iCs/>
-          <w:color w:val="000000" w:themeColor="text1"/>
-          <w:sz w:val="24"/>
-          <w:szCs w:val="24"/>
-          <w:lang w:eastAsia="ru-RU"/>
-        </w:rPr>
-        <w:t>, что может являться основанием для последующего применения мер ответственности.</w:t>
-      </w:r>
-    </w:p>
-    <w:p>
-      <w:pPr>
-        <w:spacing w:after="0" w:line="276" w:lineRule="auto"/>
-        <w:ind w:firstLine="708"/>
-        <w:jc w:val="both"/>
-        <w:rPr>
-          <w:rFonts w:ascii="Times New Roman" w:eastAsia="Times New Roman" w:hAnsi="Times New Roman" w:cs="Times New Roman"/>
-          <w:iCs/>
-          <w:color w:val="000000" w:themeColor="text1"/>
-          <w:sz w:val="24"/>
-          <w:szCs w:val="24"/>
-          <w:lang w:eastAsia="ru-RU"/>
-        </w:rPr>
-      </w:pPr>
-    </w:p>
-    <w:p>
-      <w:pPr>
-        <w:spacing w:after="0" w:line="276" w:lineRule="auto"/>
-        <w:ind w:firstLine="708"/>
-        <w:jc w:val="both"/>
-        <w:rPr>
-          <w:rFonts w:ascii="Times New Roman" w:eastAsia="Times New Roman" w:hAnsi="Times New Roman" w:cs="Times New Roman"/>
-          <w:iCs/>
-          <w:color w:val="000000" w:themeColor="text1"/>
-          <w:sz w:val="24"/>
-          <w:szCs w:val="24"/>
-          <w:lang w:eastAsia="ru-RU"/>
-        </w:rPr>
-      </w:pPr>
-      <w:r>
-        <w:rPr>
-          <w:rFonts w:ascii="Times New Roman" w:eastAsia="Times New Roman" w:hAnsi="Times New Roman" w:cs="Times New Roman"/>
-          <w:iCs/>
-          <w:color w:val="000000" w:themeColor="text1"/>
-          <w:sz w:val="24"/>
-          <w:szCs w:val="24"/>
-          <w:lang w:eastAsia="ru-RU"/>
-        </w:rPr>
-        <w:t xml:space="preserve">При </w:t>
-      </w:r>
-      <w:proofErr w:type="spellStart"/>
-      <w:r>
-        <w:rPr>
-          <w:rFonts w:ascii="Times New Roman" w:eastAsia="Times New Roman" w:hAnsi="Times New Roman" w:cs="Times New Roman"/>
-          <w:iCs/>
-          <w:color w:val="000000" w:themeColor="text1"/>
-          <w:sz w:val="24"/>
-          <w:szCs w:val="24"/>
-          <w:lang w:eastAsia="ru-RU"/>
-        </w:rPr>
-        <w:t>взаимодествии</w:t>
-      </w:r>
-      <w:proofErr w:type="spellEnd"/>
-      <w:r>
-        <w:rPr>
-          <w:rFonts w:ascii="Times New Roman" w:eastAsia="Times New Roman" w:hAnsi="Times New Roman" w:cs="Times New Roman"/>
-          <w:iCs/>
-          <w:color w:val="000000" w:themeColor="text1"/>
-          <w:sz w:val="24"/>
-          <w:szCs w:val="24"/>
-          <w:lang w:eastAsia="ru-RU"/>
-        </w:rPr>
-        <w:t xml:space="preserve"> в рамках настоящего Договора Стороны могут использовать как телефонную связь, так и обмен информацией через </w:t>
-      </w:r>
-      <w:proofErr w:type="spellStart"/>
-      <w:r>
-        <w:rPr>
-          <w:rFonts w:ascii="Times New Roman" w:eastAsia="Times New Roman" w:hAnsi="Times New Roman" w:cs="Times New Roman"/>
-          <w:iCs/>
-          <w:color w:val="000000" w:themeColor="text1"/>
-          <w:sz w:val="24"/>
-          <w:szCs w:val="24"/>
-          <w:lang w:eastAsia="ru-RU"/>
-        </w:rPr>
-        <w:t>месенджеры</w:t>
-      </w:r>
-      <w:proofErr w:type="spellEnd"/>
-      <w:r>
-        <w:rPr>
-          <w:rFonts w:ascii="Times New Roman" w:eastAsia="Times New Roman" w:hAnsi="Times New Roman" w:cs="Times New Roman"/>
-          <w:iCs/>
-          <w:color w:val="000000" w:themeColor="text1"/>
-          <w:sz w:val="24"/>
-          <w:szCs w:val="24"/>
-          <w:lang w:eastAsia="ru-RU"/>
-        </w:rPr>
-        <w:t xml:space="preserve"> и </w:t>
-      </w:r>
-      <w:proofErr w:type="spellStart"/>
-      <w:r>
-        <w:rPr>
-          <w:rFonts w:ascii="Times New Roman" w:eastAsia="Times New Roman" w:hAnsi="Times New Roman" w:cs="Times New Roman"/>
-          <w:iCs/>
-          <w:color w:val="000000" w:themeColor="text1"/>
-          <w:sz w:val="24"/>
-          <w:szCs w:val="24"/>
-          <w:lang w:eastAsia="ru-RU"/>
-        </w:rPr>
-        <w:t>эл.почту</w:t>
-      </w:r>
-      <w:proofErr w:type="spellEnd"/>
-      <w:r>
-        <w:rPr>
-          <w:rFonts w:ascii="Times New Roman" w:eastAsia="Times New Roman" w:hAnsi="Times New Roman" w:cs="Times New Roman"/>
-          <w:iCs/>
-          <w:color w:val="000000" w:themeColor="text1"/>
-          <w:sz w:val="24"/>
-          <w:szCs w:val="24"/>
-          <w:lang w:eastAsia="ru-RU"/>
-        </w:rPr>
-        <w:t xml:space="preserve">. Запросы, в рамках настоящего Договора, возникающие у Заказчика, могут быть направлены одним </w:t>
-      </w:r>
-      <w:r>
-        <w:rPr>
-          <w:rFonts w:ascii="Times New Roman" w:eastAsia="Times New Roman" w:hAnsi="Times New Roman" w:cs="Times New Roman"/>
-          <w:iCs/>
-          <w:color w:val="000000" w:themeColor="text1"/>
-          <w:sz w:val="24"/>
-          <w:szCs w:val="24"/>
-          <w:lang w:eastAsia="ru-RU"/>
-        </w:rPr>
-        <w:br/>
-      </w:r>
-      <w:r>
-        <w:rPr>
-          <w:rFonts w:ascii="Times New Roman" w:eastAsia="Times New Roman" w:hAnsi="Times New Roman" w:cs="Times New Roman"/>
-          <w:iCs/>
-          <w:color w:val="000000" w:themeColor="text1"/>
-          <w:sz w:val="24"/>
-          <w:szCs w:val="24"/>
-          <w:lang w:eastAsia="ru-RU"/>
-        </w:rPr>
-        <w:t>из вышеперечисленных способов.</w:t>
-      </w:r>
-    </w:p>
-    <w:p>
-      <w:pPr>
-        <w:spacing w:after="0" w:line="276" w:lineRule="auto"/>
-        <w:ind w:firstLine="708"/>
-        <w:jc w:val="both"/>
-        <w:rPr>
-          <w:rFonts w:ascii="Times New Roman" w:eastAsia="Times New Roman" w:hAnsi="Times New Roman" w:cs="Times New Roman"/>
-          <w:iCs/>
-          <w:color w:val="000000" w:themeColor="text1"/>
-          <w:sz w:val="24"/>
-          <w:szCs w:val="24"/>
-          <w:lang w:eastAsia="ru-RU"/>
-        </w:rPr>
-      </w:pPr>
-    </w:p>
-    <w:p>
-      <w:pPr>
-        <w:spacing w:after="0" w:line="276" w:lineRule="auto"/>
-        <w:ind w:firstLine="708"/>
-        <w:jc w:val="both"/>
-        <w:rPr>
-          <w:rFonts w:ascii="Times New Roman" w:eastAsia="Times New Roman" w:hAnsi="Times New Roman" w:cs="Times New Roman"/>
-          <w:iCs/>
-          <w:color w:val="000000" w:themeColor="text1"/>
-          <w:sz w:val="24"/>
-          <w:szCs w:val="24"/>
-          <w:lang w:eastAsia="ru-RU"/>
-        </w:rPr>
-      </w:pPr>
-      <w:r>
-        <w:rPr>
-          <w:rFonts w:ascii="Times New Roman" w:eastAsia="Times New Roman" w:hAnsi="Times New Roman" w:cs="Times New Roman"/>
-          <w:iCs/>
-          <w:color w:val="000000" w:themeColor="text1"/>
-          <w:sz w:val="24"/>
-          <w:szCs w:val="24"/>
-          <w:lang w:eastAsia="ru-RU"/>
-        </w:rPr>
-        <w:t xml:space="preserve">При оказании Услуг Исполнитель обязан соблюдать условия и требования законодательства Российской Федерации, в т.ч. требования, регламентированные </w:t>
-      </w:r>
-      <w:r>
-        <w:rPr>
-          <w:rFonts w:ascii="Times New Roman" w:eastAsia="Times New Roman" w:hAnsi="Times New Roman" w:cs="Times New Roman"/>
-          <w:iCs/>
-          <w:color w:val="000000" w:themeColor="text1"/>
-          <w:sz w:val="24"/>
-          <w:szCs w:val="24"/>
-          <w:lang w:eastAsia="ru-RU"/>
         </w:rPr>
         <w:br/>
         <w:t>для оказываемых Исполнителем видов Услуг.</w:t>
@@ -4744,7 +5382,6 @@
           <w:rFonts w:ascii="Times New Roman" w:hAnsi="Times New Roman" w:cs="Times New Roman"/>
           <w:sz w:val="24"/>
           <w:szCs w:val="24"/>
-          <w:lang w:eastAsia="ru-RU"/>
         </w:rPr>
       </w:pPr>
     </w:p>
@@ -4758,15 +5395,13 @@
           <w:rFonts w:ascii="Times New Roman" w:hAnsi="Times New Roman" w:cs="Times New Roman"/>
           <w:sz w:val="24"/>
           <w:szCs w:val="24"/>
-          <w:lang w:eastAsia="ru-RU"/>
-        </w:rPr>
-      </w:pPr>
-      <w:r>
-        <w:rPr>
-          <w:rFonts w:ascii="Times New Roman" w:hAnsi="Times New Roman" w:cs="Times New Roman"/>
-          <w:sz w:val="24"/>
-          <w:szCs w:val="24"/>
-          <w:lang w:eastAsia="ru-RU"/>
+        </w:rPr>
+      </w:pPr>
+      <w:r>
+        <w:rPr>
+          <w:rFonts w:ascii="Times New Roman" w:hAnsi="Times New Roman" w:cs="Times New Roman"/>
+          <w:sz w:val="24"/>
+          <w:szCs w:val="24"/>
         </w:rPr>
         <w:t>Подписи Сторон</w:t>
       </w:r>
@@ -4796,7 +5431,6 @@
                 <w:rFonts w:ascii="Times New Roman" w:hAnsi="Times New Roman" w:cs="Times New Roman"/>
                 <w:sz w:val="24"/>
                 <w:szCs w:val="24"/>
-                <w:lang w:eastAsia="ru-RU"/>
               </w:rPr>
             </w:pPr>
             <w:r>
@@ -4804,7 +5438,6 @@
                 <w:rFonts w:ascii="Times New Roman" w:hAnsi="Times New Roman" w:cs="Times New Roman"/>
                 <w:sz w:val="24"/>
                 <w:szCs w:val="24"/>
-                <w:lang w:eastAsia="ru-RU"/>
               </w:rPr>
               <w:t>Заказчик</w:t>
             </w:r>
@@ -4819,7 +5452,6 @@
                 <w:rFonts w:ascii="Times New Roman" w:hAnsi="Times New Roman" w:cs="Times New Roman"/>
                 <w:sz w:val="24"/>
                 <w:szCs w:val="24"/>
-                <w:lang w:eastAsia="ru-RU"/>
               </w:rPr>
             </w:pPr>
             <w:r>
@@ -4827,9 +5459,8 @@
                 <w:rFonts w:ascii="Times New Roman" w:hAnsi="Times New Roman" w:cs="Times New Roman"/>
                 <w:sz w:val="24"/>
                 <w:szCs w:val="24"/>
-                <w:lang w:eastAsia="ru-RU"/>
-              </w:rPr>
-              <w:t>{{customer_full_name}}</w:t>
+              </w:rPr>
+              <w:t>ВСКС</w:t>
             </w:r>
           </w:p>
           <w:p>
@@ -4842,7 +5473,6 @@
                 <w:rFonts w:ascii="Times New Roman" w:hAnsi="Times New Roman" w:cs="Times New Roman"/>
                 <w:sz w:val="24"/>
                 <w:szCs w:val="24"/>
-                <w:lang w:eastAsia="ru-RU"/>
               </w:rPr>
             </w:pPr>
           </w:p>
@@ -4856,7 +5486,6 @@
                 <w:rFonts w:ascii="Times New Roman" w:hAnsi="Times New Roman" w:cs="Times New Roman"/>
                 <w:sz w:val="24"/>
                 <w:szCs w:val="24"/>
-                <w:lang w:eastAsia="ru-RU"/>
               </w:rPr>
             </w:pPr>
             <w:r>
@@ -4864,9 +5493,8 @@
                 <w:rFonts w:ascii="Times New Roman" w:hAnsi="Times New Roman" w:cs="Times New Roman"/>
                 <w:sz w:val="24"/>
                 <w:szCs w:val="24"/>
-                <w:lang w:eastAsia="ru-RU"/>
-              </w:rPr>
-              <w:t>{{customer_signatory_position}}</w:t>
+              </w:rPr>
+              <w:t>Президент</w:t>
             </w:r>
           </w:p>
           <w:p>
@@ -4879,7 +5507,6 @@
                 <w:rFonts w:ascii="Times New Roman" w:hAnsi="Times New Roman" w:cs="Times New Roman"/>
                 <w:sz w:val="24"/>
                 <w:szCs w:val="24"/>
-                <w:lang w:eastAsia="ru-RU"/>
               </w:rPr>
             </w:pPr>
           </w:p>
@@ -4893,7 +5520,6 @@
                 <w:rFonts w:ascii="Times New Roman" w:hAnsi="Times New Roman" w:cs="Times New Roman"/>
                 <w:sz w:val="24"/>
                 <w:szCs w:val="24"/>
-                <w:lang w:eastAsia="ru-RU"/>
               </w:rPr>
             </w:pPr>
             <w:r>
@@ -4901,20 +5527,9 @@
                 <w:rFonts w:ascii="Times New Roman" w:hAnsi="Times New Roman" w:cs="Times New Roman"/>
                 <w:sz w:val="24"/>
                 <w:szCs w:val="24"/>
-                <w:lang w:eastAsia="ru-RU"/>
-              </w:rPr>
-              <w:t>{{customer_signatory_position}} _____________ / {{customer_signatory_name_initials}}</w:t>
+              </w:rPr>
+              <w:t xml:space="preserve">___________ {{ customer_signatory_name_initials }}</w:t>
             </w:r>
-            <w:proofErr w:type="spellStart"/>
-            <w:r>
-              <w:rPr>
-                <w:rFonts w:ascii="Times New Roman" w:hAnsi="Times New Roman" w:cs="Times New Roman"/>
-                <w:sz w:val="24"/>
-                <w:szCs w:val="24"/>
-                <w:lang w:eastAsia="ru-RU"/>
-              </w:rPr>
-            </w:r>
-            <w:proofErr w:type="spellEnd"/>
           </w:p>
           <w:p>
             <w:pPr>
@@ -4926,7 +5541,6 @@
                 <w:rFonts w:ascii="Times New Roman" w:hAnsi="Times New Roman" w:cs="Times New Roman"/>
                 <w:sz w:val="24"/>
                 <w:szCs w:val="24"/>
-                <w:lang w:eastAsia="ru-RU"/>
               </w:rPr>
             </w:pPr>
             <w:r>
@@ -4934,7 +5548,6 @@
                 <w:rFonts w:ascii="Times New Roman" w:hAnsi="Times New Roman" w:cs="Times New Roman"/>
                 <w:sz w:val="24"/>
                 <w:szCs w:val="24"/>
-                <w:lang w:eastAsia="ru-RU"/>
               </w:rPr>
               <w:t>М.П.</w:t>
             </w:r>
@@ -4954,7 +5567,6 @@
                 <w:rFonts w:ascii="Times New Roman" w:hAnsi="Times New Roman" w:cs="Times New Roman"/>
                 <w:sz w:val="24"/>
                 <w:szCs w:val="24"/>
-                <w:lang w:eastAsia="ru-RU"/>
               </w:rPr>
             </w:pPr>
             <w:r>
@@ -4962,7 +5574,6 @@
                 <w:rFonts w:ascii="Times New Roman" w:hAnsi="Times New Roman" w:cs="Times New Roman"/>
                 <w:sz w:val="24"/>
                 <w:szCs w:val="24"/>
-                <w:lang w:eastAsia="ru-RU"/>
               </w:rPr>
               <w:t>Исполнитель</w:t>
             </w:r>
@@ -4977,7 +5588,6 @@
                 <w:rFonts w:ascii="Times New Roman" w:hAnsi="Times New Roman" w:cs="Times New Roman"/>
                 <w:sz w:val="24"/>
                 <w:szCs w:val="24"/>
-                <w:lang w:eastAsia="ru-RU"/>
               </w:rPr>
             </w:pPr>
             <w:r>
@@ -4986,7 +5596,6 @@
                 <w:sz w:val="24"/>
                 <w:szCs w:val="24"/>
                 <w:highlight w:val="yellow"/>
-                <w:lang w:eastAsia="ru-RU"/>
               </w:rPr>
               <w:t>ФИО</w:t>
             </w:r>
@@ -5001,7 +5610,6 @@
                 <w:rFonts w:ascii="Times New Roman" w:hAnsi="Times New Roman" w:cs="Times New Roman"/>
                 <w:sz w:val="24"/>
                 <w:szCs w:val="24"/>
-                <w:lang w:eastAsia="ru-RU"/>
               </w:rPr>
             </w:pPr>
           </w:p>
@@ -5015,7 +5623,6 @@
                 <w:rFonts w:ascii="Times New Roman" w:hAnsi="Times New Roman" w:cs="Times New Roman"/>
                 <w:sz w:val="24"/>
                 <w:szCs w:val="24"/>
-                <w:lang w:eastAsia="ru-RU"/>
               </w:rPr>
             </w:pPr>
           </w:p>
@@ -5029,7 +5636,6 @@
                 <w:rFonts w:ascii="Times New Roman" w:hAnsi="Times New Roman" w:cs="Times New Roman"/>
                 <w:sz w:val="24"/>
                 <w:szCs w:val="24"/>
-                <w:lang w:eastAsia="ru-RU"/>
               </w:rPr>
             </w:pPr>
           </w:p>
@@ -5043,7 +5649,6 @@
                 <w:rFonts w:ascii="Times New Roman" w:hAnsi="Times New Roman" w:cs="Times New Roman"/>
                 <w:sz w:val="24"/>
                 <w:szCs w:val="24"/>
-                <w:lang w:eastAsia="ru-RU"/>
               </w:rPr>
             </w:pPr>
             <w:r>
@@ -5051,34 +5656,17 @@
                 <w:rFonts w:ascii="Times New Roman" w:hAnsi="Times New Roman" w:cs="Times New Roman"/>
                 <w:sz w:val="24"/>
                 <w:szCs w:val="24"/>
-                <w:lang w:eastAsia="ru-RU"/>
-              </w:rPr>
-              <w:t>_____________ / {{contractor_signatory_name_initials}}</w:t>
+              </w:rPr>
+              <w:t xml:space="preserve">________________  / </w:t>
             </w:r>
             <w:r>
               <w:rPr>
                 <w:rFonts w:ascii="Times New Roman" w:hAnsi="Times New Roman" w:cs="Times New Roman"/>
                 <w:sz w:val="24"/>
                 <w:szCs w:val="24"/>
-                <w:lang w:eastAsia="ru-RU"/>
-              </w:rPr>
-            </w:r>
-            <w:r>
-              <w:rPr>
-                <w:rFonts w:ascii="Times New Roman" w:hAnsi="Times New Roman" w:cs="Times New Roman"/>
-                <w:sz w:val="24"/>
-                <w:szCs w:val="24"/>
-                <w:lang w:eastAsia="ru-RU"/>
-              </w:rPr>
-            </w:r>
-            <w:r>
-              <w:rPr>
-                <w:rFonts w:ascii="Times New Roman" w:hAnsi="Times New Roman" w:cs="Times New Roman"/>
-                <w:sz w:val="24"/>
-                <w:szCs w:val="24"/>
                 <w:highlight w:val="yellow"/>
-                <w:lang w:eastAsia="ru-RU"/>
-              </w:rPr>
+              </w:rPr>
+              <w:t>_____________</w:t>
             </w:r>
           </w:p>
         </w:tc>
@@ -5095,7 +5683,6 @@
           <w:rFonts w:ascii="Times New Roman" w:hAnsi="Times New Roman" w:cs="Times New Roman"/>
           <w:sz w:val="24"/>
           <w:szCs w:val="24"/>
-          <w:lang w:eastAsia="ru-RU"/>
         </w:rPr>
       </w:pPr>
     </w:p>
@@ -5110,7 +5697,6 @@
           <w:rFonts w:ascii="Times New Roman" w:hAnsi="Times New Roman" w:cs="Times New Roman"/>
           <w:sz w:val="24"/>
           <w:szCs w:val="24"/>
-          <w:lang w:eastAsia="ru-RU"/>
         </w:rPr>
       </w:pPr>
     </w:p>
@@ -5125,7 +5711,6 @@
           <w:rFonts w:ascii="Times New Roman" w:hAnsi="Times New Roman" w:cs="Times New Roman"/>
           <w:sz w:val="24"/>
           <w:szCs w:val="24"/>
-          <w:lang w:eastAsia="ru-RU"/>
         </w:rPr>
       </w:pPr>
     </w:p>
@@ -5140,7 +5725,6 @@
           <w:rFonts w:ascii="Times New Roman" w:hAnsi="Times New Roman" w:cs="Times New Roman"/>
           <w:sz w:val="24"/>
           <w:szCs w:val="24"/>
-          <w:lang w:eastAsia="ru-RU"/>
         </w:rPr>
       </w:pPr>
     </w:p>
@@ -5155,7 +5739,6 @@
           <w:rFonts w:ascii="Times New Roman" w:hAnsi="Times New Roman" w:cs="Times New Roman"/>
           <w:sz w:val="24"/>
           <w:szCs w:val="24"/>
-          <w:lang w:eastAsia="ru-RU"/>
         </w:rPr>
       </w:pPr>
     </w:p>
@@ -5170,7 +5753,6 @@
           <w:rFonts w:ascii="Times New Roman" w:hAnsi="Times New Roman" w:cs="Times New Roman"/>
           <w:sz w:val="24"/>
           <w:szCs w:val="24"/>
-          <w:lang w:eastAsia="ru-RU"/>
         </w:rPr>
       </w:pPr>
     </w:p>
@@ -5185,7 +5767,6 @@
           <w:rFonts w:ascii="Times New Roman" w:hAnsi="Times New Roman" w:cs="Times New Roman"/>
           <w:sz w:val="24"/>
           <w:szCs w:val="24"/>
-          <w:lang w:eastAsia="ru-RU"/>
         </w:rPr>
       </w:pPr>
     </w:p>
@@ -5200,7 +5781,6 @@
           <w:rFonts w:ascii="Times New Roman" w:hAnsi="Times New Roman" w:cs="Times New Roman"/>
           <w:sz w:val="24"/>
           <w:szCs w:val="24"/>
-          <w:lang w:eastAsia="ru-RU"/>
         </w:rPr>
       </w:pPr>
     </w:p>
@@ -5215,7 +5795,6 @@
           <w:rFonts w:ascii="Times New Roman" w:hAnsi="Times New Roman" w:cs="Times New Roman"/>
           <w:sz w:val="24"/>
           <w:szCs w:val="24"/>
-          <w:lang w:eastAsia="ru-RU"/>
         </w:rPr>
       </w:pPr>
     </w:p>
@@ -5230,7 +5809,6 @@
           <w:rFonts w:ascii="Times New Roman" w:hAnsi="Times New Roman" w:cs="Times New Roman"/>
           <w:sz w:val="24"/>
           <w:szCs w:val="24"/>
-          <w:lang w:eastAsia="ru-RU"/>
         </w:rPr>
       </w:pPr>
     </w:p>
@@ -5245,7 +5823,6 @@
           <w:rFonts w:ascii="Times New Roman" w:hAnsi="Times New Roman" w:cs="Times New Roman"/>
           <w:sz w:val="24"/>
           <w:szCs w:val="24"/>
-          <w:lang w:eastAsia="ru-RU"/>
         </w:rPr>
       </w:pPr>
     </w:p>
@@ -5260,7 +5837,6 @@
           <w:rFonts w:ascii="Times New Roman" w:hAnsi="Times New Roman" w:cs="Times New Roman"/>
           <w:sz w:val="24"/>
           <w:szCs w:val="24"/>
-          <w:lang w:eastAsia="ru-RU"/>
         </w:rPr>
       </w:pPr>
     </w:p>
@@ -5275,7 +5851,6 @@
           <w:rFonts w:ascii="Times New Roman" w:hAnsi="Times New Roman" w:cs="Times New Roman"/>
           <w:sz w:val="24"/>
           <w:szCs w:val="24"/>
-          <w:lang w:eastAsia="ru-RU"/>
         </w:rPr>
       </w:pPr>
     </w:p>
@@ -5290,7 +5865,6 @@
           <w:rFonts w:ascii="Times New Roman" w:hAnsi="Times New Roman" w:cs="Times New Roman"/>
           <w:sz w:val="24"/>
           <w:szCs w:val="24"/>
-          <w:lang w:eastAsia="ru-RU"/>
         </w:rPr>
       </w:pPr>
     </w:p>
@@ -5305,7 +5879,6 @@
           <w:rFonts w:ascii="Times New Roman" w:hAnsi="Times New Roman" w:cs="Times New Roman"/>
           <w:sz w:val="24"/>
           <w:szCs w:val="24"/>
-          <w:lang w:eastAsia="ru-RU"/>
         </w:rPr>
       </w:pPr>
     </w:p>
@@ -5320,7 +5893,6 @@
           <w:rFonts w:ascii="Times New Roman" w:hAnsi="Times New Roman" w:cs="Times New Roman"/>
           <w:sz w:val="24"/>
           <w:szCs w:val="24"/>
-          <w:lang w:eastAsia="ru-RU"/>
         </w:rPr>
       </w:pPr>
     </w:p>
@@ -5335,7 +5907,6 @@
           <w:rFonts w:ascii="Times New Roman" w:hAnsi="Times New Roman" w:cs="Times New Roman"/>
           <w:sz w:val="24"/>
           <w:szCs w:val="24"/>
-          <w:lang w:eastAsia="ru-RU"/>
         </w:rPr>
       </w:pPr>
     </w:p>
@@ -5350,7 +5921,6 @@
           <w:rFonts w:ascii="Times New Roman" w:hAnsi="Times New Roman" w:cs="Times New Roman"/>
           <w:sz w:val="24"/>
           <w:szCs w:val="24"/>
-          <w:lang w:eastAsia="ru-RU"/>
         </w:rPr>
       </w:pPr>
     </w:p>
@@ -5365,7 +5935,6 @@
           <w:rFonts w:ascii="Times New Roman" w:hAnsi="Times New Roman" w:cs="Times New Roman"/>
           <w:sz w:val="24"/>
           <w:szCs w:val="24"/>
-          <w:lang w:eastAsia="ru-RU"/>
         </w:rPr>
       </w:pPr>
     </w:p>
@@ -5380,7 +5949,6 @@
           <w:rFonts w:ascii="Times New Roman" w:hAnsi="Times New Roman" w:cs="Times New Roman"/>
           <w:sz w:val="24"/>
           <w:szCs w:val="24"/>
-          <w:lang w:eastAsia="ru-RU"/>
         </w:rPr>
       </w:pPr>
     </w:p>
@@ -5395,7 +5963,6 @@
           <w:rFonts w:ascii="Times New Roman" w:hAnsi="Times New Roman" w:cs="Times New Roman"/>
           <w:sz w:val="24"/>
           <w:szCs w:val="24"/>
-          <w:lang w:eastAsia="ru-RU"/>
         </w:rPr>
       </w:pPr>
     </w:p>
@@ -5410,7 +5977,6 @@
           <w:rFonts w:ascii="Times New Roman" w:hAnsi="Times New Roman" w:cs="Times New Roman"/>
           <w:sz w:val="24"/>
           <w:szCs w:val="24"/>
-          <w:lang w:eastAsia="ru-RU"/>
         </w:rPr>
       </w:pPr>
     </w:p>
@@ -5425,7 +5991,6 @@
           <w:rFonts w:ascii="Times New Roman" w:hAnsi="Times New Roman" w:cs="Times New Roman"/>
           <w:sz w:val="24"/>
           <w:szCs w:val="24"/>
-          <w:lang w:eastAsia="ru-RU"/>
         </w:rPr>
       </w:pPr>
     </w:p>
@@ -5440,7 +6005,6 @@
           <w:rFonts w:ascii="Times New Roman" w:hAnsi="Times New Roman" w:cs="Times New Roman"/>
           <w:sz w:val="24"/>
           <w:szCs w:val="24"/>
-          <w:lang w:eastAsia="ru-RU"/>
         </w:rPr>
       </w:pPr>
     </w:p>
@@ -5455,7 +6019,6 @@
           <w:rFonts w:ascii="Times New Roman" w:hAnsi="Times New Roman" w:cs="Times New Roman"/>
           <w:sz w:val="24"/>
           <w:szCs w:val="24"/>
-          <w:lang w:eastAsia="ru-RU"/>
         </w:rPr>
       </w:pPr>
     </w:p>
@@ -5470,7 +6033,6 @@
           <w:rFonts w:ascii="Times New Roman" w:hAnsi="Times New Roman" w:cs="Times New Roman"/>
           <w:sz w:val="24"/>
           <w:szCs w:val="24"/>
-          <w:lang w:eastAsia="ru-RU"/>
         </w:rPr>
       </w:pPr>
     </w:p>
@@ -5485,7 +6047,6 @@
           <w:rFonts w:ascii="Times New Roman" w:hAnsi="Times New Roman" w:cs="Times New Roman"/>
           <w:sz w:val="24"/>
           <w:szCs w:val="24"/>
-          <w:lang w:eastAsia="ru-RU"/>
         </w:rPr>
       </w:pPr>
     </w:p>
@@ -5500,7 +6061,6 @@
           <w:rFonts w:ascii="Times New Roman" w:hAnsi="Times New Roman" w:cs="Times New Roman"/>
           <w:sz w:val="24"/>
           <w:szCs w:val="24"/>
-          <w:lang w:eastAsia="ru-RU"/>
         </w:rPr>
       </w:pPr>
     </w:p>
@@ -5515,15 +6075,13 @@
           <w:rFonts w:ascii="Times New Roman" w:hAnsi="Times New Roman" w:cs="Times New Roman"/>
           <w:sz w:val="24"/>
           <w:szCs w:val="24"/>
-          <w:lang w:eastAsia="ru-RU"/>
-        </w:rPr>
-      </w:pPr>
-      <w:r>
-        <w:rPr>
-          <w:rFonts w:ascii="Times New Roman" w:hAnsi="Times New Roman" w:cs="Times New Roman"/>
-          <w:sz w:val="24"/>
-          <w:szCs w:val="24"/>
-          <w:lang w:eastAsia="ru-RU"/>
+        </w:rPr>
+      </w:pPr>
+      <w:r>
+        <w:rPr>
+          <w:rFonts w:ascii="Times New Roman" w:hAnsi="Times New Roman" w:cs="Times New Roman"/>
+          <w:sz w:val="24"/>
+          <w:szCs w:val="24"/>
         </w:rPr>
         <w:lastRenderedPageBreak/>
         <w:t>Приложение № 2</w:t>
@@ -5540,33 +6098,15 @@
           <w:rFonts w:ascii="Times New Roman" w:hAnsi="Times New Roman" w:cs="Times New Roman"/>
           <w:sz w:val="24"/>
           <w:szCs w:val="24"/>
-          <w:lang w:eastAsia="ru-RU"/>
-        </w:rPr>
-      </w:pPr>
-      <w:r>
-        <w:rPr>
-          <w:rFonts w:ascii="Times New Roman" w:hAnsi="Times New Roman" w:cs="Times New Roman"/>
-          <w:sz w:val="24"/>
-          <w:szCs w:val="24"/>
-          <w:lang w:eastAsia="ru-RU"/>
-        </w:rPr>
-        <w:t>к Договору № {{contract_number}} от «{{contract_date_day}}» {{contract_date_month}} {{contract_date_year}} г.</w:t>
-      </w:r>
-      <w:r>
-        <w:rPr>
-          <w:rFonts w:ascii="Times New Roman" w:hAnsi="Times New Roman" w:cs="Times New Roman"/>
-          <w:sz w:val="24"/>
-          <w:szCs w:val="24"/>
-          <w:lang w:eastAsia="ru-RU"/>
-        </w:rPr>
-      </w:r>
-      <w:r>
-        <w:rPr>
-          <w:rFonts w:ascii="Times New Roman" w:hAnsi="Times New Roman" w:cs="Times New Roman"/>
-          <w:sz w:val="24"/>
-          <w:szCs w:val="24"/>
-          <w:lang w:eastAsia="ru-RU"/>
-        </w:rPr>
+        </w:rPr>
+      </w:pPr>
+      <w:r>
+        <w:rPr>
+          <w:rFonts w:ascii="Times New Roman" w:hAnsi="Times New Roman" w:cs="Times New Roman"/>
+          <w:sz w:val="24"/>
+          <w:szCs w:val="24"/>
+        </w:rPr>
+        <w:t xml:space="preserve">к Договору № {{ contract_number }} от «{{ contract_date_day }}» {{ contract_date_month }} {{ contract_date_year }} г.</w:t>
       </w:r>
       <w:r>
         <w:rPr>
@@ -5574,35 +6114,8 @@
           <w:sz w:val="24"/>
           <w:szCs w:val="24"/>
           <w:highlight w:val="yellow"/>
-          <w:lang w:eastAsia="ru-RU"/>
-        </w:rPr>
-      </w:r>
-      <w:r>
-        <w:rPr>
-          <w:rFonts w:ascii="Times New Roman" w:hAnsi="Times New Roman" w:cs="Times New Roman"/>
-          <w:sz w:val="24"/>
-          <w:szCs w:val="24"/>
-          <w:highlight w:val="yellow"/>
-          <w:lang w:eastAsia="ru-RU"/>
-        </w:rPr>
-      </w:r>
-      <w:r>
-        <w:rPr>
-          <w:rFonts w:ascii="Times New Roman" w:hAnsi="Times New Roman" w:cs="Times New Roman"/>
-          <w:sz w:val="24"/>
-          <w:szCs w:val="24"/>
-          <w:highlight w:val="yellow"/>
-          <w:lang w:eastAsia="ru-RU"/>
-        </w:rPr>
-      </w:r>
-      <w:r>
-        <w:rPr>
-          <w:rFonts w:ascii="Times New Roman" w:hAnsi="Times New Roman" w:cs="Times New Roman"/>
-          <w:sz w:val="24"/>
-          <w:szCs w:val="24"/>
-          <w:highlight w:val="yellow"/>
-          <w:lang w:eastAsia="ru-RU"/>
-        </w:rPr>
+        </w:rPr>
+        <w:t xml:space="preserve"/>
       </w:r>
     </w:p>
     <w:p>
@@ -5616,15 +6129,13 @@
           <w:rFonts w:ascii="Times New Roman" w:hAnsi="Times New Roman" w:cs="Times New Roman"/>
           <w:sz w:val="24"/>
           <w:szCs w:val="24"/>
-          <w:lang w:eastAsia="ru-RU"/>
-        </w:rPr>
-      </w:pPr>
-      <w:r>
-        <w:rPr>
-          <w:rFonts w:ascii="Times New Roman" w:hAnsi="Times New Roman" w:cs="Times New Roman"/>
-          <w:sz w:val="24"/>
-          <w:szCs w:val="24"/>
-          <w:lang w:eastAsia="ru-RU"/>
+        </w:rPr>
+      </w:pPr>
+      <w:r>
+        <w:rPr>
+          <w:rFonts w:ascii="Times New Roman" w:hAnsi="Times New Roman" w:cs="Times New Roman"/>
+          <w:sz w:val="24"/>
+          <w:szCs w:val="24"/>
         </w:rPr>
         <w:t>об оказании услуг физическими лицами</w:t>
       </w:r>
@@ -5640,7 +6151,6 @@
           <w:rFonts w:ascii="Times New Roman" w:hAnsi="Times New Roman" w:cs="Times New Roman"/>
           <w:sz w:val="24"/>
           <w:szCs w:val="24"/>
-          <w:lang w:eastAsia="ru-RU"/>
         </w:rPr>
       </w:pPr>
     </w:p>
@@ -5655,7 +6165,6 @@
           <w:rFonts w:ascii="Times New Roman" w:hAnsi="Times New Roman" w:cs="Times New Roman"/>
           <w:sz w:val="24"/>
           <w:szCs w:val="24"/>
-          <w:lang w:eastAsia="ru-RU"/>
         </w:rPr>
       </w:pPr>
     </w:p>
@@ -5670,15 +6179,13 @@
           <w:rFonts w:ascii="Times New Roman" w:hAnsi="Times New Roman" w:cs="Times New Roman"/>
           <w:sz w:val="24"/>
           <w:szCs w:val="24"/>
-          <w:lang w:eastAsia="ru-RU"/>
-        </w:rPr>
-      </w:pPr>
-      <w:r>
-        <w:rPr>
-          <w:rFonts w:ascii="Times New Roman" w:hAnsi="Times New Roman" w:cs="Times New Roman"/>
-          <w:sz w:val="24"/>
-          <w:szCs w:val="24"/>
-          <w:lang w:eastAsia="ru-RU"/>
+        </w:rPr>
+      </w:pPr>
+      <w:r>
+        <w:rPr>
+          <w:rFonts w:ascii="Times New Roman" w:hAnsi="Times New Roman" w:cs="Times New Roman"/>
+          <w:sz w:val="24"/>
+          <w:szCs w:val="24"/>
         </w:rPr>
         <w:t>Форма согласия на обработку персональных данных</w:t>
       </w:r>
@@ -5694,15 +6201,13 @@
           <w:rFonts w:ascii="Times New Roman" w:hAnsi="Times New Roman" w:cs="Times New Roman"/>
           <w:sz w:val="24"/>
           <w:szCs w:val="24"/>
-          <w:lang w:eastAsia="ru-RU"/>
-        </w:rPr>
-      </w:pPr>
-      <w:r>
-        <w:rPr>
-          <w:rFonts w:ascii="Times New Roman" w:hAnsi="Times New Roman" w:cs="Times New Roman"/>
-          <w:sz w:val="24"/>
-          <w:szCs w:val="24"/>
-          <w:lang w:eastAsia="ru-RU"/>
+        </w:rPr>
+      </w:pPr>
+      <w:r>
+        <w:rPr>
+          <w:rFonts w:ascii="Times New Roman" w:hAnsi="Times New Roman" w:cs="Times New Roman"/>
+          <w:sz w:val="24"/>
+          <w:szCs w:val="24"/>
         </w:rPr>
         <w:t>___________________начало формы________________</w:t>
       </w:r>
@@ -5770,21 +6275,7 @@
           <w:sz w:val="23"/>
           <w:szCs w:val="23"/>
         </w:rPr>
-        <w:t>Я, {{contractor_signatory_name}},</w:t>
-      </w:r>
-      <w:r>
-        <w:rPr>
-          <w:rFonts w:ascii="Times New Roman" w:hAnsi="Times New Roman" w:cs="Times New Roman"/>
-          <w:sz w:val="23"/>
-          <w:szCs w:val="23"/>
-        </w:rPr>
-      </w:r>
-      <w:r>
-        <w:rPr>
-          <w:rFonts w:ascii="Times New Roman" w:hAnsi="Times New Roman" w:cs="Times New Roman"/>
-          <w:sz w:val="23"/>
-          <w:szCs w:val="23"/>
-        </w:rPr>
+        <w:t xml:space="preserve">Я, _____________________________________,</w:t>
       </w:r>
     </w:p>
     <w:p>
@@ -5821,19 +6312,7 @@
         <w:rPr>
           <w:rFonts w:ascii="Times New Roman" w:hAnsi="Times New Roman" w:cs="Times New Roman"/>
         </w:rPr>
-        <w:t>зарегистрированный(ая) по адресу: {{contractor_address}},</w:t>
-      </w:r>
-      <w:proofErr w:type="spellStart"/>
-      <w:r>
-        <w:rPr>
-          <w:rFonts w:ascii="Times New Roman" w:hAnsi="Times New Roman" w:cs="Times New Roman"/>
-        </w:rPr>
-      </w:r>
-      <w:proofErr w:type="spellEnd"/>
-      <w:r>
-        <w:rPr>
-          <w:rFonts w:ascii="Times New Roman" w:hAnsi="Times New Roman" w:cs="Times New Roman"/>
-        </w:rPr>
+        <w:t xml:space="preserve">зарегистрированный(ая) по адресу:</w:t>
       </w:r>
       <w:r>
         <w:rPr>
@@ -5841,20 +6320,7 @@
           <w:sz w:val="23"/>
           <w:szCs w:val="23"/>
         </w:rPr>
-      </w:r>
-      <w:r>
-        <w:rPr>
-          <w:rFonts w:ascii="Times New Roman" w:hAnsi="Times New Roman" w:cs="Times New Roman"/>
-          <w:sz w:val="23"/>
-          <w:szCs w:val="23"/>
-        </w:rPr>
-      </w:r>
-      <w:r>
-        <w:rPr>
-          <w:rFonts w:ascii="Times New Roman" w:hAnsi="Times New Roman" w:cs="Times New Roman"/>
-          <w:sz w:val="23"/>
-          <w:szCs w:val="23"/>
-        </w:rPr>
+        <w:t xml:space="preserve"> _________________________________________,</w:t>
       </w:r>
     </w:p>
     <w:p>
@@ -5893,49 +6359,7 @@
           <w:sz w:val="23"/>
           <w:szCs w:val="23"/>
         </w:rPr>
-        <w:t>паспорт серия {{contractor_passport_series}} № {{contractor_passport_number}} выдан {{contractor_passport_issuer}}</w:t>
-      </w:r>
-      <w:r>
-        <w:rPr>
-          <w:rFonts w:ascii="Times New Roman" w:hAnsi="Times New Roman" w:cs="Times New Roman"/>
-          <w:sz w:val="23"/>
-          <w:szCs w:val="23"/>
-        </w:rPr>
-      </w:r>
-      <w:r>
-        <w:rPr>
-          <w:rFonts w:ascii="Times New Roman" w:hAnsi="Times New Roman" w:cs="Times New Roman"/>
-          <w:sz w:val="23"/>
-          <w:szCs w:val="23"/>
-        </w:rPr>
-      </w:r>
-      <w:r>
-        <w:rPr>
-          <w:rFonts w:ascii="Times New Roman" w:hAnsi="Times New Roman" w:cs="Times New Roman"/>
-          <w:sz w:val="23"/>
-          <w:szCs w:val="23"/>
-        </w:rPr>
-      </w:r>
-      <w:r>
-        <w:rPr>
-          <w:rFonts w:ascii="Times New Roman" w:hAnsi="Times New Roman" w:cs="Times New Roman"/>
-          <w:sz w:val="23"/>
-          <w:szCs w:val="23"/>
-        </w:rPr>
-      </w:r>
-      <w:r>
-        <w:rPr>
-          <w:rFonts w:ascii="Times New Roman" w:hAnsi="Times New Roman" w:cs="Times New Roman"/>
-          <w:sz w:val="23"/>
-          <w:szCs w:val="23"/>
-        </w:rPr>
-      </w:r>
-      <w:r>
-        <w:rPr>
-          <w:rFonts w:ascii="Times New Roman" w:hAnsi="Times New Roman" w:cs="Times New Roman"/>
-          <w:sz w:val="23"/>
-          <w:szCs w:val="23"/>
-        </w:rPr>
+        <w:t xml:space="preserve">паспорт серия {{ contractor_passport_series }} № {{ contractor_passport_number }} выдан {{ contractor_passport_issuer }}</w:t>
       </w:r>
     </w:p>
     <w:p>
@@ -6034,7 +6458,7 @@
         <w:rPr>
           <w:rFonts w:ascii="Times New Roman" w:hAnsi="Times New Roman" w:cs="Times New Roman"/>
         </w:rPr>
-        <w:t xml:space="preserve"> Всероссийской общественной молодежной организации «Всероссийский студенческий корпус спасателей» (ВСКС), зарегистрированному по адресу: {{customer_address}}78, стр.8, этаж цокольный, помещение I, комната 4, на обработку соответствии со ст. 9 Федерального закона от 27.07.2006 № 152-ФЗ «О персональных данных», </w:t>
+        <w:t xml:space="preserve"> {{ customer_full_name }} ({{ customer_short_name }}), зарегистрированному по адресу: {{ customer_address }}, этаж цокольный, помещение I, комната 4, на обработку соответствии со ст. 9 Федерального закона от 27.07.2006 № 152-ФЗ «О персональных данных», </w:t>
       </w:r>
       <w:r>
         <w:rPr>
@@ -6060,25 +6484,7 @@
         <w:rPr>
           <w:rFonts w:ascii="Times New Roman" w:hAnsi="Times New Roman" w:cs="Times New Roman"/>
         </w:rPr>
-        <w:t xml:space="preserve">фамилия, имя, отчество, год, месяц, дата и место рождения, паспортные данные, адрес, образование, сведения о трудовой деятельности, ИНН, СНИЛС, доходы, гражданство, пол, социальные льготы, номера личных телефонов, электронная почта,  биометрические данные, фотографии, сведения о деловых и иных личных качествах, носящих оценочный характер, информация о наличии или отсутствии судимости, сведения о вакцинациях, состояние здоровья, в том числе в части сведений об инвалидности и об ограничениях возможностей здоровья и другая информация, представленная в рамках оформления договора </w:t>
-      </w:r>
-      <w:r>
-        <w:rPr>
-          <w:rFonts w:ascii="Times New Roman" w:hAnsi="Times New Roman" w:cs="Times New Roman"/>
-        </w:rPr>
-        <w:t>об оказании услуг физическими лицами</w:t>
-      </w:r>
-      <w:r>
-        <w:rPr>
-          <w:rFonts w:ascii="Times New Roman" w:hAnsi="Times New Roman" w:cs="Times New Roman"/>
-        </w:rPr>
-        <w:t xml:space="preserve"> (далее – Договор)</w:t>
-      </w:r>
-      <w:r>
-        <w:rPr>
-          <w:rFonts w:ascii="Times New Roman" w:hAnsi="Times New Roman" w:cs="Times New Roman"/>
-        </w:rPr>
-        <w:t xml:space="preserve">.  </w:t>
+        <w:t xml:space="preserve">фамилия, имя, отчество, год, месяц, дата и место рождения, паспортные данные, адрес, образование, сведения о трудовой деятельности, ИНН, СНИЛС, доходы, гражданство, пол, социальные льготы, номера личных телефонов, электронная почта,  биометрические данные, фотографии, сведения о деловых и иных личных качествах, носящих оценочный характер, информация о наличии или отсутствии судимости, сведения о вакцинациях, состояние здоровья, в том числе в части сведений об инвалидности и об ограничениях возможностей здоровья и другая информация, представленная в рамках оформления договора об оказании услуг физическими лицами (далее – Договор).  </w:t>
       </w:r>
     </w:p>
     <w:p>
@@ -6136,31 +6542,7 @@
         <w:rPr>
           <w:rFonts w:ascii="Times New Roman" w:hAnsi="Times New Roman" w:cs="Times New Roman"/>
         </w:rPr>
-        <w:t xml:space="preserve">Настоящие согласие вступает в силу со дня его подписания и действует в течение всего срока действия заключенного между Сторонами </w:t>
-      </w:r>
-      <w:r>
-        <w:rPr>
-          <w:rFonts w:ascii="Times New Roman" w:hAnsi="Times New Roman" w:cs="Times New Roman"/>
-        </w:rPr>
-        <w:t>Д</w:t>
-      </w:r>
-      <w:r>
-        <w:rPr>
-          <w:rFonts w:ascii="Times New Roman" w:hAnsi="Times New Roman" w:cs="Times New Roman"/>
-        </w:rPr>
-        <w:t xml:space="preserve">оговора и срока хранения </w:t>
-      </w:r>
-      <w:r>
-        <w:rPr>
-          <w:rFonts w:ascii="Times New Roman" w:hAnsi="Times New Roman" w:cs="Times New Roman"/>
-        </w:rPr>
-        <w:t>документов</w:t>
-      </w:r>
-      <w:r>
-        <w:rPr>
-          <w:rFonts w:ascii="Times New Roman" w:hAnsi="Times New Roman" w:cs="Times New Roman"/>
-        </w:rPr>
-        <w:t xml:space="preserve"> в соответствии с действующим законодательством. Настоящее согласие может быть отозвано в письменной форме, полностью или частично, в порядке, установленном Федеральным законом от 27.07.2006 №152-ФЗ «О </w:t>
+        <w:t xml:space="preserve">Настоящие согласие вступает в силу со дня его подписания и действует в течение всего срока действия заключенного между Сторонами Договора и срока хранения документов в соответствии с действующим законодательством. Настоящее согласие может быть отозвано в письменной форме, полностью или частично, в порядке, установленном Федеральным законом от 27.07.2006 №152-ФЗ «О </w:t>
       </w:r>
       <w:r>
         <w:rPr>
@@ -6173,13 +6555,7 @@
         <w:rPr>
           <w:rFonts w:ascii="Times New Roman" w:hAnsi="Times New Roman" w:cs="Times New Roman"/>
         </w:rPr>
-        <w:t>ВСКС</w:t>
-      </w:r>
-      <w:r>
-        <w:rPr>
-          <w:rFonts w:ascii="Times New Roman" w:hAnsi="Times New Roman" w:cs="Times New Roman"/>
-        </w:rPr>
-        <w:t xml:space="preserve"> вправе продолжить обработку персональных данных без согласия субъекта персональных данных при наличии оснований, указанных в </w:t>
+        <w:t xml:space="preserve">ВСКС вправе продолжить обработку персональных данных без согласия субъекта персональных данных при наличии оснований, указанных в  - 11 части 1 статьи 6,  и  Федерального закона от 27.07.2006 № 152-ФЗ «О персональных данных».</w:t>
       </w:r>
       <w:hyperlink r:id="rId15" w:history="1">
         <w:r>
@@ -6189,12 +6565,6 @@
           <w:t>пунктах 2</w:t>
         </w:r>
       </w:hyperlink>
-      <w:r>
-        <w:rPr>
-          <w:rFonts w:ascii="Times New Roman" w:hAnsi="Times New Roman" w:cs="Times New Roman"/>
-        </w:rPr>
-        <w:t xml:space="preserve"> - 11 части 1 статьи 6, </w:t>
-      </w:r>
       <w:hyperlink r:id="rId16" w:history="1">
         <w:r>
           <w:rPr>
@@ -6203,12 +6573,6 @@
           <w:t>части 2 статьи 10</w:t>
         </w:r>
       </w:hyperlink>
-      <w:r>
-        <w:rPr>
-          <w:rFonts w:ascii="Times New Roman" w:hAnsi="Times New Roman" w:cs="Times New Roman"/>
-        </w:rPr>
-        <w:t xml:space="preserve"> и </w:t>
-      </w:r>
       <w:hyperlink r:id="rId17" w:history="1">
         <w:r>
           <w:rPr>
@@ -6217,18 +6581,6 @@
           <w:t>части 2 статьи 11</w:t>
         </w:r>
       </w:hyperlink>
-      <w:r>
-        <w:rPr>
-          <w:rFonts w:ascii="Times New Roman" w:hAnsi="Times New Roman" w:cs="Times New Roman"/>
-        </w:rPr>
-        <w:t xml:space="preserve"> Федерального закона от 27.07.2006 № 152-ФЗ «О персональных данных»</w:t>
-      </w:r>
-      <w:r>
-        <w:rPr>
-          <w:rFonts w:ascii="Times New Roman" w:hAnsi="Times New Roman" w:cs="Times New Roman"/>
-        </w:rPr>
-        <w:t>.</w:t>
-      </w:r>
     </w:p>
     <w:p>
       <w:pPr>
@@ -6271,50 +6623,34 @@
           <w:sz w:val="23"/>
           <w:szCs w:val="23"/>
         </w:rPr>
-        <w:t>{{contractor_passport_issued_date}}</w:t>
+        <w:t xml:space="preserve">«_____»__________20___г</w:t>
+      </w:r>
+      <w:r>
+        <w:rPr>
+          <w:rFonts w:ascii="Times New Roman" w:hAnsi="Times New Roman" w:cs="Times New Roman"/>
+          <w:sz w:val="23"/>
+          <w:szCs w:val="23"/>
+        </w:rPr>
         <w:tab/>
         <w:t>.</w:t>
+      </w:r>
+      <w:r>
+        <w:rPr>
+          <w:rFonts w:ascii="Times New Roman" w:hAnsi="Times New Roman" w:cs="Times New Roman"/>
+          <w:sz w:val="23"/>
+          <w:szCs w:val="23"/>
+        </w:rPr>
         <w:tab/>
         <w:t>_______________</w:t>
-        <w:tab/>
-        <w:t>/ {{contractor_signatory_name_initials}}</w:t>
-      </w:r>
-      <w:proofErr w:type="gramStart"/>
+      </w:r>
       <w:r>
         <w:rPr>
           <w:rFonts w:ascii="Times New Roman" w:hAnsi="Times New Roman" w:cs="Times New Roman"/>
           <w:sz w:val="23"/>
           <w:szCs w:val="23"/>
         </w:rPr>
-      </w:r>
-      <w:proofErr w:type="gramEnd"/>
-      <w:r>
-        <w:rPr>
-          <w:rFonts w:ascii="Times New Roman" w:hAnsi="Times New Roman" w:cs="Times New Roman"/>
-          <w:sz w:val="23"/>
-          <w:szCs w:val="23"/>
-        </w:rPr>
-      </w:r>
-      <w:r>
-        <w:rPr>
-          <w:rFonts w:ascii="Times New Roman" w:hAnsi="Times New Roman" w:cs="Times New Roman"/>
-          <w:sz w:val="23"/>
-          <w:szCs w:val="23"/>
-        </w:rPr>
-      </w:r>
-      <w:r>
-        <w:rPr>
-          <w:rFonts w:ascii="Times New Roman" w:hAnsi="Times New Roman" w:cs="Times New Roman"/>
-          <w:sz w:val="23"/>
-          <w:szCs w:val="23"/>
-        </w:rPr>
-      </w:r>
-      <w:r>
-        <w:rPr>
-          <w:rFonts w:ascii="Times New Roman" w:hAnsi="Times New Roman" w:cs="Times New Roman"/>
-          <w:sz w:val="23"/>
-          <w:szCs w:val="23"/>
-        </w:rPr>
+        <w:tab/>
+        <w:t>/________________________/</w:t>
       </w:r>
     </w:p>
     <w:p>
@@ -6369,7 +6705,6 @@
         <w:tab/>
         <w:t xml:space="preserve">                                 </w:t>
       </w:r>
-      <w:proofErr w:type="gramStart"/>
       <w:r>
         <w:rPr>
           <w:rFonts w:ascii="Times New Roman" w:hAnsi="Times New Roman" w:cs="Times New Roman"/>
@@ -6377,17 +6712,7 @@
           <w:sz w:val="14"/>
           <w:szCs w:val="23"/>
         </w:rPr>
-        <w:t xml:space="preserve">   (</w:t>
-      </w:r>
-      <w:proofErr w:type="gramEnd"/>
-      <w:r>
-        <w:rPr>
-          <w:rFonts w:ascii="Times New Roman" w:hAnsi="Times New Roman" w:cs="Times New Roman"/>
-          <w:i/>
-          <w:sz w:val="14"/>
-          <w:szCs w:val="23"/>
-        </w:rPr>
-        <w:t>расшифровка подписи)</w:t>
+        <w:t xml:space="preserve">   (расшифровка подписи)</w:t>
       </w:r>
     </w:p>
     <w:p>
@@ -6401,7 +6726,6 @@
           <w:rFonts w:ascii="Times New Roman" w:hAnsi="Times New Roman" w:cs="Times New Roman"/>
           <w:sz w:val="24"/>
           <w:szCs w:val="24"/>
-          <w:lang w:eastAsia="ru-RU"/>
         </w:rPr>
       </w:pPr>
     </w:p>
@@ -6415,15 +6739,13 @@
           <w:rFonts w:ascii="Times New Roman" w:hAnsi="Times New Roman" w:cs="Times New Roman"/>
           <w:sz w:val="24"/>
           <w:szCs w:val="24"/>
-          <w:lang w:eastAsia="ru-RU"/>
-        </w:rPr>
-      </w:pPr>
-      <w:r>
-        <w:rPr>
-          <w:rFonts w:ascii="Times New Roman" w:hAnsi="Times New Roman" w:cs="Times New Roman"/>
-          <w:sz w:val="24"/>
-          <w:szCs w:val="24"/>
-          <w:lang w:eastAsia="ru-RU"/>
+        </w:rPr>
+      </w:pPr>
+      <w:r>
+        <w:rPr>
+          <w:rFonts w:ascii="Times New Roman" w:hAnsi="Times New Roman" w:cs="Times New Roman"/>
+          <w:sz w:val="24"/>
+          <w:szCs w:val="24"/>
         </w:rPr>
         <w:t>______________ конец формы______________</w:t>
       </w:r>
@@ -6438,7 +6760,6 @@
           <w:rFonts w:ascii="Times New Roman" w:hAnsi="Times New Roman" w:cs="Times New Roman"/>
           <w:sz w:val="24"/>
           <w:szCs w:val="24"/>
-          <w:lang w:eastAsia="ru-RU"/>
         </w:rPr>
       </w:pPr>
     </w:p>
@@ -6452,15 +6773,13 @@
           <w:rFonts w:ascii="Times New Roman" w:hAnsi="Times New Roman" w:cs="Times New Roman"/>
           <w:sz w:val="24"/>
           <w:szCs w:val="24"/>
-          <w:lang w:eastAsia="ru-RU"/>
-        </w:rPr>
-      </w:pPr>
-      <w:r>
-        <w:rPr>
-          <w:rFonts w:ascii="Times New Roman" w:hAnsi="Times New Roman" w:cs="Times New Roman"/>
-          <w:sz w:val="24"/>
-          <w:szCs w:val="24"/>
-          <w:lang w:eastAsia="ru-RU"/>
+        </w:rPr>
+      </w:pPr>
+      <w:r>
+        <w:rPr>
+          <w:rFonts w:ascii="Times New Roman" w:hAnsi="Times New Roman" w:cs="Times New Roman"/>
+          <w:sz w:val="24"/>
+          <w:szCs w:val="24"/>
         </w:rPr>
         <w:t>Подписи Сторон</w:t>
       </w:r>
@@ -6490,7 +6809,6 @@
                 <w:rFonts w:ascii="Times New Roman" w:hAnsi="Times New Roman" w:cs="Times New Roman"/>
                 <w:sz w:val="24"/>
                 <w:szCs w:val="24"/>
-                <w:lang w:eastAsia="ru-RU"/>
               </w:rPr>
             </w:pPr>
             <w:r>
@@ -6498,7 +6816,6 @@
                 <w:rFonts w:ascii="Times New Roman" w:hAnsi="Times New Roman" w:cs="Times New Roman"/>
                 <w:sz w:val="24"/>
                 <w:szCs w:val="24"/>
-                <w:lang w:eastAsia="ru-RU"/>
               </w:rPr>
               <w:t>Заказчик</w:t>
             </w:r>
@@ -6513,7 +6830,6 @@
                 <w:rFonts w:ascii="Times New Roman" w:hAnsi="Times New Roman" w:cs="Times New Roman"/>
                 <w:sz w:val="24"/>
                 <w:szCs w:val="24"/>
-                <w:lang w:eastAsia="ru-RU"/>
               </w:rPr>
             </w:pPr>
             <w:r>
@@ -6521,9 +6837,8 @@
                 <w:rFonts w:ascii="Times New Roman" w:hAnsi="Times New Roman" w:cs="Times New Roman"/>
                 <w:sz w:val="24"/>
                 <w:szCs w:val="24"/>
-                <w:lang w:eastAsia="ru-RU"/>
-              </w:rPr>
-              <w:t>{{customer_full_name}}</w:t>
+              </w:rPr>
+              <w:t>ВСКС</w:t>
             </w:r>
           </w:p>
           <w:p>
@@ -6536,7 +6851,6 @@
                 <w:rFonts w:ascii="Times New Roman" w:hAnsi="Times New Roman" w:cs="Times New Roman"/>
                 <w:sz w:val="24"/>
                 <w:szCs w:val="24"/>
-                <w:lang w:eastAsia="ru-RU"/>
               </w:rPr>
             </w:pPr>
           </w:p>
@@ -6550,7 +6864,6 @@
                 <w:rFonts w:ascii="Times New Roman" w:hAnsi="Times New Roman" w:cs="Times New Roman"/>
                 <w:sz w:val="24"/>
                 <w:szCs w:val="24"/>
-                <w:lang w:eastAsia="ru-RU"/>
               </w:rPr>
             </w:pPr>
             <w:r>
@@ -6558,9 +6871,8 @@
                 <w:rFonts w:ascii="Times New Roman" w:hAnsi="Times New Roman" w:cs="Times New Roman"/>
                 <w:sz w:val="24"/>
                 <w:szCs w:val="24"/>
-                <w:lang w:eastAsia="ru-RU"/>
-              </w:rPr>
-              <w:t>{{customer_signatory_position}}</w:t>
+              </w:rPr>
+              <w:t>Президент</w:t>
             </w:r>
           </w:p>
           <w:p>
@@ -6573,7 +6885,6 @@
                 <w:rFonts w:ascii="Times New Roman" w:hAnsi="Times New Roman" w:cs="Times New Roman"/>
                 <w:sz w:val="24"/>
                 <w:szCs w:val="24"/>
-                <w:lang w:eastAsia="ru-RU"/>
               </w:rPr>
             </w:pPr>
           </w:p>
@@ -6587,7 +6898,6 @@
                 <w:rFonts w:ascii="Times New Roman" w:hAnsi="Times New Roman" w:cs="Times New Roman"/>
                 <w:sz w:val="24"/>
                 <w:szCs w:val="24"/>
-                <w:lang w:eastAsia="ru-RU"/>
               </w:rPr>
             </w:pPr>
             <w:r>
@@ -6595,20 +6905,9 @@
                 <w:rFonts w:ascii="Times New Roman" w:hAnsi="Times New Roman" w:cs="Times New Roman"/>
                 <w:sz w:val="24"/>
                 <w:szCs w:val="24"/>
-                <w:lang w:eastAsia="ru-RU"/>
-              </w:rPr>
-              <w:t>{{customer_signatory_position}} _____________ / {{customer_signatory_name_initials}}</w:t>
+              </w:rPr>
+              <w:t xml:space="preserve">___________ {{ customer_signatory_name_initials }}</w:t>
             </w:r>
-            <w:proofErr w:type="spellStart"/>
-            <w:r>
-              <w:rPr>
-                <w:rFonts w:ascii="Times New Roman" w:hAnsi="Times New Roman" w:cs="Times New Roman"/>
-                <w:sz w:val="24"/>
-                <w:szCs w:val="24"/>
-                <w:lang w:eastAsia="ru-RU"/>
-              </w:rPr>
-            </w:r>
-            <w:proofErr w:type="spellEnd"/>
           </w:p>
           <w:p>
             <w:pPr>
@@ -6620,7 +6919,6 @@
                 <w:rFonts w:ascii="Times New Roman" w:hAnsi="Times New Roman" w:cs="Times New Roman"/>
                 <w:sz w:val="24"/>
                 <w:szCs w:val="24"/>
-                <w:lang w:eastAsia="ru-RU"/>
               </w:rPr>
             </w:pPr>
             <w:r>
@@ -6628,7 +6926,6 @@
                 <w:rFonts w:ascii="Times New Roman" w:hAnsi="Times New Roman" w:cs="Times New Roman"/>
                 <w:sz w:val="24"/>
                 <w:szCs w:val="24"/>
-                <w:lang w:eastAsia="ru-RU"/>
               </w:rPr>
               <w:t>М.П.</w:t>
             </w:r>
@@ -6648,7 +6945,6 @@
                 <w:rFonts w:ascii="Times New Roman" w:hAnsi="Times New Roman" w:cs="Times New Roman"/>
                 <w:sz w:val="24"/>
                 <w:szCs w:val="24"/>
-                <w:lang w:eastAsia="ru-RU"/>
               </w:rPr>
             </w:pPr>
             <w:r>
@@ -6656,7 +6952,6 @@
                 <w:rFonts w:ascii="Times New Roman" w:hAnsi="Times New Roman" w:cs="Times New Roman"/>
                 <w:sz w:val="24"/>
                 <w:szCs w:val="24"/>
-                <w:lang w:eastAsia="ru-RU"/>
               </w:rPr>
               <w:t>Исполнитель</w:t>
             </w:r>
@@ -6671,7 +6966,6 @@
                 <w:rFonts w:ascii="Times New Roman" w:hAnsi="Times New Roman" w:cs="Times New Roman"/>
                 <w:sz w:val="24"/>
                 <w:szCs w:val="24"/>
-                <w:lang w:eastAsia="ru-RU"/>
               </w:rPr>
             </w:pPr>
             <w:r>
@@ -6680,7 +6974,6 @@
                 <w:sz w:val="24"/>
                 <w:szCs w:val="24"/>
                 <w:highlight w:val="yellow"/>
-                <w:lang w:eastAsia="ru-RU"/>
               </w:rPr>
               <w:t>ФИО</w:t>
             </w:r>
@@ -6695,7 +6988,6 @@
                 <w:rFonts w:ascii="Times New Roman" w:hAnsi="Times New Roman" w:cs="Times New Roman"/>
                 <w:sz w:val="24"/>
                 <w:szCs w:val="24"/>
-                <w:lang w:eastAsia="ru-RU"/>
               </w:rPr>
             </w:pPr>
           </w:p>
@@ -6709,7 +7001,6 @@
                 <w:rFonts w:ascii="Times New Roman" w:hAnsi="Times New Roman" w:cs="Times New Roman"/>
                 <w:sz w:val="24"/>
                 <w:szCs w:val="24"/>
-                <w:lang w:eastAsia="ru-RU"/>
               </w:rPr>
             </w:pPr>
           </w:p>
@@ -6723,7 +7014,6 @@
                 <w:rFonts w:ascii="Times New Roman" w:hAnsi="Times New Roman" w:cs="Times New Roman"/>
                 <w:sz w:val="24"/>
                 <w:szCs w:val="24"/>
-                <w:lang w:eastAsia="ru-RU"/>
               </w:rPr>
             </w:pPr>
           </w:p>
@@ -6737,7 +7027,6 @@
                 <w:rFonts w:ascii="Times New Roman" w:hAnsi="Times New Roman" w:cs="Times New Roman"/>
                 <w:sz w:val="24"/>
                 <w:szCs w:val="24"/>
-                <w:lang w:eastAsia="ru-RU"/>
               </w:rPr>
             </w:pPr>
             <w:r>
@@ -6745,9 +7034,8 @@
                 <w:rFonts w:ascii="Times New Roman" w:hAnsi="Times New Roman" w:cs="Times New Roman"/>
                 <w:sz w:val="24"/>
                 <w:szCs w:val="24"/>
-                <w:lang w:eastAsia="ru-RU"/>
-              </w:rPr>
-              <w:t>_____________ / {{contractor_signatory_name_initials}}</w:t>
+              </w:rPr>
+              <w:t xml:space="preserve">________________ </w:t>
             </w:r>
             <w:r>
               <w:rPr>
@@ -6756,6 +7044,7 @@
                 <w:szCs w:val="24"/>
                 <w:highlight w:val="yellow"/>
               </w:rPr>
+              <w:t>/___________</w:t>
             </w:r>
           </w:p>
         </w:tc>
@@ -6771,7 +7060,6 @@
           <w:rFonts w:ascii="Times New Roman" w:hAnsi="Times New Roman" w:cs="Times New Roman"/>
           <w:sz w:val="24"/>
           <w:szCs w:val="24"/>
-          <w:lang w:eastAsia="ru-RU"/>
         </w:rPr>
       </w:pPr>
     </w:p>
@@ -6785,7 +7073,6 @@
           <w:rFonts w:ascii="Times New Roman" w:hAnsi="Times New Roman" w:cs="Times New Roman"/>
           <w:sz w:val="24"/>
           <w:szCs w:val="24"/>
-          <w:lang w:eastAsia="ru-RU"/>
         </w:rPr>
       </w:pPr>
     </w:p>
@@ -6799,7 +7086,6 @@
           <w:rFonts w:ascii="Times New Roman" w:hAnsi="Times New Roman" w:cs="Times New Roman"/>
           <w:sz w:val="24"/>
           <w:szCs w:val="24"/>
-          <w:lang w:eastAsia="ru-RU"/>
         </w:rPr>
       </w:pPr>
     </w:p>
@@ -6813,7 +7099,6 @@
           <w:rFonts w:ascii="Times New Roman" w:hAnsi="Times New Roman" w:cs="Times New Roman"/>
           <w:sz w:val="24"/>
           <w:szCs w:val="24"/>
-          <w:lang w:eastAsia="ru-RU"/>
         </w:rPr>
       </w:pPr>
     </w:p>
@@ -6827,7 +7112,6 @@
           <w:rFonts w:ascii="Times New Roman" w:hAnsi="Times New Roman" w:cs="Times New Roman"/>
           <w:sz w:val="24"/>
           <w:szCs w:val="24"/>
-          <w:lang w:eastAsia="ru-RU"/>
         </w:rPr>
       </w:pPr>
     </w:p>
@@ -6841,7 +7125,6 @@
           <w:rFonts w:ascii="Times New Roman" w:hAnsi="Times New Roman" w:cs="Times New Roman"/>
           <w:sz w:val="24"/>
           <w:szCs w:val="24"/>
-          <w:lang w:eastAsia="ru-RU"/>
         </w:rPr>
       </w:pPr>
     </w:p>
@@ -6855,7 +7138,6 @@
           <w:rFonts w:ascii="Times New Roman" w:hAnsi="Times New Roman" w:cs="Times New Roman"/>
           <w:sz w:val="24"/>
           <w:szCs w:val="24"/>
-          <w:lang w:eastAsia="ru-RU"/>
         </w:rPr>
       </w:pPr>
     </w:p>
@@ -6869,7 +7151,6 @@
           <w:rFonts w:ascii="Times New Roman" w:hAnsi="Times New Roman" w:cs="Times New Roman"/>
           <w:sz w:val="24"/>
           <w:szCs w:val="24"/>
-          <w:lang w:eastAsia="ru-RU"/>
         </w:rPr>
       </w:pPr>
     </w:p>
@@ -6883,7 +7164,6 @@
           <w:rFonts w:ascii="Times New Roman" w:hAnsi="Times New Roman" w:cs="Times New Roman"/>
           <w:sz w:val="24"/>
           <w:szCs w:val="24"/>
-          <w:lang w:eastAsia="ru-RU"/>
         </w:rPr>
       </w:pPr>
     </w:p>
@@ -6897,7 +7177,6 @@
           <w:rFonts w:ascii="Times New Roman" w:hAnsi="Times New Roman" w:cs="Times New Roman"/>
           <w:sz w:val="24"/>
           <w:szCs w:val="24"/>
-          <w:lang w:eastAsia="ru-RU"/>
         </w:rPr>
       </w:pPr>
     </w:p>
@@ -6911,7 +7190,6 @@
           <w:rFonts w:ascii="Times New Roman" w:hAnsi="Times New Roman" w:cs="Times New Roman"/>
           <w:sz w:val="24"/>
           <w:szCs w:val="24"/>
-          <w:lang w:eastAsia="ru-RU"/>
         </w:rPr>
       </w:pPr>
     </w:p>
@@ -6925,7 +7203,6 @@
           <w:rFonts w:ascii="Times New Roman" w:hAnsi="Times New Roman" w:cs="Times New Roman"/>
           <w:sz w:val="24"/>
           <w:szCs w:val="24"/>
-          <w:lang w:eastAsia="ru-RU"/>
         </w:rPr>
       </w:pPr>
     </w:p>
@@ -6939,7 +7216,6 @@
           <w:rFonts w:ascii="Times New Roman" w:hAnsi="Times New Roman" w:cs="Times New Roman"/>
           <w:sz w:val="24"/>
           <w:szCs w:val="24"/>
-          <w:lang w:eastAsia="ru-RU"/>
         </w:rPr>
       </w:pPr>
     </w:p>
@@ -6953,7 +7229,6 @@
           <w:rFonts w:ascii="Times New Roman" w:hAnsi="Times New Roman" w:cs="Times New Roman"/>
           <w:sz w:val="24"/>
           <w:szCs w:val="24"/>
-          <w:lang w:eastAsia="ru-RU"/>
         </w:rPr>
       </w:pPr>
     </w:p>
@@ -6967,7 +7242,6 @@
           <w:rFonts w:ascii="Times New Roman" w:hAnsi="Times New Roman" w:cs="Times New Roman"/>
           <w:sz w:val="24"/>
           <w:szCs w:val="24"/>
-          <w:lang w:eastAsia="ru-RU"/>
         </w:rPr>
       </w:pPr>
     </w:p>
@@ -6981,7 +7255,6 @@
           <w:rFonts w:ascii="Times New Roman" w:hAnsi="Times New Roman" w:cs="Times New Roman"/>
           <w:sz w:val="24"/>
           <w:szCs w:val="24"/>
-          <w:lang w:eastAsia="ru-RU"/>
         </w:rPr>
       </w:pPr>
     </w:p>
@@ -6995,7 +7268,6 @@
           <w:rFonts w:ascii="Times New Roman" w:hAnsi="Times New Roman" w:cs="Times New Roman"/>
           <w:sz w:val="24"/>
           <w:szCs w:val="24"/>
-          <w:lang w:eastAsia="ru-RU"/>
         </w:rPr>
       </w:pPr>
     </w:p>
@@ -7009,7 +7281,6 @@
           <w:rFonts w:ascii="Times New Roman" w:hAnsi="Times New Roman" w:cs="Times New Roman"/>
           <w:sz w:val="24"/>
           <w:szCs w:val="24"/>
-          <w:lang w:eastAsia="ru-RU"/>
         </w:rPr>
       </w:pPr>
     </w:p>
@@ -7023,7 +7294,6 @@
           <w:rFonts w:ascii="Times New Roman" w:hAnsi="Times New Roman" w:cs="Times New Roman"/>
           <w:sz w:val="24"/>
           <w:szCs w:val="24"/>
-          <w:lang w:eastAsia="ru-RU"/>
         </w:rPr>
       </w:pPr>
     </w:p>
@@ -7080,7 +7350,7 @@
           <w:sz w:val="23"/>
           <w:szCs w:val="23"/>
         </w:rPr>
-        <w:t>Я, {{contractor_signatory_name}},</w:t>
+        <w:t>Я, _____________________________________,</w:t>
       </w:r>
     </w:p>
     <w:p>
@@ -7117,19 +7387,7 @@
         <w:rPr>
           <w:rFonts w:ascii="Times New Roman" w:hAnsi="Times New Roman" w:cs="Times New Roman"/>
         </w:rPr>
-        <w:t>зарегистрированный(ая) по адресу: {{contractor_address}},</w:t>
-      </w:r>
-      <w:proofErr w:type="spellStart"/>
-      <w:r>
-        <w:rPr>
-          <w:rFonts w:ascii="Times New Roman" w:hAnsi="Times New Roman" w:cs="Times New Roman"/>
-        </w:rPr>
-      </w:r>
-      <w:proofErr w:type="spellEnd"/>
-      <w:r>
-        <w:rPr>
-          <w:rFonts w:ascii="Times New Roman" w:hAnsi="Times New Roman" w:cs="Times New Roman"/>
-        </w:rPr>
+        <w:t xml:space="preserve">зарегистрированный(ая) по адресу:</w:t>
       </w:r>
       <w:r>
         <w:rPr>
@@ -7137,20 +7395,7 @@
           <w:sz w:val="23"/>
           <w:szCs w:val="23"/>
         </w:rPr>
-      </w:r>
-      <w:r>
-        <w:rPr>
-          <w:rFonts w:ascii="Times New Roman" w:hAnsi="Times New Roman" w:cs="Times New Roman"/>
-          <w:sz w:val="23"/>
-          <w:szCs w:val="23"/>
-        </w:rPr>
-      </w:r>
-      <w:r>
-        <w:rPr>
-          <w:rFonts w:ascii="Times New Roman" w:hAnsi="Times New Roman" w:cs="Times New Roman"/>
-          <w:sz w:val="23"/>
-          <w:szCs w:val="23"/>
-        </w:rPr>
+        <w:t xml:space="preserve"> _________________________________________,</w:t>
       </w:r>
     </w:p>
     <w:p>
@@ -7189,42 +7434,7 @@
           <w:sz w:val="23"/>
           <w:szCs w:val="23"/>
         </w:rPr>
-        <w:t>паспорт серия {{contractor_passport_series}} № {{contractor_passport_number}} выдан {{contractor_passport_issuer}}</w:t>
-      </w:r>
-      <w:r>
-        <w:rPr>
-          <w:rFonts w:ascii="Times New Roman" w:hAnsi="Times New Roman" w:cs="Times New Roman"/>
-          <w:sz w:val="23"/>
-          <w:szCs w:val="23"/>
-        </w:rPr>
-      </w:r>
-      <w:r>
-        <w:rPr>
-          <w:rFonts w:ascii="Times New Roman" w:hAnsi="Times New Roman" w:cs="Times New Roman"/>
-          <w:sz w:val="23"/>
-          <w:szCs w:val="23"/>
-        </w:rPr>
-      </w:r>
-      <w:r>
-        <w:rPr>
-          <w:rFonts w:ascii="Times New Roman" w:hAnsi="Times New Roman" w:cs="Times New Roman"/>
-          <w:sz w:val="23"/>
-          <w:szCs w:val="23"/>
-        </w:rPr>
-      </w:r>
-      <w:r>
-        <w:rPr>
-          <w:rFonts w:ascii="Times New Roman" w:hAnsi="Times New Roman" w:cs="Times New Roman"/>
-          <w:sz w:val="23"/>
-          <w:szCs w:val="23"/>
-        </w:rPr>
-      </w:r>
-      <w:r>
-        <w:rPr>
-          <w:rFonts w:ascii="Times New Roman" w:hAnsi="Times New Roman" w:cs="Times New Roman"/>
-          <w:sz w:val="23"/>
-          <w:szCs w:val="23"/>
-        </w:rPr>
+        <w:t xml:space="preserve">паспорт серия {{ contractor_passport_series }} № {{ contractor_passport_number }} выдан {{ contractor_passport_issuer }}</w:t>
       </w:r>
     </w:p>
     <w:p>
@@ -7314,7 +7524,7 @@
         <w:rPr>
           <w:rFonts w:ascii="Times New Roman" w:hAnsi="Times New Roman" w:cs="Times New Roman"/>
         </w:rPr>
-        <w:t xml:space="preserve"> Всероссийской общественной молодежной организации «Всероссийский студенческий корпус спасателей» (ВСКС), зарегистрированному по адресу: {{customer_address}}78, стр.8, этаж цокольный, помещение I, комната 4, на обработку соответствии со ст. 9 Федерального закона от 27.07.2006 № 152-ФЗ «О персональных данных», </w:t>
+        <w:t xml:space="preserve"> {{ customer_full_name }} ({{ customer_short_name }}), зарегистрированному по адресу: {{ customer_address }}, этаж цокольный, помещение I, комната 4, на обработку соответствии со ст. 9 Федерального закона от 27.07.2006 № 152-ФЗ «О персональных данных», </w:t>
       </w:r>
       <w:r>
         <w:rPr>
@@ -7398,7 +7608,7 @@
         <w:rPr>
           <w:rFonts w:ascii="Times New Roman" w:hAnsi="Times New Roman" w:cs="Times New Roman"/>
         </w:rPr>
-        <w:t xml:space="preserve">Настоящие согласие вступает в силу со дня его подписания и действует в течение всего срока действия заключенного между Сторонами Договора и срока хранения документов в соответствии с действующим законодательством. Настоящее согласие может быть отозвано в письменной форме, полностью или частично, в порядке, установленном Федеральным законом от 27.07.2006 №152-ФЗ «О персональных данных». В случае отзыва согласия на обработку персональных данных ВСКС вправе продолжить обработку персональных данных без согласия субъекта персональных данных при наличии оснований, указанных в </w:t>
+        <w:t xml:space="preserve">Настоящие согласие вступает в силу со дня его подписания и действует в течение всего срока действия заключенного между Сторонами Договора и срока хранения документов в соответствии с действующим законодательством. Настоящее согласие может быть отозвано в письменной форме, полностью или частично, в порядке, установленном Федеральным законом от 27.07.2006 №152-ФЗ «О персональных данных». В случае отзыва согласия на обработку персональных данных ВСКС вправе продолжить обработку персональных данных без согласия субъекта персональных данных при наличии оснований, указанных в  - 11 части 1 статьи 6,  и  Федерального закона от 27.07.2006 № 152-ФЗ «О персональных данных».</w:t>
       </w:r>
       <w:hyperlink r:id="rId18" w:history="1">
         <w:r>
@@ -7408,12 +7618,6 @@
           <w:t>пунктах 2</w:t>
         </w:r>
       </w:hyperlink>
-      <w:r>
-        <w:rPr>
-          <w:rFonts w:ascii="Times New Roman" w:hAnsi="Times New Roman" w:cs="Times New Roman"/>
-        </w:rPr>
-        <w:t xml:space="preserve"> - 11 части 1 статьи 6, </w:t>
-      </w:r>
       <w:hyperlink r:id="rId19" w:history="1">
         <w:r>
           <w:rPr>
@@ -7422,12 +7626,6 @@
           <w:t>части 2 статьи 10</w:t>
         </w:r>
       </w:hyperlink>
-      <w:r>
-        <w:rPr>
-          <w:rFonts w:ascii="Times New Roman" w:hAnsi="Times New Roman" w:cs="Times New Roman"/>
-        </w:rPr>
-        <w:t xml:space="preserve"> и </w:t>
-      </w:r>
       <w:hyperlink r:id="rId20" w:history="1">
         <w:r>
           <w:rPr>
@@ -7436,12 +7634,6 @@
           <w:t>части 2 статьи 11</w:t>
         </w:r>
       </w:hyperlink>
-      <w:r>
-        <w:rPr>
-          <w:rFonts w:ascii="Times New Roman" w:hAnsi="Times New Roman" w:cs="Times New Roman"/>
-        </w:rPr>
-        <w:t xml:space="preserve"> Федерального закона от 27.07.2006 № 152-ФЗ «О персональных данных».</w:t>
-      </w:r>
     </w:p>
     <w:p>
       <w:pPr>
@@ -7473,50 +7665,34 @@
           <w:sz w:val="23"/>
           <w:szCs w:val="23"/>
         </w:rPr>
-        <w:t>{{contractor_passport_issued_date}}</w:t>
+        <w:t xml:space="preserve">«_____»__________20___г</w:t>
+      </w:r>
+      <w:r>
+        <w:rPr>
+          <w:rFonts w:ascii="Times New Roman" w:hAnsi="Times New Roman" w:cs="Times New Roman"/>
+          <w:sz w:val="23"/>
+          <w:szCs w:val="23"/>
+        </w:rPr>
         <w:tab/>
         <w:t>.</w:t>
+      </w:r>
+      <w:r>
+        <w:rPr>
+          <w:rFonts w:ascii="Times New Roman" w:hAnsi="Times New Roman" w:cs="Times New Roman"/>
+          <w:sz w:val="23"/>
+          <w:szCs w:val="23"/>
+        </w:rPr>
         <w:tab/>
         <w:t>_______________</w:t>
-        <w:tab/>
-        <w:t>/ {{contractor_signatory_name_initials}}</w:t>
-      </w:r>
-      <w:proofErr w:type="gramStart"/>
+      </w:r>
       <w:r>
         <w:rPr>
           <w:rFonts w:ascii="Times New Roman" w:hAnsi="Times New Roman" w:cs="Times New Roman"/>
           <w:sz w:val="23"/>
           <w:szCs w:val="23"/>
         </w:rPr>
-      </w:r>
-      <w:proofErr w:type="gramEnd"/>
-      <w:r>
-        <w:rPr>
-          <w:rFonts w:ascii="Times New Roman" w:hAnsi="Times New Roman" w:cs="Times New Roman"/>
-          <w:sz w:val="23"/>
-          <w:szCs w:val="23"/>
-        </w:rPr>
-      </w:r>
-      <w:r>
-        <w:rPr>
-          <w:rFonts w:ascii="Times New Roman" w:hAnsi="Times New Roman" w:cs="Times New Roman"/>
-          <w:sz w:val="23"/>
-          <w:szCs w:val="23"/>
-        </w:rPr>
-      </w:r>
-      <w:r>
-        <w:rPr>
-          <w:rFonts w:ascii="Times New Roman" w:hAnsi="Times New Roman" w:cs="Times New Roman"/>
-          <w:sz w:val="23"/>
-          <w:szCs w:val="23"/>
-        </w:rPr>
-      </w:r>
-      <w:r>
-        <w:rPr>
-          <w:rFonts w:ascii="Times New Roman" w:hAnsi="Times New Roman" w:cs="Times New Roman"/>
-          <w:sz w:val="23"/>
-          <w:szCs w:val="23"/>
-        </w:rPr>
+        <w:tab/>
+        <w:t>/________________________/</w:t>
       </w:r>
     </w:p>
     <w:p>
@@ -7571,7 +7747,6 @@
         <w:tab/>
         <w:t xml:space="preserve">                                 </w:t>
       </w:r>
-      <w:proofErr w:type="gramStart"/>
       <w:r>
         <w:rPr>
           <w:rFonts w:ascii="Times New Roman" w:hAnsi="Times New Roman" w:cs="Times New Roman"/>
@@ -7579,17 +7754,7 @@
           <w:sz w:val="14"/>
           <w:szCs w:val="23"/>
         </w:rPr>
-        <w:t xml:space="preserve">   (</w:t>
-      </w:r>
-      <w:proofErr w:type="gramEnd"/>
-      <w:r>
-        <w:rPr>
-          <w:rFonts w:ascii="Times New Roman" w:hAnsi="Times New Roman" w:cs="Times New Roman"/>
-          <w:i/>
-          <w:sz w:val="14"/>
-          <w:szCs w:val="23"/>
-        </w:rPr>
-        <w:t>расшифровка подписи)</w:t>
+        <w:t xml:space="preserve">   (расшифровка подписи)</w:t>
       </w:r>
     </w:p>
     <w:p>
@@ -8556,6 +8721,14 @@
     </w:lvlOverride>
   </w:num>
 </w:numbering>
+</file>
+
+<file path=word/people.xml><?xml version="1.0" encoding="utf-8"?>
+<w15:people xmlns:wpc="http://schemas.microsoft.com/office/word/2010/wordprocessingCanvas" xmlns:cx="http://schemas.microsoft.com/office/drawing/2014/chartex" xmlns:cx1="http://schemas.microsoft.com/office/drawing/2015/9/8/chartex" xmlns:cx2="http://schemas.microsoft.com/office/drawing/2015/10/21/chartex" xmlns:cx3="http://schemas.microsoft.com/office/drawing/2016/5/9/chartex" xmlns:cx4="http://schemas.microsoft.com/office/drawing/2016/5/10/chartex" xmlns:cx5="http://schemas.microsoft.com/office/drawing/2016/5/11/chartex" xmlns:cx6="http://schemas.microsoft.com/office/drawing/2016/5/12/chartex" xmlns:cx7="http://schemas.microsoft.com/office/drawing/2016/5/13/chartex" xmlns:cx8="http://schemas.microsoft.com/office/drawing/2016/5/14/chartex" xmlns:mc="http://schemas.openxmlformats.org/markup-compatibility/2006" xmlns:aink="http://schemas.microsoft.com/office/drawing/2016/ink" xmlns:am3d="http://schemas.microsoft.com/office/drawing/2017/model3d" xmlns:o="urn:schemas-microsoft-com:office:office" xmlns:r="http://schemas.openxmlformats.org/officeDocument/2006/relationships" xmlns:m="http://schemas.openxmlformats.org/officeDocument/2006/math" xmlns:v="urn:schemas-microsoft-com:vml" xmlns:wp14="http://schemas.microsoft.com/office/word/2010/wordprocessingDrawing" xmlns:wp="http://schemas.openxmlformats.org/drawingml/2006/wordprocessingDrawing" xmlns:w10="urn:schemas-microsoft-com:office:word" xmlns:w="http://schemas.openxmlformats.org/wordprocessingml/2006/main" xmlns:w14="http://schemas.microsoft.com/office/word/2010/wordml" xmlns:w15="http://schemas.microsoft.com/office/word/2012/wordml" xmlns:w16cex="http://schemas.microsoft.com/office/word/2018/wordml/cex" xmlns:w16cid="http://schemas.microsoft.com/office/word/2016/wordml/cid" xmlns:w16="http://schemas.microsoft.com/office/word/2018/wordml" xmlns:w16sdtdh="http://schemas.microsoft.com/office/word/2020/wordml/sdtdatahash" xmlns:w16se="http://schemas.microsoft.com/office/word/2015/wordml/symex" xmlns:wpg="http://schemas.microsoft.com/office/word/2010/wordprocessingGroup" xmlns:wpi="http://schemas.microsoft.com/office/word/2010/wordprocessingInk" xmlns:wne="http://schemas.microsoft.com/office/word/2006/wordml" xmlns:wps="http://schemas.microsoft.com/office/word/2010/wordprocessingShape" mc:Ignorable="w14 w15 w16se w16cid w16 w16cex w16sdtdh wp14">
+  <w15:person w15:author="Александр А. Борисов">
+    <w15:presenceInfo w15:providerId="AD" w15:userId="S-1-5-21-2472377535-3900209669-135479564-1555"/>
+  </w15:person>
+</w15:people>
 </file>
 
 <file path=word/styles.xml><?xml version="1.0" encoding="utf-8"?>

--- a/backend/templates/contract_gph_individual_rid.docx
+++ b/backend/templates/contract_gph_individual_rid.docx
@@ -1535,7 +1535,7 @@
           <w:sz w:val="24"/>
           <w:szCs w:val="24"/>
         </w:rPr>
-        <w:t xml:space="preserve">Факт оказания Услуг и принятия их Заказчиком подтверждается  об оказании услуг.</w:t>
+        <w:t xml:space="preserve">Факт оказания Услуг и принятия их Заказчиком подтверждается </w:t>
       </w:r>
       <w:hyperlink r:id="rId12" w:history="1">
         <w:r>
@@ -1547,6 +1547,14 @@
           <w:t>актом</w:t>
         </w:r>
       </w:hyperlink>
+      <w:r>
+        <w:rPr>
+          <w:rFonts w:ascii="Times New Roman" w:hAnsi="Times New Roman" w:cs="Times New Roman"/>
+          <w:sz w:val="24"/>
+          <w:szCs w:val="24"/>
+        </w:rPr>
+        <w:t xml:space="preserve"> об оказании услуг.</w:t>
+      </w:r>
     </w:p>
     <w:p>
       <w:pPr>
@@ -1650,7 +1658,7 @@
           <w:sz w:val="24"/>
           <w:szCs w:val="24"/>
         </w:rPr>
-        <w:t xml:space="preserve"> ( НК РФ). </w:t>
+        <w:t xml:space="preserve"> (</w:t>
       </w:r>
       <w:hyperlink r:id="rId13" w:history="1">
         <w:r>
@@ -1662,6 +1670,14 @@
           <w:t>п. 4 ст. 226</w:t>
         </w:r>
       </w:hyperlink>
+      <w:r>
+        <w:rPr>
+          <w:rFonts w:ascii="Times New Roman" w:hAnsi="Times New Roman" w:cs="Times New Roman"/>
+          <w:sz w:val="24"/>
+          <w:szCs w:val="24"/>
+        </w:rPr>
+        <w:t xml:space="preserve"> НК РФ). </w:t>
+      </w:r>
     </w:p>
     <w:p>
       <w:pPr>
@@ -1687,7 +1703,7 @@
           <w:sz w:val="24"/>
           <w:szCs w:val="24"/>
         </w:rPr>
-        <w:t xml:space="preserve">Заказчик обязуется осуществить оплату оказанных Исполнителем и принятых Заказчиком Услуг в срок не позднее 30 календарных дней с момента подписания Сторонами  об оказании услуг (далее – Акт). Проценты на сумму оплаты услуг с даты подписания Акта (или с даты составления одностороннего акта) до момента оплаты, произведенной в соответствии с настоящим пунктом, не начисляются и не уплачиваются.</w:t>
+        <w:t xml:space="preserve">Заказчик обязуется осуществить оплату оказанных Исполнителем и принятых Заказчиком Услуг в срок не позднее 30 календарных дней с момента подписания Сторонами </w:t>
       </w:r>
       <w:hyperlink r:id="rId14" w:history="1">
         <w:r>
@@ -1699,6 +1715,14 @@
           <w:t>акта</w:t>
         </w:r>
       </w:hyperlink>
+      <w:r>
+        <w:rPr>
+          <w:rFonts w:ascii="Times New Roman" w:hAnsi="Times New Roman" w:cs="Times New Roman"/>
+          <w:sz w:val="24"/>
+          <w:szCs w:val="24"/>
+        </w:rPr>
+        <w:t xml:space="preserve"> об оказании услуг (далее – Акт). Проценты на сумму оплаты услуг с даты подписания Акта (или с даты составления одностороннего акта) до момента оплаты, произведенной в соответствии с настоящим пунктом, не начисляются и не уплачиваются.</w:t>
+      </w:r>
     </w:p>
     <w:p>
       <w:pPr>
@@ -6555,7 +6579,7 @@
         <w:rPr>
           <w:rFonts w:ascii="Times New Roman" w:hAnsi="Times New Roman" w:cs="Times New Roman"/>
         </w:rPr>
-        <w:t xml:space="preserve">ВСКС вправе продолжить обработку персональных данных без согласия субъекта персональных данных при наличии оснований, указанных в  - 11 части 1 статьи 6,  и  Федерального закона от 27.07.2006 № 152-ФЗ «О персональных данных».</w:t>
+        <w:t xml:space="preserve">ВСКС вправе продолжить обработку персональных данных без согласия субъекта персональных данных при наличии оснований, указанных в </w:t>
       </w:r>
       <w:hyperlink r:id="rId15" w:history="1">
         <w:r>
@@ -6565,6 +6589,12 @@
           <w:t>пунктах 2</w:t>
         </w:r>
       </w:hyperlink>
+      <w:r>
+        <w:rPr>
+          <w:rFonts w:ascii="Times New Roman" w:hAnsi="Times New Roman" w:cs="Times New Roman"/>
+        </w:rPr>
+        <w:t xml:space="preserve"> - 11 части 1 статьи 6, </w:t>
+      </w:r>
       <w:hyperlink r:id="rId16" w:history="1">
         <w:r>
           <w:rPr>
@@ -6573,6 +6603,12 @@
           <w:t>части 2 статьи 10</w:t>
         </w:r>
       </w:hyperlink>
+      <w:r>
+        <w:rPr>
+          <w:rFonts w:ascii="Times New Roman" w:hAnsi="Times New Roman" w:cs="Times New Roman"/>
+        </w:rPr>
+        <w:t xml:space="preserve"> и </w:t>
+      </w:r>
       <w:hyperlink r:id="rId17" w:history="1">
         <w:r>
           <w:rPr>
@@ -6581,6 +6617,12 @@
           <w:t>части 2 статьи 11</w:t>
         </w:r>
       </w:hyperlink>
+      <w:r>
+        <w:rPr>
+          <w:rFonts w:ascii="Times New Roman" w:hAnsi="Times New Roman" w:cs="Times New Roman"/>
+        </w:rPr>
+        <w:t xml:space="preserve"> Федерального закона от 27.07.2006 № 152-ФЗ «О персональных данных».</w:t>
+      </w:r>
     </w:p>
     <w:p>
       <w:pPr>
@@ -7608,7 +7650,7 @@
         <w:rPr>
           <w:rFonts w:ascii="Times New Roman" w:hAnsi="Times New Roman" w:cs="Times New Roman"/>
         </w:rPr>
-        <w:t xml:space="preserve">Настоящие согласие вступает в силу со дня его подписания и действует в течение всего срока действия заключенного между Сторонами Договора и срока хранения документов в соответствии с действующим законодательством. Настоящее согласие может быть отозвано в письменной форме, полностью или частично, в порядке, установленном Федеральным законом от 27.07.2006 №152-ФЗ «О персональных данных». В случае отзыва согласия на обработку персональных данных ВСКС вправе продолжить обработку персональных данных без согласия субъекта персональных данных при наличии оснований, указанных в  - 11 части 1 статьи 6,  и  Федерального закона от 27.07.2006 № 152-ФЗ «О персональных данных».</w:t>
+        <w:t xml:space="preserve">Настоящие согласие вступает в силу со дня его подписания и действует в течение всего срока действия заключенного между Сторонами Договора и срока хранения документов в соответствии с действующим законодательством. Настоящее согласие может быть отозвано в письменной форме, полностью или частично, в порядке, установленном Федеральным законом от 27.07.2006 №152-ФЗ «О персональных данных». В случае отзыва согласия на обработку персональных данных ВСКС вправе продолжить обработку персональных данных без согласия субъекта персональных данных при наличии оснований, указанных в </w:t>
       </w:r>
       <w:hyperlink r:id="rId18" w:history="1">
         <w:r>
@@ -7618,6 +7660,12 @@
           <w:t>пунктах 2</w:t>
         </w:r>
       </w:hyperlink>
+      <w:r>
+        <w:rPr>
+          <w:rFonts w:ascii="Times New Roman" w:hAnsi="Times New Roman" w:cs="Times New Roman"/>
+        </w:rPr>
+        <w:t xml:space="preserve"> - 11 части 1 статьи 6, </w:t>
+      </w:r>
       <w:hyperlink r:id="rId19" w:history="1">
         <w:r>
           <w:rPr>
@@ -7626,6 +7674,12 @@
           <w:t>части 2 статьи 10</w:t>
         </w:r>
       </w:hyperlink>
+      <w:r>
+        <w:rPr>
+          <w:rFonts w:ascii="Times New Roman" w:hAnsi="Times New Roman" w:cs="Times New Roman"/>
+        </w:rPr>
+        <w:t xml:space="preserve"> и </w:t>
+      </w:r>
       <w:hyperlink r:id="rId20" w:history="1">
         <w:r>
           <w:rPr>
@@ -7634,6 +7688,12 @@
           <w:t>части 2 статьи 11</w:t>
         </w:r>
       </w:hyperlink>
+      <w:r>
+        <w:rPr>
+          <w:rFonts w:ascii="Times New Roman" w:hAnsi="Times New Roman" w:cs="Times New Roman"/>
+        </w:rPr>
+        <w:t xml:space="preserve"> Федерального закона от 27.07.2006 № 152-ФЗ «О персональных данных».</w:t>
+      </w:r>
     </w:p>
     <w:p>
       <w:pPr>

--- a/backend/templates/contract_gph_individual_rid.docx
+++ b/backend/templates/contract_gph_individual_rid.docx
@@ -15,6 +15,7 @@
           <w:szCs w:val="24"/>
         </w:rPr>
       </w:pPr>
+      <w:commentRangeStart w:id="0"/>
       <w:r>
         <w:rPr>
           <w:rFonts w:ascii="Times New Roman" w:hAnsi="Times New Roman" w:cs="Times New Roman"/>
@@ -22,6 +23,13 @@
           <w:szCs w:val="24"/>
         </w:rPr>
         <w:t xml:space="preserve">ДОГОВОР № {{ contract_number }}</w:t>
+      </w:r>
+      <w:commentRangeEnd w:id="0"/>
+      <w:r>
+        <w:rPr>
+          <w:rStyle w:val="CommentReference"/>
+        </w:rPr>
+        <w:commentReference w:id="0"/>
       </w:r>
       <w:r>
         <w:rPr>
@@ -145,6 +153,9 @@
                 <w:szCs w:val="24"/>
               </w:rPr>
             </w:pPr>
+            <w:commentRangeStart w:id="47"/>
+            <w:commentRangeStart w:id="48"/>
+            <w:commentRangeStart w:id="49"/>
             <w:r>
               <w:rPr>
                 <w:rFonts w:ascii="Times New Roman" w:hAnsi="Times New Roman" w:cs="Times New Roman"/>
@@ -154,6 +165,27 @@
               </w:rPr>
               <w:t xml:space="preserve">«{{ contract_date_day }}» {{ contract_date_month }} {{ contract_date_year }} г.</w:t>
             </w:r>
+            <w:commentRangeEnd w:id="49"/>
+            <w:r>
+              <w:rPr>
+                <w:rStyle w:val="CommentReference"/>
+              </w:rPr>
+              <w:commentReference w:id="49"/>
+            </w:r>
+            <w:commentRangeEnd w:id="48"/>
+            <w:r>
+              <w:rPr>
+                <w:rStyle w:val="CommentReference"/>
+              </w:rPr>
+              <w:commentReference w:id="48"/>
+            </w:r>
+            <w:commentRangeEnd w:id="47"/>
+            <w:r>
+              <w:rPr>
+                <w:rStyle w:val="CommentReference"/>
+              </w:rPr>
+              <w:commentReference w:id="47"/>
+            </w:r>
             <w:r>
               <w:rPr>
                 <w:rFonts w:ascii="Times New Roman" w:hAnsi="Times New Roman" w:cs="Times New Roman"/>
@@ -179,6 +211,8 @@
           <w:szCs w:val="24"/>
         </w:rPr>
       </w:pPr>
+      <w:commentRangeStart w:id="1"/>
+      <w:commentRangeStart w:id="2"/>
       <w:r>
         <w:rPr>
           <w:rFonts w:ascii="Times New Roman" w:hAnsi="Times New Roman" w:cs="Times New Roman"/>
@@ -189,6 +223,20 @@
         </w:rPr>
         <w:t xml:space="preserve">{{ customer_full_name }} ({{ customer_short_name }}), именуемая в дальнейшем «Заказчик»</w:t>
       </w:r>
+      <w:commentRangeEnd w:id="2"/>
+      <w:r>
+        <w:rPr>
+          <w:rStyle w:val="CommentReference"/>
+        </w:rPr>
+        <w:commentReference w:id="2"/>
+      </w:r>
+      <w:commentRangeEnd w:id="1"/>
+      <w:r>
+        <w:rPr>
+          <w:rStyle w:val="CommentReference"/>
+        </w:rPr>
+        <w:commentReference w:id="1"/>
+      </w:r>
       <w:r>
         <w:rPr>
           <w:rFonts w:ascii="Times New Roman" w:hAnsi="Times New Roman" w:cs="Times New Roman"/>
@@ -207,6 +255,10 @@
         </w:rPr>
         <w:t xml:space="preserve">,</w:t>
       </w:r>
+      <w:commentRangeStart w:id="3"/>
+      <w:commentRangeStart w:id="4"/>
+      <w:commentRangeStart w:id="5"/>
+      <w:commentRangeStart w:id="6"/>
       <w:r>
         <w:rPr>
           <w:rFonts w:ascii="Times New Roman" w:hAnsi="Times New Roman" w:cs="Times New Roman"/>
@@ -214,6 +266,34 @@
           <w:szCs w:val="24"/>
         </w:rPr>
         <w:t xml:space="preserve"> в лице {{ customer_signatory_position }} {{ customer_signatory_name }}, действующего на основании {{ customer_signatory_basis }}, с одной стороны, и гражданин Российской Федерации {{ contractor_full_name }}, далее именуемый «Исполнитель»</w:t>
+      </w:r>
+      <w:commentRangeEnd w:id="6"/>
+      <w:r>
+        <w:rPr>
+          <w:rStyle w:val="CommentReference"/>
+        </w:rPr>
+        <w:commentReference w:id="6"/>
+      </w:r>
+      <w:commentRangeEnd w:id="5"/>
+      <w:r>
+        <w:rPr>
+          <w:rStyle w:val="CommentReference"/>
+        </w:rPr>
+        <w:commentReference w:id="5"/>
+      </w:r>
+      <w:commentRangeEnd w:id="4"/>
+      <w:r>
+        <w:rPr>
+          <w:rStyle w:val="CommentReference"/>
+        </w:rPr>
+        <w:commentReference w:id="4"/>
+      </w:r>
+      <w:commentRangeEnd w:id="3"/>
+      <w:r>
+        <w:rPr>
+          <w:rStyle w:val="CommentReference"/>
+        </w:rPr>
+        <w:commentReference w:id="3"/>
       </w:r>
       <w:r>
         <w:rPr>
@@ -383,6 +463,7 @@
           <w:szCs w:val="24"/>
         </w:rPr>
       </w:pPr>
+      <w:commentRangeStart w:id="7"/>
       <w:r>
         <w:rPr>
           <w:rFonts w:ascii="Times New Roman" w:hAnsi="Times New Roman" w:cs="Times New Roman"/>
@@ -390,6 +471,13 @@
           <w:szCs w:val="24"/>
         </w:rPr>
         <w:t xml:space="preserve">Место оказания Услуг: {{ delivery_location }}</w:t>
+      </w:r>
+      <w:commentRangeEnd w:id="7"/>
+      <w:r>
+        <w:rPr>
+          <w:rStyle w:val="CommentReference"/>
+        </w:rPr>
+        <w:commentReference w:id="7"/>
       </w:r>
       <w:r>
         <w:rPr>
@@ -489,6 +577,13 @@
           <w:highlight w:val="yellow"/>
         </w:rPr>
       </w:pPr>
+      <w:commentRangeStart w:id="8"/>
+      <w:commentRangeStart w:id="9"/>
+      <w:commentRangeStart w:id="10"/>
+      <w:commentRangeStart w:id="11"/>
+      <w:commentRangeStart w:id="12"/>
+      <w:commentRangeStart w:id="13"/>
+      <w:commentRangeStart w:id="14"/>
       <w:r>
         <w:rPr>
           <w:rFonts w:ascii="Times New Roman" w:hAnsi="Times New Roman" w:cs="Times New Roman"/>
@@ -496,6 +591,55 @@
           <w:szCs w:val="24"/>
         </w:rPr>
         <w:t xml:space="preserve">Срок оказания Услуг устанавливается с «{{ contract_date_day }}» {{ contract_date_month }} {{ contract_date_year }} г. по {{ service_end_date }} г. (включительно){%- if service_start_date %} / с момента заключения настоящего Договора по {{ service_end_date }} г. (включительно){%- endif %}.</w:t>
+      </w:r>
+      <w:commentRangeEnd w:id="14"/>
+      <w:r>
+        <w:rPr>
+          <w:rStyle w:val="CommentReference"/>
+        </w:rPr>
+        <w:commentReference w:id="14"/>
+      </w:r>
+      <w:commentRangeEnd w:id="13"/>
+      <w:r>
+        <w:rPr>
+          <w:rStyle w:val="CommentReference"/>
+        </w:rPr>
+        <w:commentReference w:id="13"/>
+      </w:r>
+      <w:commentRangeEnd w:id="12"/>
+      <w:r>
+        <w:rPr>
+          <w:rStyle w:val="CommentReference"/>
+        </w:rPr>
+        <w:commentReference w:id="12"/>
+      </w:r>
+      <w:commentRangeEnd w:id="11"/>
+      <w:r>
+        <w:rPr>
+          <w:rStyle w:val="CommentReference"/>
+        </w:rPr>
+        <w:commentReference w:id="11"/>
+      </w:r>
+      <w:commentRangeEnd w:id="10"/>
+      <w:r>
+        <w:rPr>
+          <w:rStyle w:val="CommentReference"/>
+        </w:rPr>
+        <w:commentReference w:id="10"/>
+      </w:r>
+      <w:commentRangeEnd w:id="9"/>
+      <w:r>
+        <w:rPr>
+          <w:rStyle w:val="CommentReference"/>
+        </w:rPr>
+        <w:commentReference w:id="9"/>
+      </w:r>
+      <w:commentRangeEnd w:id="8"/>
+      <w:r>
+        <w:rPr>
+          <w:rStyle w:val="CommentReference"/>
+        </w:rPr>
+        <w:commentReference w:id="8"/>
       </w:r>
       <w:r>
         <w:rPr>
@@ -1039,6 +1183,8 @@
           <w:szCs w:val="24"/>
         </w:rPr>
       </w:pPr>
+      <w:commentRangeStart w:id="15"/>
+      <w:commentRangeStart w:id="16"/>
       <w:r>
         <w:rPr>
           <w:rFonts w:ascii="Times New Roman" w:hAnsi="Times New Roman" w:cs="Times New Roman"/>
@@ -1046,6 +1192,20 @@
           <w:szCs w:val="24"/>
         </w:rPr>
         <w:t xml:space="preserve">По завершении оказания Услуг{% if has_stages %} (или этапа оказания Услуг){% endif %} предоставлять Заказчику подписанный со своей стороны акт об оказании Услуг в течение 3 (трех) рабочих дней.</w:t>
+      </w:r>
+      <w:commentRangeEnd w:id="16"/>
+      <w:r>
+        <w:rPr>
+          <w:rStyle w:val="CommentReference"/>
+        </w:rPr>
+        <w:commentReference w:id="16"/>
+      </w:r>
+      <w:commentRangeEnd w:id="15"/>
+      <w:r>
+        <w:rPr>
+          <w:rStyle w:val="CommentReference"/>
+        </w:rPr>
+        <w:commentReference w:id="15"/>
       </w:r>
     </w:p>
     <w:p>
@@ -1567,8 +1727,24 @@
         <w:ind w:left="0" w:firstLine="567"/>
         <w:outlineLvl w:val="0"/>
       </w:pPr>
+      <w:commentRangeStart w:id="17"/>
+      <w:commentRangeStart w:id="18"/>
       <w:r>
         <w:t xml:space="preserve">Цена Услуг Исполнителя составляет сумму {{ contract_price_num }} ({{ contract_price_words }}) рублей 00 копеек</w:t>
+      </w:r>
+      <w:commentRangeEnd w:id="18"/>
+      <w:r>
+        <w:rPr>
+          <w:rStyle w:val="CommentReference"/>
+        </w:rPr>
+        <w:commentReference w:id="18"/>
+      </w:r>
+      <w:commentRangeEnd w:id="17"/>
+      <w:r>
+        <w:rPr>
+          <w:rStyle w:val="CommentReference"/>
+        </w:rPr>
+        <w:commentReference w:id="17"/>
       </w:r>
       <w:r>
         <w:rPr>
@@ -1738,8 +1914,16 @@
           <w:szCs w:val="24"/>
         </w:rPr>
       </w:pPr>
+      <w:commentRangeStart w:id="19"/>
       <w:r>
         <w:t>{%p if has_stages %}</w:t>
+      </w:r>
+      <w:commentRangeEnd w:id="19"/>
+      <w:r>
+        <w:rPr>
+          <w:rStyle w:val="CommentReference"/>
+        </w:rPr>
+        <w:commentReference w:id="19"/>
       </w:r>
     </w:p>
     <w:p>
@@ -1788,8 +1972,16 @@
           <w:szCs w:val="24"/>
         </w:rPr>
       </w:pPr>
+      <w:commentRangeStart w:id="20"/>
       <w:r>
         <w:t>{%p endif %}</w:t>
+      </w:r>
+      <w:commentRangeEnd w:id="20"/>
+      <w:r>
+        <w:rPr>
+          <w:rStyle w:val="CommentReference"/>
+        </w:rPr>
+        <w:commentReference w:id="20"/>
       </w:r>
     </w:p>
     <w:p>
@@ -1872,14 +2064,46 @@
       <w:r>
         <w:br/>
       </w:r>
+      <w:commentRangeStart w:id="21"/>
+      <w:commentRangeStart w:id="22"/>
+      <w:commentRangeStart w:id="23"/>
       <w:r>
         <w:t xml:space="preserve">из федерального бюджета субсидии, заключенного между ВСКС и {{ subsidy_grantor_name }} № {{ subsidy_agreement_number }} от {{ subsidy_agreement_date }} г.</w:t>
       </w:r>
+      <w:commentRangeEnd w:id="23"/>
+      <w:r>
+        <w:rPr>
+          <w:rStyle w:val="CommentReference"/>
+        </w:rPr>
+        <w:commentReference w:id="23"/>
+      </w:r>
+      <w:commentRangeEnd w:id="22"/>
+      <w:r>
+        <w:rPr>
+          <w:rStyle w:val="CommentReference"/>
+        </w:rPr>
+        <w:commentReference w:id="22"/>
+      </w:r>
+      <w:commentRangeEnd w:id="21"/>
+      <w:r>
+        <w:rPr>
+          <w:rStyle w:val="CommentReference"/>
+        </w:rPr>
+        <w:commentReference w:id="21"/>
+      </w:r>
       <w:r>
         <w:br/>
       </w:r>
+      <w:commentRangeStart w:id="24"/>
       <w:r>
         <w:t xml:space="preserve"> В связи с оплатой стоимости настоящего договора за счет средств федеральной субсидии, Подрядчик (Исполнитель) дает свое согласие на осуществление главным распорядителем бюджетных средств, предоставившим субсидию ({{ subsidy_grantor_name }}), и органами государственного (муниципального) финансового контроля проверок соблюдения Заказчиком условий, целей и порядка предоставления субсидии, в том числе в части достижения результатов предоставления Субсидии, установленных Правилами предоставления субсидии и настоящим Соглашением (в соответствии с п. 3 ст. 78.1. БК РФ)</w:t>
+      </w:r>
+      <w:commentRangeEnd w:id="24"/>
+      <w:r>
+        <w:rPr>
+          <w:rStyle w:val="CommentReference"/>
+        </w:rPr>
+        <w:commentReference w:id="24"/>
       </w:r>
       <w:r>
         <w:rPr>
@@ -1906,6 +2130,8 @@
           <w:szCs w:val="24"/>
         </w:rPr>
       </w:pPr>
+      <w:commentRangeStart w:id="25"/>
+      <w:commentRangeStart w:id="26"/>
       <w:r>
         <w:rPr>
           <w:rFonts w:ascii="Times New Roman" w:hAnsi="Times New Roman" w:cs="Times New Roman"/>
@@ -1913,6 +2139,20 @@
           <w:szCs w:val="24"/>
         </w:rPr>
         <w:t xml:space="preserve">Приемка Услуг{% if has_stages %} (в т.ч. этапа оказания Услуг){% endif %} осуществляется Заказчиком в течение 15 календарных дней после получения им Акта. В течение указанного срока Заказчик подписывает Акт или направляет мотивированный отказ. Оплате подлежат только фактически оказанные Исполнителем и принятые по Акту Заказчиком Услуги.</w:t>
+      </w:r>
+      <w:commentRangeEnd w:id="26"/>
+      <w:r>
+        <w:rPr>
+          <w:rStyle w:val="CommentReference"/>
+        </w:rPr>
+        <w:commentReference w:id="26"/>
+      </w:r>
+      <w:commentRangeEnd w:id="25"/>
+      <w:r>
+        <w:rPr>
+          <w:rStyle w:val="CommentReference"/>
+        </w:rPr>
+        <w:commentReference w:id="25"/>
       </w:r>
     </w:p>
     <w:p>
@@ -3510,6 +3750,13 @@
                 <w:szCs w:val="24"/>
               </w:rPr>
             </w:pPr>
+            <w:commentRangeStart w:id="50"/>
+            <w:commentRangeStart w:id="64"/>
+            <w:commentRangeStart w:id="82"/>
+            <w:commentRangeStart w:id="98"/>
+            <w:commentRangeStart w:id="114"/>
+            <w:commentRangeStart w:id="134"/>
+            <w:commentRangeStart w:id="148"/>
             <w:r>
               <w:rPr>
                 <w:rFonts w:ascii="Times New Roman" w:hAnsi="Times New Roman" w:cs="Times New Roman"/>
@@ -3518,6 +3765,55 @@
               </w:rPr>
               <w:t xml:space="preserve">Адрес местонахождения: {{ customer_address }}</w:t>
             </w:r>
+            <w:commentRangeEnd w:id="148"/>
+            <w:r>
+              <w:rPr>
+                <w:rStyle w:val="CommentReference"/>
+              </w:rPr>
+              <w:commentReference w:id="148"/>
+            </w:r>
+            <w:commentRangeEnd w:id="134"/>
+            <w:r>
+              <w:rPr>
+                <w:rStyle w:val="CommentReference"/>
+              </w:rPr>
+              <w:commentReference w:id="134"/>
+            </w:r>
+            <w:commentRangeEnd w:id="114"/>
+            <w:r>
+              <w:rPr>
+                <w:rStyle w:val="CommentReference"/>
+              </w:rPr>
+              <w:commentReference w:id="114"/>
+            </w:r>
+            <w:commentRangeEnd w:id="98"/>
+            <w:r>
+              <w:rPr>
+                <w:rStyle w:val="CommentReference"/>
+              </w:rPr>
+              <w:commentReference w:id="98"/>
+            </w:r>
+            <w:commentRangeEnd w:id="82"/>
+            <w:r>
+              <w:rPr>
+                <w:rStyle w:val="CommentReference"/>
+              </w:rPr>
+              <w:commentReference w:id="82"/>
+            </w:r>
+            <w:commentRangeEnd w:id="64"/>
+            <w:r>
+              <w:rPr>
+                <w:rStyle w:val="CommentReference"/>
+              </w:rPr>
+              <w:commentReference w:id="64"/>
+            </w:r>
+            <w:commentRangeEnd w:id="50"/>
+            <w:r>
+              <w:rPr>
+                <w:rStyle w:val="CommentReference"/>
+              </w:rPr>
+              <w:commentReference w:id="50"/>
+            </w:r>
           </w:p>
           <w:p>
             <w:pPr>
@@ -3527,6 +3823,13 @@
                 <w:szCs w:val="24"/>
               </w:rPr>
             </w:pPr>
+            <w:commentRangeStart w:id="51"/>
+            <w:commentRangeStart w:id="65"/>
+            <w:commentRangeStart w:id="83"/>
+            <w:commentRangeStart w:id="99"/>
+            <w:commentRangeStart w:id="115"/>
+            <w:commentRangeStart w:id="135"/>
+            <w:commentRangeStart w:id="149"/>
             <w:r>
               <w:rPr>
                 <w:rFonts w:ascii="Times New Roman" w:hAnsi="Times New Roman" w:cs="Times New Roman"/>
@@ -3535,6 +3838,55 @@
               </w:rPr>
               <w:t xml:space="preserve">Почтовый адрес: {{ customer_address }}</w:t>
             </w:r>
+            <w:commentRangeEnd w:id="149"/>
+            <w:r>
+              <w:rPr>
+                <w:rStyle w:val="CommentReference"/>
+              </w:rPr>
+              <w:commentReference w:id="149"/>
+            </w:r>
+            <w:commentRangeEnd w:id="135"/>
+            <w:r>
+              <w:rPr>
+                <w:rStyle w:val="CommentReference"/>
+              </w:rPr>
+              <w:commentReference w:id="135"/>
+            </w:r>
+            <w:commentRangeEnd w:id="115"/>
+            <w:r>
+              <w:rPr>
+                <w:rStyle w:val="CommentReference"/>
+              </w:rPr>
+              <w:commentReference w:id="115"/>
+            </w:r>
+            <w:commentRangeEnd w:id="99"/>
+            <w:r>
+              <w:rPr>
+                <w:rStyle w:val="CommentReference"/>
+              </w:rPr>
+              <w:commentReference w:id="99"/>
+            </w:r>
+            <w:commentRangeEnd w:id="83"/>
+            <w:r>
+              <w:rPr>
+                <w:rStyle w:val="CommentReference"/>
+              </w:rPr>
+              <w:commentReference w:id="83"/>
+            </w:r>
+            <w:commentRangeEnd w:id="65"/>
+            <w:r>
+              <w:rPr>
+                <w:rStyle w:val="CommentReference"/>
+              </w:rPr>
+              <w:commentReference w:id="65"/>
+            </w:r>
+            <w:commentRangeEnd w:id="51"/>
+            <w:r>
+              <w:rPr>
+                <w:rStyle w:val="CommentReference"/>
+              </w:rPr>
+              <w:commentReference w:id="51"/>
+            </w:r>
           </w:p>
           <w:p>
             <w:pPr>
@@ -3544,6 +3896,20 @@
                 <w:szCs w:val="24"/>
               </w:rPr>
             </w:pPr>
+            <w:commentRangeStart w:id="52"/>
+            <w:commentRangeStart w:id="53"/>
+            <w:commentRangeStart w:id="66"/>
+            <w:commentRangeStart w:id="67"/>
+            <w:commentRangeStart w:id="84"/>
+            <w:commentRangeStart w:id="85"/>
+            <w:commentRangeStart w:id="100"/>
+            <w:commentRangeStart w:id="101"/>
+            <w:commentRangeStart w:id="116"/>
+            <w:commentRangeStart w:id="117"/>
+            <w:commentRangeStart w:id="136"/>
+            <w:commentRangeStart w:id="137"/>
+            <w:commentRangeStart w:id="150"/>
+            <w:commentRangeStart w:id="151"/>
             <w:r>
               <w:rPr>
                 <w:rFonts w:ascii="Times New Roman" w:hAnsi="Times New Roman" w:cs="Times New Roman"/>
@@ -3552,6 +3918,104 @@
               </w:rPr>
               <w:t xml:space="preserve">ИНН/КПП {{ customer_inn }}/{{ customer_kpp }}</w:t>
             </w:r>
+            <w:commentRangeEnd w:id="151"/>
+            <w:r>
+              <w:rPr>
+                <w:rStyle w:val="CommentReference"/>
+              </w:rPr>
+              <w:commentReference w:id="151"/>
+            </w:r>
+            <w:commentRangeEnd w:id="150"/>
+            <w:r>
+              <w:rPr>
+                <w:rStyle w:val="CommentReference"/>
+              </w:rPr>
+              <w:commentReference w:id="150"/>
+            </w:r>
+            <w:commentRangeEnd w:id="137"/>
+            <w:r>
+              <w:rPr>
+                <w:rStyle w:val="CommentReference"/>
+              </w:rPr>
+              <w:commentReference w:id="137"/>
+            </w:r>
+            <w:commentRangeEnd w:id="136"/>
+            <w:r>
+              <w:rPr>
+                <w:rStyle w:val="CommentReference"/>
+              </w:rPr>
+              <w:commentReference w:id="136"/>
+            </w:r>
+            <w:commentRangeEnd w:id="117"/>
+            <w:r>
+              <w:rPr>
+                <w:rStyle w:val="CommentReference"/>
+              </w:rPr>
+              <w:commentReference w:id="117"/>
+            </w:r>
+            <w:commentRangeEnd w:id="116"/>
+            <w:r>
+              <w:rPr>
+                <w:rStyle w:val="CommentReference"/>
+              </w:rPr>
+              <w:commentReference w:id="116"/>
+            </w:r>
+            <w:commentRangeEnd w:id="101"/>
+            <w:r>
+              <w:rPr>
+                <w:rStyle w:val="CommentReference"/>
+              </w:rPr>
+              <w:commentReference w:id="101"/>
+            </w:r>
+            <w:commentRangeEnd w:id="100"/>
+            <w:r>
+              <w:rPr>
+                <w:rStyle w:val="CommentReference"/>
+              </w:rPr>
+              <w:commentReference w:id="100"/>
+            </w:r>
+            <w:commentRangeEnd w:id="85"/>
+            <w:r>
+              <w:rPr>
+                <w:rStyle w:val="CommentReference"/>
+              </w:rPr>
+              <w:commentReference w:id="85"/>
+            </w:r>
+            <w:commentRangeEnd w:id="84"/>
+            <w:r>
+              <w:rPr>
+                <w:rStyle w:val="CommentReference"/>
+              </w:rPr>
+              <w:commentReference w:id="84"/>
+            </w:r>
+            <w:commentRangeEnd w:id="67"/>
+            <w:r>
+              <w:rPr>
+                <w:rStyle w:val="CommentReference"/>
+              </w:rPr>
+              <w:commentReference w:id="67"/>
+            </w:r>
+            <w:commentRangeEnd w:id="66"/>
+            <w:r>
+              <w:rPr>
+                <w:rStyle w:val="CommentReference"/>
+              </w:rPr>
+              <w:commentReference w:id="66"/>
+            </w:r>
+            <w:commentRangeEnd w:id="53"/>
+            <w:r>
+              <w:rPr>
+                <w:rStyle w:val="CommentReference"/>
+              </w:rPr>
+              <w:commentReference w:id="53"/>
+            </w:r>
+            <w:commentRangeEnd w:id="52"/>
+            <w:r>
+              <w:rPr>
+                <w:rStyle w:val="CommentReference"/>
+              </w:rPr>
+              <w:commentReference w:id="52"/>
+            </w:r>
           </w:p>
           <w:p>
             <w:pPr>
@@ -3561,6 +4025,13 @@
                 <w:szCs w:val="24"/>
               </w:rPr>
             </w:pPr>
+            <w:commentRangeStart w:id="54"/>
+            <w:commentRangeStart w:id="68"/>
+            <w:commentRangeStart w:id="86"/>
+            <w:commentRangeStart w:id="102"/>
+            <w:commentRangeStart w:id="118"/>
+            <w:commentRangeStart w:id="138"/>
+            <w:commentRangeStart w:id="152"/>
             <w:r>
               <w:rPr>
                 <w:rFonts w:ascii="Times New Roman" w:hAnsi="Times New Roman" w:cs="Times New Roman"/>
@@ -3569,6 +4040,55 @@
               </w:rPr>
               <w:t xml:space="preserve">ОГРН {{ customer_ogrn }}</w:t>
             </w:r>
+            <w:commentRangeEnd w:id="152"/>
+            <w:r>
+              <w:rPr>
+                <w:rStyle w:val="CommentReference"/>
+              </w:rPr>
+              <w:commentReference w:id="152"/>
+            </w:r>
+            <w:commentRangeEnd w:id="138"/>
+            <w:r>
+              <w:rPr>
+                <w:rStyle w:val="CommentReference"/>
+              </w:rPr>
+              <w:commentReference w:id="138"/>
+            </w:r>
+            <w:commentRangeEnd w:id="118"/>
+            <w:r>
+              <w:rPr>
+                <w:rStyle w:val="CommentReference"/>
+              </w:rPr>
+              <w:commentReference w:id="118"/>
+            </w:r>
+            <w:commentRangeEnd w:id="102"/>
+            <w:r>
+              <w:rPr>
+                <w:rStyle w:val="CommentReference"/>
+              </w:rPr>
+              <w:commentReference w:id="102"/>
+            </w:r>
+            <w:commentRangeEnd w:id="86"/>
+            <w:r>
+              <w:rPr>
+                <w:rStyle w:val="CommentReference"/>
+              </w:rPr>
+              <w:commentReference w:id="86"/>
+            </w:r>
+            <w:commentRangeEnd w:id="68"/>
+            <w:r>
+              <w:rPr>
+                <w:rStyle w:val="CommentReference"/>
+              </w:rPr>
+              <w:commentReference w:id="68"/>
+            </w:r>
+            <w:commentRangeEnd w:id="54"/>
+            <w:r>
+              <w:rPr>
+                <w:rStyle w:val="CommentReference"/>
+              </w:rPr>
+              <w:commentReference w:id="54"/>
+            </w:r>
           </w:p>
           <w:p>
             <w:pPr>
@@ -3595,6 +4115,13 @@
                 <w:szCs w:val="24"/>
               </w:rPr>
             </w:pPr>
+            <w:commentRangeStart w:id="55"/>
+            <w:commentRangeStart w:id="69"/>
+            <w:commentRangeStart w:id="87"/>
+            <w:commentRangeStart w:id="103"/>
+            <w:commentRangeStart w:id="119"/>
+            <w:commentRangeStart w:id="139"/>
+            <w:commentRangeStart w:id="153"/>
             <w:r>
               <w:rPr>
                 <w:rFonts w:ascii="Times New Roman" w:hAnsi="Times New Roman" w:cs="Times New Roman"/>
@@ -3603,6 +4130,55 @@
               </w:rPr>
               <w:t xml:space="preserve">{{ customer_bank_name }}</w:t>
             </w:r>
+            <w:commentRangeEnd w:id="153"/>
+            <w:r>
+              <w:rPr>
+                <w:rStyle w:val="CommentReference"/>
+              </w:rPr>
+              <w:commentReference w:id="153"/>
+            </w:r>
+            <w:commentRangeEnd w:id="139"/>
+            <w:r>
+              <w:rPr>
+                <w:rStyle w:val="CommentReference"/>
+              </w:rPr>
+              <w:commentReference w:id="139"/>
+            </w:r>
+            <w:commentRangeEnd w:id="119"/>
+            <w:r>
+              <w:rPr>
+                <w:rStyle w:val="CommentReference"/>
+              </w:rPr>
+              <w:commentReference w:id="119"/>
+            </w:r>
+            <w:commentRangeEnd w:id="103"/>
+            <w:r>
+              <w:rPr>
+                <w:rStyle w:val="CommentReference"/>
+              </w:rPr>
+              <w:commentReference w:id="103"/>
+            </w:r>
+            <w:commentRangeEnd w:id="87"/>
+            <w:r>
+              <w:rPr>
+                <w:rStyle w:val="CommentReference"/>
+              </w:rPr>
+              <w:commentReference w:id="87"/>
+            </w:r>
+            <w:commentRangeEnd w:id="69"/>
+            <w:r>
+              <w:rPr>
+                <w:rStyle w:val="CommentReference"/>
+              </w:rPr>
+              <w:commentReference w:id="69"/>
+            </w:r>
+            <w:commentRangeEnd w:id="55"/>
+            <w:r>
+              <w:rPr>
+                <w:rStyle w:val="CommentReference"/>
+              </w:rPr>
+              <w:commentReference w:id="55"/>
+            </w:r>
           </w:p>
           <w:p>
             <w:pPr>
@@ -3612,6 +4188,13 @@
                 <w:szCs w:val="24"/>
               </w:rPr>
             </w:pPr>
+            <w:commentRangeStart w:id="56"/>
+            <w:commentRangeStart w:id="70"/>
+            <w:commentRangeStart w:id="88"/>
+            <w:commentRangeStart w:id="104"/>
+            <w:commentRangeStart w:id="120"/>
+            <w:commentRangeStart w:id="140"/>
+            <w:commentRangeStart w:id="154"/>
             <w:r>
               <w:rPr>
                 <w:rFonts w:ascii="Times New Roman" w:hAnsi="Times New Roman" w:cs="Times New Roman"/>
@@ -3620,6 +4203,55 @@
               </w:rPr>
               <w:t xml:space="preserve">Лицевой счет {{ customer_personal_account }}</w:t>
             </w:r>
+            <w:commentRangeEnd w:id="154"/>
+            <w:r>
+              <w:rPr>
+                <w:rStyle w:val="CommentReference"/>
+              </w:rPr>
+              <w:commentReference w:id="154"/>
+            </w:r>
+            <w:commentRangeEnd w:id="140"/>
+            <w:r>
+              <w:rPr>
+                <w:rStyle w:val="CommentReference"/>
+              </w:rPr>
+              <w:commentReference w:id="140"/>
+            </w:r>
+            <w:commentRangeEnd w:id="120"/>
+            <w:r>
+              <w:rPr>
+                <w:rStyle w:val="CommentReference"/>
+              </w:rPr>
+              <w:commentReference w:id="120"/>
+            </w:r>
+            <w:commentRangeEnd w:id="104"/>
+            <w:r>
+              <w:rPr>
+                <w:rStyle w:val="CommentReference"/>
+              </w:rPr>
+              <w:commentReference w:id="104"/>
+            </w:r>
+            <w:commentRangeEnd w:id="88"/>
+            <w:r>
+              <w:rPr>
+                <w:rStyle w:val="CommentReference"/>
+              </w:rPr>
+              <w:commentReference w:id="88"/>
+            </w:r>
+            <w:commentRangeEnd w:id="70"/>
+            <w:r>
+              <w:rPr>
+                <w:rStyle w:val="CommentReference"/>
+              </w:rPr>
+              <w:commentReference w:id="70"/>
+            </w:r>
+            <w:commentRangeEnd w:id="56"/>
+            <w:r>
+              <w:rPr>
+                <w:rStyle w:val="CommentReference"/>
+              </w:rPr>
+              <w:commentReference w:id="56"/>
+            </w:r>
           </w:p>
           <w:p>
             <w:pPr>
@@ -3629,6 +4261,13 @@
                 <w:szCs w:val="24"/>
               </w:rPr>
             </w:pPr>
+            <w:commentRangeStart w:id="57"/>
+            <w:commentRangeStart w:id="71"/>
+            <w:commentRangeStart w:id="89"/>
+            <w:commentRangeStart w:id="105"/>
+            <w:commentRangeStart w:id="121"/>
+            <w:commentRangeStart w:id="141"/>
+            <w:commentRangeStart w:id="155"/>
             <w:r>
               <w:rPr>
                 <w:rFonts w:ascii="Times New Roman" w:hAnsi="Times New Roman" w:cs="Times New Roman"/>
@@ -3637,6 +4276,55 @@
               </w:rPr>
               <w:t xml:space="preserve">Казначейский счет: {{ customer_settlement_account }}</w:t>
             </w:r>
+            <w:commentRangeEnd w:id="155"/>
+            <w:r>
+              <w:rPr>
+                <w:rStyle w:val="CommentReference"/>
+              </w:rPr>
+              <w:commentReference w:id="155"/>
+            </w:r>
+            <w:commentRangeEnd w:id="141"/>
+            <w:r>
+              <w:rPr>
+                <w:rStyle w:val="CommentReference"/>
+              </w:rPr>
+              <w:commentReference w:id="141"/>
+            </w:r>
+            <w:commentRangeEnd w:id="121"/>
+            <w:r>
+              <w:rPr>
+                <w:rStyle w:val="CommentReference"/>
+              </w:rPr>
+              <w:commentReference w:id="121"/>
+            </w:r>
+            <w:commentRangeEnd w:id="105"/>
+            <w:r>
+              <w:rPr>
+                <w:rStyle w:val="CommentReference"/>
+              </w:rPr>
+              <w:commentReference w:id="105"/>
+            </w:r>
+            <w:commentRangeEnd w:id="89"/>
+            <w:r>
+              <w:rPr>
+                <w:rStyle w:val="CommentReference"/>
+              </w:rPr>
+              <w:commentReference w:id="89"/>
+            </w:r>
+            <w:commentRangeEnd w:id="71"/>
+            <w:r>
+              <w:rPr>
+                <w:rStyle w:val="CommentReference"/>
+              </w:rPr>
+              <w:commentReference w:id="71"/>
+            </w:r>
+            <w:commentRangeEnd w:id="57"/>
+            <w:r>
+              <w:rPr>
+                <w:rStyle w:val="CommentReference"/>
+              </w:rPr>
+              <w:commentReference w:id="57"/>
+            </w:r>
           </w:p>
           <w:p>
             <w:pPr>
@@ -3646,6 +4334,13 @@
                 <w:szCs w:val="24"/>
               </w:rPr>
             </w:pPr>
+            <w:commentRangeStart w:id="58"/>
+            <w:commentRangeStart w:id="72"/>
+            <w:commentRangeStart w:id="90"/>
+            <w:commentRangeStart w:id="106"/>
+            <w:commentRangeStart w:id="122"/>
+            <w:commentRangeStart w:id="142"/>
+            <w:commentRangeStart w:id="156"/>
             <w:r>
               <w:rPr>
                 <w:rFonts w:ascii="Times New Roman" w:hAnsi="Times New Roman" w:cs="Times New Roman"/>
@@ -3654,6 +4349,55 @@
               </w:rPr>
               <w:t xml:space="preserve">{{ customer_bank_name }}</w:t>
             </w:r>
+            <w:commentRangeEnd w:id="156"/>
+            <w:r>
+              <w:rPr>
+                <w:rStyle w:val="CommentReference"/>
+              </w:rPr>
+              <w:commentReference w:id="156"/>
+            </w:r>
+            <w:commentRangeEnd w:id="142"/>
+            <w:r>
+              <w:rPr>
+                <w:rStyle w:val="CommentReference"/>
+              </w:rPr>
+              <w:commentReference w:id="142"/>
+            </w:r>
+            <w:commentRangeEnd w:id="122"/>
+            <w:r>
+              <w:rPr>
+                <w:rStyle w:val="CommentReference"/>
+              </w:rPr>
+              <w:commentReference w:id="122"/>
+            </w:r>
+            <w:commentRangeEnd w:id="106"/>
+            <w:r>
+              <w:rPr>
+                <w:rStyle w:val="CommentReference"/>
+              </w:rPr>
+              <w:commentReference w:id="106"/>
+            </w:r>
+            <w:commentRangeEnd w:id="90"/>
+            <w:r>
+              <w:rPr>
+                <w:rStyle w:val="CommentReference"/>
+              </w:rPr>
+              <w:commentReference w:id="90"/>
+            </w:r>
+            <w:commentRangeEnd w:id="72"/>
+            <w:r>
+              <w:rPr>
+                <w:rStyle w:val="CommentReference"/>
+              </w:rPr>
+              <w:commentReference w:id="72"/>
+            </w:r>
+            <w:commentRangeEnd w:id="58"/>
+            <w:r>
+              <w:rPr>
+                <w:rStyle w:val="CommentReference"/>
+              </w:rPr>
+              <w:commentReference w:id="58"/>
+            </w:r>
           </w:p>
           <w:p>
             <w:pPr>
@@ -3663,6 +4407,13 @@
                 <w:szCs w:val="24"/>
               </w:rPr>
             </w:pPr>
+            <w:commentRangeStart w:id="59"/>
+            <w:commentRangeStart w:id="73"/>
+            <w:commentRangeStart w:id="91"/>
+            <w:commentRangeStart w:id="107"/>
+            <w:commentRangeStart w:id="123"/>
+            <w:commentRangeStart w:id="143"/>
+            <w:commentRangeStart w:id="157"/>
             <w:r>
               <w:rPr>
                 <w:rFonts w:ascii="Times New Roman" w:hAnsi="Times New Roman" w:cs="Times New Roman"/>
@@ -3670,6 +4421,55 @@
                 <w:szCs w:val="24"/>
               </w:rPr>
               <w:t xml:space="preserve">БИК ТОФК: {{ customer_bik }}</w:t>
+            </w:r>
+            <w:commentRangeEnd w:id="157"/>
+            <w:r>
+              <w:rPr>
+                <w:rStyle w:val="CommentReference"/>
+              </w:rPr>
+              <w:commentReference w:id="157"/>
+            </w:r>
+            <w:commentRangeEnd w:id="143"/>
+            <w:r>
+              <w:rPr>
+                <w:rStyle w:val="CommentReference"/>
+              </w:rPr>
+              <w:commentReference w:id="143"/>
+            </w:r>
+            <w:commentRangeEnd w:id="123"/>
+            <w:r>
+              <w:rPr>
+                <w:rStyle w:val="CommentReference"/>
+              </w:rPr>
+              <w:commentReference w:id="123"/>
+            </w:r>
+            <w:commentRangeEnd w:id="107"/>
+            <w:r>
+              <w:rPr>
+                <w:rStyle w:val="CommentReference"/>
+              </w:rPr>
+              <w:commentReference w:id="107"/>
+            </w:r>
+            <w:commentRangeEnd w:id="91"/>
+            <w:r>
+              <w:rPr>
+                <w:rStyle w:val="CommentReference"/>
+              </w:rPr>
+              <w:commentReference w:id="91"/>
+            </w:r>
+            <w:commentRangeEnd w:id="73"/>
+            <w:r>
+              <w:rPr>
+                <w:rStyle w:val="CommentReference"/>
+              </w:rPr>
+              <w:commentReference w:id="73"/>
+            </w:r>
+            <w:commentRangeEnd w:id="59"/>
+            <w:r>
+              <w:rPr>
+                <w:rStyle w:val="CommentReference"/>
+              </w:rPr>
+              <w:commentReference w:id="59"/>
             </w:r>
           </w:p>
           <w:p>
@@ -3740,6 +4540,13 @@
                 <w:szCs w:val="24"/>
               </w:rPr>
             </w:pPr>
+            <w:commentRangeStart w:id="60"/>
+            <w:commentRangeStart w:id="74"/>
+            <w:commentRangeStart w:id="92"/>
+            <w:commentRangeStart w:id="108"/>
+            <w:commentRangeStart w:id="124"/>
+            <w:commentRangeStart w:id="144"/>
+            <w:commentRangeStart w:id="158"/>
             <w:r>
               <w:rPr>
                 <w:rFonts w:ascii="Times New Roman" w:hAnsi="Times New Roman" w:cs="Times New Roman"/>
@@ -3748,6 +4555,55 @@
               </w:rPr>
               <w:t xml:space="preserve">Тел.: {{ customer_phone }}</w:t>
             </w:r>
+            <w:commentRangeEnd w:id="158"/>
+            <w:r>
+              <w:rPr>
+                <w:rStyle w:val="CommentReference"/>
+              </w:rPr>
+              <w:commentReference w:id="158"/>
+            </w:r>
+            <w:commentRangeEnd w:id="144"/>
+            <w:r>
+              <w:rPr>
+                <w:rStyle w:val="CommentReference"/>
+              </w:rPr>
+              <w:commentReference w:id="144"/>
+            </w:r>
+            <w:commentRangeEnd w:id="124"/>
+            <w:r>
+              <w:rPr>
+                <w:rStyle w:val="CommentReference"/>
+              </w:rPr>
+              <w:commentReference w:id="124"/>
+            </w:r>
+            <w:commentRangeEnd w:id="108"/>
+            <w:r>
+              <w:rPr>
+                <w:rStyle w:val="CommentReference"/>
+              </w:rPr>
+              <w:commentReference w:id="108"/>
+            </w:r>
+            <w:commentRangeEnd w:id="92"/>
+            <w:r>
+              <w:rPr>
+                <w:rStyle w:val="CommentReference"/>
+              </w:rPr>
+              <w:commentReference w:id="92"/>
+            </w:r>
+            <w:commentRangeEnd w:id="74"/>
+            <w:r>
+              <w:rPr>
+                <w:rStyle w:val="CommentReference"/>
+              </w:rPr>
+              <w:commentReference w:id="74"/>
+            </w:r>
+            <w:commentRangeEnd w:id="60"/>
+            <w:r>
+              <w:rPr>
+                <w:rStyle w:val="CommentReference"/>
+              </w:rPr>
+              <w:commentReference w:id="60"/>
+            </w:r>
             <w:r>
               <w:t xml:space="preserve"/>
             </w:r>
@@ -3768,6 +4624,13 @@
                 <w:szCs w:val="24"/>
               </w:rPr>
             </w:pPr>
+            <w:commentRangeStart w:id="61"/>
+            <w:commentRangeStart w:id="75"/>
+            <w:commentRangeStart w:id="93"/>
+            <w:commentRangeStart w:id="109"/>
+            <w:commentRangeStart w:id="125"/>
+            <w:commentRangeStart w:id="145"/>
+            <w:commentRangeStart w:id="159"/>
             <w:r>
               <w:rPr>
                 <w:rFonts w:ascii="Times New Roman" w:hAnsi="Times New Roman" w:cs="Times New Roman"/>
@@ -3775,6 +4638,55 @@
                 <w:szCs w:val="24"/>
               </w:rPr>
               <w:t xml:space="preserve">Эл.почта: {{ customer_email }}</w:t>
+            </w:r>
+            <w:commentRangeEnd w:id="159"/>
+            <w:r>
+              <w:rPr>
+                <w:rStyle w:val="CommentReference"/>
+              </w:rPr>
+              <w:commentReference w:id="159"/>
+            </w:r>
+            <w:commentRangeEnd w:id="145"/>
+            <w:r>
+              <w:rPr>
+                <w:rStyle w:val="CommentReference"/>
+              </w:rPr>
+              <w:commentReference w:id="145"/>
+            </w:r>
+            <w:commentRangeEnd w:id="125"/>
+            <w:r>
+              <w:rPr>
+                <w:rStyle w:val="CommentReference"/>
+              </w:rPr>
+              <w:commentReference w:id="125"/>
+            </w:r>
+            <w:commentRangeEnd w:id="109"/>
+            <w:r>
+              <w:rPr>
+                <w:rStyle w:val="CommentReference"/>
+              </w:rPr>
+              <w:commentReference w:id="109"/>
+            </w:r>
+            <w:commentRangeEnd w:id="93"/>
+            <w:r>
+              <w:rPr>
+                <w:rStyle w:val="CommentReference"/>
+              </w:rPr>
+              <w:commentReference w:id="93"/>
+            </w:r>
+            <w:commentRangeEnd w:id="75"/>
+            <w:r>
+              <w:rPr>
+                <w:rStyle w:val="CommentReference"/>
+              </w:rPr>
+              <w:commentReference w:id="75"/>
+            </w:r>
+            <w:commentRangeEnd w:id="61"/>
+            <w:r>
+              <w:rPr>
+                <w:rStyle w:val="CommentReference"/>
+              </w:rPr>
+              <w:commentReference w:id="61"/>
             </w:r>
             <w:r>
               <w:rPr>
@@ -3803,6 +4715,13 @@
                 <w:szCs w:val="24"/>
               </w:rPr>
             </w:pPr>
+            <w:commentRangeStart w:id="62"/>
+            <w:commentRangeStart w:id="76"/>
+            <w:commentRangeStart w:id="94"/>
+            <w:commentRangeStart w:id="110"/>
+            <w:commentRangeStart w:id="126"/>
+            <w:commentRangeStart w:id="146"/>
+            <w:commentRangeStart w:id="160"/>
             <w:r>
               <w:rPr>
                 <w:rFonts w:ascii="Times New Roman" w:hAnsi="Times New Roman" w:cs="Times New Roman"/>
@@ -3811,6 +4730,55 @@
               </w:rPr>
               <w:t xml:space="preserve">{{ customer_signatory_position }}</w:t>
             </w:r>
+            <w:commentRangeEnd w:id="160"/>
+            <w:r>
+              <w:rPr>
+                <w:rStyle w:val="CommentReference"/>
+              </w:rPr>
+              <w:commentReference w:id="160"/>
+            </w:r>
+            <w:commentRangeEnd w:id="146"/>
+            <w:r>
+              <w:rPr>
+                <w:rStyle w:val="CommentReference"/>
+              </w:rPr>
+              <w:commentReference w:id="146"/>
+            </w:r>
+            <w:commentRangeEnd w:id="126"/>
+            <w:r>
+              <w:rPr>
+                <w:rStyle w:val="CommentReference"/>
+              </w:rPr>
+              <w:commentReference w:id="126"/>
+            </w:r>
+            <w:commentRangeEnd w:id="110"/>
+            <w:r>
+              <w:rPr>
+                <w:rStyle w:val="CommentReference"/>
+              </w:rPr>
+              <w:commentReference w:id="110"/>
+            </w:r>
+            <w:commentRangeEnd w:id="94"/>
+            <w:r>
+              <w:rPr>
+                <w:rStyle w:val="CommentReference"/>
+              </w:rPr>
+              <w:commentReference w:id="94"/>
+            </w:r>
+            <w:commentRangeEnd w:id="76"/>
+            <w:r>
+              <w:rPr>
+                <w:rStyle w:val="CommentReference"/>
+              </w:rPr>
+              <w:commentReference w:id="76"/>
+            </w:r>
+            <w:commentRangeEnd w:id="62"/>
+            <w:r>
+              <w:rPr>
+                <w:rStyle w:val="CommentReference"/>
+              </w:rPr>
+              <w:commentReference w:id="62"/>
+            </w:r>
           </w:p>
           <w:p>
             <w:pPr>
@@ -3820,6 +4788,13 @@
                 <w:szCs w:val="24"/>
               </w:rPr>
             </w:pPr>
+            <w:commentRangeStart w:id="63"/>
+            <w:commentRangeStart w:id="77"/>
+            <w:commentRangeStart w:id="95"/>
+            <w:commentRangeStart w:id="111"/>
+            <w:commentRangeStart w:id="127"/>
+            <w:commentRangeStart w:id="147"/>
+            <w:commentRangeStart w:id="161"/>
             <w:r>
               <w:rPr>
                 <w:rFonts w:ascii="Times New Roman" w:hAnsi="Times New Roman" w:cs="Times New Roman"/>
@@ -3827,6 +4802,55 @@
                 <w:szCs w:val="24"/>
               </w:rPr>
               <w:t xml:space="preserve">_________________ / {{ customer_signatory_name_initials }}</w:t>
+            </w:r>
+            <w:commentRangeEnd w:id="161"/>
+            <w:r>
+              <w:rPr>
+                <w:rStyle w:val="CommentReference"/>
+              </w:rPr>
+              <w:commentReference w:id="161"/>
+            </w:r>
+            <w:commentRangeEnd w:id="147"/>
+            <w:r>
+              <w:rPr>
+                <w:rStyle w:val="CommentReference"/>
+              </w:rPr>
+              <w:commentReference w:id="147"/>
+            </w:r>
+            <w:commentRangeEnd w:id="127"/>
+            <w:r>
+              <w:rPr>
+                <w:rStyle w:val="CommentReference"/>
+              </w:rPr>
+              <w:commentReference w:id="127"/>
+            </w:r>
+            <w:commentRangeEnd w:id="111"/>
+            <w:r>
+              <w:rPr>
+                <w:rStyle w:val="CommentReference"/>
+              </w:rPr>
+              <w:commentReference w:id="111"/>
+            </w:r>
+            <w:commentRangeEnd w:id="95"/>
+            <w:r>
+              <w:rPr>
+                <w:rStyle w:val="CommentReference"/>
+              </w:rPr>
+              <w:commentReference w:id="95"/>
+            </w:r>
+            <w:commentRangeEnd w:id="77"/>
+            <w:r>
+              <w:rPr>
+                <w:rStyle w:val="CommentReference"/>
+              </w:rPr>
+              <w:commentReference w:id="77"/>
+            </w:r>
+            <w:commentRangeEnd w:id="63"/>
+            <w:r>
+              <w:rPr>
+                <w:rStyle w:val="CommentReference"/>
+              </w:rPr>
+              <w:commentReference w:id="63"/>
             </w:r>
           </w:p>
           <w:p>
@@ -3931,6 +4955,8 @@
                 <w:highlight w:val="yellow"/>
               </w:rPr>
             </w:pPr>
+            <w:commentRangeStart w:id="78"/>
+            <w:commentRangeStart w:id="79"/>
             <w:r>
               <w:rPr>
                 <w:rFonts w:ascii="Times New Roman" w:hAnsi="Times New Roman" w:cs="Times New Roman"/>
@@ -3939,6 +4965,20 @@
                 <w:highlight w:val="yellow"/>
               </w:rPr>
               <w:t xml:space="preserve">Паспорт гражданина РФ (серия {{ contractor_passport_series }} № {{ contractor_passport_number }}, </w:t>
+            </w:r>
+            <w:commentRangeEnd w:id="79"/>
+            <w:r>
+              <w:rPr>
+                <w:rStyle w:val="CommentReference"/>
+              </w:rPr>
+              <w:commentReference w:id="79"/>
+            </w:r>
+            <w:commentRangeEnd w:id="78"/>
+            <w:r>
+              <w:rPr>
+                <w:rStyle w:val="CommentReference"/>
+              </w:rPr>
+              <w:commentReference w:id="78"/>
             </w:r>
           </w:p>
           <w:p>
@@ -3953,6 +4993,8 @@
                 <w:highlight w:val="yellow"/>
               </w:rPr>
             </w:pPr>
+            <w:commentRangeStart w:id="80"/>
+            <w:commentRangeStart w:id="81"/>
             <w:r>
               <w:rPr>
                 <w:rFonts w:ascii="Times New Roman" w:hAnsi="Times New Roman" w:cs="Times New Roman"/>
@@ -3961,6 +5003,20 @@
                 <w:highlight w:val="yellow"/>
               </w:rPr>
               <w:t xml:space="preserve">выдан {{ contractor_passport_issuer }}, дата выдачи: {{ contractor_passport_issued_date }} г., код подразделения: ____-____)</w:t>
+            </w:r>
+            <w:commentRangeEnd w:id="81"/>
+            <w:r>
+              <w:rPr>
+                <w:rStyle w:val="CommentReference"/>
+              </w:rPr>
+              <w:commentReference w:id="81"/>
+            </w:r>
+            <w:commentRangeEnd w:id="80"/>
+            <w:r>
+              <w:rPr>
+                <w:rStyle w:val="CommentReference"/>
+              </w:rPr>
+              <w:commentReference w:id="80"/>
             </w:r>
           </w:p>
         </w:tc>
@@ -4009,6 +5065,7 @@
                 <w:highlight w:val="yellow"/>
               </w:rPr>
             </w:pPr>
+            <w:commentRangeStart w:id="96"/>
             <w:r>
               <w:rPr>
                 <w:rFonts w:ascii="Times New Roman" w:hAnsi="Times New Roman" w:cs="Times New Roman"/>
@@ -4017,6 +5074,13 @@
                 <w:highlight w:val="yellow"/>
               </w:rPr>
               <w:t xml:space="preserve">Адрес регистрации: {{ contractor_address }}</w:t>
+            </w:r>
+            <w:commentRangeEnd w:id="96"/>
+            <w:r>
+              <w:rPr>
+                <w:rStyle w:val="CommentReference"/>
+              </w:rPr>
+              <w:commentReference w:id="96"/>
             </w:r>
           </w:p>
           <w:p>
@@ -4031,6 +5095,7 @@
                 <w:highlight w:val="yellow"/>
               </w:rPr>
             </w:pPr>
+            <w:commentRangeStart w:id="97"/>
             <w:r>
               <w:rPr>
                 <w:rFonts w:ascii="Times New Roman" w:hAnsi="Times New Roman" w:cs="Times New Roman"/>
@@ -4039,6 +5104,13 @@
                 <w:highlight w:val="yellow"/>
               </w:rPr>
               <w:t xml:space="preserve">Фактический адрес проживания: {{ contractor_postal_address }}</w:t>
+            </w:r>
+            <w:commentRangeEnd w:id="97"/>
+            <w:r>
+              <w:rPr>
+                <w:rStyle w:val="CommentReference"/>
+              </w:rPr>
+              <w:commentReference w:id="97"/>
             </w:r>
           </w:p>
         </w:tc>
@@ -4087,6 +5159,7 @@
                 <w:highlight w:val="yellow"/>
               </w:rPr>
             </w:pPr>
+            <w:commentRangeStart w:id="112"/>
             <w:r>
               <w:rPr>
                 <w:rFonts w:ascii="Times New Roman" w:hAnsi="Times New Roman" w:cs="Times New Roman"/>
@@ -4095,6 +5168,13 @@
                 <w:highlight w:val="yellow"/>
               </w:rPr>
               <w:t xml:space="preserve">ИНН: {{ contractor_inn }}</w:t>
+            </w:r>
+            <w:commentRangeEnd w:id="112"/>
+            <w:r>
+              <w:rPr>
+                <w:rStyle w:val="CommentReference"/>
+              </w:rPr>
+              <w:commentReference w:id="112"/>
             </w:r>
           </w:p>
           <w:p>
@@ -4109,6 +5189,7 @@
                 <w:highlight w:val="yellow"/>
               </w:rPr>
             </w:pPr>
+            <w:commentRangeStart w:id="113"/>
             <w:r>
               <w:rPr>
                 <w:rFonts w:ascii="Times New Roman" w:hAnsi="Times New Roman" w:cs="Times New Roman"/>
@@ -4117,6 +5198,13 @@
                 <w:highlight w:val="yellow"/>
               </w:rPr>
               <w:t xml:space="preserve">СНИЛС: {{ contractor_snils }}</w:t>
+            </w:r>
+            <w:commentRangeEnd w:id="113"/>
+            <w:r>
+              <w:rPr>
+                <w:rStyle w:val="CommentReference"/>
+              </w:rPr>
+              <w:commentReference w:id="113"/>
             </w:r>
           </w:p>
         </w:tc>
@@ -4182,6 +5270,7 @@
                 <w:highlight w:val="yellow"/>
               </w:rPr>
             </w:pPr>
+            <w:commentRangeStart w:id="128"/>
             <w:r>
               <w:rPr>
                 <w:rFonts w:ascii="Times New Roman" w:hAnsi="Times New Roman" w:cs="Times New Roman"/>
@@ -4190,6 +5279,13 @@
                 <w:highlight w:val="yellow"/>
               </w:rPr>
               <w:t xml:space="preserve">р/с {{ contractor_settlement_account }}</w:t>
+            </w:r>
+            <w:commentRangeEnd w:id="128"/>
+            <w:r>
+              <w:rPr>
+                <w:rStyle w:val="CommentReference"/>
+              </w:rPr>
+              <w:commentReference w:id="128"/>
             </w:r>
           </w:p>
           <w:p>
@@ -4204,6 +5300,7 @@
                 <w:highlight w:val="yellow"/>
               </w:rPr>
             </w:pPr>
+            <w:commentRangeStart w:id="129"/>
             <w:r>
               <w:rPr>
                 <w:rFonts w:ascii="Times New Roman" w:hAnsi="Times New Roman" w:cs="Times New Roman"/>
@@ -4212,6 +5309,13 @@
                 <w:highlight w:val="yellow"/>
               </w:rPr>
               <w:t xml:space="preserve">в {{ contractor_bank_name }}</w:t>
+            </w:r>
+            <w:commentRangeEnd w:id="129"/>
+            <w:r>
+              <w:rPr>
+                <w:rStyle w:val="CommentReference"/>
+              </w:rPr>
+              <w:commentReference w:id="129"/>
             </w:r>
           </w:p>
           <w:p>
@@ -4226,6 +5330,7 @@
                 <w:highlight w:val="yellow"/>
               </w:rPr>
             </w:pPr>
+            <w:commentRangeStart w:id="130"/>
             <w:r>
               <w:rPr>
                 <w:rFonts w:ascii="Times New Roman" w:hAnsi="Times New Roman" w:cs="Times New Roman"/>
@@ -4234,6 +5339,13 @@
                 <w:highlight w:val="yellow"/>
               </w:rPr>
               <w:t xml:space="preserve">БИК {{ contractor_bik }}</w:t>
+            </w:r>
+            <w:commentRangeEnd w:id="130"/>
+            <w:r>
+              <w:rPr>
+                <w:rStyle w:val="CommentReference"/>
+              </w:rPr>
+              <w:commentReference w:id="130"/>
             </w:r>
           </w:p>
           <w:p>
@@ -4248,6 +5360,7 @@
                 <w:highlight w:val="yellow"/>
               </w:rPr>
             </w:pPr>
+            <w:commentRangeStart w:id="131"/>
             <w:r>
               <w:rPr>
                 <w:rFonts w:ascii="Times New Roman" w:hAnsi="Times New Roman" w:cs="Times New Roman"/>
@@ -4256,6 +5369,13 @@
                 <w:highlight w:val="yellow"/>
               </w:rPr>
               <w:t xml:space="preserve">к/{{ contractor_correspondent_account }}</w:t>
+            </w:r>
+            <w:commentRangeEnd w:id="131"/>
+            <w:r>
+              <w:rPr>
+                <w:rStyle w:val="CommentReference"/>
+              </w:rPr>
+              <w:commentReference w:id="131"/>
             </w:r>
           </w:p>
           <w:p>
@@ -4283,6 +5403,7 @@
                 <w:highlight w:val="yellow"/>
               </w:rPr>
             </w:pPr>
+            <w:commentRangeStart w:id="132"/>
             <w:r>
               <w:rPr>
                 <w:rFonts w:ascii="Times New Roman" w:hAnsi="Times New Roman" w:cs="Times New Roman"/>
@@ -4291,6 +5412,13 @@
                 <w:highlight w:val="yellow"/>
               </w:rPr>
               <w:t xml:space="preserve">Телефон: {{ contractor_phone }}</w:t>
+            </w:r>
+            <w:commentRangeEnd w:id="132"/>
+            <w:r>
+              <w:rPr>
+                <w:rStyle w:val="CommentReference"/>
+              </w:rPr>
+              <w:commentReference w:id="132"/>
             </w:r>
           </w:p>
           <w:p>
@@ -4305,6 +5433,7 @@
                 <w:highlight w:val="yellow"/>
               </w:rPr>
             </w:pPr>
+            <w:commentRangeStart w:id="133"/>
             <w:r>
               <w:rPr>
                 <w:rFonts w:ascii="Times New Roman" w:hAnsi="Times New Roman" w:cs="Times New Roman"/>
@@ -4313,6 +5442,13 @@
                 <w:highlight w:val="yellow"/>
               </w:rPr>
               <w:t xml:space="preserve">e-mail: {{ contractor_email }}</w:t>
+            </w:r>
+            <w:commentRangeEnd w:id="133"/>
+            <w:r>
+              <w:rPr>
+                <w:rStyle w:val="CommentReference"/>
+              </w:rPr>
+              <w:commentReference w:id="133"/>
             </w:r>
           </w:p>
           <w:p>
@@ -4649,6 +5785,10 @@
           <w:szCs w:val="24"/>
         </w:rPr>
       </w:pPr>
+      <w:commentRangeStart w:id="27"/>
+      <w:commentRangeStart w:id="28"/>
+      <w:commentRangeStart w:id="29"/>
+      <w:commentRangeStart w:id="30"/>
       <w:r>
         <w:rPr>
           <w:rFonts w:ascii="Times New Roman" w:hAnsi="Times New Roman" w:cs="Times New Roman"/>
@@ -4656,6 +5796,34 @@
           <w:szCs w:val="24"/>
         </w:rPr>
         <w:t xml:space="preserve">к Договору № {{ contract_number }} от «{{ contract_date_day }}» {{ contract_date_month }} {{ contract_date_year }} г.</w:t>
+      </w:r>
+      <w:commentRangeEnd w:id="30"/>
+      <w:r>
+        <w:rPr>
+          <w:rStyle w:val="CommentReference"/>
+        </w:rPr>
+        <w:commentReference w:id="30"/>
+      </w:r>
+      <w:commentRangeEnd w:id="29"/>
+      <w:r>
+        <w:rPr>
+          <w:rStyle w:val="CommentReference"/>
+        </w:rPr>
+        <w:commentReference w:id="29"/>
+      </w:r>
+      <w:commentRangeEnd w:id="28"/>
+      <w:r>
+        <w:rPr>
+          <w:rStyle w:val="CommentReference"/>
+        </w:rPr>
+        <w:commentReference w:id="28"/>
+      </w:r>
+      <w:commentRangeEnd w:id="27"/>
+      <w:r>
+        <w:rPr>
+          <w:rStyle w:val="CommentReference"/>
+        </w:rPr>
+        <w:commentReference w:id="27"/>
       </w:r>
       <w:r>
         <w:rPr>
@@ -5546,6 +6714,7 @@
                 <w:szCs w:val="24"/>
               </w:rPr>
             </w:pPr>
+            <w:commentRangeStart w:id="162"/>
             <w:r>
               <w:rPr>
                 <w:rFonts w:ascii="Times New Roman" w:hAnsi="Times New Roman" w:cs="Times New Roman"/>
@@ -5553,6 +6722,13 @@
                 <w:szCs w:val="24"/>
               </w:rPr>
               <w:t xml:space="preserve">___________ {{ customer_signatory_name_initials }}</w:t>
+            </w:r>
+            <w:commentRangeEnd w:id="162"/>
+            <w:r>
+              <w:rPr>
+                <w:rStyle w:val="CommentReference"/>
+              </w:rPr>
+              <w:commentReference w:id="162"/>
             </w:r>
           </w:p>
           <w:p>
@@ -6124,6 +7300,10 @@
           <w:szCs w:val="24"/>
         </w:rPr>
       </w:pPr>
+      <w:commentRangeStart w:id="31"/>
+      <w:commentRangeStart w:id="32"/>
+      <w:commentRangeStart w:id="33"/>
+      <w:commentRangeStart w:id="34"/>
       <w:r>
         <w:rPr>
           <w:rFonts w:ascii="Times New Roman" w:hAnsi="Times New Roman" w:cs="Times New Roman"/>
@@ -6131,6 +7311,34 @@
           <w:szCs w:val="24"/>
         </w:rPr>
         <w:t xml:space="preserve">к Договору № {{ contract_number }} от «{{ contract_date_day }}» {{ contract_date_month }} {{ contract_date_year }} г.</w:t>
+      </w:r>
+      <w:commentRangeEnd w:id="34"/>
+      <w:r>
+        <w:rPr>
+          <w:rStyle w:val="CommentReference"/>
+        </w:rPr>
+        <w:commentReference w:id="34"/>
+      </w:r>
+      <w:commentRangeEnd w:id="33"/>
+      <w:r>
+        <w:rPr>
+          <w:rStyle w:val="CommentReference"/>
+        </w:rPr>
+        <w:commentReference w:id="33"/>
+      </w:r>
+      <w:commentRangeEnd w:id="32"/>
+      <w:r>
+        <w:rPr>
+          <w:rStyle w:val="CommentReference"/>
+        </w:rPr>
+        <w:commentReference w:id="32"/>
+      </w:r>
+      <w:commentRangeEnd w:id="31"/>
+      <w:r>
+        <w:rPr>
+          <w:rStyle w:val="CommentReference"/>
+        </w:rPr>
+        <w:commentReference w:id="31"/>
       </w:r>
       <w:r>
         <w:rPr>
@@ -6377,6 +7585,9 @@
           <w:szCs w:val="23"/>
         </w:rPr>
       </w:pPr>
+      <w:commentRangeStart w:id="35"/>
+      <w:commentRangeStart w:id="36"/>
+      <w:commentRangeStart w:id="37"/>
       <w:r>
         <w:rPr>
           <w:rFonts w:ascii="Times New Roman" w:hAnsi="Times New Roman" w:cs="Times New Roman"/>
@@ -6384,6 +7595,27 @@
           <w:szCs w:val="23"/>
         </w:rPr>
         <w:t xml:space="preserve">паспорт серия {{ contractor_passport_series }} № {{ contractor_passport_number }} выдан {{ contractor_passport_issuer }}</w:t>
+      </w:r>
+      <w:commentRangeEnd w:id="37"/>
+      <w:r>
+        <w:rPr>
+          <w:rStyle w:val="CommentReference"/>
+        </w:rPr>
+        <w:commentReference w:id="37"/>
+      </w:r>
+      <w:commentRangeEnd w:id="36"/>
+      <w:r>
+        <w:rPr>
+          <w:rStyle w:val="CommentReference"/>
+        </w:rPr>
+        <w:commentReference w:id="36"/>
+      </w:r>
+      <w:commentRangeEnd w:id="35"/>
+      <w:r>
+        <w:rPr>
+          <w:rStyle w:val="CommentReference"/>
+        </w:rPr>
+        <w:commentReference w:id="35"/>
       </w:r>
     </w:p>
     <w:p>
@@ -6478,11 +7710,35 @@
         </w:rPr>
         <w:t>даю согласие своей волей и в своём интересе</w:t>
       </w:r>
+      <w:commentRangeStart w:id="38"/>
+      <w:commentRangeStart w:id="39"/>
+      <w:commentRangeStart w:id="40"/>
       <w:r>
         <w:rPr>
           <w:rFonts w:ascii="Times New Roman" w:hAnsi="Times New Roman" w:cs="Times New Roman"/>
         </w:rPr>
         <w:t xml:space="preserve"> {{ customer_full_name }} ({{ customer_short_name }}), зарегистрированному по адресу: {{ customer_address }}, этаж цокольный, помещение I, комната 4, на обработку соответствии со ст. 9 Федерального закона от 27.07.2006 № 152-ФЗ «О персональных данных», </w:t>
+      </w:r>
+      <w:commentRangeEnd w:id="40"/>
+      <w:r>
+        <w:rPr>
+          <w:rStyle w:val="CommentReference"/>
+        </w:rPr>
+        <w:commentReference w:id="40"/>
+      </w:r>
+      <w:commentRangeEnd w:id="39"/>
+      <w:r>
+        <w:rPr>
+          <w:rStyle w:val="CommentReference"/>
+        </w:rPr>
+        <w:commentReference w:id="39"/>
+      </w:r>
+      <w:commentRangeEnd w:id="38"/>
+      <w:r>
+        <w:rPr>
+          <w:rStyle w:val="CommentReference"/>
+        </w:rPr>
+        <w:commentReference w:id="38"/>
       </w:r>
       <w:r>
         <w:rPr>
@@ -6942,6 +8198,7 @@
                 <w:szCs w:val="24"/>
               </w:rPr>
             </w:pPr>
+            <w:commentRangeStart w:id="163"/>
             <w:r>
               <w:rPr>
                 <w:rFonts w:ascii="Times New Roman" w:hAnsi="Times New Roman" w:cs="Times New Roman"/>
@@ -6949,6 +8206,13 @@
                 <w:szCs w:val="24"/>
               </w:rPr>
               <w:t xml:space="preserve">___________ {{ customer_signatory_name_initials }}</w:t>
+            </w:r>
+            <w:commentRangeEnd w:id="163"/>
+            <w:r>
+              <w:rPr>
+                <w:rStyle w:val="CommentReference"/>
+              </w:rPr>
+              <w:commentReference w:id="163"/>
             </w:r>
           </w:p>
           <w:p>
@@ -7470,6 +8734,9 @@
           <w:szCs w:val="23"/>
         </w:rPr>
       </w:pPr>
+      <w:commentRangeStart w:id="41"/>
+      <w:commentRangeStart w:id="42"/>
+      <w:commentRangeStart w:id="43"/>
       <w:r>
         <w:rPr>
           <w:rFonts w:ascii="Times New Roman" w:hAnsi="Times New Roman" w:cs="Times New Roman"/>
@@ -7477,6 +8744,27 @@
           <w:szCs w:val="23"/>
         </w:rPr>
         <w:t xml:space="preserve">паспорт серия {{ contractor_passport_series }} № {{ contractor_passport_number }} выдан {{ contractor_passport_issuer }}</w:t>
+      </w:r>
+      <w:commentRangeEnd w:id="43"/>
+      <w:r>
+        <w:rPr>
+          <w:rStyle w:val="CommentReference"/>
+        </w:rPr>
+        <w:commentReference w:id="43"/>
+      </w:r>
+      <w:commentRangeEnd w:id="42"/>
+      <w:r>
+        <w:rPr>
+          <w:rStyle w:val="CommentReference"/>
+        </w:rPr>
+        <w:commentReference w:id="42"/>
+      </w:r>
+      <w:commentRangeEnd w:id="41"/>
+      <w:r>
+        <w:rPr>
+          <w:rStyle w:val="CommentReference"/>
+        </w:rPr>
+        <w:commentReference w:id="41"/>
       </w:r>
     </w:p>
     <w:p>
@@ -7562,11 +8850,35 @@
         </w:rPr>
         <w:t>даю согласие своей волей и в своём интересе</w:t>
       </w:r>
+      <w:commentRangeStart w:id="44"/>
+      <w:commentRangeStart w:id="45"/>
+      <w:commentRangeStart w:id="46"/>
       <w:r>
         <w:rPr>
           <w:rFonts w:ascii="Times New Roman" w:hAnsi="Times New Roman" w:cs="Times New Roman"/>
         </w:rPr>
         <w:t xml:space="preserve"> {{ customer_full_name }} ({{ customer_short_name }}), зарегистрированному по адресу: {{ customer_address }}, этаж цокольный, помещение I, комната 4, на обработку соответствии со ст. 9 Федерального закона от 27.07.2006 № 152-ФЗ «О персональных данных», </w:t>
+      </w:r>
+      <w:commentRangeEnd w:id="46"/>
+      <w:r>
+        <w:rPr>
+          <w:rStyle w:val="CommentReference"/>
+        </w:rPr>
+        <w:commentReference w:id="46"/>
+      </w:r>
+      <w:commentRangeEnd w:id="45"/>
+      <w:r>
+        <w:rPr>
+          <w:rStyle w:val="CommentReference"/>
+        </w:rPr>
+        <w:commentReference w:id="45"/>
+      </w:r>
+      <w:commentRangeEnd w:id="44"/>
+      <w:r>
+        <w:rPr>
+          <w:rStyle w:val="CommentReference"/>
+        </w:rPr>
+        <w:commentReference w:id="44"/>
       </w:r>
       <w:r>
         <w:rPr>
@@ -7839,6 +9151,2635 @@
     </w:sectPr>
   </w:body>
 </w:document>
+</file>
+
+<file path=word/comments.xml><?xml version="1.0" encoding="utf-8"?>
+<w:comments xmlns:a="http://schemas.openxmlformats.org/drawingml/2006/main" xmlns:pic="http://schemas.openxmlformats.org/drawingml/2006/picture" xmlns:r="http://schemas.openxmlformats.org/officeDocument/2006/relationships" xmlns:w="http://schemas.openxmlformats.org/wordprocessingml/2006/main" xmlns:wp="http://schemas.openxmlformats.org/drawingml/2006/wordprocessingDrawing" xmlns:mc="http://schemas.openxmlformats.org/markup-compatibility/2006" xmlns:a14="http://schemas.microsoft.com/office/drawing/2010/main" xmlns:w14="http://schemas.microsoft.com/office/word/2010/wordml" xmlns:wpc="http://schemas.microsoft.com/office/word/2010/wordprocessingCanvas">
+  <w:comment w:id="0" w:author="Подсказка" w:initials="П" w:date="2026-01-01T00:00:00Z">
+    <w:p>
+      <w:pPr>
+        <w:pStyle w:val="CommentText"/>
+      </w:pPr>
+      <w:r>
+        <w:rPr>
+          <w:rStyle w:val="CommentReference"/>
+        </w:rPr>
+        <w:annotationRef/>
+      </w:r>
+      <w:r>
+        <w:t>Номер договора. Пример: 2026/42</w:t>
+      </w:r>
+    </w:p>
+  </w:comment>
+  <w:comment w:id="1" w:author="Подсказка" w:initials="П" w:date="2026-01-01T00:00:00Z">
+    <w:p>
+      <w:pPr>
+        <w:pStyle w:val="CommentText"/>
+      </w:pPr>
+      <w:r>
+        <w:rPr>
+          <w:rStyle w:val="CommentReference"/>
+        </w:rPr>
+        <w:annotationRef/>
+      </w:r>
+      <w:r>
+        <w:t>Полное наименование. Пример: Автономная некоммерческая организация «ВСКС»</w:t>
+      </w:r>
+    </w:p>
+  </w:comment>
+  <w:comment w:id="2" w:author="Подсказка" w:initials="П" w:date="2026-01-01T00:00:00Z">
+    <w:p>
+      <w:pPr>
+        <w:pStyle w:val="CommentText"/>
+      </w:pPr>
+      <w:r>
+        <w:rPr>
+          <w:rStyle w:val="CommentReference"/>
+        </w:rPr>
+        <w:annotationRef/>
+      </w:r>
+      <w:r>
+        <w:t>Краткое наименование Заказчика (из карточки организации). Пример: АНО «ВСКС»</w:t>
+      </w:r>
+    </w:p>
+  </w:comment>
+  <w:comment w:id="3" w:author="Подсказка" w:initials="П" w:date="2026-01-01T00:00:00Z">
+    <w:p>
+      <w:pPr>
+        <w:pStyle w:val="CommentText"/>
+      </w:pPr>
+      <w:r>
+        <w:rPr>
+          <w:rStyle w:val="CommentReference"/>
+        </w:rPr>
+        <w:annotationRef/>
+      </w:r>
+      <w:r>
+        <w:t>Должность подписанта. Пример: Президент</w:t>
+      </w:r>
+    </w:p>
+  </w:comment>
+  <w:comment w:id="4" w:author="Подсказка" w:initials="П" w:date="2026-01-01T00:00:00Z">
+    <w:p>
+      <w:pPr>
+        <w:pStyle w:val="CommentText"/>
+      </w:pPr>
+      <w:r>
+        <w:rPr>
+          <w:rStyle w:val="CommentReference"/>
+        </w:rPr>
+        <w:annotationRef/>
+      </w:r>
+      <w:r>
+        <w:t>ФИО подписанта (им.падеж). Пример: Козеев Евгений Викторович</w:t>
+      </w:r>
+    </w:p>
+  </w:comment>
+  <w:comment w:id="5" w:author="Подсказка" w:initials="П" w:date="2026-01-01T00:00:00Z">
+    <w:p>
+      <w:pPr>
+        <w:pStyle w:val="CommentText"/>
+      </w:pPr>
+      <w:r>
+        <w:rPr>
+          <w:rStyle w:val="CommentReference"/>
+        </w:rPr>
+        <w:annotationRef/>
+      </w:r>
+      <w:r>
+        <w:t>Основание полномочий. Пример: Устава</w:t>
+      </w:r>
+    </w:p>
+  </w:comment>
+  <w:comment w:id="6" w:author="Подсказка" w:initials="П" w:date="2026-01-01T00:00:00Z">
+    <w:p>
+      <w:pPr>
+        <w:pStyle w:val="CommentText"/>
+      </w:pPr>
+      <w:r>
+        <w:rPr>
+          <w:rStyle w:val="CommentReference"/>
+        </w:rPr>
+        <w:annotationRef/>
+      </w:r>
+      <w:r>
+        <w:t>Полное наименование контрагента. Пример: Общество с ограниченной ответственностью «Ромашка»</w:t>
+      </w:r>
+    </w:p>
+  </w:comment>
+  <w:comment w:id="7" w:author="Подсказка" w:initials="П" w:date="2026-01-01T00:00:00Z">
+    <w:p>
+      <w:pPr>
+        <w:pStyle w:val="CommentText"/>
+      </w:pPr>
+      <w:r>
+        <w:rPr>
+          <w:rStyle w:val="CommentReference"/>
+        </w:rPr>
+        <w:annotationRef/>
+      </w:r>
+      <w:r>
+        <w:t>Место оказания услуг / доставки. Пример: г. Москва, ул. Ленина, д. 1</w:t>
+      </w:r>
+    </w:p>
+  </w:comment>
+  <w:comment w:id="8" w:author="Подсказка" w:initials="П" w:date="2026-01-01T00:00:00Z">
+    <w:p>
+      <w:pPr>
+        <w:pStyle w:val="CommentText"/>
+      </w:pPr>
+      <w:r>
+        <w:rPr>
+          <w:rStyle w:val="CommentReference"/>
+        </w:rPr>
+        <w:annotationRef/>
+      </w:r>
+      <w:r>
+        <w:t>День. Пример: 15</w:t>
+      </w:r>
+    </w:p>
+  </w:comment>
+  <w:comment w:id="9" w:author="Подсказка" w:initials="П" w:date="2026-01-01T00:00:00Z">
+    <w:p>
+      <w:pPr>
+        <w:pStyle w:val="CommentText"/>
+      </w:pPr>
+      <w:r>
+        <w:rPr>
+          <w:rStyle w:val="CommentReference"/>
+        </w:rPr>
+        <w:annotationRef/>
+      </w:r>
+      <w:r>
+        <w:t>Месяц прописью. Пример: января</w:t>
+      </w:r>
+    </w:p>
+  </w:comment>
+  <w:comment w:id="10" w:author="Подсказка" w:initials="П" w:date="2026-01-01T00:00:00Z">
+    <w:p>
+      <w:pPr>
+        <w:pStyle w:val="CommentText"/>
+      </w:pPr>
+      <w:r>
+        <w:rPr>
+          <w:rStyle w:val="CommentReference"/>
+        </w:rPr>
+        <w:annotationRef/>
+      </w:r>
+      <w:r>
+        <w:t>Год. Пример: 2026</w:t>
+      </w:r>
+    </w:p>
+  </w:comment>
+  <w:comment w:id="11" w:author="Подсказка" w:initials="П" w:date="2026-01-01T00:00:00Z">
+    <w:p>
+      <w:pPr>
+        <w:pStyle w:val="CommentText"/>
+      </w:pPr>
+      <w:r>
+        <w:rPr>
+          <w:rStyle w:val="CommentReference"/>
+        </w:rPr>
+        <w:annotationRef/>
+      </w:r>
+      <w:r>
+        <w:t>Конец оказания услуг. Пример: 28.02.2026</w:t>
+      </w:r>
+    </w:p>
+  </w:comment>
+  <w:comment w:id="12" w:author="Подсказка" w:initials="П" w:date="2026-01-01T00:00:00Z">
+    <w:p>
+      <w:pPr>
+        <w:pStyle w:val="CommentText"/>
+      </w:pPr>
+      <w:r>
+        <w:rPr>
+          <w:rStyle w:val="CommentReference"/>
+        </w:rPr>
+        <w:annotationRef/>
+      </w:r>
+      <w:r>
+        <w:t>Печатается, если указана дата начала оказания услуг</w:t>
+      </w:r>
+    </w:p>
+  </w:comment>
+  <w:comment w:id="13" w:author="Подсказка" w:initials="П" w:date="2026-01-01T00:00:00Z">
+    <w:p>
+      <w:pPr>
+        <w:pStyle w:val="CommentText"/>
+      </w:pPr>
+      <w:r>
+        <w:rPr>
+          <w:rStyle w:val="CommentReference"/>
+        </w:rPr>
+        <w:annotationRef/>
+      </w:r>
+      <w:r>
+        <w:t>Конец оказания услуг. Пример: 28.02.2026</w:t>
+      </w:r>
+    </w:p>
+  </w:comment>
+  <w:comment w:id="14" w:author="Подсказка" w:initials="П" w:date="2026-01-01T00:00:00Z">
+    <w:p>
+      <w:pPr>
+        <w:pStyle w:val="CommentText"/>
+      </w:pPr>
+      <w:r>
+        <w:rPr>
+          <w:rStyle w:val="CommentReference"/>
+        </w:rPr>
+        <w:annotationRef/>
+      </w:r>
+      <w:r>
+        <w:t>Конец условия</w:t>
+      </w:r>
+    </w:p>
+  </w:comment>
+  <w:comment w:id="15" w:author="Подсказка" w:initials="П" w:date="2026-01-01T00:00:00Z">
+    <w:p>
+      <w:pPr>
+        <w:pStyle w:val="CommentText"/>
+      </w:pPr>
+      <w:r>
+        <w:rPr>
+          <w:rStyle w:val="CommentReference"/>
+        </w:rPr>
+        <w:annotationRef/>
+      </w:r>
+      <w:r>
+        <w:t>Печатается, если в Приложении №1 предусмотрены этапы оказания услуг</w:t>
+      </w:r>
+    </w:p>
+  </w:comment>
+  <w:comment w:id="16" w:author="Подсказка" w:initials="П" w:date="2026-01-01T00:00:00Z">
+    <w:p>
+      <w:pPr>
+        <w:pStyle w:val="CommentText"/>
+      </w:pPr>
+      <w:r>
+        <w:rPr>
+          <w:rStyle w:val="CommentReference"/>
+        </w:rPr>
+        <w:annotationRef/>
+      </w:r>
+      <w:r>
+        <w:t>Конец условия</w:t>
+      </w:r>
+    </w:p>
+  </w:comment>
+  <w:comment w:id="17" w:author="Подсказка" w:initials="П" w:date="2026-01-01T00:00:00Z">
+    <w:p>
+      <w:pPr>
+        <w:pStyle w:val="CommentText"/>
+      </w:pPr>
+      <w:r>
+        <w:rPr>
+          <w:rStyle w:val="CommentReference"/>
+        </w:rPr>
+        <w:annotationRef/>
+      </w:r>
+      <w:r>
+        <w:t>Цена без валюты. Пример: 130 000,00</w:t>
+      </w:r>
+    </w:p>
+  </w:comment>
+  <w:comment w:id="18" w:author="Подсказка" w:initials="П" w:date="2026-01-01T00:00:00Z">
+    <w:p>
+      <w:pPr>
+        <w:pStyle w:val="CommentText"/>
+      </w:pPr>
+      <w:r>
+        <w:rPr>
+          <w:rStyle w:val="CommentReference"/>
+        </w:rPr>
+        <w:annotationRef/>
+      </w:r>
+      <w:r>
+        <w:t>Цена прописью. Пример: сто тридцать тысяч рублей 00 копеек</w:t>
+      </w:r>
+    </w:p>
+  </w:comment>
+  <w:comment w:id="19" w:author="Подсказка" w:initials="П" w:date="2026-01-01T00:00:00Z">
+    <w:p>
+      <w:pPr>
+        <w:pStyle w:val="CommentText"/>
+      </w:pPr>
+      <w:r>
+        <w:rPr>
+          <w:rStyle w:val="CommentReference"/>
+        </w:rPr>
+        <w:annotationRef/>
+      </w:r>
+      <w:r>
+        <w:t>Печатается, если в Приложении №1 предусмотрены этапы оказания услуг</w:t>
+      </w:r>
+    </w:p>
+  </w:comment>
+  <w:comment w:id="20" w:author="Подсказка" w:initials="П" w:date="2026-01-01T00:00:00Z">
+    <w:p>
+      <w:pPr>
+        <w:pStyle w:val="CommentText"/>
+      </w:pPr>
+      <w:r>
+        <w:rPr>
+          <w:rStyle w:val="CommentReference"/>
+        </w:rPr>
+        <w:annotationRef/>
+      </w:r>
+      <w:r>
+        <w:t>Конец условия</w:t>
+      </w:r>
+    </w:p>
+  </w:comment>
+  <w:comment w:id="21" w:author="Подсказка" w:initials="П" w:date="2026-01-01T00:00:00Z">
+    <w:p>
+      <w:pPr>
+        <w:pStyle w:val="CommentText"/>
+      </w:pPr>
+      <w:r>
+        <w:rPr>
+          <w:rStyle w:val="CommentReference"/>
+        </w:rPr>
+        <w:annotationRef/>
+      </w:r>
+      <w:r>
+        <w:t>Наименование грантодателя — кто предоставил субсидию. Пример: Федеральное агентство по делам молодежи (Росмолодежь)</w:t>
+      </w:r>
+    </w:p>
+  </w:comment>
+  <w:comment w:id="22" w:author="Подсказка" w:initials="П" w:date="2026-01-01T00:00:00Z">
+    <w:p>
+      <w:pPr>
+        <w:pStyle w:val="CommentText"/>
+      </w:pPr>
+      <w:r>
+        <w:rPr>
+          <w:rStyle w:val="CommentReference"/>
+        </w:rPr>
+        <w:annotationRef/>
+      </w:r>
+      <w:r>
+        <w:t>Номер соглашения о предоставлении субсидии. Пример: 091-10-2026-008</w:t>
+      </w:r>
+    </w:p>
+  </w:comment>
+  <w:comment w:id="23" w:author="Подсказка" w:initials="П" w:date="2026-01-01T00:00:00Z">
+    <w:p>
+      <w:pPr>
+        <w:pStyle w:val="CommentText"/>
+      </w:pPr>
+      <w:r>
+        <w:rPr>
+          <w:rStyle w:val="CommentReference"/>
+        </w:rPr>
+        <w:annotationRef/>
+      </w:r>
+      <w:r>
+        <w:t>Дата соглашения о предоставлении субсидии. Пример: 28.01.2026</w:t>
+      </w:r>
+    </w:p>
+  </w:comment>
+  <w:comment w:id="24" w:author="Подсказка" w:initials="П" w:date="2026-01-01T00:00:00Z">
+    <w:p>
+      <w:pPr>
+        <w:pStyle w:val="CommentText"/>
+      </w:pPr>
+      <w:r>
+        <w:rPr>
+          <w:rStyle w:val="CommentReference"/>
+        </w:rPr>
+        <w:annotationRef/>
+      </w:r>
+      <w:r>
+        <w:t>Наименование грантодателя — кто предоставил субсидию. Пример: Федеральное агентство по делам молодежи (Росмолодежь)</w:t>
+      </w:r>
+    </w:p>
+  </w:comment>
+  <w:comment w:id="25" w:author="Подсказка" w:initials="П" w:date="2026-01-01T00:00:00Z">
+    <w:p>
+      <w:pPr>
+        <w:pStyle w:val="CommentText"/>
+      </w:pPr>
+      <w:r>
+        <w:rPr>
+          <w:rStyle w:val="CommentReference"/>
+        </w:rPr>
+        <w:annotationRef/>
+      </w:r>
+      <w:r>
+        <w:t>Печатается, если в Приложении №1 предусмотрены этапы оказания услуг</w:t>
+      </w:r>
+    </w:p>
+  </w:comment>
+  <w:comment w:id="26" w:author="Подсказка" w:initials="П" w:date="2026-01-01T00:00:00Z">
+    <w:p>
+      <w:pPr>
+        <w:pStyle w:val="CommentText"/>
+      </w:pPr>
+      <w:r>
+        <w:rPr>
+          <w:rStyle w:val="CommentReference"/>
+        </w:rPr>
+        <w:annotationRef/>
+      </w:r>
+      <w:r>
+        <w:t>Конец условия</w:t>
+      </w:r>
+    </w:p>
+  </w:comment>
+  <w:comment w:id="27" w:author="Подсказка" w:initials="П" w:date="2026-01-01T00:00:00Z">
+    <w:p>
+      <w:pPr>
+        <w:pStyle w:val="CommentText"/>
+      </w:pPr>
+      <w:r>
+        <w:rPr>
+          <w:rStyle w:val="CommentReference"/>
+        </w:rPr>
+        <w:annotationRef/>
+      </w:r>
+      <w:r>
+        <w:t>Номер договора. Пример: 2026/42</w:t>
+      </w:r>
+    </w:p>
+  </w:comment>
+  <w:comment w:id="28" w:author="Подсказка" w:initials="П" w:date="2026-01-01T00:00:00Z">
+    <w:p>
+      <w:pPr>
+        <w:pStyle w:val="CommentText"/>
+      </w:pPr>
+      <w:r>
+        <w:rPr>
+          <w:rStyle w:val="CommentReference"/>
+        </w:rPr>
+        <w:annotationRef/>
+      </w:r>
+      <w:r>
+        <w:t>День. Пример: 15</w:t>
+      </w:r>
+    </w:p>
+  </w:comment>
+  <w:comment w:id="29" w:author="Подсказка" w:initials="П" w:date="2026-01-01T00:00:00Z">
+    <w:p>
+      <w:pPr>
+        <w:pStyle w:val="CommentText"/>
+      </w:pPr>
+      <w:r>
+        <w:rPr>
+          <w:rStyle w:val="CommentReference"/>
+        </w:rPr>
+        <w:annotationRef/>
+      </w:r>
+      <w:r>
+        <w:t>Месяц прописью. Пример: января</w:t>
+      </w:r>
+    </w:p>
+  </w:comment>
+  <w:comment w:id="30" w:author="Подсказка" w:initials="П" w:date="2026-01-01T00:00:00Z">
+    <w:p>
+      <w:pPr>
+        <w:pStyle w:val="CommentText"/>
+      </w:pPr>
+      <w:r>
+        <w:rPr>
+          <w:rStyle w:val="CommentReference"/>
+        </w:rPr>
+        <w:annotationRef/>
+      </w:r>
+      <w:r>
+        <w:t>Год. Пример: 2026</w:t>
+      </w:r>
+    </w:p>
+  </w:comment>
+  <w:comment w:id="31" w:author="Подсказка" w:initials="П" w:date="2026-01-01T00:00:00Z">
+    <w:p>
+      <w:pPr>
+        <w:pStyle w:val="CommentText"/>
+      </w:pPr>
+      <w:r>
+        <w:rPr>
+          <w:rStyle w:val="CommentReference"/>
+        </w:rPr>
+        <w:annotationRef/>
+      </w:r>
+      <w:r>
+        <w:t>Номер договора. Пример: 2026/42</w:t>
+      </w:r>
+    </w:p>
+  </w:comment>
+  <w:comment w:id="32" w:author="Подсказка" w:initials="П" w:date="2026-01-01T00:00:00Z">
+    <w:p>
+      <w:pPr>
+        <w:pStyle w:val="CommentText"/>
+      </w:pPr>
+      <w:r>
+        <w:rPr>
+          <w:rStyle w:val="CommentReference"/>
+        </w:rPr>
+        <w:annotationRef/>
+      </w:r>
+      <w:r>
+        <w:t>День. Пример: 15</w:t>
+      </w:r>
+    </w:p>
+  </w:comment>
+  <w:comment w:id="33" w:author="Подсказка" w:initials="П" w:date="2026-01-01T00:00:00Z">
+    <w:p>
+      <w:pPr>
+        <w:pStyle w:val="CommentText"/>
+      </w:pPr>
+      <w:r>
+        <w:rPr>
+          <w:rStyle w:val="CommentReference"/>
+        </w:rPr>
+        <w:annotationRef/>
+      </w:r>
+      <w:r>
+        <w:t>Месяц прописью. Пример: января</w:t>
+      </w:r>
+    </w:p>
+  </w:comment>
+  <w:comment w:id="34" w:author="Подсказка" w:initials="П" w:date="2026-01-01T00:00:00Z">
+    <w:p>
+      <w:pPr>
+        <w:pStyle w:val="CommentText"/>
+      </w:pPr>
+      <w:r>
+        <w:rPr>
+          <w:rStyle w:val="CommentReference"/>
+        </w:rPr>
+        <w:annotationRef/>
+      </w:r>
+      <w:r>
+        <w:t>Год. Пример: 2026</w:t>
+      </w:r>
+    </w:p>
+  </w:comment>
+  <w:comment w:id="35" w:author="Подсказка" w:initials="П" w:date="2026-01-01T00:00:00Z">
+    <w:p>
+      <w:pPr>
+        <w:pStyle w:val="CommentText"/>
+      </w:pPr>
+      <w:r>
+        <w:rPr>
+          <w:rStyle w:val="CommentReference"/>
+        </w:rPr>
+        <w:annotationRef/>
+      </w:r>
+      <w:r>
+        <w:t>Серия паспорта исполнителя-физлица (договор ГПХ). Пример: 45 08</w:t>
+      </w:r>
+    </w:p>
+  </w:comment>
+  <w:comment w:id="36" w:author="Подсказка" w:initials="П" w:date="2026-01-01T00:00:00Z">
+    <w:p>
+      <w:pPr>
+        <w:pStyle w:val="CommentText"/>
+      </w:pPr>
+      <w:r>
+        <w:rPr>
+          <w:rStyle w:val="CommentReference"/>
+        </w:rPr>
+        <w:annotationRef/>
+      </w:r>
+      <w:r>
+        <w:t>Номер паспорта исполнителя-физлица (договор ГПХ). Пример: 123456</w:t>
+      </w:r>
+    </w:p>
+  </w:comment>
+  <w:comment w:id="37" w:author="Подсказка" w:initials="П" w:date="2026-01-01T00:00:00Z">
+    <w:p>
+      <w:pPr>
+        <w:pStyle w:val="CommentText"/>
+      </w:pPr>
+      <w:r>
+        <w:rPr>
+          <w:rStyle w:val="CommentReference"/>
+        </w:rPr>
+        <w:annotationRef/>
+      </w:r>
+      <w:r>
+        <w:t>Кем выдан паспорт исполнителя-физлица. Пример: ОВД района Тестовый города Москвы</w:t>
+      </w:r>
+    </w:p>
+  </w:comment>
+  <w:comment w:id="38" w:author="Подсказка" w:initials="П" w:date="2026-01-01T00:00:00Z">
+    <w:p>
+      <w:pPr>
+        <w:pStyle w:val="CommentText"/>
+      </w:pPr>
+      <w:r>
+        <w:rPr>
+          <w:rStyle w:val="CommentReference"/>
+        </w:rPr>
+        <w:annotationRef/>
+      </w:r>
+      <w:r>
+        <w:t>Полное наименование. Пример: Автономная некоммерческая организация «ВСКС»</w:t>
+      </w:r>
+    </w:p>
+  </w:comment>
+  <w:comment w:id="39" w:author="Подсказка" w:initials="П" w:date="2026-01-01T00:00:00Z">
+    <w:p>
+      <w:pPr>
+        <w:pStyle w:val="CommentText"/>
+      </w:pPr>
+      <w:r>
+        <w:rPr>
+          <w:rStyle w:val="CommentReference"/>
+        </w:rPr>
+        <w:annotationRef/>
+      </w:r>
+      <w:r>
+        <w:t>Краткое наименование Заказчика (из карточки организации). Пример: АНО «ВСКС»</w:t>
+      </w:r>
+    </w:p>
+  </w:comment>
+  <w:comment w:id="40" w:author="Подсказка" w:initials="П" w:date="2026-01-01T00:00:00Z">
+    <w:p>
+      <w:pPr>
+        <w:pStyle w:val="CommentText"/>
+      </w:pPr>
+      <w:r>
+        <w:rPr>
+          <w:rStyle w:val="CommentReference"/>
+        </w:rPr>
+        <w:annotationRef/>
+      </w:r>
+      <w:r>
+        <w:t>Юридический адрес. Пример: г. Москва, ул. Ленина, д. 1</w:t>
+      </w:r>
+    </w:p>
+  </w:comment>
+  <w:comment w:id="41" w:author="Подсказка" w:initials="П" w:date="2026-01-01T00:00:00Z">
+    <w:p>
+      <w:pPr>
+        <w:pStyle w:val="CommentText"/>
+      </w:pPr>
+      <w:r>
+        <w:rPr>
+          <w:rStyle w:val="CommentReference"/>
+        </w:rPr>
+        <w:annotationRef/>
+      </w:r>
+      <w:r>
+        <w:t>Серия паспорта исполнителя-физлица (договор ГПХ). Пример: 45 08</w:t>
+      </w:r>
+    </w:p>
+  </w:comment>
+  <w:comment w:id="42" w:author="Подсказка" w:initials="П" w:date="2026-01-01T00:00:00Z">
+    <w:p>
+      <w:pPr>
+        <w:pStyle w:val="CommentText"/>
+      </w:pPr>
+      <w:r>
+        <w:rPr>
+          <w:rStyle w:val="CommentReference"/>
+        </w:rPr>
+        <w:annotationRef/>
+      </w:r>
+      <w:r>
+        <w:t>Номер паспорта исполнителя-физлица (договор ГПХ). Пример: 123456</w:t>
+      </w:r>
+    </w:p>
+  </w:comment>
+  <w:comment w:id="43" w:author="Подсказка" w:initials="П" w:date="2026-01-01T00:00:00Z">
+    <w:p>
+      <w:pPr>
+        <w:pStyle w:val="CommentText"/>
+      </w:pPr>
+      <w:r>
+        <w:rPr>
+          <w:rStyle w:val="CommentReference"/>
+        </w:rPr>
+        <w:annotationRef/>
+      </w:r>
+      <w:r>
+        <w:t>Кем выдан паспорт исполнителя-физлица. Пример: ОВД района Тестовый города Москвы</w:t>
+      </w:r>
+    </w:p>
+  </w:comment>
+  <w:comment w:id="44" w:author="Подсказка" w:initials="П" w:date="2026-01-01T00:00:00Z">
+    <w:p>
+      <w:pPr>
+        <w:pStyle w:val="CommentText"/>
+      </w:pPr>
+      <w:r>
+        <w:rPr>
+          <w:rStyle w:val="CommentReference"/>
+        </w:rPr>
+        <w:annotationRef/>
+      </w:r>
+      <w:r>
+        <w:t>Полное наименование. Пример: Автономная некоммерческая организация «ВСКС»</w:t>
+      </w:r>
+    </w:p>
+  </w:comment>
+  <w:comment w:id="45" w:author="Подсказка" w:initials="П" w:date="2026-01-01T00:00:00Z">
+    <w:p>
+      <w:pPr>
+        <w:pStyle w:val="CommentText"/>
+      </w:pPr>
+      <w:r>
+        <w:rPr>
+          <w:rStyle w:val="CommentReference"/>
+        </w:rPr>
+        <w:annotationRef/>
+      </w:r>
+      <w:r>
+        <w:t>Краткое наименование Заказчика (из карточки организации). Пример: АНО «ВСКС»</w:t>
+      </w:r>
+    </w:p>
+  </w:comment>
+  <w:comment w:id="46" w:author="Подсказка" w:initials="П" w:date="2026-01-01T00:00:00Z">
+    <w:p>
+      <w:pPr>
+        <w:pStyle w:val="CommentText"/>
+      </w:pPr>
+      <w:r>
+        <w:rPr>
+          <w:rStyle w:val="CommentReference"/>
+        </w:rPr>
+        <w:annotationRef/>
+      </w:r>
+      <w:r>
+        <w:t>Юридический адрес. Пример: г. Москва, ул. Ленина, д. 1</w:t>
+      </w:r>
+    </w:p>
+  </w:comment>
+  <w:comment w:id="47" w:author="Подсказка" w:initials="П" w:date="2026-01-01T00:00:00Z">
+    <w:p>
+      <w:pPr>
+        <w:pStyle w:val="CommentText"/>
+      </w:pPr>
+      <w:r>
+        <w:rPr>
+          <w:rStyle w:val="CommentReference"/>
+        </w:rPr>
+        <w:annotationRef/>
+      </w:r>
+      <w:r>
+        <w:t>День. Пример: 15</w:t>
+      </w:r>
+    </w:p>
+  </w:comment>
+  <w:comment w:id="48" w:author="Подсказка" w:initials="П" w:date="2026-01-01T00:00:00Z">
+    <w:p>
+      <w:pPr>
+        <w:pStyle w:val="CommentText"/>
+      </w:pPr>
+      <w:r>
+        <w:rPr>
+          <w:rStyle w:val="CommentReference"/>
+        </w:rPr>
+        <w:annotationRef/>
+      </w:r>
+      <w:r>
+        <w:t>Месяц прописью. Пример: января</w:t>
+      </w:r>
+    </w:p>
+  </w:comment>
+  <w:comment w:id="49" w:author="Подсказка" w:initials="П" w:date="2026-01-01T00:00:00Z">
+    <w:p>
+      <w:pPr>
+        <w:pStyle w:val="CommentText"/>
+      </w:pPr>
+      <w:r>
+        <w:rPr>
+          <w:rStyle w:val="CommentReference"/>
+        </w:rPr>
+        <w:annotationRef/>
+      </w:r>
+      <w:r>
+        <w:t>Год. Пример: 2026</w:t>
+      </w:r>
+    </w:p>
+  </w:comment>
+  <w:comment w:id="50" w:author="Подсказка" w:initials="П" w:date="2026-01-01T00:00:00Z">
+    <w:p>
+      <w:pPr>
+        <w:pStyle w:val="CommentText"/>
+      </w:pPr>
+      <w:r>
+        <w:rPr>
+          <w:rStyle w:val="CommentReference"/>
+        </w:rPr>
+        <w:annotationRef/>
+      </w:r>
+      <w:r>
+        <w:t>Юридический адрес. Пример: г. Москва, ул. Ленина, д. 1</w:t>
+      </w:r>
+    </w:p>
+  </w:comment>
+  <w:comment w:id="51" w:author="Подсказка" w:initials="П" w:date="2026-01-01T00:00:00Z">
+    <w:p>
+      <w:pPr>
+        <w:pStyle w:val="CommentText"/>
+      </w:pPr>
+      <w:r>
+        <w:rPr>
+          <w:rStyle w:val="CommentReference"/>
+        </w:rPr>
+        <w:annotationRef/>
+      </w:r>
+      <w:r>
+        <w:t>Юридический адрес. Пример: г. Москва, ул. Ленина, д. 1</w:t>
+      </w:r>
+    </w:p>
+  </w:comment>
+  <w:comment w:id="52" w:author="Подсказка" w:initials="П" w:date="2026-01-01T00:00:00Z">
+    <w:p>
+      <w:pPr>
+        <w:pStyle w:val="CommentText"/>
+      </w:pPr>
+      <w:r>
+        <w:rPr>
+          <w:rStyle w:val="CommentReference"/>
+        </w:rPr>
+        <w:annotationRef/>
+      </w:r>
+      <w:r>
+        <w:t>ИНН Заказчика. Пример: 7700000001</w:t>
+      </w:r>
+    </w:p>
+  </w:comment>
+  <w:comment w:id="53" w:author="Подсказка" w:initials="П" w:date="2026-01-01T00:00:00Z">
+    <w:p>
+      <w:pPr>
+        <w:pStyle w:val="CommentText"/>
+      </w:pPr>
+      <w:r>
+        <w:rPr>
+          <w:rStyle w:val="CommentReference"/>
+        </w:rPr>
+        <w:annotationRef/>
+      </w:r>
+      <w:r>
+        <w:t>КПП Заказчика. Пример: 770001001</w:t>
+      </w:r>
+    </w:p>
+  </w:comment>
+  <w:comment w:id="54" w:author="Подсказка" w:initials="П" w:date="2026-01-01T00:00:00Z">
+    <w:p>
+      <w:pPr>
+        <w:pStyle w:val="CommentText"/>
+      </w:pPr>
+      <w:r>
+        <w:rPr>
+          <w:rStyle w:val="CommentReference"/>
+        </w:rPr>
+        <w:annotationRef/>
+      </w:r>
+      <w:r>
+        <w:t>ОГРН Заказчика. Пример: 1027700000001</w:t>
+      </w:r>
+    </w:p>
+  </w:comment>
+  <w:comment w:id="55" w:author="Подсказка" w:initials="П" w:date="2026-01-01T00:00:00Z">
+    <w:p>
+      <w:pPr>
+        <w:pStyle w:val="CommentText"/>
+      </w:pPr>
+      <w:r>
+        <w:rPr>
+          <w:rStyle w:val="CommentReference"/>
+        </w:rPr>
+        <w:annotationRef/>
+      </w:r>
+      <w:r>
+        <w:t>Банк Заказчика. Пример: ПАО «Сбербанк»</w:t>
+      </w:r>
+    </w:p>
+  </w:comment>
+  <w:comment w:id="56" w:author="Подсказка" w:initials="П" w:date="2026-01-01T00:00:00Z">
+    <w:p>
+      <w:pPr>
+        <w:pStyle w:val="CommentText"/>
+      </w:pPr>
+      <w:r>
+        <w:rPr>
+          <w:rStyle w:val="CommentReference"/>
+        </w:rPr>
+        <w:annotationRef/>
+      </w:r>
+      <w:r>
+        <w:t>Лицевой счёт заказчика в казначействе. Пример: 71234Ц56789</w:t>
+      </w:r>
+    </w:p>
+  </w:comment>
+  <w:comment w:id="57" w:author="Подсказка" w:initials="П" w:date="2026-01-01T00:00:00Z">
+    <w:p>
+      <w:pPr>
+        <w:pStyle w:val="CommentText"/>
+      </w:pPr>
+      <w:r>
+        <w:rPr>
+          <w:rStyle w:val="CommentReference"/>
+        </w:rPr>
+        <w:annotationRef/>
+      </w:r>
+      <w:r>
+        <w:t>Расчётный счёт Заказчика. Пример: 40703810400000000001</w:t>
+      </w:r>
+    </w:p>
+  </w:comment>
+  <w:comment w:id="58" w:author="Подсказка" w:initials="П" w:date="2026-01-01T00:00:00Z">
+    <w:p>
+      <w:pPr>
+        <w:pStyle w:val="CommentText"/>
+      </w:pPr>
+      <w:r>
+        <w:rPr>
+          <w:rStyle w:val="CommentReference"/>
+        </w:rPr>
+        <w:annotationRef/>
+      </w:r>
+      <w:r>
+        <w:t>Банк Заказчика. Пример: ПАО «Сбербанк»</w:t>
+      </w:r>
+    </w:p>
+  </w:comment>
+  <w:comment w:id="59" w:author="Подсказка" w:initials="П" w:date="2026-01-01T00:00:00Z">
+    <w:p>
+      <w:pPr>
+        <w:pStyle w:val="CommentText"/>
+      </w:pPr>
+      <w:r>
+        <w:rPr>
+          <w:rStyle w:val="CommentReference"/>
+        </w:rPr>
+        <w:annotationRef/>
+      </w:r>
+      <w:r>
+        <w:t>БИК банка Заказчика. Пример: 044525225</w:t>
+      </w:r>
+    </w:p>
+  </w:comment>
+  <w:comment w:id="60" w:author="Подсказка" w:initials="П" w:date="2026-01-01T00:00:00Z">
+    <w:p>
+      <w:pPr>
+        <w:pStyle w:val="CommentText"/>
+      </w:pPr>
+      <w:r>
+        <w:rPr>
+          <w:rStyle w:val="CommentReference"/>
+        </w:rPr>
+        <w:annotationRef/>
+      </w:r>
+      <w:r>
+        <w:t>Телефон. Пример: +7 (495) 000-00-01</w:t>
+      </w:r>
+    </w:p>
+  </w:comment>
+  <w:comment w:id="61" w:author="Подсказка" w:initials="П" w:date="2026-01-01T00:00:00Z">
+    <w:p>
+      <w:pPr>
+        <w:pStyle w:val="CommentText"/>
+      </w:pPr>
+      <w:r>
+        <w:rPr>
+          <w:rStyle w:val="CommentReference"/>
+        </w:rPr>
+        <w:annotationRef/>
+      </w:r>
+      <w:r>
+        <w:t>Email. Пример: info@vsks.ru</w:t>
+      </w:r>
+    </w:p>
+  </w:comment>
+  <w:comment w:id="62" w:author="Подсказка" w:initials="П" w:date="2026-01-01T00:00:00Z">
+    <w:p>
+      <w:pPr>
+        <w:pStyle w:val="CommentText"/>
+      </w:pPr>
+      <w:r>
+        <w:rPr>
+          <w:rStyle w:val="CommentReference"/>
+        </w:rPr>
+        <w:annotationRef/>
+      </w:r>
+      <w:r>
+        <w:t>Должность подписанта. Пример: Президент</w:t>
+      </w:r>
+    </w:p>
+  </w:comment>
+  <w:comment w:id="63" w:author="Подсказка" w:initials="П" w:date="2026-01-01T00:00:00Z">
+    <w:p>
+      <w:pPr>
+        <w:pStyle w:val="CommentText"/>
+      </w:pPr>
+      <w:r>
+        <w:rPr>
+          <w:rStyle w:val="CommentReference"/>
+        </w:rPr>
+        <w:annotationRef/>
+      </w:r>
+      <w:r>
+        <w:t>Подписант заказчика в формате «И.О. Фамилия». Пример: И.И. Иванов</w:t>
+      </w:r>
+    </w:p>
+  </w:comment>
+  <w:comment w:id="64" w:author="Подсказка" w:initials="П" w:date="2026-01-01T00:00:00Z">
+    <w:p>
+      <w:pPr>
+        <w:pStyle w:val="CommentText"/>
+      </w:pPr>
+      <w:r>
+        <w:rPr>
+          <w:rStyle w:val="CommentReference"/>
+        </w:rPr>
+        <w:annotationRef/>
+      </w:r>
+      <w:r>
+        <w:t>Юридический адрес. Пример: г. Москва, ул. Ленина, д. 1</w:t>
+      </w:r>
+    </w:p>
+  </w:comment>
+  <w:comment w:id="65" w:author="Подсказка" w:initials="П" w:date="2026-01-01T00:00:00Z">
+    <w:p>
+      <w:pPr>
+        <w:pStyle w:val="CommentText"/>
+      </w:pPr>
+      <w:r>
+        <w:rPr>
+          <w:rStyle w:val="CommentReference"/>
+        </w:rPr>
+        <w:annotationRef/>
+      </w:r>
+      <w:r>
+        <w:t>Юридический адрес. Пример: г. Москва, ул. Ленина, д. 1</w:t>
+      </w:r>
+    </w:p>
+  </w:comment>
+  <w:comment w:id="66" w:author="Подсказка" w:initials="П" w:date="2026-01-01T00:00:00Z">
+    <w:p>
+      <w:pPr>
+        <w:pStyle w:val="CommentText"/>
+      </w:pPr>
+      <w:r>
+        <w:rPr>
+          <w:rStyle w:val="CommentReference"/>
+        </w:rPr>
+        <w:annotationRef/>
+      </w:r>
+      <w:r>
+        <w:t>ИНН Заказчика. Пример: 7700000001</w:t>
+      </w:r>
+    </w:p>
+  </w:comment>
+  <w:comment w:id="67" w:author="Подсказка" w:initials="П" w:date="2026-01-01T00:00:00Z">
+    <w:p>
+      <w:pPr>
+        <w:pStyle w:val="CommentText"/>
+      </w:pPr>
+      <w:r>
+        <w:rPr>
+          <w:rStyle w:val="CommentReference"/>
+        </w:rPr>
+        <w:annotationRef/>
+      </w:r>
+      <w:r>
+        <w:t>КПП Заказчика. Пример: 770001001</w:t>
+      </w:r>
+    </w:p>
+  </w:comment>
+  <w:comment w:id="68" w:author="Подсказка" w:initials="П" w:date="2026-01-01T00:00:00Z">
+    <w:p>
+      <w:pPr>
+        <w:pStyle w:val="CommentText"/>
+      </w:pPr>
+      <w:r>
+        <w:rPr>
+          <w:rStyle w:val="CommentReference"/>
+        </w:rPr>
+        <w:annotationRef/>
+      </w:r>
+      <w:r>
+        <w:t>ОГРН Заказчика. Пример: 1027700000001</w:t>
+      </w:r>
+    </w:p>
+  </w:comment>
+  <w:comment w:id="69" w:author="Подсказка" w:initials="П" w:date="2026-01-01T00:00:00Z">
+    <w:p>
+      <w:pPr>
+        <w:pStyle w:val="CommentText"/>
+      </w:pPr>
+      <w:r>
+        <w:rPr>
+          <w:rStyle w:val="CommentReference"/>
+        </w:rPr>
+        <w:annotationRef/>
+      </w:r>
+      <w:r>
+        <w:t>Банк Заказчика. Пример: ПАО «Сбербанк»</w:t>
+      </w:r>
+    </w:p>
+  </w:comment>
+  <w:comment w:id="70" w:author="Подсказка" w:initials="П" w:date="2026-01-01T00:00:00Z">
+    <w:p>
+      <w:pPr>
+        <w:pStyle w:val="CommentText"/>
+      </w:pPr>
+      <w:r>
+        <w:rPr>
+          <w:rStyle w:val="CommentReference"/>
+        </w:rPr>
+        <w:annotationRef/>
+      </w:r>
+      <w:r>
+        <w:t>Лицевой счёт заказчика в казначействе. Пример: 71234Ц56789</w:t>
+      </w:r>
+    </w:p>
+  </w:comment>
+  <w:comment w:id="71" w:author="Подсказка" w:initials="П" w:date="2026-01-01T00:00:00Z">
+    <w:p>
+      <w:pPr>
+        <w:pStyle w:val="CommentText"/>
+      </w:pPr>
+      <w:r>
+        <w:rPr>
+          <w:rStyle w:val="CommentReference"/>
+        </w:rPr>
+        <w:annotationRef/>
+      </w:r>
+      <w:r>
+        <w:t>Расчётный счёт Заказчика. Пример: 40703810400000000001</w:t>
+      </w:r>
+    </w:p>
+  </w:comment>
+  <w:comment w:id="72" w:author="Подсказка" w:initials="П" w:date="2026-01-01T00:00:00Z">
+    <w:p>
+      <w:pPr>
+        <w:pStyle w:val="CommentText"/>
+      </w:pPr>
+      <w:r>
+        <w:rPr>
+          <w:rStyle w:val="CommentReference"/>
+        </w:rPr>
+        <w:annotationRef/>
+      </w:r>
+      <w:r>
+        <w:t>Банк Заказчика. Пример: ПАО «Сбербанк»</w:t>
+      </w:r>
+    </w:p>
+  </w:comment>
+  <w:comment w:id="73" w:author="Подсказка" w:initials="П" w:date="2026-01-01T00:00:00Z">
+    <w:p>
+      <w:pPr>
+        <w:pStyle w:val="CommentText"/>
+      </w:pPr>
+      <w:r>
+        <w:rPr>
+          <w:rStyle w:val="CommentReference"/>
+        </w:rPr>
+        <w:annotationRef/>
+      </w:r>
+      <w:r>
+        <w:t>БИК банка Заказчика. Пример: 044525225</w:t>
+      </w:r>
+    </w:p>
+  </w:comment>
+  <w:comment w:id="74" w:author="Подсказка" w:initials="П" w:date="2026-01-01T00:00:00Z">
+    <w:p>
+      <w:pPr>
+        <w:pStyle w:val="CommentText"/>
+      </w:pPr>
+      <w:r>
+        <w:rPr>
+          <w:rStyle w:val="CommentReference"/>
+        </w:rPr>
+        <w:annotationRef/>
+      </w:r>
+      <w:r>
+        <w:t>Телефон. Пример: +7 (495) 000-00-01</w:t>
+      </w:r>
+    </w:p>
+  </w:comment>
+  <w:comment w:id="75" w:author="Подсказка" w:initials="П" w:date="2026-01-01T00:00:00Z">
+    <w:p>
+      <w:pPr>
+        <w:pStyle w:val="CommentText"/>
+      </w:pPr>
+      <w:r>
+        <w:rPr>
+          <w:rStyle w:val="CommentReference"/>
+        </w:rPr>
+        <w:annotationRef/>
+      </w:r>
+      <w:r>
+        <w:t>Email. Пример: info@vsks.ru</w:t>
+      </w:r>
+    </w:p>
+  </w:comment>
+  <w:comment w:id="76" w:author="Подсказка" w:initials="П" w:date="2026-01-01T00:00:00Z">
+    <w:p>
+      <w:pPr>
+        <w:pStyle w:val="CommentText"/>
+      </w:pPr>
+      <w:r>
+        <w:rPr>
+          <w:rStyle w:val="CommentReference"/>
+        </w:rPr>
+        <w:annotationRef/>
+      </w:r>
+      <w:r>
+        <w:t>Должность подписанта. Пример: Президент</w:t>
+      </w:r>
+    </w:p>
+  </w:comment>
+  <w:comment w:id="77" w:author="Подсказка" w:initials="П" w:date="2026-01-01T00:00:00Z">
+    <w:p>
+      <w:pPr>
+        <w:pStyle w:val="CommentText"/>
+      </w:pPr>
+      <w:r>
+        <w:rPr>
+          <w:rStyle w:val="CommentReference"/>
+        </w:rPr>
+        <w:annotationRef/>
+      </w:r>
+      <w:r>
+        <w:t>Подписант заказчика в формате «И.О. Фамилия». Пример: И.И. Иванов</w:t>
+      </w:r>
+    </w:p>
+  </w:comment>
+  <w:comment w:id="78" w:author="Подсказка" w:initials="П" w:date="2026-01-01T00:00:00Z">
+    <w:p>
+      <w:pPr>
+        <w:pStyle w:val="CommentText"/>
+      </w:pPr>
+      <w:r>
+        <w:rPr>
+          <w:rStyle w:val="CommentReference"/>
+        </w:rPr>
+        <w:annotationRef/>
+      </w:r>
+      <w:r>
+        <w:t>Серия паспорта исполнителя-физлица (договор ГПХ). Пример: 45 08</w:t>
+      </w:r>
+    </w:p>
+  </w:comment>
+  <w:comment w:id="79" w:author="Подсказка" w:initials="П" w:date="2026-01-01T00:00:00Z">
+    <w:p>
+      <w:pPr>
+        <w:pStyle w:val="CommentText"/>
+      </w:pPr>
+      <w:r>
+        <w:rPr>
+          <w:rStyle w:val="CommentReference"/>
+        </w:rPr>
+        <w:annotationRef/>
+      </w:r>
+      <w:r>
+        <w:t>Номер паспорта исполнителя-физлица (договор ГПХ). Пример: 123456</w:t>
+      </w:r>
+    </w:p>
+  </w:comment>
+  <w:comment w:id="80" w:author="Подсказка" w:initials="П" w:date="2026-01-01T00:00:00Z">
+    <w:p>
+      <w:pPr>
+        <w:pStyle w:val="CommentText"/>
+      </w:pPr>
+      <w:r>
+        <w:rPr>
+          <w:rStyle w:val="CommentReference"/>
+        </w:rPr>
+        <w:annotationRef/>
+      </w:r>
+      <w:r>
+        <w:t>Кем выдан паспорт исполнителя-физлица. Пример: ОВД района Тестовый города Москвы</w:t>
+      </w:r>
+    </w:p>
+  </w:comment>
+  <w:comment w:id="81" w:author="Подсказка" w:initials="П" w:date="2026-01-01T00:00:00Z">
+    <w:p>
+      <w:pPr>
+        <w:pStyle w:val="CommentText"/>
+      </w:pPr>
+      <w:r>
+        <w:rPr>
+          <w:rStyle w:val="CommentReference"/>
+        </w:rPr>
+        <w:annotationRef/>
+      </w:r>
+      <w:r>
+        <w:t>Дата выдачи паспорта исполнителя-физлица. Пример: 12.05.2015</w:t>
+      </w:r>
+    </w:p>
+  </w:comment>
+  <w:comment w:id="82" w:author="Подсказка" w:initials="П" w:date="2026-01-01T00:00:00Z">
+    <w:p>
+      <w:pPr>
+        <w:pStyle w:val="CommentText"/>
+      </w:pPr>
+      <w:r>
+        <w:rPr>
+          <w:rStyle w:val="CommentReference"/>
+        </w:rPr>
+        <w:annotationRef/>
+      </w:r>
+      <w:r>
+        <w:t>Юридический адрес. Пример: г. Москва, ул. Ленина, д. 1</w:t>
+      </w:r>
+    </w:p>
+  </w:comment>
+  <w:comment w:id="83" w:author="Подсказка" w:initials="П" w:date="2026-01-01T00:00:00Z">
+    <w:p>
+      <w:pPr>
+        <w:pStyle w:val="CommentText"/>
+      </w:pPr>
+      <w:r>
+        <w:rPr>
+          <w:rStyle w:val="CommentReference"/>
+        </w:rPr>
+        <w:annotationRef/>
+      </w:r>
+      <w:r>
+        <w:t>Юридический адрес. Пример: г. Москва, ул. Ленина, д. 1</w:t>
+      </w:r>
+    </w:p>
+  </w:comment>
+  <w:comment w:id="84" w:author="Подсказка" w:initials="П" w:date="2026-01-01T00:00:00Z">
+    <w:p>
+      <w:pPr>
+        <w:pStyle w:val="CommentText"/>
+      </w:pPr>
+      <w:r>
+        <w:rPr>
+          <w:rStyle w:val="CommentReference"/>
+        </w:rPr>
+        <w:annotationRef/>
+      </w:r>
+      <w:r>
+        <w:t>ИНН Заказчика. Пример: 7700000001</w:t>
+      </w:r>
+    </w:p>
+  </w:comment>
+  <w:comment w:id="85" w:author="Подсказка" w:initials="П" w:date="2026-01-01T00:00:00Z">
+    <w:p>
+      <w:pPr>
+        <w:pStyle w:val="CommentText"/>
+      </w:pPr>
+      <w:r>
+        <w:rPr>
+          <w:rStyle w:val="CommentReference"/>
+        </w:rPr>
+        <w:annotationRef/>
+      </w:r>
+      <w:r>
+        <w:t>КПП Заказчика. Пример: 770001001</w:t>
+      </w:r>
+    </w:p>
+  </w:comment>
+  <w:comment w:id="86" w:author="Подсказка" w:initials="П" w:date="2026-01-01T00:00:00Z">
+    <w:p>
+      <w:pPr>
+        <w:pStyle w:val="CommentText"/>
+      </w:pPr>
+      <w:r>
+        <w:rPr>
+          <w:rStyle w:val="CommentReference"/>
+        </w:rPr>
+        <w:annotationRef/>
+      </w:r>
+      <w:r>
+        <w:t>ОГРН Заказчика. Пример: 1027700000001</w:t>
+      </w:r>
+    </w:p>
+  </w:comment>
+  <w:comment w:id="87" w:author="Подсказка" w:initials="П" w:date="2026-01-01T00:00:00Z">
+    <w:p>
+      <w:pPr>
+        <w:pStyle w:val="CommentText"/>
+      </w:pPr>
+      <w:r>
+        <w:rPr>
+          <w:rStyle w:val="CommentReference"/>
+        </w:rPr>
+        <w:annotationRef/>
+      </w:r>
+      <w:r>
+        <w:t>Банк Заказчика. Пример: ПАО «Сбербанк»</w:t>
+      </w:r>
+    </w:p>
+  </w:comment>
+  <w:comment w:id="88" w:author="Подсказка" w:initials="П" w:date="2026-01-01T00:00:00Z">
+    <w:p>
+      <w:pPr>
+        <w:pStyle w:val="CommentText"/>
+      </w:pPr>
+      <w:r>
+        <w:rPr>
+          <w:rStyle w:val="CommentReference"/>
+        </w:rPr>
+        <w:annotationRef/>
+      </w:r>
+      <w:r>
+        <w:t>Лицевой счёт заказчика в казначействе. Пример: 71234Ц56789</w:t>
+      </w:r>
+    </w:p>
+  </w:comment>
+  <w:comment w:id="89" w:author="Подсказка" w:initials="П" w:date="2026-01-01T00:00:00Z">
+    <w:p>
+      <w:pPr>
+        <w:pStyle w:val="CommentText"/>
+      </w:pPr>
+      <w:r>
+        <w:rPr>
+          <w:rStyle w:val="CommentReference"/>
+        </w:rPr>
+        <w:annotationRef/>
+      </w:r>
+      <w:r>
+        <w:t>Расчётный счёт Заказчика. Пример: 40703810400000000001</w:t>
+      </w:r>
+    </w:p>
+  </w:comment>
+  <w:comment w:id="90" w:author="Подсказка" w:initials="П" w:date="2026-01-01T00:00:00Z">
+    <w:p>
+      <w:pPr>
+        <w:pStyle w:val="CommentText"/>
+      </w:pPr>
+      <w:r>
+        <w:rPr>
+          <w:rStyle w:val="CommentReference"/>
+        </w:rPr>
+        <w:annotationRef/>
+      </w:r>
+      <w:r>
+        <w:t>Банк Заказчика. Пример: ПАО «Сбербанк»</w:t>
+      </w:r>
+    </w:p>
+  </w:comment>
+  <w:comment w:id="91" w:author="Подсказка" w:initials="П" w:date="2026-01-01T00:00:00Z">
+    <w:p>
+      <w:pPr>
+        <w:pStyle w:val="CommentText"/>
+      </w:pPr>
+      <w:r>
+        <w:rPr>
+          <w:rStyle w:val="CommentReference"/>
+        </w:rPr>
+        <w:annotationRef/>
+      </w:r>
+      <w:r>
+        <w:t>БИК банка Заказчика. Пример: 044525225</w:t>
+      </w:r>
+    </w:p>
+  </w:comment>
+  <w:comment w:id="92" w:author="Подсказка" w:initials="П" w:date="2026-01-01T00:00:00Z">
+    <w:p>
+      <w:pPr>
+        <w:pStyle w:val="CommentText"/>
+      </w:pPr>
+      <w:r>
+        <w:rPr>
+          <w:rStyle w:val="CommentReference"/>
+        </w:rPr>
+        <w:annotationRef/>
+      </w:r>
+      <w:r>
+        <w:t>Телефон. Пример: +7 (495) 000-00-01</w:t>
+      </w:r>
+    </w:p>
+  </w:comment>
+  <w:comment w:id="93" w:author="Подсказка" w:initials="П" w:date="2026-01-01T00:00:00Z">
+    <w:p>
+      <w:pPr>
+        <w:pStyle w:val="CommentText"/>
+      </w:pPr>
+      <w:r>
+        <w:rPr>
+          <w:rStyle w:val="CommentReference"/>
+        </w:rPr>
+        <w:annotationRef/>
+      </w:r>
+      <w:r>
+        <w:t>Email. Пример: info@vsks.ru</w:t>
+      </w:r>
+    </w:p>
+  </w:comment>
+  <w:comment w:id="94" w:author="Подсказка" w:initials="П" w:date="2026-01-01T00:00:00Z">
+    <w:p>
+      <w:pPr>
+        <w:pStyle w:val="CommentText"/>
+      </w:pPr>
+      <w:r>
+        <w:rPr>
+          <w:rStyle w:val="CommentReference"/>
+        </w:rPr>
+        <w:annotationRef/>
+      </w:r>
+      <w:r>
+        <w:t>Должность подписанта. Пример: Президент</w:t>
+      </w:r>
+    </w:p>
+  </w:comment>
+  <w:comment w:id="95" w:author="Подсказка" w:initials="П" w:date="2026-01-01T00:00:00Z">
+    <w:p>
+      <w:pPr>
+        <w:pStyle w:val="CommentText"/>
+      </w:pPr>
+      <w:r>
+        <w:rPr>
+          <w:rStyle w:val="CommentReference"/>
+        </w:rPr>
+        <w:annotationRef/>
+      </w:r>
+      <w:r>
+        <w:t>Подписант заказчика в формате «И.О. Фамилия». Пример: И.И. Иванов</w:t>
+      </w:r>
+    </w:p>
+  </w:comment>
+  <w:comment w:id="96" w:author="Подсказка" w:initials="П" w:date="2026-01-01T00:00:00Z">
+    <w:p>
+      <w:pPr>
+        <w:pStyle w:val="CommentText"/>
+      </w:pPr>
+      <w:r>
+        <w:rPr>
+          <w:rStyle w:val="CommentReference"/>
+        </w:rPr>
+        <w:annotationRef/>
+      </w:r>
+      <w:r>
+        <w:t>Юридический адрес. Пример: 101000, г. Москва, ул. Цветочная, д. 1, оф. 5</w:t>
+      </w:r>
+    </w:p>
+  </w:comment>
+  <w:comment w:id="97" w:author="Подсказка" w:initials="П" w:date="2026-01-01T00:00:00Z">
+    <w:p>
+      <w:pPr>
+        <w:pStyle w:val="CommentText"/>
+      </w:pPr>
+      <w:r>
+        <w:rPr>
+          <w:rStyle w:val="CommentReference"/>
+        </w:rPr>
+        <w:annotationRef/>
+      </w:r>
+      <w:r>
+        <w:t>Почтовый адрес. Пример: г. Москва, ул. Садовая, д. 5</w:t>
+      </w:r>
+    </w:p>
+  </w:comment>
+  <w:comment w:id="98" w:author="Подсказка" w:initials="П" w:date="2026-01-01T00:00:00Z">
+    <w:p>
+      <w:pPr>
+        <w:pStyle w:val="CommentText"/>
+      </w:pPr>
+      <w:r>
+        <w:rPr>
+          <w:rStyle w:val="CommentReference"/>
+        </w:rPr>
+        <w:annotationRef/>
+      </w:r>
+      <w:r>
+        <w:t>Юридический адрес. Пример: г. Москва, ул. Ленина, д. 1</w:t>
+      </w:r>
+    </w:p>
+  </w:comment>
+  <w:comment w:id="99" w:author="Подсказка" w:initials="П" w:date="2026-01-01T00:00:00Z">
+    <w:p>
+      <w:pPr>
+        <w:pStyle w:val="CommentText"/>
+      </w:pPr>
+      <w:r>
+        <w:rPr>
+          <w:rStyle w:val="CommentReference"/>
+        </w:rPr>
+        <w:annotationRef/>
+      </w:r>
+      <w:r>
+        <w:t>Юридический адрес. Пример: г. Москва, ул. Ленина, д. 1</w:t>
+      </w:r>
+    </w:p>
+  </w:comment>
+  <w:comment w:id="100" w:author="Подсказка" w:initials="П" w:date="2026-01-01T00:00:00Z">
+    <w:p>
+      <w:pPr>
+        <w:pStyle w:val="CommentText"/>
+      </w:pPr>
+      <w:r>
+        <w:rPr>
+          <w:rStyle w:val="CommentReference"/>
+        </w:rPr>
+        <w:annotationRef/>
+      </w:r>
+      <w:r>
+        <w:t>ИНН Заказчика. Пример: 7700000001</w:t>
+      </w:r>
+    </w:p>
+  </w:comment>
+  <w:comment w:id="101" w:author="Подсказка" w:initials="П" w:date="2026-01-01T00:00:00Z">
+    <w:p>
+      <w:pPr>
+        <w:pStyle w:val="CommentText"/>
+      </w:pPr>
+      <w:r>
+        <w:rPr>
+          <w:rStyle w:val="CommentReference"/>
+        </w:rPr>
+        <w:annotationRef/>
+      </w:r>
+      <w:r>
+        <w:t>КПП Заказчика. Пример: 770001001</w:t>
+      </w:r>
+    </w:p>
+  </w:comment>
+  <w:comment w:id="102" w:author="Подсказка" w:initials="П" w:date="2026-01-01T00:00:00Z">
+    <w:p>
+      <w:pPr>
+        <w:pStyle w:val="CommentText"/>
+      </w:pPr>
+      <w:r>
+        <w:rPr>
+          <w:rStyle w:val="CommentReference"/>
+        </w:rPr>
+        <w:annotationRef/>
+      </w:r>
+      <w:r>
+        <w:t>ОГРН Заказчика. Пример: 1027700000001</w:t>
+      </w:r>
+    </w:p>
+  </w:comment>
+  <w:comment w:id="103" w:author="Подсказка" w:initials="П" w:date="2026-01-01T00:00:00Z">
+    <w:p>
+      <w:pPr>
+        <w:pStyle w:val="CommentText"/>
+      </w:pPr>
+      <w:r>
+        <w:rPr>
+          <w:rStyle w:val="CommentReference"/>
+        </w:rPr>
+        <w:annotationRef/>
+      </w:r>
+      <w:r>
+        <w:t>Банк Заказчика. Пример: ПАО «Сбербанк»</w:t>
+      </w:r>
+    </w:p>
+  </w:comment>
+  <w:comment w:id="104" w:author="Подсказка" w:initials="П" w:date="2026-01-01T00:00:00Z">
+    <w:p>
+      <w:pPr>
+        <w:pStyle w:val="CommentText"/>
+      </w:pPr>
+      <w:r>
+        <w:rPr>
+          <w:rStyle w:val="CommentReference"/>
+        </w:rPr>
+        <w:annotationRef/>
+      </w:r>
+      <w:r>
+        <w:t>Лицевой счёт заказчика в казначействе. Пример: 71234Ц56789</w:t>
+      </w:r>
+    </w:p>
+  </w:comment>
+  <w:comment w:id="105" w:author="Подсказка" w:initials="П" w:date="2026-01-01T00:00:00Z">
+    <w:p>
+      <w:pPr>
+        <w:pStyle w:val="CommentText"/>
+      </w:pPr>
+      <w:r>
+        <w:rPr>
+          <w:rStyle w:val="CommentReference"/>
+        </w:rPr>
+        <w:annotationRef/>
+      </w:r>
+      <w:r>
+        <w:t>Расчётный счёт Заказчика. Пример: 40703810400000000001</w:t>
+      </w:r>
+    </w:p>
+  </w:comment>
+  <w:comment w:id="106" w:author="Подсказка" w:initials="П" w:date="2026-01-01T00:00:00Z">
+    <w:p>
+      <w:pPr>
+        <w:pStyle w:val="CommentText"/>
+      </w:pPr>
+      <w:r>
+        <w:rPr>
+          <w:rStyle w:val="CommentReference"/>
+        </w:rPr>
+        <w:annotationRef/>
+      </w:r>
+      <w:r>
+        <w:t>Банк Заказчика. Пример: ПАО «Сбербанк»</w:t>
+      </w:r>
+    </w:p>
+  </w:comment>
+  <w:comment w:id="107" w:author="Подсказка" w:initials="П" w:date="2026-01-01T00:00:00Z">
+    <w:p>
+      <w:pPr>
+        <w:pStyle w:val="CommentText"/>
+      </w:pPr>
+      <w:r>
+        <w:rPr>
+          <w:rStyle w:val="CommentReference"/>
+        </w:rPr>
+        <w:annotationRef/>
+      </w:r>
+      <w:r>
+        <w:t>БИК банка Заказчика. Пример: 044525225</w:t>
+      </w:r>
+    </w:p>
+  </w:comment>
+  <w:comment w:id="108" w:author="Подсказка" w:initials="П" w:date="2026-01-01T00:00:00Z">
+    <w:p>
+      <w:pPr>
+        <w:pStyle w:val="CommentText"/>
+      </w:pPr>
+      <w:r>
+        <w:rPr>
+          <w:rStyle w:val="CommentReference"/>
+        </w:rPr>
+        <w:annotationRef/>
+      </w:r>
+      <w:r>
+        <w:t>Телефон. Пример: +7 (495) 000-00-01</w:t>
+      </w:r>
+    </w:p>
+  </w:comment>
+  <w:comment w:id="109" w:author="Подсказка" w:initials="П" w:date="2026-01-01T00:00:00Z">
+    <w:p>
+      <w:pPr>
+        <w:pStyle w:val="CommentText"/>
+      </w:pPr>
+      <w:r>
+        <w:rPr>
+          <w:rStyle w:val="CommentReference"/>
+        </w:rPr>
+        <w:annotationRef/>
+      </w:r>
+      <w:r>
+        <w:t>Email. Пример: info@vsks.ru</w:t>
+      </w:r>
+    </w:p>
+  </w:comment>
+  <w:comment w:id="110" w:author="Подсказка" w:initials="П" w:date="2026-01-01T00:00:00Z">
+    <w:p>
+      <w:pPr>
+        <w:pStyle w:val="CommentText"/>
+      </w:pPr>
+      <w:r>
+        <w:rPr>
+          <w:rStyle w:val="CommentReference"/>
+        </w:rPr>
+        <w:annotationRef/>
+      </w:r>
+      <w:r>
+        <w:t>Должность подписанта. Пример: Президент</w:t>
+      </w:r>
+    </w:p>
+  </w:comment>
+  <w:comment w:id="111" w:author="Подсказка" w:initials="П" w:date="2026-01-01T00:00:00Z">
+    <w:p>
+      <w:pPr>
+        <w:pStyle w:val="CommentText"/>
+      </w:pPr>
+      <w:r>
+        <w:rPr>
+          <w:rStyle w:val="CommentReference"/>
+        </w:rPr>
+        <w:annotationRef/>
+      </w:r>
+      <w:r>
+        <w:t>Подписант заказчика в формате «И.О. Фамилия». Пример: И.И. Иванов</w:t>
+      </w:r>
+    </w:p>
+  </w:comment>
+  <w:comment w:id="112" w:author="Подсказка" w:initials="П" w:date="2026-01-01T00:00:00Z">
+    <w:p>
+      <w:pPr>
+        <w:pStyle w:val="CommentText"/>
+      </w:pPr>
+      <w:r>
+        <w:rPr>
+          <w:rStyle w:val="CommentReference"/>
+        </w:rPr>
+        <w:annotationRef/>
+      </w:r>
+      <w:r>
+        <w:t>ИНН контрагента. Пример: 7701234567</w:t>
+      </w:r>
+    </w:p>
+  </w:comment>
+  <w:comment w:id="113" w:author="Подсказка" w:initials="П" w:date="2026-01-01T00:00:00Z">
+    <w:p>
+      <w:pPr>
+        <w:pStyle w:val="CommentText"/>
+      </w:pPr>
+      <w:r>
+        <w:rPr>
+          <w:rStyle w:val="CommentReference"/>
+        </w:rPr>
+        <w:annotationRef/>
+      </w:r>
+      <w:r>
+        <w:t>СНИЛС исполнителя-физлица (договор ГПХ). Пример: 123-456-789 00</w:t>
+      </w:r>
+    </w:p>
+  </w:comment>
+  <w:comment w:id="114" w:author="Подсказка" w:initials="П" w:date="2026-01-01T00:00:00Z">
+    <w:p>
+      <w:pPr>
+        <w:pStyle w:val="CommentText"/>
+      </w:pPr>
+      <w:r>
+        <w:rPr>
+          <w:rStyle w:val="CommentReference"/>
+        </w:rPr>
+        <w:annotationRef/>
+      </w:r>
+      <w:r>
+        <w:t>Юридический адрес. Пример: г. Москва, ул. Ленина, д. 1</w:t>
+      </w:r>
+    </w:p>
+  </w:comment>
+  <w:comment w:id="115" w:author="Подсказка" w:initials="П" w:date="2026-01-01T00:00:00Z">
+    <w:p>
+      <w:pPr>
+        <w:pStyle w:val="CommentText"/>
+      </w:pPr>
+      <w:r>
+        <w:rPr>
+          <w:rStyle w:val="CommentReference"/>
+        </w:rPr>
+        <w:annotationRef/>
+      </w:r>
+      <w:r>
+        <w:t>Юридический адрес. Пример: г. Москва, ул. Ленина, д. 1</w:t>
+      </w:r>
+    </w:p>
+  </w:comment>
+  <w:comment w:id="116" w:author="Подсказка" w:initials="П" w:date="2026-01-01T00:00:00Z">
+    <w:p>
+      <w:pPr>
+        <w:pStyle w:val="CommentText"/>
+      </w:pPr>
+      <w:r>
+        <w:rPr>
+          <w:rStyle w:val="CommentReference"/>
+        </w:rPr>
+        <w:annotationRef/>
+      </w:r>
+      <w:r>
+        <w:t>ИНН Заказчика. Пример: 7700000001</w:t>
+      </w:r>
+    </w:p>
+  </w:comment>
+  <w:comment w:id="117" w:author="Подсказка" w:initials="П" w:date="2026-01-01T00:00:00Z">
+    <w:p>
+      <w:pPr>
+        <w:pStyle w:val="CommentText"/>
+      </w:pPr>
+      <w:r>
+        <w:rPr>
+          <w:rStyle w:val="CommentReference"/>
+        </w:rPr>
+        <w:annotationRef/>
+      </w:r>
+      <w:r>
+        <w:t>КПП Заказчика. Пример: 770001001</w:t>
+      </w:r>
+    </w:p>
+  </w:comment>
+  <w:comment w:id="118" w:author="Подсказка" w:initials="П" w:date="2026-01-01T00:00:00Z">
+    <w:p>
+      <w:pPr>
+        <w:pStyle w:val="CommentText"/>
+      </w:pPr>
+      <w:r>
+        <w:rPr>
+          <w:rStyle w:val="CommentReference"/>
+        </w:rPr>
+        <w:annotationRef/>
+      </w:r>
+      <w:r>
+        <w:t>ОГРН Заказчика. Пример: 1027700000001</w:t>
+      </w:r>
+    </w:p>
+  </w:comment>
+  <w:comment w:id="119" w:author="Подсказка" w:initials="П" w:date="2026-01-01T00:00:00Z">
+    <w:p>
+      <w:pPr>
+        <w:pStyle w:val="CommentText"/>
+      </w:pPr>
+      <w:r>
+        <w:rPr>
+          <w:rStyle w:val="CommentReference"/>
+        </w:rPr>
+        <w:annotationRef/>
+      </w:r>
+      <w:r>
+        <w:t>Банк Заказчика. Пример: ПАО «Сбербанк»</w:t>
+      </w:r>
+    </w:p>
+  </w:comment>
+  <w:comment w:id="120" w:author="Подсказка" w:initials="П" w:date="2026-01-01T00:00:00Z">
+    <w:p>
+      <w:pPr>
+        <w:pStyle w:val="CommentText"/>
+      </w:pPr>
+      <w:r>
+        <w:rPr>
+          <w:rStyle w:val="CommentReference"/>
+        </w:rPr>
+        <w:annotationRef/>
+      </w:r>
+      <w:r>
+        <w:t>Лицевой счёт заказчика в казначействе. Пример: 71234Ц56789</w:t>
+      </w:r>
+    </w:p>
+  </w:comment>
+  <w:comment w:id="121" w:author="Подсказка" w:initials="П" w:date="2026-01-01T00:00:00Z">
+    <w:p>
+      <w:pPr>
+        <w:pStyle w:val="CommentText"/>
+      </w:pPr>
+      <w:r>
+        <w:rPr>
+          <w:rStyle w:val="CommentReference"/>
+        </w:rPr>
+        <w:annotationRef/>
+      </w:r>
+      <w:r>
+        <w:t>Расчётный счёт Заказчика. Пример: 40703810400000000001</w:t>
+      </w:r>
+    </w:p>
+  </w:comment>
+  <w:comment w:id="122" w:author="Подсказка" w:initials="П" w:date="2026-01-01T00:00:00Z">
+    <w:p>
+      <w:pPr>
+        <w:pStyle w:val="CommentText"/>
+      </w:pPr>
+      <w:r>
+        <w:rPr>
+          <w:rStyle w:val="CommentReference"/>
+        </w:rPr>
+        <w:annotationRef/>
+      </w:r>
+      <w:r>
+        <w:t>Банк Заказчика. Пример: ПАО «Сбербанк»</w:t>
+      </w:r>
+    </w:p>
+  </w:comment>
+  <w:comment w:id="123" w:author="Подсказка" w:initials="П" w:date="2026-01-01T00:00:00Z">
+    <w:p>
+      <w:pPr>
+        <w:pStyle w:val="CommentText"/>
+      </w:pPr>
+      <w:r>
+        <w:rPr>
+          <w:rStyle w:val="CommentReference"/>
+        </w:rPr>
+        <w:annotationRef/>
+      </w:r>
+      <w:r>
+        <w:t>БИК банка Заказчика. Пример: 044525225</w:t>
+      </w:r>
+    </w:p>
+  </w:comment>
+  <w:comment w:id="124" w:author="Подсказка" w:initials="П" w:date="2026-01-01T00:00:00Z">
+    <w:p>
+      <w:pPr>
+        <w:pStyle w:val="CommentText"/>
+      </w:pPr>
+      <w:r>
+        <w:rPr>
+          <w:rStyle w:val="CommentReference"/>
+        </w:rPr>
+        <w:annotationRef/>
+      </w:r>
+      <w:r>
+        <w:t>Телефон. Пример: +7 (495) 000-00-01</w:t>
+      </w:r>
+    </w:p>
+  </w:comment>
+  <w:comment w:id="125" w:author="Подсказка" w:initials="П" w:date="2026-01-01T00:00:00Z">
+    <w:p>
+      <w:pPr>
+        <w:pStyle w:val="CommentText"/>
+      </w:pPr>
+      <w:r>
+        <w:rPr>
+          <w:rStyle w:val="CommentReference"/>
+        </w:rPr>
+        <w:annotationRef/>
+      </w:r>
+      <w:r>
+        <w:t>Email. Пример: info@vsks.ru</w:t>
+      </w:r>
+    </w:p>
+  </w:comment>
+  <w:comment w:id="126" w:author="Подсказка" w:initials="П" w:date="2026-01-01T00:00:00Z">
+    <w:p>
+      <w:pPr>
+        <w:pStyle w:val="CommentText"/>
+      </w:pPr>
+      <w:r>
+        <w:rPr>
+          <w:rStyle w:val="CommentReference"/>
+        </w:rPr>
+        <w:annotationRef/>
+      </w:r>
+      <w:r>
+        <w:t>Должность подписанта. Пример: Президент</w:t>
+      </w:r>
+    </w:p>
+  </w:comment>
+  <w:comment w:id="127" w:author="Подсказка" w:initials="П" w:date="2026-01-01T00:00:00Z">
+    <w:p>
+      <w:pPr>
+        <w:pStyle w:val="CommentText"/>
+      </w:pPr>
+      <w:r>
+        <w:rPr>
+          <w:rStyle w:val="CommentReference"/>
+        </w:rPr>
+        <w:annotationRef/>
+      </w:r>
+      <w:r>
+        <w:t>Подписант заказчика в формате «И.О. Фамилия». Пример: И.И. Иванов</w:t>
+      </w:r>
+    </w:p>
+  </w:comment>
+  <w:comment w:id="128" w:author="Подсказка" w:initials="П" w:date="2026-01-01T00:00:00Z">
+    <w:p>
+      <w:pPr>
+        <w:pStyle w:val="CommentText"/>
+      </w:pPr>
+      <w:r>
+        <w:rPr>
+          <w:rStyle w:val="CommentReference"/>
+        </w:rPr>
+        <w:annotationRef/>
+      </w:r>
+      <w:r>
+        <w:t>Расчётный счёт. Пример: 40702810000000000001</w:t>
+      </w:r>
+    </w:p>
+  </w:comment>
+  <w:comment w:id="129" w:author="Подсказка" w:initials="П" w:date="2026-01-01T00:00:00Z">
+    <w:p>
+      <w:pPr>
+        <w:pStyle w:val="CommentText"/>
+      </w:pPr>
+      <w:r>
+        <w:rPr>
+          <w:rStyle w:val="CommentReference"/>
+        </w:rPr>
+        <w:annotationRef/>
+      </w:r>
+      <w:r>
+        <w:t>Наименование банка. Пример: ПАО «Банк»</w:t>
+      </w:r>
+    </w:p>
+  </w:comment>
+  <w:comment w:id="130" w:author="Подсказка" w:initials="П" w:date="2026-01-01T00:00:00Z">
+    <w:p>
+      <w:pPr>
+        <w:pStyle w:val="CommentText"/>
+      </w:pPr>
+      <w:r>
+        <w:rPr>
+          <w:rStyle w:val="CommentReference"/>
+        </w:rPr>
+        <w:annotationRef/>
+      </w:r>
+      <w:r>
+        <w:t>БИК банка. Пример: 044525225</w:t>
+      </w:r>
+    </w:p>
+  </w:comment>
+  <w:comment w:id="131" w:author="Подсказка" w:initials="П" w:date="2026-01-01T00:00:00Z">
+    <w:p>
+      <w:pPr>
+        <w:pStyle w:val="CommentText"/>
+      </w:pPr>
+      <w:r>
+        <w:rPr>
+          <w:rStyle w:val="CommentReference"/>
+        </w:rPr>
+        <w:annotationRef/>
+      </w:r>
+      <w:r>
+        <w:t>Корреспондентский счёт. Пример: 30101810400000000225</w:t>
+      </w:r>
+    </w:p>
+  </w:comment>
+  <w:comment w:id="132" w:author="Подсказка" w:initials="П" w:date="2026-01-01T00:00:00Z">
+    <w:p>
+      <w:pPr>
+        <w:pStyle w:val="CommentText"/>
+      </w:pPr>
+      <w:r>
+        <w:rPr>
+          <w:rStyle w:val="CommentReference"/>
+        </w:rPr>
+        <w:annotationRef/>
+      </w:r>
+      <w:r>
+        <w:t>Телефон. Пример: +7 (495) 123-45-67</w:t>
+      </w:r>
+    </w:p>
+  </w:comment>
+  <w:comment w:id="133" w:author="Подсказка" w:initials="П" w:date="2026-01-01T00:00:00Z">
+    <w:p>
+      <w:pPr>
+        <w:pStyle w:val="CommentText"/>
+      </w:pPr>
+      <w:r>
+        <w:rPr>
+          <w:rStyle w:val="CommentReference"/>
+        </w:rPr>
+        <w:annotationRef/>
+      </w:r>
+      <w:r>
+        <w:t>E-mail. Пример: info@romashka.ru</w:t>
+      </w:r>
+    </w:p>
+  </w:comment>
+  <w:comment w:id="134" w:author="Подсказка" w:initials="П" w:date="2026-01-01T00:00:00Z">
+    <w:p>
+      <w:pPr>
+        <w:pStyle w:val="CommentText"/>
+      </w:pPr>
+      <w:r>
+        <w:rPr>
+          <w:rStyle w:val="CommentReference"/>
+        </w:rPr>
+        <w:annotationRef/>
+      </w:r>
+      <w:r>
+        <w:t>Юридический адрес. Пример: г. Москва, ул. Ленина, д. 1</w:t>
+      </w:r>
+    </w:p>
+  </w:comment>
+  <w:comment w:id="135" w:author="Подсказка" w:initials="П" w:date="2026-01-01T00:00:00Z">
+    <w:p>
+      <w:pPr>
+        <w:pStyle w:val="CommentText"/>
+      </w:pPr>
+      <w:r>
+        <w:rPr>
+          <w:rStyle w:val="CommentReference"/>
+        </w:rPr>
+        <w:annotationRef/>
+      </w:r>
+      <w:r>
+        <w:t>Юридический адрес. Пример: г. Москва, ул. Ленина, д. 1</w:t>
+      </w:r>
+    </w:p>
+  </w:comment>
+  <w:comment w:id="136" w:author="Подсказка" w:initials="П" w:date="2026-01-01T00:00:00Z">
+    <w:p>
+      <w:pPr>
+        <w:pStyle w:val="CommentText"/>
+      </w:pPr>
+      <w:r>
+        <w:rPr>
+          <w:rStyle w:val="CommentReference"/>
+        </w:rPr>
+        <w:annotationRef/>
+      </w:r>
+      <w:r>
+        <w:t>ИНН Заказчика. Пример: 7700000001</w:t>
+      </w:r>
+    </w:p>
+  </w:comment>
+  <w:comment w:id="137" w:author="Подсказка" w:initials="П" w:date="2026-01-01T00:00:00Z">
+    <w:p>
+      <w:pPr>
+        <w:pStyle w:val="CommentText"/>
+      </w:pPr>
+      <w:r>
+        <w:rPr>
+          <w:rStyle w:val="CommentReference"/>
+        </w:rPr>
+        <w:annotationRef/>
+      </w:r>
+      <w:r>
+        <w:t>КПП Заказчика. Пример: 770001001</w:t>
+      </w:r>
+    </w:p>
+  </w:comment>
+  <w:comment w:id="138" w:author="Подсказка" w:initials="П" w:date="2026-01-01T00:00:00Z">
+    <w:p>
+      <w:pPr>
+        <w:pStyle w:val="CommentText"/>
+      </w:pPr>
+      <w:r>
+        <w:rPr>
+          <w:rStyle w:val="CommentReference"/>
+        </w:rPr>
+        <w:annotationRef/>
+      </w:r>
+      <w:r>
+        <w:t>ОГРН Заказчика. Пример: 1027700000001</w:t>
+      </w:r>
+    </w:p>
+  </w:comment>
+  <w:comment w:id="139" w:author="Подсказка" w:initials="П" w:date="2026-01-01T00:00:00Z">
+    <w:p>
+      <w:pPr>
+        <w:pStyle w:val="CommentText"/>
+      </w:pPr>
+      <w:r>
+        <w:rPr>
+          <w:rStyle w:val="CommentReference"/>
+        </w:rPr>
+        <w:annotationRef/>
+      </w:r>
+      <w:r>
+        <w:t>Банк Заказчика. Пример: ПАО «Сбербанк»</w:t>
+      </w:r>
+    </w:p>
+  </w:comment>
+  <w:comment w:id="140" w:author="Подсказка" w:initials="П" w:date="2026-01-01T00:00:00Z">
+    <w:p>
+      <w:pPr>
+        <w:pStyle w:val="CommentText"/>
+      </w:pPr>
+      <w:r>
+        <w:rPr>
+          <w:rStyle w:val="CommentReference"/>
+        </w:rPr>
+        <w:annotationRef/>
+      </w:r>
+      <w:r>
+        <w:t>Лицевой счёт заказчика в казначействе. Пример: 71234Ц56789</w:t>
+      </w:r>
+    </w:p>
+  </w:comment>
+  <w:comment w:id="141" w:author="Подсказка" w:initials="П" w:date="2026-01-01T00:00:00Z">
+    <w:p>
+      <w:pPr>
+        <w:pStyle w:val="CommentText"/>
+      </w:pPr>
+      <w:r>
+        <w:rPr>
+          <w:rStyle w:val="CommentReference"/>
+        </w:rPr>
+        <w:annotationRef/>
+      </w:r>
+      <w:r>
+        <w:t>Расчётный счёт Заказчика. Пример: 40703810400000000001</w:t>
+      </w:r>
+    </w:p>
+  </w:comment>
+  <w:comment w:id="142" w:author="Подсказка" w:initials="П" w:date="2026-01-01T00:00:00Z">
+    <w:p>
+      <w:pPr>
+        <w:pStyle w:val="CommentText"/>
+      </w:pPr>
+      <w:r>
+        <w:rPr>
+          <w:rStyle w:val="CommentReference"/>
+        </w:rPr>
+        <w:annotationRef/>
+      </w:r>
+      <w:r>
+        <w:t>Банк Заказчика. Пример: ПАО «Сбербанк»</w:t>
+      </w:r>
+    </w:p>
+  </w:comment>
+  <w:comment w:id="143" w:author="Подсказка" w:initials="П" w:date="2026-01-01T00:00:00Z">
+    <w:p>
+      <w:pPr>
+        <w:pStyle w:val="CommentText"/>
+      </w:pPr>
+      <w:r>
+        <w:rPr>
+          <w:rStyle w:val="CommentReference"/>
+        </w:rPr>
+        <w:annotationRef/>
+      </w:r>
+      <w:r>
+        <w:t>БИК банка Заказчика. Пример: 044525225</w:t>
+      </w:r>
+    </w:p>
+  </w:comment>
+  <w:comment w:id="144" w:author="Подсказка" w:initials="П" w:date="2026-01-01T00:00:00Z">
+    <w:p>
+      <w:pPr>
+        <w:pStyle w:val="CommentText"/>
+      </w:pPr>
+      <w:r>
+        <w:rPr>
+          <w:rStyle w:val="CommentReference"/>
+        </w:rPr>
+        <w:annotationRef/>
+      </w:r>
+      <w:r>
+        <w:t>Телефон. Пример: +7 (495) 000-00-01</w:t>
+      </w:r>
+    </w:p>
+  </w:comment>
+  <w:comment w:id="145" w:author="Подсказка" w:initials="П" w:date="2026-01-01T00:00:00Z">
+    <w:p>
+      <w:pPr>
+        <w:pStyle w:val="CommentText"/>
+      </w:pPr>
+      <w:r>
+        <w:rPr>
+          <w:rStyle w:val="CommentReference"/>
+        </w:rPr>
+        <w:annotationRef/>
+      </w:r>
+      <w:r>
+        <w:t>Email. Пример: info@vsks.ru</w:t>
+      </w:r>
+    </w:p>
+  </w:comment>
+  <w:comment w:id="146" w:author="Подсказка" w:initials="П" w:date="2026-01-01T00:00:00Z">
+    <w:p>
+      <w:pPr>
+        <w:pStyle w:val="CommentText"/>
+      </w:pPr>
+      <w:r>
+        <w:rPr>
+          <w:rStyle w:val="CommentReference"/>
+        </w:rPr>
+        <w:annotationRef/>
+      </w:r>
+      <w:r>
+        <w:t>Должность подписанта. Пример: Президент</w:t>
+      </w:r>
+    </w:p>
+  </w:comment>
+  <w:comment w:id="147" w:author="Подсказка" w:initials="П" w:date="2026-01-01T00:00:00Z">
+    <w:p>
+      <w:pPr>
+        <w:pStyle w:val="CommentText"/>
+      </w:pPr>
+      <w:r>
+        <w:rPr>
+          <w:rStyle w:val="CommentReference"/>
+        </w:rPr>
+        <w:annotationRef/>
+      </w:r>
+      <w:r>
+        <w:t>Подписант заказчика в формате «И.О. Фамилия». Пример: И.И. Иванов</w:t>
+      </w:r>
+    </w:p>
+  </w:comment>
+  <w:comment w:id="148" w:author="Подсказка" w:initials="П" w:date="2026-01-01T00:00:00Z">
+    <w:p>
+      <w:pPr>
+        <w:pStyle w:val="CommentText"/>
+      </w:pPr>
+      <w:r>
+        <w:rPr>
+          <w:rStyle w:val="CommentReference"/>
+        </w:rPr>
+        <w:annotationRef/>
+      </w:r>
+      <w:r>
+        <w:t>Юридический адрес. Пример: г. Москва, ул. Ленина, д. 1</w:t>
+      </w:r>
+    </w:p>
+  </w:comment>
+  <w:comment w:id="149" w:author="Подсказка" w:initials="П" w:date="2026-01-01T00:00:00Z">
+    <w:p>
+      <w:pPr>
+        <w:pStyle w:val="CommentText"/>
+      </w:pPr>
+      <w:r>
+        <w:rPr>
+          <w:rStyle w:val="CommentReference"/>
+        </w:rPr>
+        <w:annotationRef/>
+      </w:r>
+      <w:r>
+        <w:t>Юридический адрес. Пример: г. Москва, ул. Ленина, д. 1</w:t>
+      </w:r>
+    </w:p>
+  </w:comment>
+  <w:comment w:id="150" w:author="Подсказка" w:initials="П" w:date="2026-01-01T00:00:00Z">
+    <w:p>
+      <w:pPr>
+        <w:pStyle w:val="CommentText"/>
+      </w:pPr>
+      <w:r>
+        <w:rPr>
+          <w:rStyle w:val="CommentReference"/>
+        </w:rPr>
+        <w:annotationRef/>
+      </w:r>
+      <w:r>
+        <w:t>ИНН Заказчика. Пример: 7700000001</w:t>
+      </w:r>
+    </w:p>
+  </w:comment>
+  <w:comment w:id="151" w:author="Подсказка" w:initials="П" w:date="2026-01-01T00:00:00Z">
+    <w:p>
+      <w:pPr>
+        <w:pStyle w:val="CommentText"/>
+      </w:pPr>
+      <w:r>
+        <w:rPr>
+          <w:rStyle w:val="CommentReference"/>
+        </w:rPr>
+        <w:annotationRef/>
+      </w:r>
+      <w:r>
+        <w:t>КПП Заказчика. Пример: 770001001</w:t>
+      </w:r>
+    </w:p>
+  </w:comment>
+  <w:comment w:id="152" w:author="Подсказка" w:initials="П" w:date="2026-01-01T00:00:00Z">
+    <w:p>
+      <w:pPr>
+        <w:pStyle w:val="CommentText"/>
+      </w:pPr>
+      <w:r>
+        <w:rPr>
+          <w:rStyle w:val="CommentReference"/>
+        </w:rPr>
+        <w:annotationRef/>
+      </w:r>
+      <w:r>
+        <w:t>ОГРН Заказчика. Пример: 1027700000001</w:t>
+      </w:r>
+    </w:p>
+  </w:comment>
+  <w:comment w:id="153" w:author="Подсказка" w:initials="П" w:date="2026-01-01T00:00:00Z">
+    <w:p>
+      <w:pPr>
+        <w:pStyle w:val="CommentText"/>
+      </w:pPr>
+      <w:r>
+        <w:rPr>
+          <w:rStyle w:val="CommentReference"/>
+        </w:rPr>
+        <w:annotationRef/>
+      </w:r>
+      <w:r>
+        <w:t>Банк Заказчика. Пример: ПАО «Сбербанк»</w:t>
+      </w:r>
+    </w:p>
+  </w:comment>
+  <w:comment w:id="154" w:author="Подсказка" w:initials="П" w:date="2026-01-01T00:00:00Z">
+    <w:p>
+      <w:pPr>
+        <w:pStyle w:val="CommentText"/>
+      </w:pPr>
+      <w:r>
+        <w:rPr>
+          <w:rStyle w:val="CommentReference"/>
+        </w:rPr>
+        <w:annotationRef/>
+      </w:r>
+      <w:r>
+        <w:t>Лицевой счёт заказчика в казначействе. Пример: 71234Ц56789</w:t>
+      </w:r>
+    </w:p>
+  </w:comment>
+  <w:comment w:id="155" w:author="Подсказка" w:initials="П" w:date="2026-01-01T00:00:00Z">
+    <w:p>
+      <w:pPr>
+        <w:pStyle w:val="CommentText"/>
+      </w:pPr>
+      <w:r>
+        <w:rPr>
+          <w:rStyle w:val="CommentReference"/>
+        </w:rPr>
+        <w:annotationRef/>
+      </w:r>
+      <w:r>
+        <w:t>Расчётный счёт Заказчика. Пример: 40703810400000000001</w:t>
+      </w:r>
+    </w:p>
+  </w:comment>
+  <w:comment w:id="156" w:author="Подсказка" w:initials="П" w:date="2026-01-01T00:00:00Z">
+    <w:p>
+      <w:pPr>
+        <w:pStyle w:val="CommentText"/>
+      </w:pPr>
+      <w:r>
+        <w:rPr>
+          <w:rStyle w:val="CommentReference"/>
+        </w:rPr>
+        <w:annotationRef/>
+      </w:r>
+      <w:r>
+        <w:t>Банк Заказчика. Пример: ПАО «Сбербанк»</w:t>
+      </w:r>
+    </w:p>
+  </w:comment>
+  <w:comment w:id="157" w:author="Подсказка" w:initials="П" w:date="2026-01-01T00:00:00Z">
+    <w:p>
+      <w:pPr>
+        <w:pStyle w:val="CommentText"/>
+      </w:pPr>
+      <w:r>
+        <w:rPr>
+          <w:rStyle w:val="CommentReference"/>
+        </w:rPr>
+        <w:annotationRef/>
+      </w:r>
+      <w:r>
+        <w:t>БИК банка Заказчика. Пример: 044525225</w:t>
+      </w:r>
+    </w:p>
+  </w:comment>
+  <w:comment w:id="158" w:author="Подсказка" w:initials="П" w:date="2026-01-01T00:00:00Z">
+    <w:p>
+      <w:pPr>
+        <w:pStyle w:val="CommentText"/>
+      </w:pPr>
+      <w:r>
+        <w:rPr>
+          <w:rStyle w:val="CommentReference"/>
+        </w:rPr>
+        <w:annotationRef/>
+      </w:r>
+      <w:r>
+        <w:t>Телефон. Пример: +7 (495) 000-00-01</w:t>
+      </w:r>
+    </w:p>
+  </w:comment>
+  <w:comment w:id="159" w:author="Подсказка" w:initials="П" w:date="2026-01-01T00:00:00Z">
+    <w:p>
+      <w:pPr>
+        <w:pStyle w:val="CommentText"/>
+      </w:pPr>
+      <w:r>
+        <w:rPr>
+          <w:rStyle w:val="CommentReference"/>
+        </w:rPr>
+        <w:annotationRef/>
+      </w:r>
+      <w:r>
+        <w:t>Email. Пример: info@vsks.ru</w:t>
+      </w:r>
+    </w:p>
+  </w:comment>
+  <w:comment w:id="160" w:author="Подсказка" w:initials="П" w:date="2026-01-01T00:00:00Z">
+    <w:p>
+      <w:pPr>
+        <w:pStyle w:val="CommentText"/>
+      </w:pPr>
+      <w:r>
+        <w:rPr>
+          <w:rStyle w:val="CommentReference"/>
+        </w:rPr>
+        <w:annotationRef/>
+      </w:r>
+      <w:r>
+        <w:t>Должность подписанта. Пример: Президент</w:t>
+      </w:r>
+    </w:p>
+  </w:comment>
+  <w:comment w:id="161" w:author="Подсказка" w:initials="П" w:date="2026-01-01T00:00:00Z">
+    <w:p>
+      <w:pPr>
+        <w:pStyle w:val="CommentText"/>
+      </w:pPr>
+      <w:r>
+        <w:rPr>
+          <w:rStyle w:val="CommentReference"/>
+        </w:rPr>
+        <w:annotationRef/>
+      </w:r>
+      <w:r>
+        <w:t>Подписант заказчика в формате «И.О. Фамилия». Пример: И.И. Иванов</w:t>
+      </w:r>
+    </w:p>
+  </w:comment>
+  <w:comment w:id="162" w:author="Подсказка" w:initials="П" w:date="2026-01-01T00:00:00Z">
+    <w:p>
+      <w:pPr>
+        <w:pStyle w:val="CommentText"/>
+      </w:pPr>
+      <w:r>
+        <w:rPr>
+          <w:rStyle w:val="CommentReference"/>
+        </w:rPr>
+        <w:annotationRef/>
+      </w:r>
+      <w:r>
+        <w:t>Подписант заказчика в формате «И.О. Фамилия». Пример: И.И. Иванов</w:t>
+      </w:r>
+    </w:p>
+  </w:comment>
+  <w:comment w:id="163" w:author="Подсказка" w:initials="П" w:date="2026-01-01T00:00:00Z">
+    <w:p>
+      <w:pPr>
+        <w:pStyle w:val="CommentText"/>
+      </w:pPr>
+      <w:r>
+        <w:rPr>
+          <w:rStyle w:val="CommentReference"/>
+        </w:rPr>
+        <w:annotationRef/>
+      </w:r>
+      <w:r>
+        <w:t>Подписант заказчика в формате «И.О. Фамилия». Пример: И.И. Иванов</w:t>
+      </w:r>
+    </w:p>
+  </w:comment>
+</w:comments>
 </file>
 
 <file path=word/endnotes.xml><?xml version="1.0" encoding="utf-8"?>
